--- a/40_AWS/05_改修資料/KSM_AWS_MOD_024_改修指示書_SGセキュリティ強化_ECR削除_ja_vi.docx
+++ b/40_AWS/05_改修資料/KSM_AWS_MOD_024_改修指示書_SGセキュリティ強化_ECR削除_ja_vi.docx
@@ -80,7 +80,7 @@
           <w:sz w:val="24"/>
           <w:szCs w:val="24"/>
         </w:rPr>
-        <w:t xml:space="preserve">■ 文書情報</w:t>
+        <w:t xml:space="preserve">■ ① 文書情報</w:t>
       </w:r>
       <w:r>
         <w:br/>
@@ -418,7 +418,7 @@
                 <w:sz w:val="18"/>
                 <w:szCs w:val="18"/>
               </w:rPr>
-              <w:t xml:space="preserve">カスミPOS</w:t>
+              <w:t xml:space="preserve">カスミ POS システム</w:t>
             </w:r>
           </w:p>
         </w:tc>
@@ -1310,7 +1310,1993 @@
           <w:sz w:val="24"/>
           <w:szCs w:val="24"/>
         </w:rPr>
-        <w:t xml:space="preserve">■ 改廃履歴</w:t>
+        <w:t xml:space="preserve">■ ② 改修概要</w:t>
+      </w:r>
+      <w:r>
+        <w:br/>
+      </w:r>
+      <w:r>
+        <w:rPr>
+          <w:rFonts w:ascii="BIZ UDPGothic" w:cs="BIZ UDPGothic" w:eastAsia="BIZ UDPGothic" w:hAnsi="BIZ UDPGothic"/>
+          <w:i/>
+          <w:iCs/>
+          <w:color w:val="AA3344"/>
+          <w:sz w:val="17"/>
+          <w:szCs w:val="17"/>
+        </w:rPr>
+        <w:t xml:space="preserve">　Tổng Quan Sửa Đổi</w:t>
+      </w:r>
+    </w:p>
+    <w:p>
+      <w:pPr>
+        <w:spacing w:before="100" w:after="100"/>
+      </w:pPr>
+      <w:r>
+        <w:rPr>
+          <w:rFonts w:ascii="BIZ UDPGothic" w:cs="BIZ UDPGothic" w:eastAsia="BIZ UDPGothic" w:hAnsi="BIZ UDPGothic"/>
+          <w:color w:val="404040"/>
+          <w:sz w:val="18"/>
+          <w:szCs w:val="18"/>
+        </w:rPr>
+        <w:t xml:space="preserve">本改修はKSM-AWS-004確認依頼書（2026/03/10）のQ4・Q5に対する顧客回答を受けて実施するSTG環境のセキュリティ強化作業です。</w:t>
+      </w:r>
+      <w:r>
+        <w:br/>
+      </w:r>
+      <w:r>
+        <w:rPr>
+          <w:rFonts w:ascii="BIZ UDPGothic" w:cs="BIZ UDPGothic" w:eastAsia="BIZ UDPGothic" w:hAnsi="BIZ UDPGothic"/>
+          <w:i/>
+          <w:iCs/>
+          <w:color w:val="777777"/>
+          <w:sz w:val="16"/>
+          <w:szCs w:val="16"/>
+        </w:rPr>
+        <w:t xml:space="preserve">/ Cải tiến này được thực hiện dựa trên phản hồi của khách hàng cho</w:t>
+      </w:r>
+    </w:p>
+    <w:p>
+      <w:pPr>
+        <w:spacing w:before="100" w:after="100"/>
+      </w:pPr>
+      <w:r>
+        <w:rPr>
+          <w:rFonts w:ascii="BIZ UDPGothic" w:cs="BIZ UDPGothic" w:eastAsia="BIZ UDPGothic" w:hAnsi="BIZ UDPGothic"/>
+          <w:color w:val="404040"/>
+          <w:sz w:val="18"/>
+          <w:szCs w:val="18"/>
+        </w:rPr>
+        <w:t xml:space="preserve">Q4・Q5 trong tài liệu KSM-AWS-004 (2026/03/10), nhằm tăng cường bảo mật</w:t>
+      </w:r>
+    </w:p>
+    <w:p>
+      <w:pPr>
+        <w:spacing w:before="100" w:after="100"/>
+      </w:pPr>
+      <w:r>
+        <w:rPr>
+          <w:rFonts w:ascii="BIZ UDPGothic" w:cs="BIZ UDPGothic" w:eastAsia="BIZ UDPGothic" w:hAnsi="BIZ UDPGothic"/>
+          <w:color w:val="404040"/>
+          <w:sz w:val="18"/>
+          <w:szCs w:val="18"/>
+        </w:rPr>
+        <w:t xml:space="preserve">môi trường STG.*</w:t>
+      </w:r>
+    </w:p>
+    <w:p>
+      <w:pPr>
+        <w:spacing w:before="100" w:after="100"/>
+      </w:pPr>
+      <w:r>
+        <w:rPr>
+          <w:rFonts w:ascii="BIZ UDPGothic" w:cs="BIZ UDPGothic" w:eastAsia="BIZ UDPGothic" w:hAnsi="BIZ UDPGothic"/>
+          <w:b/>
+          <w:bCs/>
+          <w:color w:val="404040"/>
+          <w:sz w:val="18"/>
+          <w:szCs w:val="18"/>
+        </w:rPr>
+        <w:t xml:space="preserve">No.   改修タイトル */ Tiêu 概要 */ Tổng quan*           工数   リスク</w:t>
+      </w:r>
+    </w:p>
+    <w:p>
+      <w:pPr>
+        <w:spacing w:before="100" w:after="100"/>
+      </w:pPr>
+      <w:r>
+        <w:rPr>
+          <w:rFonts w:ascii="BIZ UDPGothic" w:cs="BIZ UDPGothic" w:eastAsia="BIZ UDPGothic" w:hAnsi="BIZ UDPGothic"/>
+          <w:color w:val="404040"/>
+          <w:sz w:val="18"/>
+          <w:szCs w:val="18"/>
+        </w:rPr>
+        <w:t xml:space="preserve">đề*                                                       */ Khối    */ Rủi ro*</w:t>
+      </w:r>
+    </w:p>
+    <w:p>
+      <w:pPr>
+        <w:spacing w:before="100" w:after="100"/>
+      </w:pPr>
+      <w:r>
+        <w:rPr>
+          <w:rFonts w:ascii="BIZ UDPGothic" w:cs="BIZ UDPGothic" w:eastAsia="BIZ UDPGothic" w:hAnsi="BIZ UDPGothic"/>
+          <w:color w:val="404040"/>
+          <w:sz w:val="18"/>
+          <w:szCs w:val="18"/>
+        </w:rPr>
+        <w:t xml:space="preserve">lượng*</w:t>
+      </w:r>
+    </w:p>
+    <w:p>
+      <w:pPr>
+        <w:spacing w:before="100" w:after="100"/>
+      </w:pPr>
+      <w:r>
+        <w:rPr>
+          <w:rFonts w:ascii="BIZ UDPGothic" w:cs="BIZ UDPGothic" w:eastAsia="BIZ UDPGothic" w:hAnsi="BIZ UDPGothic"/>
+          <w:color w:val="404040"/>
+          <w:sz w:val="18"/>
+          <w:szCs w:val="18"/>
+        </w:rPr>
+        <w:t xml:space="preserve">1         SGルール修正（web-be）   ksm-posstg-vpc-sg-ec2-web-be     0.5h       低 / Thấp</w:t>
+      </w:r>
+    </w:p>
+    <w:p>
+      <w:pPr>
+        <w:spacing w:before="100" w:after="100"/>
+      </w:pPr>
+      <w:r>
+        <w:rPr>
+          <w:rFonts w:ascii="BIZ UDPGothic" w:cs="BIZ UDPGothic" w:eastAsia="BIZ UDPGothic" w:hAnsi="BIZ UDPGothic"/>
+          <w:color w:val="404040"/>
+          <w:sz w:val="18"/>
+          <w:szCs w:val="18"/>
+        </w:rPr>
+        <w:t xml:space="preserve">Sửa rule SG (web-be)     のインバウンドルール整理</w:t>
+      </w:r>
+    </w:p>
+    <w:p>
+      <w:pPr>
+        <w:spacing w:before="100" w:after="100"/>
+      </w:pPr>
+      <w:r>
+        <w:rPr>
+          <w:rFonts w:ascii="BIZ UDPGothic" w:cs="BIZ UDPGothic" w:eastAsia="BIZ UDPGothic" w:hAnsi="BIZ UDPGothic"/>
+          <w:color w:val="404040"/>
+          <w:sz w:val="18"/>
+          <w:szCs w:val="18"/>
+        </w:rPr>
+        <w:t xml:space="preserve">・全開放ルール2件を削除 ・Port80</w:t>
+      </w:r>
+      <w:r>
+        <w:br/>
+      </w:r>
+      <w:r>
+        <w:rPr>
+          <w:rFonts w:ascii="BIZ UDPGothic" w:cs="BIZ UDPGothic" w:eastAsia="BIZ UDPGothic" w:hAnsi="BIZ UDPGothic"/>
+          <w:i/>
+          <w:iCs/>
+          <w:color w:val="777777"/>
+          <w:sz w:val="16"/>
+          <w:szCs w:val="16"/>
+        </w:rPr>
+        <w:t xml:space="preserve">/ / ALB-SGからのみ許可に変更</w:t>
+      </w:r>
+    </w:p>
+    <w:p>
+      <w:pPr>
+        <w:spacing w:before="100" w:after="100"/>
+      </w:pPr>
+      <w:r>
+        <w:rPr>
+          <w:rFonts w:ascii="BIZ UDPGothic" w:cs="BIZ UDPGothic" w:eastAsia="BIZ UDPGothic" w:hAnsi="BIZ UDPGothic"/>
+          <w:color w:val="404040"/>
+          <w:sz w:val="18"/>
+          <w:szCs w:val="18"/>
+        </w:rPr>
+        <w:t xml:space="preserve">2         ECRリポジトリ削除 Xóa    未使用ECRリポジトリ2件を削除     0.2h       低 / Thấp</w:t>
+      </w:r>
+    </w:p>
+    <w:p>
+      <w:pPr>
+        <w:spacing w:before="100" w:after="100"/>
+      </w:pPr>
+      <w:r>
+        <w:rPr>
+          <w:rFonts w:ascii="BIZ UDPGothic" w:cs="BIZ UDPGothic" w:eastAsia="BIZ UDPGothic" w:hAnsi="BIZ UDPGothic"/>
+          <w:color w:val="404040"/>
+          <w:sz w:val="18"/>
+          <w:szCs w:val="18"/>
+        </w:rPr>
+        <w:t xml:space="preserve">ECR repository           ・ksm-posstg-ecr-web-fe</w:t>
+      </w:r>
+    </w:p>
+    <w:p>
+      <w:pPr>
+        <w:spacing w:before="100" w:after="100"/>
+      </w:pPr>
+      <w:r>
+        <w:rPr>
+          <w:rFonts w:ascii="BIZ UDPGothic" w:cs="BIZ UDPGothic" w:eastAsia="BIZ UDPGothic" w:hAnsi="BIZ UDPGothic"/>
+          <w:color w:val="404040"/>
+          <w:sz w:val="18"/>
+          <w:szCs w:val="18"/>
+        </w:rPr>
+        <w:t xml:space="preserve">・ksm-posstg-ecr-web-be</w:t>
+      </w:r>
+    </w:p>
+    <w:p>
+      <w:pPr>
+        <w:spacing w:before="100" w:after="100"/>
+      </w:pPr>
+      <w:r>
+        <w:rPr>
+          <w:rFonts w:ascii="BIZ UDPGothic" w:cs="BIZ UDPGothic" w:eastAsia="BIZ UDPGothic" w:hAnsi="BIZ UDPGothic"/>
+          <w:color w:val="404040"/>
+          <w:sz w:val="18"/>
+          <w:szCs w:val="18"/>
+        </w:rPr>
+        <w:t xml:space="preserve">ksm-posstg-vpc-sg-ec2-web-be</w:t>
+      </w:r>
+    </w:p>
+    <w:p>
+      <w:pPr>
+        <w:spacing w:before="100" w:after="100"/>
+      </w:pPr>
+      <w:r>
+        <w:rPr>
+          <w:rFonts w:ascii="BIZ UDPGothic" w:cs="BIZ UDPGothic" w:eastAsia="BIZ UDPGothic" w:hAnsi="BIZ UDPGothic"/>
+          <w:color w:val="404040"/>
+          <w:sz w:val="18"/>
+          <w:szCs w:val="18"/>
+        </w:rPr>
+        <w:t xml:space="preserve">に以下の危険なインバウンドルールが存在しています。 */</w:t>
+      </w:r>
+    </w:p>
+    <w:p>
+      <w:pPr>
+        <w:spacing w:before="100" w:after="100"/>
+      </w:pPr>
+      <w:r>
+        <w:rPr>
+          <w:rFonts w:ascii="BIZ UDPGothic" w:cs="BIZ UDPGothic" w:eastAsia="BIZ UDPGothic" w:hAnsi="BIZ UDPGothic"/>
+          <w:color w:val="404040"/>
+          <w:sz w:val="18"/>
+          <w:szCs w:val="18"/>
+        </w:rPr>
+        <w:t xml:space="preserve">ksm-posstg-vpc-sg-ec2-web-be đang tồn tại các inbound rule nguy hiểm sau</w:t>
+      </w:r>
+    </w:p>
+    <w:p>
+      <w:pPr>
+        <w:spacing w:before="100" w:after="100"/>
+      </w:pPr>
+      <w:r>
+        <w:rPr>
+          <w:rFonts w:ascii="BIZ UDPGothic" w:cs="BIZ UDPGothic" w:eastAsia="BIZ UDPGothic" w:hAnsi="BIZ UDPGothic"/>
+          <w:color w:val="404040"/>
+          <w:sz w:val="18"/>
+          <w:szCs w:val="18"/>
+        </w:rPr>
+        <w:t xml:space="preserve">đây.*</w:t>
+      </w:r>
+    </w:p>
+    <w:p>
+      <w:pPr>
+        <w:spacing w:before="100" w:after="100"/>
+      </w:pPr>
+      <w:r>
+        <w:rPr>
+          <w:rFonts w:ascii="BIZ UDPGothic" w:cs="BIZ UDPGothic" w:eastAsia="BIZ UDPGothic" w:hAnsi="BIZ UDPGothic"/>
+          <w:color w:val="404040"/>
+          <w:sz w:val="18"/>
+          <w:szCs w:val="18"/>
+        </w:rPr>
+        <w:t xml:space="preserve">&gt; ① ALL(-1) → 0.0.0.0/0：全プロトコル・全ポートをインターネットに開放 */</w:t>
+      </w:r>
+    </w:p>
+    <w:p>
+      <w:pPr>
+        <w:spacing w:before="100" w:after="100"/>
+      </w:pPr>
+      <w:r>
+        <w:rPr>
+          <w:rFonts w:ascii="BIZ UDPGothic" w:cs="BIZ UDPGothic" w:eastAsia="BIZ UDPGothic" w:hAnsi="BIZ UDPGothic"/>
+          <w:color w:val="404040"/>
+          <w:sz w:val="18"/>
+          <w:szCs w:val="18"/>
+        </w:rPr>
+        <w:t xml:space="preserve">&gt; Mở toàn bộ giao thức・cổng ra Internet*</w:t>
+      </w:r>
+    </w:p>
+    <w:p>
+      <w:pPr>
+        <w:spacing w:before="100" w:after="100"/>
+      </w:pPr>
+      <w:r>
+        <w:rPr>
+          <w:rFonts w:ascii="BIZ UDPGothic" w:cs="BIZ UDPGothic" w:eastAsia="BIZ UDPGothic" w:hAnsi="BIZ UDPGothic"/>
+          <w:color w:val="404040"/>
+          <w:sz w:val="18"/>
+          <w:szCs w:val="18"/>
+        </w:rPr>
+        <w:t xml:space="preserve">&gt;</w:t>
+      </w:r>
+    </w:p>
+    <w:p>
+      <w:pPr>
+        <w:spacing w:before="100" w:after="100"/>
+      </w:pPr>
+      <w:r>
+        <w:rPr>
+          <w:rFonts w:ascii="BIZ UDPGothic" w:cs="BIZ UDPGothic" w:eastAsia="BIZ UDPGothic" w:hAnsi="BIZ UDPGothic"/>
+          <w:color w:val="404040"/>
+          <w:sz w:val="18"/>
+          <w:szCs w:val="18"/>
+        </w:rPr>
+        <w:t xml:space="preserve">&gt; ② TCP:8080 → 0.0.0.0/0：ポート8080をインターネットに開放 */ Mở cổng</w:t>
+      </w:r>
+    </w:p>
+    <w:p>
+      <w:pPr>
+        <w:spacing w:before="100" w:after="100"/>
+      </w:pPr>
+      <w:r>
+        <w:rPr>
+          <w:rFonts w:ascii="BIZ UDPGothic" w:cs="BIZ UDPGothic" w:eastAsia="BIZ UDPGothic" w:hAnsi="BIZ UDPGothic"/>
+          <w:color w:val="404040"/>
+          <w:sz w:val="18"/>
+          <w:szCs w:val="18"/>
+        </w:rPr>
+        <w:t xml:space="preserve">&gt; 8080 ra Internet*</w:t>
+      </w:r>
+    </w:p>
+    <w:p>
+      <w:pPr>
+        <w:spacing w:before="100" w:after="100"/>
+      </w:pPr>
+      <w:r>
+        <w:rPr>
+          <w:rFonts w:ascii="BIZ UDPGothic" w:cs="BIZ UDPGothic" w:eastAsia="BIZ UDPGothic" w:hAnsi="BIZ UDPGothic"/>
+          <w:color w:val="404040"/>
+          <w:sz w:val="18"/>
+          <w:szCs w:val="18"/>
+        </w:rPr>
+        <w:t xml:space="preserve">EC2はPrivate</w:t>
+      </w:r>
+    </w:p>
+    <w:p>
+      <w:pPr>
+        <w:spacing w:before="100" w:after="100"/>
+      </w:pPr>
+      <w:r>
+        <w:rPr>
+          <w:rFonts w:ascii="BIZ UDPGothic" w:cs="BIZ UDPGothic" w:eastAsia="BIZ UDPGothic" w:hAnsi="BIZ UDPGothic"/>
+          <w:color w:val="404040"/>
+          <w:sz w:val="18"/>
+          <w:szCs w:val="18"/>
+        </w:rPr>
+        <w:t xml:space="preserve">Subnetに配置されているためインターネットから直接到達はできませんが、セキュリティポリシー上不適切です。アプリはPort80のみで稼働しているため、不要なルールはすべて削除します。</w:t>
+      </w:r>
+      <w:r>
+        <w:br/>
+      </w:r>
+      <w:r>
+        <w:rPr>
+          <w:rFonts w:ascii="BIZ UDPGothic" w:cs="BIZ UDPGothic" w:eastAsia="BIZ UDPGothic" w:hAnsi="BIZ UDPGothic"/>
+          <w:i/>
+          <w:iCs/>
+          <w:color w:val="777777"/>
+          <w:sz w:val="16"/>
+          <w:szCs w:val="16"/>
+        </w:rPr>
+        <w:t xml:space="preserve">/ EC2 được đặt trong Private Subnet nên không thể truy cập trực tiếp từ</w:t>
+      </w:r>
+    </w:p>
+    <w:p>
+      <w:pPr>
+        <w:spacing w:before="100" w:after="100"/>
+      </w:pPr>
+      <w:r>
+        <w:rPr>
+          <w:rFonts w:ascii="BIZ UDPGothic" w:cs="BIZ UDPGothic" w:eastAsia="BIZ UDPGothic" w:hAnsi="BIZ UDPGothic"/>
+          <w:color w:val="404040"/>
+          <w:sz w:val="18"/>
+          <w:szCs w:val="18"/>
+        </w:rPr>
+        <w:t xml:space="preserve">Internet, nhưng về mặt chính sách bảo mật vẫn không phù hợp. Ứng dụng</w:t>
+      </w:r>
+    </w:p>
+    <w:p>
+      <w:pPr>
+        <w:spacing w:before="100" w:after="100"/>
+      </w:pPr>
+      <w:r>
+        <w:rPr>
+          <w:rFonts w:ascii="BIZ UDPGothic" w:cs="BIZ UDPGothic" w:eastAsia="BIZ UDPGothic" w:hAnsi="BIZ UDPGothic"/>
+          <w:color w:val="404040"/>
+          <w:sz w:val="18"/>
+          <w:szCs w:val="18"/>
+        </w:rPr>
+        <w:t xml:space="preserve">chỉ hoạt động trên Port80 nên sẽ xóa toàn bộ rule không cần thiết.*</w:t>
+      </w:r>
+    </w:p>
+    <w:p>
+      <w:pPr>
+        <w:spacing w:before="100" w:after="100"/>
+      </w:pPr>
+      <w:r>
+        <w:rPr>
+          <w:rFonts w:ascii="BIZ UDPGothic" w:cs="BIZ UDPGothic" w:eastAsia="BIZ UDPGothic" w:hAnsi="BIZ UDPGothic"/>
+          <w:color w:val="404040"/>
+          <w:sz w:val="18"/>
+          <w:szCs w:val="18"/>
+        </w:rPr>
+        <w:t xml:space="preserve">以下2つのECRリポジトリはイメージ0件（未使用）の状態で存在しています。顧客確認の結果、利用予定がないため削除します。現在ECSサービス・タスクは0件稼働のため、削除による影響はありません。</w:t>
+      </w:r>
+      <w:r>
+        <w:br/>
+      </w:r>
+      <w:r>
+        <w:rPr>
+          <w:rFonts w:ascii="BIZ UDPGothic" w:cs="BIZ UDPGothic" w:eastAsia="BIZ UDPGothic" w:hAnsi="BIZ UDPGothic"/>
+          <w:i/>
+          <w:iCs/>
+          <w:color w:val="777777"/>
+          <w:sz w:val="16"/>
+          <w:szCs w:val="16"/>
+        </w:rPr>
+        <w:t xml:space="preserve">/ 2 ECR repository sau đây tồn tại ở trạng thái không có image (chưa sử</w:t>
+      </w:r>
+    </w:p>
+    <w:p>
+      <w:pPr>
+        <w:spacing w:before="100" w:after="100"/>
+      </w:pPr>
+      <w:r>
+        <w:rPr>
+          <w:rFonts w:ascii="BIZ UDPGothic" w:cs="BIZ UDPGothic" w:eastAsia="BIZ UDPGothic" w:hAnsi="BIZ UDPGothic"/>
+          <w:color w:val="404040"/>
+          <w:sz w:val="18"/>
+          <w:szCs w:val="18"/>
+        </w:rPr>
+        <w:t xml:space="preserve">dụng). Qua xác nhận với khách hàng, vì không có kế hoạch sử dụng nên sẽ</w:t>
+      </w:r>
+    </w:p>
+    <w:p>
+      <w:pPr>
+        <w:spacing w:before="100" w:after="100"/>
+      </w:pPr>
+      <w:r>
+        <w:rPr>
+          <w:rFonts w:ascii="BIZ UDPGothic" w:cs="BIZ UDPGothic" w:eastAsia="BIZ UDPGothic" w:hAnsi="BIZ UDPGothic"/>
+          <w:color w:val="404040"/>
+          <w:sz w:val="18"/>
+          <w:szCs w:val="18"/>
+        </w:rPr>
+        <w:t xml:space="preserve">xóa. Hiện tại ECS service・task đều 0 nên việc xóa không gây ảnh hưởng.*</w:t>
+      </w:r>
+    </w:p>
+    <w:p>
+      <w:pPr>
+        <w:pBdr>
+          <w:left w:val="thick" w:color="C8102E" w:sz="20" w:space="6"/>
+        </w:pBdr>
+        <w:spacing w:before="280" w:after="100"/>
+      </w:pPr>
+      <w:r>
+        <w:rPr>
+          <w:rFonts w:ascii="BIZ UDPGothic" w:cs="BIZ UDPGothic" w:eastAsia="BIZ UDPGothic" w:hAnsi="BIZ UDPGothic"/>
+          <w:b/>
+          <w:bCs/>
+          <w:color w:val="C8102E"/>
+          <w:sz w:val="24"/>
+          <w:szCs w:val="24"/>
+        </w:rPr>
+        <w:t xml:space="preserve">■ ③ 対象ファイル</w:t>
+      </w:r>
+      <w:r>
+        <w:br/>
+      </w:r>
+      <w:r>
+        <w:rPr>
+          <w:rFonts w:ascii="BIZ UDPGothic" w:cs="BIZ UDPGothic" w:eastAsia="BIZ UDPGothic" w:hAnsi="BIZ UDPGothic"/>
+          <w:i/>
+          <w:iCs/>
+          <w:color w:val="AA3344"/>
+          <w:sz w:val="17"/>
+          <w:szCs w:val="17"/>
+        </w:rPr>
+        <w:t xml:space="preserve">　File Đối Tượng</w:t>
+      </w:r>
+    </w:p>
+    <w:p>
+      <w:pPr>
+        <w:spacing w:before="100" w:after="100"/>
+      </w:pPr>
+      <w:r>
+        <w:rPr>
+          <w:rFonts w:ascii="BIZ UDPGothic" w:cs="BIZ UDPGothic" w:eastAsia="BIZ UDPGothic" w:hAnsi="BIZ UDPGothic"/>
+          <w:b/>
+          <w:bCs/>
+          <w:color w:val="C8102E"/>
+          <w:sz w:val="20"/>
+          <w:szCs w:val="20"/>
+        </w:rPr>
+        <w:t xml:space="preserve">■ 対象リソース</w:t>
+      </w:r>
+    </w:p>
+    <w:p>
+      <w:pPr>
+        <w:spacing w:before="100" w:after="100"/>
+      </w:pPr>
+      <w:r>
+        <w:rPr>
+          <w:rFonts w:ascii="BIZ UDPGothic" w:cs="BIZ UDPGothic" w:eastAsia="BIZ UDPGothic" w:hAnsi="BIZ UDPGothic"/>
+          <w:color w:val="404040"/>
+          <w:sz w:val="18"/>
+          <w:szCs w:val="18"/>
+        </w:rPr>
+        <w:t xml:space="preserve">リソース名 */ Tên tài      リソースID */ Resource ID*    環境 */</w:t>
+      </w:r>
+    </w:p>
+    <w:p>
+      <w:pPr>
+        <w:spacing w:before="100" w:after="100"/>
+      </w:pPr>
+      <w:r>
+        <w:rPr>
+          <w:rFonts w:ascii="BIZ UDPGothic" w:cs="BIZ UDPGothic" w:eastAsia="BIZ UDPGothic" w:hAnsi="BIZ UDPGothic"/>
+          <w:color w:val="404040"/>
+          <w:sz w:val="18"/>
+          <w:szCs w:val="18"/>
+        </w:rPr>
+        <w:t xml:space="preserve">nguyên*                                                          Môi trường*</w:t>
+      </w:r>
+    </w:p>
+    <w:p>
+      <w:pPr>
+        <w:spacing w:before="100" w:after="100"/>
+      </w:pPr>
+      <w:r>
+        <w:rPr>
+          <w:rFonts w:ascii="BIZ UDPGothic" w:cs="BIZ UDPGothic" w:eastAsia="BIZ UDPGothic" w:hAnsi="BIZ UDPGothic"/>
+          <w:color w:val="404040"/>
+          <w:sz w:val="18"/>
+          <w:szCs w:val="18"/>
+        </w:rPr>
+        <w:t xml:space="preserve">ksm-posstg-vpc-sg-ec2-web-be   （AWSコンソールで確認 / Xác nhận  STG</w:t>
+      </w:r>
+    </w:p>
+    <w:p>
+      <w:pPr>
+        <w:spacing w:before="100" w:after="100"/>
+      </w:pPr>
+      <w:r>
+        <w:rPr>
+          <w:rFonts w:ascii="BIZ UDPGothic" w:cs="BIZ UDPGothic" w:eastAsia="BIZ UDPGothic" w:hAnsi="BIZ UDPGothic"/>
+          <w:color w:val="404040"/>
+          <w:sz w:val="18"/>
+          <w:szCs w:val="18"/>
+        </w:rPr>
+        <w:t xml:space="preserve">trên AWS Console）</w:t>
+      </w:r>
+    </w:p>
+    <w:p>
+      <w:pPr>
+        <w:spacing w:before="100" w:after="100"/>
+      </w:pPr>
+      <w:r>
+        <w:rPr>
+          <w:rFonts w:ascii="BIZ UDPGothic" w:cs="BIZ UDPGothic" w:eastAsia="BIZ UDPGothic" w:hAnsi="BIZ UDPGothic"/>
+          <w:b/>
+          <w:bCs/>
+          <w:color w:val="C8102E"/>
+          <w:sz w:val="20"/>
+          <w:szCs w:val="20"/>
+        </w:rPr>
+        <w:t xml:space="preserve">■ 対象リソース</w:t>
+      </w:r>
+    </w:p>
+    <w:p>
+      <w:pPr>
+        <w:spacing w:before="100" w:after="100"/>
+      </w:pPr>
+      <w:r>
+        <w:rPr>
+          <w:rFonts w:ascii="BIZ UDPGothic" w:cs="BIZ UDPGothic" w:eastAsia="BIZ UDPGothic" w:hAnsi="BIZ UDPGothic"/>
+          <w:color w:val="404040"/>
+          <w:sz w:val="18"/>
+          <w:szCs w:val="18"/>
+        </w:rPr>
+        <w:t xml:space="preserve">リポジトリ名 */ Tên URI                                                                   状態 */ Trạng</w:t>
+      </w:r>
+    </w:p>
+    <w:p>
+      <w:pPr>
+        <w:spacing w:before="100" w:after="100"/>
+      </w:pPr>
+      <w:r>
+        <w:rPr>
+          <w:rFonts w:ascii="BIZ UDPGothic" w:cs="BIZ UDPGothic" w:eastAsia="BIZ UDPGothic" w:hAnsi="BIZ UDPGothic"/>
+          <w:color w:val="404040"/>
+          <w:sz w:val="18"/>
+          <w:szCs w:val="18"/>
+        </w:rPr>
+        <w:t xml:space="preserve">repository*                                                                                       thái*</w:t>
+      </w:r>
+    </w:p>
+    <w:p>
+      <w:pPr>
+        <w:spacing w:before="100" w:after="100"/>
+      </w:pPr>
+      <w:r>
+        <w:rPr>
+          <w:rFonts w:ascii="BIZ UDPGothic" w:cs="BIZ UDPGothic" w:eastAsia="BIZ UDPGothic" w:hAnsi="BIZ UDPGothic"/>
+          <w:color w:val="404040"/>
+          <w:sz w:val="18"/>
+          <w:szCs w:val="18"/>
+        </w:rPr>
+        <w:t xml:space="preserve">ksm-posstg-ecr-web-fe   750735758916.dkr.ecr.ap-northeast-1.amazonaws.com/ksm-posstg-ecr-web-fe   空（イメージ0件）/</w:t>
+      </w:r>
+    </w:p>
+    <w:p>
+      <w:pPr>
+        <w:spacing w:before="100" w:after="100"/>
+      </w:pPr>
+      <w:r>
+        <w:rPr>
+          <w:rFonts w:ascii="BIZ UDPGothic" w:cs="BIZ UDPGothic" w:eastAsia="BIZ UDPGothic" w:hAnsi="BIZ UDPGothic"/>
+          <w:color w:val="404040"/>
+          <w:sz w:val="18"/>
+          <w:szCs w:val="18"/>
+        </w:rPr>
+        <w:t xml:space="preserve">Trống (0 image)</w:t>
+      </w:r>
+    </w:p>
+    <w:p>
+      <w:pPr>
+        <w:spacing w:before="100" w:after="100"/>
+      </w:pPr>
+      <w:r>
+        <w:rPr>
+          <w:rFonts w:ascii="BIZ UDPGothic" w:cs="BIZ UDPGothic" w:eastAsia="BIZ UDPGothic" w:hAnsi="BIZ UDPGothic"/>
+          <w:color w:val="404040"/>
+          <w:sz w:val="18"/>
+          <w:szCs w:val="18"/>
+        </w:rPr>
+        <w:t xml:space="preserve">ksm-posstg-ecr-web-be   750735758916.dkr.ecr.ap-northeast-1.amazonaws.com/ksm-posstg-ecr-web-be   空（イメージ0件）/</w:t>
+      </w:r>
+    </w:p>
+    <w:p>
+      <w:pPr>
+        <w:spacing w:before="100" w:after="100"/>
+      </w:pPr>
+      <w:r>
+        <w:rPr>
+          <w:rFonts w:ascii="BIZ UDPGothic" w:cs="BIZ UDPGothic" w:eastAsia="BIZ UDPGothic" w:hAnsi="BIZ UDPGothic"/>
+          <w:color w:val="404040"/>
+          <w:sz w:val="18"/>
+          <w:szCs w:val="18"/>
+        </w:rPr>
+        <w:t xml:space="preserve">Trống (0 image)</w:t>
+      </w:r>
+    </w:p>
+    <w:p>
+      <w:pPr>
+        <w:pBdr>
+          <w:left w:val="thick" w:color="C8102E" w:sz="20" w:space="6"/>
+        </w:pBdr>
+        <w:spacing w:before="280" w:after="100"/>
+      </w:pPr>
+      <w:r>
+        <w:rPr>
+          <w:rFonts w:ascii="BIZ UDPGothic" w:cs="BIZ UDPGothic" w:eastAsia="BIZ UDPGothic" w:hAnsi="BIZ UDPGothic"/>
+          <w:b/>
+          <w:bCs/>
+          <w:color w:val="C8102E"/>
+          <w:sz w:val="24"/>
+          <w:szCs w:val="24"/>
+        </w:rPr>
+        <w:t xml:space="preserve">■ ④ 改修内容</w:t>
+      </w:r>
+      <w:r>
+        <w:br/>
+      </w:r>
+      <w:r>
+        <w:rPr>
+          <w:rFonts w:ascii="BIZ UDPGothic" w:cs="BIZ UDPGothic" w:eastAsia="BIZ UDPGothic" w:hAnsi="BIZ UDPGothic"/>
+          <w:i/>
+          <w:iCs/>
+          <w:color w:val="AA3344"/>
+          <w:sz w:val="17"/>
+          <w:szCs w:val="17"/>
+        </w:rPr>
+        <w:t xml:space="preserve">　Nội Dung Sửa Đổi</w:t>
+      </w:r>
+    </w:p>
+    <w:p>
+      <w:pPr>
+        <w:spacing w:before="100" w:after="100"/>
+      </w:pPr>
+      <w:r>
+        <w:rPr>
+          <w:rFonts w:ascii="BIZ UDPGothic" w:cs="BIZ UDPGothic" w:eastAsia="BIZ UDPGothic" w:hAnsi="BIZ UDPGothic"/>
+          <w:b/>
+          <w:bCs/>
+          <w:color w:val="C8102E"/>
+          <w:sz w:val="20"/>
+          <w:szCs w:val="20"/>
+        </w:rPr>
+        <w:t xml:space="preserve">■ No.1 SGルール修正（ksm-posstg-vpc-sg-ec2-web-be）</w:t>
+      </w:r>
+    </w:p>
+    <w:p>
+      <w:pPr>
+        <w:spacing w:before="100" w:after="100"/>
+      </w:pPr>
+      <w:r>
+        <w:rPr>
+          <w:rFonts w:ascii="BIZ UDPGothic" w:cs="BIZ UDPGothic" w:eastAsia="BIZ UDPGothic" w:hAnsi="BIZ UDPGothic"/>
+          <w:color w:val="404040"/>
+          <w:sz w:val="18"/>
+          <w:szCs w:val="18"/>
+        </w:rPr>
+        <w:t xml:space="preserve">根拠: KSM-AWS-004 Q4 回答「A:</w:t>
+      </w:r>
+    </w:p>
+    <w:p>
+      <w:pPr>
+        <w:spacing w:before="100" w:after="100"/>
+      </w:pPr>
+      <w:r>
+        <w:rPr>
+          <w:rFonts w:ascii="BIZ UDPGothic" w:cs="BIZ UDPGothic" w:eastAsia="BIZ UDPGothic" w:hAnsi="BIZ UDPGothic"/>
+          <w:color w:val="404040"/>
+          <w:sz w:val="18"/>
+          <w:szCs w:val="18"/>
+        </w:rPr>
+        <w:t xml:space="preserve">全開放ルールを削除してほしい（KSM-AWS-005を実施）」 */ Căn cứ: Phản hồi</w:t>
+      </w:r>
+    </w:p>
+    <w:p>
+      <w:pPr>
+        <w:spacing w:before="100" w:after="100"/>
+      </w:pPr>
+      <w:r>
+        <w:rPr>
+          <w:rFonts w:ascii="BIZ UDPGothic" w:cs="BIZ UDPGothic" w:eastAsia="BIZ UDPGothic" w:hAnsi="BIZ UDPGothic"/>
+          <w:color w:val="404040"/>
+          <w:sz w:val="18"/>
+          <w:szCs w:val="18"/>
+        </w:rPr>
+        <w:t xml:space="preserve">KSM-AWS-004 Q4「A: Xóa rule mở toàn bộ (thực hiện KSM-AWS-005)」*</w:t>
+      </w:r>
+    </w:p>
+    <w:p>
+      <w:pPr>
+        <w:spacing w:before="100" w:after="100"/>
+      </w:pPr>
+      <w:r>
+        <w:rPr>
+          <w:rFonts w:ascii="BIZ UDPGothic" w:cs="BIZ UDPGothic" w:eastAsia="BIZ UDPGothic" w:hAnsi="BIZ UDPGothic"/>
+          <w:b/>
+          <w:bCs/>
+          <w:color w:val="C8102E"/>
+          <w:sz w:val="20"/>
+          <w:szCs w:val="20"/>
+        </w:rPr>
+        <w:t xml:space="preserve">■ 改修内容</w:t>
+      </w:r>
+    </w:p>
+    <w:p>
+      <w:pPr>
+        <w:spacing w:before="100" w:after="100"/>
+      </w:pPr>
+      <w:r>
+        <w:rPr>
+          <w:rFonts w:ascii="BIZ UDPGothic" w:cs="BIZ UDPGothic" w:eastAsia="BIZ UDPGothic" w:hAnsi="BIZ UDPGothic"/>
+          <w:color w:val="404040"/>
+          <w:sz w:val="18"/>
+          <w:szCs w:val="18"/>
+        </w:rPr>
+        <w:t xml:space="preserve">▼ 変更前インバウンドルール（削除対象: 赤行） */ Inbound rule trước</w:t>
+      </w:r>
+    </w:p>
+    <w:p>
+      <w:pPr>
+        <w:spacing w:before="100" w:after="100"/>
+      </w:pPr>
+      <w:r>
+        <w:rPr>
+          <w:rFonts w:ascii="BIZ UDPGothic" w:cs="BIZ UDPGothic" w:eastAsia="BIZ UDPGothic" w:hAnsi="BIZ UDPGothic"/>
+          <w:color w:val="404040"/>
+          <w:sz w:val="18"/>
+          <w:szCs w:val="18"/>
+        </w:rPr>
+        <w:t xml:space="preserve">khi thay đổi (hàng đỏ = xóa)*</w:t>
+      </w:r>
+    </w:p>
+    <w:p>
+      <w:pPr>
+        <w:spacing w:before="100" w:after="100"/>
+      </w:pPr>
+      <w:r>
+        <w:rPr>
+          <w:rFonts w:ascii="BIZ UDPGothic" w:cs="BIZ UDPGothic" w:eastAsia="BIZ UDPGothic" w:hAnsi="BIZ UDPGothic"/>
+          <w:color w:val="404040"/>
+          <w:sz w:val="18"/>
+          <w:szCs w:val="18"/>
+        </w:rPr>
+        <w:t xml:space="preserve">▲ 変更後インバウンドルール */ Inbound rule sau khi thay đổi*</w:t>
+      </w:r>
+    </w:p>
+    <w:p>
+      <w:pPr>
+        <w:spacing w:before="100" w:after="100"/>
+      </w:pPr>
+      <w:r>
+        <w:rPr>
+          <w:rFonts w:ascii="BIZ UDPGothic" w:cs="BIZ UDPGothic" w:eastAsia="BIZ UDPGothic" w:hAnsi="BIZ UDPGothic"/>
+          <w:color w:val="404040"/>
+          <w:sz w:val="18"/>
+          <w:szCs w:val="18"/>
+        </w:rPr>
+        <w:t xml:space="preserve">※ ALB Security Group ID</w:t>
+      </w:r>
+    </w:p>
+    <w:p>
+      <w:pPr>
+        <w:spacing w:before="100" w:after="100"/>
+      </w:pPr>
+      <w:r>
+        <w:rPr>
+          <w:rFonts w:ascii="BIZ UDPGothic" w:cs="BIZ UDPGothic" w:eastAsia="BIZ UDPGothic" w:hAnsi="BIZ UDPGothic"/>
+          <w:color w:val="404040"/>
+          <w:sz w:val="18"/>
+          <w:szCs w:val="18"/>
+        </w:rPr>
+        <w:t xml:space="preserve">は作業前にAWSコンソールで「ksm-posstg-vpc-sg-alb-api-be」のIDを確認してから設定すること。</w:t>
+      </w:r>
+      <w:r>
+        <w:br/>
+      </w:r>
+      <w:r>
+        <w:rPr>
+          <w:rFonts w:ascii="BIZ UDPGothic" w:cs="BIZ UDPGothic" w:eastAsia="BIZ UDPGothic" w:hAnsi="BIZ UDPGothic"/>
+          <w:i/>
+          <w:iCs/>
+          <w:color w:val="777777"/>
+          <w:sz w:val="16"/>
+          <w:szCs w:val="16"/>
+        </w:rPr>
+        <w:t xml:space="preserve">/ Cần xác nhận SG ID của「ksm-posstg-vpc-sg-alb-api-be」trên AWS</w:t>
+      </w:r>
+    </w:p>
+    <w:p>
+      <w:pPr>
+        <w:spacing w:before="100" w:after="100"/>
+      </w:pPr>
+      <w:r>
+        <w:rPr>
+          <w:rFonts w:ascii="BIZ UDPGothic" w:cs="BIZ UDPGothic" w:eastAsia="BIZ UDPGothic" w:hAnsi="BIZ UDPGothic"/>
+          <w:color w:val="404040"/>
+          <w:sz w:val="18"/>
+          <w:szCs w:val="18"/>
+        </w:rPr>
+        <w:t xml:space="preserve">Console trước khi thực hiện.*</w:t>
+      </w:r>
+    </w:p>
+    <w:p>
+      <w:pPr>
+        <w:spacing w:before="100" w:after="100"/>
+      </w:pPr>
+      <w:r>
+        <w:rPr>
+          <w:rFonts w:ascii="BIZ UDPGothic" w:cs="BIZ UDPGothic" w:eastAsia="BIZ UDPGothic" w:hAnsi="BIZ UDPGothic"/>
+          <w:b/>
+          <w:bCs/>
+          <w:color w:val="C8102E"/>
+          <w:sz w:val="20"/>
+          <w:szCs w:val="20"/>
+        </w:rPr>
+        <w:t xml:space="preserve">■ 作業手順</w:t>
+      </w:r>
+    </w:p>
+    <w:p>
+      <w:pPr>
+        <w:spacing w:before="100" w:after="100"/>
+      </w:pPr>
+      <w:r>
+        <w:rPr>
+          <w:rFonts w:ascii="BIZ UDPGothic" w:cs="BIZ UDPGothic" w:eastAsia="BIZ UDPGothic" w:hAnsi="BIZ UDPGothic"/>
+          <w:color w:val="404040"/>
+          <w:sz w:val="18"/>
+          <w:szCs w:val="18"/>
+        </w:rPr>
+        <w:t xml:space="preserve">&gt; 1\. AWSコンソール（STG: 750735758916）にログイン */ Đăng nhập AWS</w:t>
+      </w:r>
+    </w:p>
+    <w:p>
+      <w:pPr>
+        <w:spacing w:before="100" w:after="100"/>
+      </w:pPr>
+      <w:r>
+        <w:rPr>
+          <w:rFonts w:ascii="BIZ UDPGothic" w:cs="BIZ UDPGothic" w:eastAsia="BIZ UDPGothic" w:hAnsi="BIZ UDPGothic"/>
+          <w:color w:val="404040"/>
+          <w:sz w:val="18"/>
+          <w:szCs w:val="18"/>
+        </w:rPr>
+        <w:t xml:space="preserve">&gt; Console (STG: 750735758916)*</w:t>
+      </w:r>
+    </w:p>
+    <w:p>
+      <w:pPr>
+        <w:spacing w:before="100" w:after="100"/>
+      </w:pPr>
+      <w:r>
+        <w:rPr>
+          <w:rFonts w:ascii="BIZ UDPGothic" w:cs="BIZ UDPGothic" w:eastAsia="BIZ UDPGothic" w:hAnsi="BIZ UDPGothic"/>
+          <w:color w:val="404040"/>
+          <w:sz w:val="18"/>
+          <w:szCs w:val="18"/>
+        </w:rPr>
+        <w:t xml:space="preserve">&gt;</w:t>
+      </w:r>
+    </w:p>
+    <w:p>
+      <w:pPr>
+        <w:spacing w:before="100" w:after="100"/>
+      </w:pPr>
+      <w:r>
+        <w:rPr>
+          <w:rFonts w:ascii="BIZ UDPGothic" w:cs="BIZ UDPGothic" w:eastAsia="BIZ UDPGothic" w:hAnsi="BIZ UDPGothic"/>
+          <w:color w:val="404040"/>
+          <w:sz w:val="18"/>
+          <w:szCs w:val="18"/>
+        </w:rPr>
+        <w:t xml:space="preserve">&gt; 2\. EC2 → セキュリティグループ → ksm-posstg-vpc-sg-ec2-web-be を選択</w:t>
+      </w:r>
+    </w:p>
+    <w:p>
+      <w:pPr>
+        <w:spacing w:before="100" w:after="100"/>
+      </w:pPr>
+      <w:r>
+        <w:rPr>
+          <w:rFonts w:ascii="BIZ UDPGothic" w:cs="BIZ UDPGothic" w:eastAsia="BIZ UDPGothic" w:hAnsi="BIZ UDPGothic"/>
+          <w:color w:val="404040"/>
+          <w:sz w:val="18"/>
+          <w:szCs w:val="18"/>
+        </w:rPr>
+        <w:t xml:space="preserve">&gt; */ EC2 → Security Groups → Chọn ksm-posstg-vpc-sg-ec2-web-be*</w:t>
+      </w:r>
+    </w:p>
+    <w:p>
+      <w:pPr>
+        <w:spacing w:before="100" w:after="100"/>
+      </w:pPr>
+      <w:r>
+        <w:rPr>
+          <w:rFonts w:ascii="BIZ UDPGothic" w:cs="BIZ UDPGothic" w:eastAsia="BIZ UDPGothic" w:hAnsi="BIZ UDPGothic"/>
+          <w:color w:val="404040"/>
+          <w:sz w:val="18"/>
+          <w:szCs w:val="18"/>
+        </w:rPr>
+        <w:t xml:space="preserve">&gt;</w:t>
+      </w:r>
+    </w:p>
+    <w:p>
+      <w:pPr>
+        <w:spacing w:before="100" w:after="100"/>
+      </w:pPr>
+      <w:r>
+        <w:rPr>
+          <w:rFonts w:ascii="BIZ UDPGothic" w:cs="BIZ UDPGothic" w:eastAsia="BIZ UDPGothic" w:hAnsi="BIZ UDPGothic"/>
+          <w:color w:val="404040"/>
+          <w:sz w:val="18"/>
+          <w:szCs w:val="18"/>
+        </w:rPr>
+        <w:t xml:space="preserve">&gt; 3\. 「インバウンドルールを編集」→ ALL(-1)/0.0.0.0/0 と</w:t>
+      </w:r>
+    </w:p>
+    <w:p>
+      <w:pPr>
+        <w:spacing w:before="100" w:after="100"/>
+      </w:pPr>
+      <w:r>
+        <w:rPr>
+          <w:rFonts w:ascii="BIZ UDPGothic" w:cs="BIZ UDPGothic" w:eastAsia="BIZ UDPGothic" w:hAnsi="BIZ UDPGothic"/>
+          <w:color w:val="404040"/>
+          <w:sz w:val="18"/>
+          <w:szCs w:val="18"/>
+        </w:rPr>
+        <w:t xml:space="preserve">&gt; TCP:8080/0.0.0.0/0 を削除 */ Chỉnh sửa inbound rule → Xóa</w:t>
+      </w:r>
+    </w:p>
+    <w:p>
+      <w:pPr>
+        <w:spacing w:before="100" w:after="100"/>
+      </w:pPr>
+      <w:r>
+        <w:rPr>
+          <w:rFonts w:ascii="BIZ UDPGothic" w:cs="BIZ UDPGothic" w:eastAsia="BIZ UDPGothic" w:hAnsi="BIZ UDPGothic"/>
+          <w:color w:val="404040"/>
+          <w:sz w:val="18"/>
+          <w:szCs w:val="18"/>
+        </w:rPr>
+        <w:t xml:space="preserve">&gt; ALL(-1)/0.0.0.0/0 và TCP:8080/0.0.0.0/0*</w:t>
+      </w:r>
+    </w:p>
+    <w:p>
+      <w:pPr>
+        <w:spacing w:before="100" w:after="100"/>
+      </w:pPr>
+      <w:r>
+        <w:rPr>
+          <w:rFonts w:ascii="BIZ UDPGothic" w:cs="BIZ UDPGothic" w:eastAsia="BIZ UDPGothic" w:hAnsi="BIZ UDPGothic"/>
+          <w:color w:val="404040"/>
+          <w:sz w:val="18"/>
+          <w:szCs w:val="18"/>
+        </w:rPr>
+        <w:t xml:space="preserve">&gt;</w:t>
+      </w:r>
+    </w:p>
+    <w:p>
+      <w:pPr>
+        <w:spacing w:before="100" w:after="100"/>
+      </w:pPr>
+      <w:r>
+        <w:rPr>
+          <w:rFonts w:ascii="BIZ UDPGothic" w:cs="BIZ UDPGothic" w:eastAsia="BIZ UDPGothic" w:hAnsi="BIZ UDPGothic"/>
+          <w:color w:val="404040"/>
+          <w:sz w:val="18"/>
+          <w:szCs w:val="18"/>
+        </w:rPr>
+        <w:t xml:space="preserve">&gt; 4\. 「ルールを追加」→ TCP:80 / ソース: ksm-posstg-vpc-sg-alb-api-be</w:t>
+      </w:r>
+    </w:p>
+    <w:p>
+      <w:pPr>
+        <w:spacing w:before="100" w:after="100"/>
+      </w:pPr>
+      <w:r>
+        <w:rPr>
+          <w:rFonts w:ascii="BIZ UDPGothic" w:cs="BIZ UDPGothic" w:eastAsia="BIZ UDPGothic" w:hAnsi="BIZ UDPGothic"/>
+          <w:color w:val="404040"/>
+          <w:sz w:val="18"/>
+          <w:szCs w:val="18"/>
+        </w:rPr>
+        <w:t xml:space="preserve">&gt; のSG ID を設定 */ Thêm rule → TCP:80 / Nguồn: SG ID của</w:t>
+      </w:r>
+    </w:p>
+    <w:p>
+      <w:pPr>
+        <w:spacing w:before="100" w:after="100"/>
+      </w:pPr>
+      <w:r>
+        <w:rPr>
+          <w:rFonts w:ascii="BIZ UDPGothic" w:cs="BIZ UDPGothic" w:eastAsia="BIZ UDPGothic" w:hAnsi="BIZ UDPGothic"/>
+          <w:color w:val="404040"/>
+          <w:sz w:val="18"/>
+          <w:szCs w:val="18"/>
+        </w:rPr>
+        <w:t xml:space="preserve">&gt; ksm-posstg-vpc-sg-alb-api-be*</w:t>
+      </w:r>
+    </w:p>
+    <w:p>
+      <w:pPr>
+        <w:spacing w:before="100" w:after="100"/>
+      </w:pPr>
+      <w:r>
+        <w:rPr>
+          <w:rFonts w:ascii="BIZ UDPGothic" w:cs="BIZ UDPGothic" w:eastAsia="BIZ UDPGothic" w:hAnsi="BIZ UDPGothic"/>
+          <w:color w:val="404040"/>
+          <w:sz w:val="18"/>
+          <w:szCs w:val="18"/>
+        </w:rPr>
+        <w:t xml:space="preserve">&gt;</w:t>
+      </w:r>
+    </w:p>
+    <w:p>
+      <w:pPr>
+        <w:spacing w:before="100" w:after="100"/>
+      </w:pPr>
+      <w:r>
+        <w:rPr>
+          <w:rFonts w:ascii="BIZ UDPGothic" w:cs="BIZ UDPGothic" w:eastAsia="BIZ UDPGothic" w:hAnsi="BIZ UDPGothic"/>
+          <w:color w:val="404040"/>
+          <w:sz w:val="18"/>
+          <w:szCs w:val="18"/>
+        </w:rPr>
+        <w:t xml:space="preserve">&gt; 5\. 「ルールを保存」→ 下記テスト手順を実施 */ Lưu rule → Thực hiện quy</w:t>
+      </w:r>
+    </w:p>
+    <w:p>
+      <w:pPr>
+        <w:spacing w:before="100" w:after="100"/>
+      </w:pPr>
+      <w:r>
+        <w:rPr>
+          <w:rFonts w:ascii="BIZ UDPGothic" w:cs="BIZ UDPGothic" w:eastAsia="BIZ UDPGothic" w:hAnsi="BIZ UDPGothic"/>
+          <w:color w:val="404040"/>
+          <w:sz w:val="18"/>
+          <w:szCs w:val="18"/>
+        </w:rPr>
+        <w:t xml:space="preserve">&gt; trình kiểm thử bên dưới*</w:t>
+      </w:r>
+    </w:p>
+    <w:p>
+      <w:pPr>
+        <w:spacing w:before="100" w:after="100"/>
+      </w:pPr>
+      <w:r>
+        <w:rPr>
+          <w:rFonts w:ascii="BIZ UDPGothic" w:cs="BIZ UDPGothic" w:eastAsia="BIZ UDPGothic" w:hAnsi="BIZ UDPGothic"/>
+          <w:b/>
+          <w:bCs/>
+          <w:color w:val="C8102E"/>
+          <w:sz w:val="20"/>
+          <w:szCs w:val="20"/>
+        </w:rPr>
+        <w:t xml:space="preserve">■ No.2 ECRリポジトリ削除</w:t>
+      </w:r>
+    </w:p>
+    <w:p>
+      <w:pPr>
+        <w:spacing w:before="100" w:after="100"/>
+      </w:pPr>
+      <w:r>
+        <w:rPr>
+          <w:rFonts w:ascii="BIZ UDPGothic" w:cs="BIZ UDPGothic" w:eastAsia="BIZ UDPGothic" w:hAnsi="BIZ UDPGothic"/>
+          <w:color w:val="404040"/>
+          <w:sz w:val="18"/>
+          <w:szCs w:val="18"/>
+        </w:rPr>
+        <w:t xml:space="preserve">根拠: KSM-AWS-004 Q5 回答「A: 削除してよい（現時点で利用予定なし）」 */</w:t>
+      </w:r>
+    </w:p>
+    <w:p>
+      <w:pPr>
+        <w:spacing w:before="100" w:after="100"/>
+      </w:pPr>
+      <w:r>
+        <w:rPr>
+          <w:rFonts w:ascii="BIZ UDPGothic" w:cs="BIZ UDPGothic" w:eastAsia="BIZ UDPGothic" w:hAnsi="BIZ UDPGothic"/>
+          <w:color w:val="404040"/>
+          <w:sz w:val="18"/>
+          <w:szCs w:val="18"/>
+        </w:rPr>
+        <w:t xml:space="preserve">Căn cứ: Phản hồi KSM-AWS-004 Q5「A: Có thể xóa (hiện tại không có kế</w:t>
+      </w:r>
+    </w:p>
+    <w:p>
+      <w:pPr>
+        <w:spacing w:before="100" w:after="100"/>
+      </w:pPr>
+      <w:r>
+        <w:rPr>
+          <w:rFonts w:ascii="BIZ UDPGothic" w:cs="BIZ UDPGothic" w:eastAsia="BIZ UDPGothic" w:hAnsi="BIZ UDPGothic"/>
+          <w:color w:val="404040"/>
+          <w:sz w:val="18"/>
+          <w:szCs w:val="18"/>
+        </w:rPr>
+        <w:t xml:space="preserve">hoạch sử dụng)」*</w:t>
+      </w:r>
+    </w:p>
+    <w:p>
+      <w:pPr>
+        <w:spacing w:before="100" w:after="100"/>
+      </w:pPr>
+      <w:r>
+        <w:rPr>
+          <w:rFonts w:ascii="BIZ UDPGothic" w:cs="BIZ UDPGothic" w:eastAsia="BIZ UDPGothic" w:hAnsi="BIZ UDPGothic"/>
+          <w:b/>
+          <w:bCs/>
+          <w:color w:val="C8102E"/>
+          <w:sz w:val="20"/>
+          <w:szCs w:val="20"/>
+        </w:rPr>
+        <w:t xml:space="preserve">■ 作業手順</w:t>
+      </w:r>
+    </w:p>
+    <w:p>
+      <w:pPr>
+        <w:spacing w:before="100" w:after="100"/>
+      </w:pPr>
+      <w:r>
+        <w:rPr>
+          <w:rFonts w:ascii="BIZ UDPGothic" w:cs="BIZ UDPGothic" w:eastAsia="BIZ UDPGothic" w:hAnsi="BIZ UDPGothic"/>
+          <w:color w:val="404040"/>
+          <w:sz w:val="18"/>
+          <w:szCs w:val="18"/>
+        </w:rPr>
+        <w:t xml:space="preserve">&gt; 1\. AWSコンソール（STG: 750735758916）にログイン */ Đăng nhập AWS</w:t>
+      </w:r>
+    </w:p>
+    <w:p>
+      <w:pPr>
+        <w:spacing w:before="100" w:after="100"/>
+      </w:pPr>
+      <w:r>
+        <w:rPr>
+          <w:rFonts w:ascii="BIZ UDPGothic" w:cs="BIZ UDPGothic" w:eastAsia="BIZ UDPGothic" w:hAnsi="BIZ UDPGothic"/>
+          <w:color w:val="404040"/>
+          <w:sz w:val="18"/>
+          <w:szCs w:val="18"/>
+        </w:rPr>
+        <w:t xml:space="preserve">&gt; Console (STG: 750735758916)*</w:t>
+      </w:r>
+    </w:p>
+    <w:p>
+      <w:pPr>
+        <w:spacing w:before="100" w:after="100"/>
+      </w:pPr>
+      <w:r>
+        <w:rPr>
+          <w:rFonts w:ascii="BIZ UDPGothic" w:cs="BIZ UDPGothic" w:eastAsia="BIZ UDPGothic" w:hAnsi="BIZ UDPGothic"/>
+          <w:color w:val="404040"/>
+          <w:sz w:val="18"/>
+          <w:szCs w:val="18"/>
+        </w:rPr>
+        <w:t xml:space="preserve">&gt;</w:t>
+      </w:r>
+    </w:p>
+    <w:p>
+      <w:pPr>
+        <w:spacing w:before="100" w:after="100"/>
+      </w:pPr>
+      <w:r>
+        <w:rPr>
+          <w:rFonts w:ascii="BIZ UDPGothic" w:cs="BIZ UDPGothic" w:eastAsia="BIZ UDPGothic" w:hAnsi="BIZ UDPGothic"/>
+          <w:color w:val="404040"/>
+          <w:sz w:val="18"/>
+          <w:szCs w:val="18"/>
+        </w:rPr>
+        <w:t xml:space="preserve">&gt; 2\. Amazon ECR → リポジトリ 一覧を開く */ Amazon ECR → Mở danh sách</w:t>
+      </w:r>
+    </w:p>
+    <w:p>
+      <w:pPr>
+        <w:spacing w:before="100" w:after="100"/>
+      </w:pPr>
+      <w:r>
+        <w:rPr>
+          <w:rFonts w:ascii="BIZ UDPGothic" w:cs="BIZ UDPGothic" w:eastAsia="BIZ UDPGothic" w:hAnsi="BIZ UDPGothic"/>
+          <w:color w:val="404040"/>
+          <w:sz w:val="18"/>
+          <w:szCs w:val="18"/>
+        </w:rPr>
+        <w:t xml:space="preserve">&gt; repository*</w:t>
+      </w:r>
+    </w:p>
+    <w:p>
+      <w:pPr>
+        <w:spacing w:before="100" w:after="100"/>
+      </w:pPr>
+      <w:r>
+        <w:rPr>
+          <w:rFonts w:ascii="BIZ UDPGothic" w:cs="BIZ UDPGothic" w:eastAsia="BIZ UDPGothic" w:hAnsi="BIZ UDPGothic"/>
+          <w:color w:val="404040"/>
+          <w:sz w:val="18"/>
+          <w:szCs w:val="18"/>
+        </w:rPr>
+        <w:t xml:space="preserve">&gt;</w:t>
+      </w:r>
+    </w:p>
+    <w:p>
+      <w:pPr>
+        <w:spacing w:before="100" w:after="100"/>
+      </w:pPr>
+      <w:r>
+        <w:rPr>
+          <w:rFonts w:ascii="BIZ UDPGothic" w:cs="BIZ UDPGothic" w:eastAsia="BIZ UDPGothic" w:hAnsi="BIZ UDPGothic"/>
+          <w:color w:val="404040"/>
+          <w:sz w:val="18"/>
+          <w:szCs w:val="18"/>
+        </w:rPr>
+        <w:t xml:space="preserve">&gt; 3\. ksm-posstg-ecr-web-fe を選択 → 「削除」→</w:t>
+      </w:r>
+    </w:p>
+    <w:p>
+      <w:pPr>
+        <w:spacing w:before="100" w:after="100"/>
+      </w:pPr>
+      <w:r>
+        <w:rPr>
+          <w:rFonts w:ascii="BIZ UDPGothic" w:cs="BIZ UDPGothic" w:eastAsia="BIZ UDPGothic" w:hAnsi="BIZ UDPGothic"/>
+          <w:color w:val="404040"/>
+          <w:sz w:val="18"/>
+          <w:szCs w:val="18"/>
+        </w:rPr>
+        <w:t xml:space="preserve">&gt; 確認ダイアログで「削除」を実行 */ Chọn ksm-posstg-ecr-web-fe →</w:t>
+      </w:r>
+    </w:p>
+    <w:p>
+      <w:pPr>
+        <w:spacing w:before="100" w:after="100"/>
+      </w:pPr>
+      <w:r>
+        <w:rPr>
+          <w:rFonts w:ascii="BIZ UDPGothic" w:cs="BIZ UDPGothic" w:eastAsia="BIZ UDPGothic" w:hAnsi="BIZ UDPGothic"/>
+          <w:color w:val="404040"/>
+          <w:sz w:val="18"/>
+          <w:szCs w:val="18"/>
+        </w:rPr>
+        <w:t xml:space="preserve">&gt; 「削除」→ Thực hiện「削除」trên hộp thoại xác nhận*</w:t>
+      </w:r>
+    </w:p>
+    <w:p>
+      <w:pPr>
+        <w:spacing w:before="100" w:after="100"/>
+      </w:pPr>
+      <w:r>
+        <w:rPr>
+          <w:rFonts w:ascii="BIZ UDPGothic" w:cs="BIZ UDPGothic" w:eastAsia="BIZ UDPGothic" w:hAnsi="BIZ UDPGothic"/>
+          <w:color w:val="404040"/>
+          <w:sz w:val="18"/>
+          <w:szCs w:val="18"/>
+        </w:rPr>
+        <w:t xml:space="preserve">&gt;</w:t>
+      </w:r>
+    </w:p>
+    <w:p>
+      <w:pPr>
+        <w:spacing w:before="100" w:after="100"/>
+      </w:pPr>
+      <w:r>
+        <w:rPr>
+          <w:rFonts w:ascii="BIZ UDPGothic" w:cs="BIZ UDPGothic" w:eastAsia="BIZ UDPGothic" w:hAnsi="BIZ UDPGothic"/>
+          <w:color w:val="404040"/>
+          <w:sz w:val="18"/>
+          <w:szCs w:val="18"/>
+        </w:rPr>
+        <w:t xml:space="preserve">&gt; 4\. ksm-posstg-ecr-web-be を選択 → 「削除」→</w:t>
+      </w:r>
+    </w:p>
+    <w:p>
+      <w:pPr>
+        <w:spacing w:before="100" w:after="100"/>
+      </w:pPr>
+      <w:r>
+        <w:rPr>
+          <w:rFonts w:ascii="BIZ UDPGothic" w:cs="BIZ UDPGothic" w:eastAsia="BIZ UDPGothic" w:hAnsi="BIZ UDPGothic"/>
+          <w:color w:val="404040"/>
+          <w:sz w:val="18"/>
+          <w:szCs w:val="18"/>
+        </w:rPr>
+        <w:t xml:space="preserve">&gt; 確認ダイアログで「削除」を実行 */ Chọn ksm-posstg-ecr-web-be →</w:t>
+      </w:r>
+    </w:p>
+    <w:p>
+      <w:pPr>
+        <w:spacing w:before="100" w:after="100"/>
+      </w:pPr>
+      <w:r>
+        <w:rPr>
+          <w:rFonts w:ascii="BIZ UDPGothic" w:cs="BIZ UDPGothic" w:eastAsia="BIZ UDPGothic" w:hAnsi="BIZ UDPGothic"/>
+          <w:color w:val="404040"/>
+          <w:sz w:val="18"/>
+          <w:szCs w:val="18"/>
+        </w:rPr>
+        <w:t xml:space="preserve">&gt; 「削除」→ Thực hiện「削除」trên hộp thoại xác nhận*</w:t>
+      </w:r>
+    </w:p>
+    <w:p>
+      <w:pPr>
+        <w:spacing w:before="100" w:after="100"/>
+      </w:pPr>
+      <w:r>
+        <w:rPr>
+          <w:rFonts w:ascii="BIZ UDPGothic" w:cs="BIZ UDPGothic" w:eastAsia="BIZ UDPGothic" w:hAnsi="BIZ UDPGothic"/>
+          <w:color w:val="404040"/>
+          <w:sz w:val="18"/>
+          <w:szCs w:val="18"/>
+        </w:rPr>
+        <w:t xml:space="preserve">&gt;</w:t>
+      </w:r>
+    </w:p>
+    <w:p>
+      <w:pPr>
+        <w:spacing w:before="100" w:after="100"/>
+      </w:pPr>
+      <w:r>
+        <w:rPr>
+          <w:rFonts w:ascii="BIZ UDPGothic" w:cs="BIZ UDPGothic" w:eastAsia="BIZ UDPGothic" w:hAnsi="BIZ UDPGothic"/>
+          <w:color w:val="404040"/>
+          <w:sz w:val="18"/>
+          <w:szCs w:val="18"/>
+        </w:rPr>
+        <w:t xml:space="preserve">&gt; 5\.</w:t>
+      </w:r>
+    </w:p>
+    <w:p>
+      <w:pPr>
+        <w:spacing w:before="100" w:after="100"/>
+      </w:pPr>
+      <w:r>
+        <w:rPr>
+          <w:rFonts w:ascii="BIZ UDPGothic" w:cs="BIZ UDPGothic" w:eastAsia="BIZ UDPGothic" w:hAnsi="BIZ UDPGothic"/>
+          <w:color w:val="404040"/>
+          <w:sz w:val="18"/>
+          <w:szCs w:val="18"/>
+        </w:rPr>
+        <w:t xml:space="preserve">&gt; リポジトリ一覧から両リポジトリが消えていることを確認・スクリーンショット取得</w:t>
+      </w:r>
+    </w:p>
+    <w:p>
+      <w:pPr>
+        <w:spacing w:before="100" w:after="100"/>
+      </w:pPr>
+      <w:r>
+        <w:rPr>
+          <w:rFonts w:ascii="BIZ UDPGothic" w:cs="BIZ UDPGothic" w:eastAsia="BIZ UDPGothic" w:hAnsi="BIZ UDPGothic"/>
+          <w:color w:val="404040"/>
+          <w:sz w:val="18"/>
+          <w:szCs w:val="18"/>
+        </w:rPr>
+        <w:t xml:space="preserve">&gt; */ Xác nhận cả 2 repository đã biến mất, chụp màn hình lưu lại*</w:t>
+      </w:r>
+    </w:p>
+    <w:p>
+      <w:pPr>
+        <w:pBdr>
+          <w:left w:val="thick" w:color="C8102E" w:sz="20" w:space="6"/>
+        </w:pBdr>
+        <w:spacing w:before="280" w:after="100"/>
+      </w:pPr>
+      <w:r>
+        <w:rPr>
+          <w:rFonts w:ascii="BIZ UDPGothic" w:cs="BIZ UDPGothic" w:eastAsia="BIZ UDPGothic" w:hAnsi="BIZ UDPGothic"/>
+          <w:b/>
+          <w:bCs/>
+          <w:color w:val="C8102E"/>
+          <w:sz w:val="24"/>
+          <w:szCs w:val="24"/>
+        </w:rPr>
+        <w:t xml:space="preserve">■ ⑧ テスト手順・結果</w:t>
+      </w:r>
+      <w:r>
+        <w:br/>
+      </w:r>
+      <w:r>
+        <w:rPr>
+          <w:rFonts w:ascii="BIZ UDPGothic" w:cs="BIZ UDPGothic" w:eastAsia="BIZ UDPGothic" w:hAnsi="BIZ UDPGothic"/>
+          <w:i/>
+          <w:iCs/>
+          <w:color w:val="AA3344"/>
+          <w:sz w:val="17"/>
+          <w:szCs w:val="17"/>
+        </w:rPr>
+        <w:t xml:space="preserve">　Quy Trình &amp; Kết Quả Kiểm Thử</w:t>
+      </w:r>
+    </w:p>
+    <w:p>
+      <w:pPr>
+        <w:spacing w:before="100" w:after="100"/>
+      </w:pPr>
+      <w:r>
+        <w:rPr>
+          <w:rFonts w:ascii="BIZ UDPGothic" w:cs="BIZ UDPGothic" w:eastAsia="BIZ UDPGothic" w:hAnsi="BIZ UDPGothic"/>
+          <w:color w:val="404040"/>
+          <w:sz w:val="18"/>
+          <w:szCs w:val="18"/>
+        </w:rPr>
+        <w:t xml:space="preserve"/>
+      </w:r>
+    </w:p>
+    <w:tbl>
+      <w:tblPr>
+        <w:tblW w:type="dxa" w:w="9506"/>
+        <w:tblBorders>
+          <w:top w:val="single" w:color="CCCCCC" w:sz="4"/>
+          <w:left w:val="single" w:color="CCCCCC" w:sz="4"/>
+          <w:bottom w:val="single" w:color="CCCCCC" w:sz="4"/>
+          <w:right w:val="single" w:color="CCCCCC" w:sz="4"/>
+          <w:insideH w:val="single" w:color="auto" w:sz="4"/>
+          <w:insideV w:val="single" w:color="auto" w:sz="4"/>
+        </w:tblBorders>
+      </w:tblPr>
+      <w:tblGrid>
+        <w:gridCol w:w="2400"/>
+        <w:gridCol w:w="7106"/>
+      </w:tblGrid>
+      <w:tr>
+        <w:trPr>
+          <w:cantSplit/>
+        </w:trPr>
+        <w:tc>
+          <w:tcPr>
+            <w:tcW w:type="dxa" w:w="2400"/>
+            <w:tcBorders>
+              <w:top w:val="single" w:color="CCCCCC" w:sz="4"/>
+              <w:left w:val="single" w:color="CCCCCC" w:sz="4"/>
+              <w:bottom w:val="single" w:color="CCCCCC" w:sz="4"/>
+              <w:right w:val="single" w:color="CCCCCC" w:sz="4"/>
+            </w:tcBorders>
+            <w:shd w:fill="E8E8E8" w:val="clear"/>
+            <w:tcMar>
+              <w:top w:type="dxa" w:w="80"/>
+              <w:left w:type="dxa" w:w="120"/>
+              <w:bottom w:type="dxa" w:w="80"/>
+              <w:right w:type="dxa" w:w="120"/>
+            </w:tcMar>
+            <w:vAlign w:val="center"/>
+          </w:tcPr>
+          <w:p>
+            <w:pPr>
+              <w:jc w:val="left"/>
+            </w:pPr>
+            <w:r>
+              <w:rPr>
+                <w:rFonts w:ascii="BIZ UDPGothic" w:cs="BIZ UDPGothic" w:eastAsia="BIZ UDPGothic" w:hAnsi="BIZ UDPGothic"/>
+                <w:b/>
+                <w:bCs/>
+                <w:color w:val="000000"/>
+                <w:sz w:val="18"/>
+                <w:szCs w:val="18"/>
+              </w:rPr>
+              <w:t xml:space="preserve">テスト実施日</w:t>
+            </w:r>
+            <w:r>
+              <w:rPr>
+                <w:rFonts w:ascii="BIZ UDPGothic" w:cs="BIZ UDPGothic" w:eastAsia="BIZ UDPGothic" w:hAnsi="BIZ UDPGothic"/>
+                <w:i/>
+                <w:iCs/>
+                <w:color w:val="888888"/>
+                <w:sz w:val="16"/>
+                <w:szCs w:val="16"/>
+              </w:rPr>
+              <w:t xml:space="preserve"> / </w:t>
+            </w:r>
+            <w:r>
+              <w:rPr>
+                <w:rFonts w:ascii="BIZ UDPGothic" w:cs="BIZ UDPGothic" w:eastAsia="BIZ UDPGothic" w:hAnsi="BIZ UDPGothic"/>
+                <w:i/>
+                <w:iCs/>
+                <w:color w:val="888888"/>
+                <w:sz w:val="16"/>
+                <w:szCs w:val="16"/>
+              </w:rPr>
+              <w:t xml:space="preserve">Ngày kiểm thử</w:t>
+            </w:r>
+          </w:p>
+        </w:tc>
+        <w:tc>
+          <w:tcPr>
+            <w:tcW w:type="dxa" w:w="7106"/>
+            <w:tcBorders>
+              <w:top w:val="single" w:color="CCCCCC" w:sz="4"/>
+              <w:left w:val="single" w:color="CCCCCC" w:sz="4"/>
+              <w:bottom w:val="single" w:color="CCCCCC" w:sz="4"/>
+              <w:right w:val="single" w:color="CCCCCC" w:sz="4"/>
+            </w:tcBorders>
+            <w:shd w:fill="FFFFFF" w:val="clear"/>
+            <w:tcMar>
+              <w:top w:type="dxa" w:w="80"/>
+              <w:left w:type="dxa" w:w="120"/>
+              <w:bottom w:type="dxa" w:w="80"/>
+              <w:right w:type="dxa" w:w="120"/>
+            </w:tcMar>
+            <w:vAlign w:val="center"/>
+          </w:tcPr>
+          <w:p>
+            <w:pPr>
+              <w:jc w:val="left"/>
+            </w:pPr>
+            <w:r>
+              <w:rPr>
+                <w:rFonts w:ascii="BIZ UDPGothic" w:cs="BIZ UDPGothic" w:eastAsia="BIZ UDPGothic" w:hAnsi="BIZ UDPGothic"/>
+                <w:b w:val="false"/>
+                <w:bCs w:val="false"/>
+                <w:color w:val="404040"/>
+                <w:sz w:val="18"/>
+                <w:szCs w:val="18"/>
+              </w:rPr>
+              <w:t xml:space="preserve"/>
+            </w:r>
+          </w:p>
+        </w:tc>
+      </w:tr>
+      <w:tr>
+        <w:trPr>
+          <w:cantSplit/>
+        </w:trPr>
+        <w:tc>
+          <w:tcPr>
+            <w:tcW w:type="dxa" w:w="2400"/>
+            <w:tcBorders>
+              <w:top w:val="single" w:color="CCCCCC" w:sz="4"/>
+              <w:left w:val="single" w:color="CCCCCC" w:sz="4"/>
+              <w:bottom w:val="single" w:color="CCCCCC" w:sz="4"/>
+              <w:right w:val="single" w:color="CCCCCC" w:sz="4"/>
+            </w:tcBorders>
+            <w:shd w:fill="E8E8E8" w:val="clear"/>
+            <w:tcMar>
+              <w:top w:type="dxa" w:w="80"/>
+              <w:left w:type="dxa" w:w="120"/>
+              <w:bottom w:type="dxa" w:w="80"/>
+              <w:right w:type="dxa" w:w="120"/>
+            </w:tcMar>
+            <w:vAlign w:val="center"/>
+          </w:tcPr>
+          <w:p>
+            <w:pPr>
+              <w:jc w:val="left"/>
+            </w:pPr>
+            <w:r>
+              <w:rPr>
+                <w:rFonts w:ascii="BIZ UDPGothic" w:cs="BIZ UDPGothic" w:eastAsia="BIZ UDPGothic" w:hAnsi="BIZ UDPGothic"/>
+                <w:b/>
+                <w:bCs/>
+                <w:color w:val="000000"/>
+                <w:sz w:val="18"/>
+                <w:szCs w:val="18"/>
+              </w:rPr>
+              <w:t xml:space="preserve">実施者</w:t>
+            </w:r>
+            <w:r>
+              <w:rPr>
+                <w:rFonts w:ascii="BIZ UDPGothic" w:cs="BIZ UDPGothic" w:eastAsia="BIZ UDPGothic" w:hAnsi="BIZ UDPGothic"/>
+                <w:i/>
+                <w:iCs/>
+                <w:color w:val="888888"/>
+                <w:sz w:val="16"/>
+                <w:szCs w:val="16"/>
+              </w:rPr>
+              <w:t xml:space="preserve"> / </w:t>
+            </w:r>
+            <w:r>
+              <w:rPr>
+                <w:rFonts w:ascii="BIZ UDPGothic" w:cs="BIZ UDPGothic" w:eastAsia="BIZ UDPGothic" w:hAnsi="BIZ UDPGothic"/>
+                <w:i/>
+                <w:iCs/>
+                <w:color w:val="888888"/>
+                <w:sz w:val="16"/>
+                <w:szCs w:val="16"/>
+              </w:rPr>
+              <w:t xml:space="preserve">Người thực hiện</w:t>
+            </w:r>
+          </w:p>
+        </w:tc>
+        <w:tc>
+          <w:tcPr>
+            <w:tcW w:type="dxa" w:w="7106"/>
+            <w:tcBorders>
+              <w:top w:val="single" w:color="CCCCCC" w:sz="4"/>
+              <w:left w:val="single" w:color="CCCCCC" w:sz="4"/>
+              <w:bottom w:val="single" w:color="CCCCCC" w:sz="4"/>
+              <w:right w:val="single" w:color="CCCCCC" w:sz="4"/>
+            </w:tcBorders>
+            <w:shd w:fill="FFFFFF" w:val="clear"/>
+            <w:tcMar>
+              <w:top w:type="dxa" w:w="80"/>
+              <w:left w:type="dxa" w:w="120"/>
+              <w:bottom w:type="dxa" w:w="80"/>
+              <w:right w:type="dxa" w:w="120"/>
+            </w:tcMar>
+            <w:vAlign w:val="center"/>
+          </w:tcPr>
+          <w:p>
+            <w:pPr>
+              <w:jc w:val="left"/>
+            </w:pPr>
+            <w:r>
+              <w:rPr>
+                <w:rFonts w:ascii="BIZ UDPGothic" w:cs="BIZ UDPGothic" w:eastAsia="BIZ UDPGothic" w:hAnsi="BIZ UDPGothic"/>
+                <w:b w:val="false"/>
+                <w:bCs w:val="false"/>
+                <w:color w:val="404040"/>
+                <w:sz w:val="18"/>
+                <w:szCs w:val="18"/>
+              </w:rPr>
+              <w:t xml:space="preserve"/>
+            </w:r>
+          </w:p>
+        </w:tc>
+      </w:tr>
+      <w:tr>
+        <w:trPr>
+          <w:cantSplit/>
+        </w:trPr>
+        <w:tc>
+          <w:tcPr>
+            <w:tcW w:type="dxa" w:w="2400"/>
+            <w:tcBorders>
+              <w:top w:val="single" w:color="CCCCCC" w:sz="4"/>
+              <w:left w:val="single" w:color="CCCCCC" w:sz="4"/>
+              <w:bottom w:val="single" w:color="CCCCCC" w:sz="4"/>
+              <w:right w:val="single" w:color="CCCCCC" w:sz="4"/>
+            </w:tcBorders>
+            <w:shd w:fill="E8E8E8" w:val="clear"/>
+            <w:tcMar>
+              <w:top w:type="dxa" w:w="80"/>
+              <w:left w:type="dxa" w:w="120"/>
+              <w:bottom w:type="dxa" w:w="80"/>
+              <w:right w:type="dxa" w:w="120"/>
+            </w:tcMar>
+            <w:vAlign w:val="center"/>
+          </w:tcPr>
+          <w:p>
+            <w:pPr>
+              <w:jc w:val="left"/>
+            </w:pPr>
+            <w:r>
+              <w:rPr>
+                <w:rFonts w:ascii="BIZ UDPGothic" w:cs="BIZ UDPGothic" w:eastAsia="BIZ UDPGothic" w:hAnsi="BIZ UDPGothic"/>
+                <w:b/>
+                <w:bCs/>
+                <w:color w:val="000000"/>
+                <w:sz w:val="18"/>
+                <w:szCs w:val="18"/>
+              </w:rPr>
+              <w:t xml:space="preserve">承認日</w:t>
+            </w:r>
+            <w:r>
+              <w:rPr>
+                <w:rFonts w:ascii="BIZ UDPGothic" w:cs="BIZ UDPGothic" w:eastAsia="BIZ UDPGothic" w:hAnsi="BIZ UDPGothic"/>
+                <w:i/>
+                <w:iCs/>
+                <w:color w:val="888888"/>
+                <w:sz w:val="16"/>
+                <w:szCs w:val="16"/>
+              </w:rPr>
+              <w:t xml:space="preserve"> / </w:t>
+            </w:r>
+            <w:r>
+              <w:rPr>
+                <w:rFonts w:ascii="BIZ UDPGothic" w:cs="BIZ UDPGothic" w:eastAsia="BIZ UDPGothic" w:hAnsi="BIZ UDPGothic"/>
+                <w:i/>
+                <w:iCs/>
+                <w:color w:val="888888"/>
+                <w:sz w:val="16"/>
+                <w:szCs w:val="16"/>
+              </w:rPr>
+              <w:t xml:space="preserve">Ngày duyệt</w:t>
+            </w:r>
+          </w:p>
+        </w:tc>
+        <w:tc>
+          <w:tcPr>
+            <w:tcW w:type="dxa" w:w="7106"/>
+            <w:tcBorders>
+              <w:top w:val="single" w:color="CCCCCC" w:sz="4"/>
+              <w:left w:val="single" w:color="CCCCCC" w:sz="4"/>
+              <w:bottom w:val="single" w:color="CCCCCC" w:sz="4"/>
+              <w:right w:val="single" w:color="CCCCCC" w:sz="4"/>
+            </w:tcBorders>
+            <w:shd w:fill="FFFFFF" w:val="clear"/>
+            <w:tcMar>
+              <w:top w:type="dxa" w:w="80"/>
+              <w:left w:type="dxa" w:w="120"/>
+              <w:bottom w:type="dxa" w:w="80"/>
+              <w:right w:type="dxa" w:w="120"/>
+            </w:tcMar>
+            <w:vAlign w:val="center"/>
+          </w:tcPr>
+          <w:p>
+            <w:pPr>
+              <w:jc w:val="left"/>
+            </w:pPr>
+            <w:r>
+              <w:rPr>
+                <w:rFonts w:ascii="BIZ UDPGothic" w:cs="BIZ UDPGothic" w:eastAsia="BIZ UDPGothic" w:hAnsi="BIZ UDPGothic"/>
+                <w:b w:val="false"/>
+                <w:bCs w:val="false"/>
+                <w:color w:val="404040"/>
+                <w:sz w:val="18"/>
+                <w:szCs w:val="18"/>
+              </w:rPr>
+              <w:t xml:space="preserve"/>
+            </w:r>
+          </w:p>
+        </w:tc>
+      </w:tr>
+      <w:tr>
+        <w:trPr>
+          <w:cantSplit/>
+        </w:trPr>
+        <w:tc>
+          <w:tcPr>
+            <w:tcW w:type="dxa" w:w="2400"/>
+            <w:tcBorders>
+              <w:top w:val="single" w:color="CCCCCC" w:sz="4"/>
+              <w:left w:val="single" w:color="CCCCCC" w:sz="4"/>
+              <w:bottom w:val="single" w:color="CCCCCC" w:sz="4"/>
+              <w:right w:val="single" w:color="CCCCCC" w:sz="4"/>
+            </w:tcBorders>
+            <w:shd w:fill="E8E8E8" w:val="clear"/>
+            <w:tcMar>
+              <w:top w:type="dxa" w:w="80"/>
+              <w:left w:type="dxa" w:w="120"/>
+              <w:bottom w:type="dxa" w:w="80"/>
+              <w:right w:type="dxa" w:w="120"/>
+            </w:tcMar>
+            <w:vAlign w:val="center"/>
+          </w:tcPr>
+          <w:p>
+            <w:pPr>
+              <w:jc w:val="left"/>
+            </w:pPr>
+            <w:r>
+              <w:rPr>
+                <w:rFonts w:ascii="BIZ UDPGothic" w:cs="BIZ UDPGothic" w:eastAsia="BIZ UDPGothic" w:hAnsi="BIZ UDPGothic"/>
+                <w:b/>
+                <w:bCs/>
+                <w:color w:val="000000"/>
+                <w:sz w:val="18"/>
+                <w:szCs w:val="18"/>
+              </w:rPr>
+              <w:t xml:space="preserve">承認者</w:t>
+            </w:r>
+            <w:r>
+              <w:rPr>
+                <w:rFonts w:ascii="BIZ UDPGothic" w:cs="BIZ UDPGothic" w:eastAsia="BIZ UDPGothic" w:hAnsi="BIZ UDPGothic"/>
+                <w:i/>
+                <w:iCs/>
+                <w:color w:val="888888"/>
+                <w:sz w:val="16"/>
+                <w:szCs w:val="16"/>
+              </w:rPr>
+              <w:t xml:space="preserve"> / </w:t>
+            </w:r>
+            <w:r>
+              <w:rPr>
+                <w:rFonts w:ascii="BIZ UDPGothic" w:cs="BIZ UDPGothic" w:eastAsia="BIZ UDPGothic" w:hAnsi="BIZ UDPGothic"/>
+                <w:i/>
+                <w:iCs/>
+                <w:color w:val="888888"/>
+                <w:sz w:val="16"/>
+                <w:szCs w:val="16"/>
+              </w:rPr>
+              <w:t xml:space="preserve">Người duyệt</w:t>
+            </w:r>
+          </w:p>
+        </w:tc>
+        <w:tc>
+          <w:tcPr>
+            <w:tcW w:type="dxa" w:w="7106"/>
+            <w:tcBorders>
+              <w:top w:val="single" w:color="CCCCCC" w:sz="4"/>
+              <w:left w:val="single" w:color="CCCCCC" w:sz="4"/>
+              <w:bottom w:val="single" w:color="CCCCCC" w:sz="4"/>
+              <w:right w:val="single" w:color="CCCCCC" w:sz="4"/>
+            </w:tcBorders>
+            <w:shd w:fill="FFFFFF" w:val="clear"/>
+            <w:tcMar>
+              <w:top w:type="dxa" w:w="80"/>
+              <w:left w:type="dxa" w:w="120"/>
+              <w:bottom w:type="dxa" w:w="80"/>
+              <w:right w:type="dxa" w:w="120"/>
+            </w:tcMar>
+            <w:vAlign w:val="center"/>
+          </w:tcPr>
+          <w:p>
+            <w:pPr>
+              <w:jc w:val="left"/>
+            </w:pPr>
+            <w:r>
+              <w:rPr>
+                <w:rFonts w:ascii="BIZ UDPGothic" w:cs="BIZ UDPGothic" w:eastAsia="BIZ UDPGothic" w:hAnsi="BIZ UDPGothic"/>
+                <w:b w:val="false"/>
+                <w:bCs w:val="false"/>
+                <w:color w:val="404040"/>
+                <w:sz w:val="18"/>
+                <w:szCs w:val="18"/>
+              </w:rPr>
+              <w:t xml:space="preserve"/>
+            </w:r>
+          </w:p>
+        </w:tc>
+      </w:tr>
+    </w:tbl>
+    <w:p>
+      <w:pPr>
+        <w:pBdr>
+          <w:left w:val="thick" w:color="C8102E" w:sz="20" w:space="6"/>
+        </w:pBdr>
+        <w:spacing w:before="280" w:after="100"/>
+      </w:pPr>
+      <w:r>
+        <w:rPr>
+          <w:rFonts w:ascii="BIZ UDPGothic" w:cs="BIZ UDPGothic" w:eastAsia="BIZ UDPGothic" w:hAnsi="BIZ UDPGothic"/>
+          <w:b/>
+          <w:bCs/>
+          <w:color w:val="C8102E"/>
+          <w:sz w:val="24"/>
+          <w:szCs w:val="24"/>
+        </w:rPr>
+        <w:t xml:space="preserve">■ 報告方法</w:t>
+      </w:r>
+      <w:r>
+        <w:br/>
+      </w:r>
+      <w:r>
+        <w:rPr>
+          <w:rFonts w:ascii="BIZ UDPGothic" w:cs="BIZ UDPGothic" w:eastAsia="BIZ UDPGothic" w:hAnsi="BIZ UDPGothic"/>
+          <w:i/>
+          <w:iCs/>
+          <w:color w:val="AA3344"/>
+          <w:sz w:val="17"/>
+          <w:szCs w:val="17"/>
+        </w:rPr>
+        <w:t xml:space="preserve">　Phương Thức Báo Cáo</w:t>
+      </w:r>
+    </w:p>
+    <w:p>
+      <w:pPr>
+        <w:spacing w:before="100" w:after="100"/>
+      </w:pPr>
+      <w:r>
+        <w:rPr>
+          <w:rFonts w:ascii="BIZ UDPGothic" w:cs="BIZ UDPGothic" w:eastAsia="BIZ UDPGothic" w:hAnsi="BIZ UDPGothic"/>
+          <w:color w:val="404040"/>
+          <w:sz w:val="18"/>
+          <w:szCs w:val="18"/>
+        </w:rPr>
+        <w:t xml:space="preserve">全テスト完了後、結果欄（OK/NG）を記入して Thanh Nguyên へ提出すること。</w:t>
+      </w:r>
+      <w:r>
+        <w:br/>
+      </w:r>
+      <w:r>
+        <w:rPr>
+          <w:rFonts w:ascii="BIZ UDPGothic" w:cs="BIZ UDPGothic" w:eastAsia="BIZ UDPGothic" w:hAnsi="BIZ UDPGothic"/>
+          <w:i/>
+          <w:iCs/>
+          <w:color w:val="777777"/>
+          <w:sz w:val="16"/>
+          <w:szCs w:val="16"/>
+        </w:rPr>
+        <w:t xml:space="preserve">/ Sau khi hoàn thành tất cả kiểm thử, điền kết quả (OK/NG) và gửi cho Thanh Nguyên.</w:t>
+      </w:r>
+    </w:p>
+    <w:p>
+      <w:pPr>
+        <w:spacing w:before="100" w:after="100"/>
+      </w:pPr>
+      <w:r>
+        <w:rPr>
+          <w:rFonts w:ascii="BIZ UDPGothic" w:cs="BIZ UDPGothic" w:eastAsia="BIZ UDPGothic" w:hAnsi="BIZ UDPGothic"/>
+          <w:color w:val="404040"/>
+          <w:sz w:val="18"/>
+          <w:szCs w:val="18"/>
+        </w:rPr>
+        <w:t xml:space="preserve">提出先: thanh.nguyen@luvina.net</w:t>
+      </w:r>
+      <w:r>
+        <w:br/>
+      </w:r>
+      <w:r>
+        <w:rPr>
+          <w:rFonts w:ascii="BIZ UDPGothic" w:cs="BIZ UDPGothic" w:eastAsia="BIZ UDPGothic" w:hAnsi="BIZ UDPGothic"/>
+          <w:i/>
+          <w:iCs/>
+          <w:color w:val="777777"/>
+          <w:sz w:val="16"/>
+          <w:szCs w:val="16"/>
+        </w:rPr>
+        <w:t xml:space="preserve">/ Địa chỉ nộp: thanh.nguyen@luvina.net</w:t>
+      </w:r>
+    </w:p>
+    <w:p>
+      <w:pPr>
+        <w:pBdr>
+          <w:left w:val="thick" w:color="C8102E" w:sz="20" w:space="6"/>
+        </w:pBdr>
+        <w:spacing w:before="280" w:after="100"/>
+      </w:pPr>
+      <w:r>
+        <w:rPr>
+          <w:rFonts w:ascii="BIZ UDPGothic" w:cs="BIZ UDPGothic" w:eastAsia="BIZ UDPGothic" w:hAnsi="BIZ UDPGothic"/>
+          <w:b/>
+          <w:bCs/>
+          <w:color w:val="C8102E"/>
+          <w:sz w:val="24"/>
+          <w:szCs w:val="24"/>
+        </w:rPr>
+        <w:t xml:space="preserve">■ ⑨ 改廃履歴</w:t>
       </w:r>
       <w:r>
         <w:br/>
@@ -2042,2150 +4028,6 @@
         </w:tc>
       </w:tr>
     </w:tbl>
-    <w:p>
-      <w:pPr>
-        <w:pBdr>
-          <w:left w:val="thick" w:color="C8102E" w:sz="20" w:space="6"/>
-        </w:pBdr>
-        <w:spacing w:before="280" w:after="100"/>
-      </w:pPr>
-      <w:r>
-        <w:rPr>
-          <w:rFonts w:ascii="BIZ UDPGothic" w:cs="BIZ UDPGothic" w:eastAsia="BIZ UDPGothic" w:hAnsi="BIZ UDPGothic"/>
-          <w:b/>
-          <w:bCs/>
-          <w:color w:val="C8102E"/>
-          <w:sz w:val="24"/>
-          <w:szCs w:val="24"/>
-        </w:rPr>
-        <w:t xml:space="preserve">■ 概要</w:t>
-      </w:r>
-      <w:r>
-        <w:br/>
-      </w:r>
-      <w:r>
-        <w:rPr>
-          <w:rFonts w:ascii="BIZ UDPGothic" w:cs="BIZ UDPGothic" w:eastAsia="BIZ UDPGothic" w:hAnsi="BIZ UDPGothic"/>
-          <w:i/>
-          <w:iCs/>
-          <w:color w:val="AA3344"/>
-          <w:sz w:val="17"/>
-          <w:szCs w:val="17"/>
-        </w:rPr>
-        <w:t xml:space="preserve">　Tổng Quan</w:t>
-      </w:r>
-    </w:p>
-    <w:p>
-      <w:pPr>
-        <w:spacing w:before="100" w:after="100"/>
-      </w:pPr>
-      <w:r>
-        <w:rPr>
-          <w:rFonts w:ascii="BIZ UDPGothic" w:cs="BIZ UDPGothic" w:eastAsia="BIZ UDPGothic" w:hAnsi="BIZ UDPGothic"/>
-          <w:color w:val="404040"/>
-          <w:sz w:val="18"/>
-          <w:szCs w:val="18"/>
-        </w:rPr>
-        <w:t xml:space="preserve">本改修はKSM-AWS-004確認依頼書（2026/03/10）のQ4・Q5に対する顧客回答を受けて実施するSTG環境のセキュリティ強化作業です。</w:t>
-      </w:r>
-      <w:r>
-        <w:br/>
-      </w:r>
-      <w:r>
-        <w:rPr>
-          <w:rFonts w:ascii="BIZ UDPGothic" w:cs="BIZ UDPGothic" w:eastAsia="BIZ UDPGothic" w:hAnsi="BIZ UDPGothic"/>
-          <w:i/>
-          <w:iCs/>
-          <w:color w:val="777777"/>
-          <w:sz w:val="16"/>
-          <w:szCs w:val="16"/>
-        </w:rPr>
-        <w:t xml:space="preserve">/ Cải tiến này được thực hiện dựa trên phản hồi của khách hàng cho</w:t>
-      </w:r>
-    </w:p>
-    <w:p>
-      <w:pPr>
-        <w:spacing w:before="100" w:after="100"/>
-      </w:pPr>
-      <w:r>
-        <w:rPr>
-          <w:rFonts w:ascii="BIZ UDPGothic" w:cs="BIZ UDPGothic" w:eastAsia="BIZ UDPGothic" w:hAnsi="BIZ UDPGothic"/>
-          <w:color w:val="404040"/>
-          <w:sz w:val="18"/>
-          <w:szCs w:val="18"/>
-        </w:rPr>
-        <w:t xml:space="preserve">Q4・Q5 trong tài liệu KSM-AWS-004 (2026/03/10), nhằm tăng cường bảo mật</w:t>
-      </w:r>
-    </w:p>
-    <w:p>
-      <w:pPr>
-        <w:spacing w:before="100" w:after="100"/>
-      </w:pPr>
-      <w:r>
-        <w:rPr>
-          <w:rFonts w:ascii="BIZ UDPGothic" w:cs="BIZ UDPGothic" w:eastAsia="BIZ UDPGothic" w:hAnsi="BIZ UDPGothic"/>
-          <w:color w:val="404040"/>
-          <w:sz w:val="18"/>
-          <w:szCs w:val="18"/>
-        </w:rPr>
-        <w:t xml:space="preserve">môi trường STG.*</w:t>
-      </w:r>
-    </w:p>
-    <w:p>
-      <w:pPr>
-        <w:spacing w:before="100" w:after="100"/>
-      </w:pPr>
-      <w:r>
-        <w:rPr>
-          <w:rFonts w:ascii="BIZ UDPGothic" w:cs="BIZ UDPGothic" w:eastAsia="BIZ UDPGothic" w:hAnsi="BIZ UDPGothic"/>
-          <w:b/>
-          <w:bCs/>
-          <w:color w:val="C8102E"/>
-          <w:sz w:val="20"/>
-          <w:szCs w:val="20"/>
-        </w:rPr>
-        <w:t xml:space="preserve">No.   改修タイトル */ Tiêu 概要 */ Tổng quan*           工数   リスク</w:t>
-      </w:r>
-    </w:p>
-    <w:p>
-      <w:pPr>
-        <w:spacing w:before="100" w:after="100"/>
-      </w:pPr>
-      <w:r>
-        <w:rPr>
-          <w:rFonts w:ascii="BIZ UDPGothic" w:cs="BIZ UDPGothic" w:eastAsia="BIZ UDPGothic" w:hAnsi="BIZ UDPGothic"/>
-          <w:color w:val="404040"/>
-          <w:sz w:val="18"/>
-          <w:szCs w:val="18"/>
-        </w:rPr>
-        <w:t xml:space="preserve">đề*                                                       */ Khối    */ Rủi ro*</w:t>
-      </w:r>
-    </w:p>
-    <w:p>
-      <w:pPr>
-        <w:spacing w:before="100" w:after="100"/>
-      </w:pPr>
-      <w:r>
-        <w:rPr>
-          <w:rFonts w:ascii="BIZ UDPGothic" w:cs="BIZ UDPGothic" w:eastAsia="BIZ UDPGothic" w:hAnsi="BIZ UDPGothic"/>
-          <w:color w:val="404040"/>
-          <w:sz w:val="18"/>
-          <w:szCs w:val="18"/>
-        </w:rPr>
-        <w:t xml:space="preserve">lượng*</w:t>
-      </w:r>
-    </w:p>
-    <w:p>
-      <w:pPr>
-        <w:spacing w:before="100" w:after="100"/>
-      </w:pPr>
-      <w:r>
-        <w:rPr>
-          <w:rFonts w:ascii="BIZ UDPGothic" w:cs="BIZ UDPGothic" w:eastAsia="BIZ UDPGothic" w:hAnsi="BIZ UDPGothic"/>
-          <w:color w:val="404040"/>
-          <w:sz w:val="18"/>
-          <w:szCs w:val="18"/>
-        </w:rPr>
-        <w:t xml:space="preserve">1         SGルール修正（web-be）   ksm-posstg-vpc-sg-ec2-web-be     0.5h       低 / Thấp</w:t>
-      </w:r>
-    </w:p>
-    <w:p>
-      <w:pPr>
-        <w:spacing w:before="100" w:after="100"/>
-      </w:pPr>
-      <w:r>
-        <w:rPr>
-          <w:rFonts w:ascii="BIZ UDPGothic" w:cs="BIZ UDPGothic" w:eastAsia="BIZ UDPGothic" w:hAnsi="BIZ UDPGothic"/>
-          <w:color w:val="404040"/>
-          <w:sz w:val="18"/>
-          <w:szCs w:val="18"/>
-        </w:rPr>
-        <w:t xml:space="preserve">Sửa rule SG (web-be)     のインバウンドルール整理</w:t>
-      </w:r>
-    </w:p>
-    <w:p>
-      <w:pPr>
-        <w:spacing w:before="100" w:after="100"/>
-      </w:pPr>
-      <w:r>
-        <w:rPr>
-          <w:rFonts w:ascii="BIZ UDPGothic" w:cs="BIZ UDPGothic" w:eastAsia="BIZ UDPGothic" w:hAnsi="BIZ UDPGothic"/>
-          <w:color w:val="404040"/>
-          <w:sz w:val="18"/>
-          <w:szCs w:val="18"/>
-        </w:rPr>
-        <w:t xml:space="preserve">・全開放ルール2件を削除 ・Port80</w:t>
-      </w:r>
-      <w:r>
-        <w:br/>
-      </w:r>
-      <w:r>
-        <w:rPr>
-          <w:rFonts w:ascii="BIZ UDPGothic" w:cs="BIZ UDPGothic" w:eastAsia="BIZ UDPGothic" w:hAnsi="BIZ UDPGothic"/>
-          <w:i/>
-          <w:iCs/>
-          <w:color w:val="777777"/>
-          <w:sz w:val="16"/>
-          <w:szCs w:val="16"/>
-        </w:rPr>
-        <w:t xml:space="preserve">/ / ALB-SGからのみ許可に変更</w:t>
-      </w:r>
-    </w:p>
-    <w:p>
-      <w:pPr>
-        <w:spacing w:before="100" w:after="100"/>
-      </w:pPr>
-      <w:r>
-        <w:rPr>
-          <w:rFonts w:ascii="BIZ UDPGothic" w:cs="BIZ UDPGothic" w:eastAsia="BIZ UDPGothic" w:hAnsi="BIZ UDPGothic"/>
-          <w:color w:val="404040"/>
-          <w:sz w:val="18"/>
-          <w:szCs w:val="18"/>
-        </w:rPr>
-        <w:t xml:space="preserve">2         ECRリポジトリ削除 Xóa    未使用ECRリポジトリ2件を削除     0.2h       低 / Thấp</w:t>
-      </w:r>
-    </w:p>
-    <w:p>
-      <w:pPr>
-        <w:spacing w:before="100" w:after="100"/>
-      </w:pPr>
-      <w:r>
-        <w:rPr>
-          <w:rFonts w:ascii="BIZ UDPGothic" w:cs="BIZ UDPGothic" w:eastAsia="BIZ UDPGothic" w:hAnsi="BIZ UDPGothic"/>
-          <w:color w:val="404040"/>
-          <w:sz w:val="18"/>
-          <w:szCs w:val="18"/>
-        </w:rPr>
-        <w:t xml:space="preserve">ECR repository           ・ksm-posstg-ecr-web-fe</w:t>
-      </w:r>
-    </w:p>
-    <w:p>
-      <w:pPr>
-        <w:spacing w:before="100" w:after="100"/>
-      </w:pPr>
-      <w:r>
-        <w:rPr>
-          <w:rFonts w:ascii="BIZ UDPGothic" w:cs="BIZ UDPGothic" w:eastAsia="BIZ UDPGothic" w:hAnsi="BIZ UDPGothic"/>
-          <w:color w:val="404040"/>
-          <w:sz w:val="18"/>
-          <w:szCs w:val="18"/>
-        </w:rPr>
-        <w:t xml:space="preserve">・ksm-posstg-ecr-web-be</w:t>
-      </w:r>
-    </w:p>
-    <w:p>
-      <w:pPr>
-        <w:pBdr>
-          <w:left w:val="thick" w:color="C8102E" w:sz="20" w:space="6"/>
-        </w:pBdr>
-        <w:spacing w:before="280" w:after="100"/>
-      </w:pPr>
-      <w:r>
-        <w:rPr>
-          <w:rFonts w:ascii="BIZ UDPGothic" w:cs="BIZ UDPGothic" w:eastAsia="BIZ UDPGothic" w:hAnsi="BIZ UDPGothic"/>
-          <w:b/>
-          <w:bCs/>
-          <w:color w:val="C8102E"/>
-          <w:sz w:val="24"/>
-          <w:szCs w:val="24"/>
-        </w:rPr>
-        <w:t xml:space="preserve">■ No.1 SGルール修正（ksm-posstg-vpc-sg-ec2-web-be）</w:t>
-      </w:r>
-      <w:r>
-        <w:br/>
-      </w:r>
-      <w:r>
-        <w:rPr>
-          <w:rFonts w:ascii="BIZ UDPGothic" w:cs="BIZ UDPGothic" w:eastAsia="BIZ UDPGothic" w:hAnsi="BIZ UDPGothic"/>
-          <w:i/>
-          <w:iCs/>
-          <w:color w:val="AA3344"/>
-          <w:sz w:val="17"/>
-          <w:szCs w:val="17"/>
-        </w:rPr>
-        <w:t xml:space="preserve">　Sửa rule SG (ksm-posstg-vpc-sg-ec2-web-be)</w:t>
-      </w:r>
-    </w:p>
-    <w:p>
-      <w:pPr>
-        <w:spacing w:before="100" w:after="100"/>
-      </w:pPr>
-      <w:r>
-        <w:rPr>
-          <w:rFonts w:ascii="BIZ UDPGothic" w:cs="BIZ UDPGothic" w:eastAsia="BIZ UDPGothic" w:hAnsi="BIZ UDPGothic"/>
-          <w:color w:val="404040"/>
-          <w:sz w:val="18"/>
-          <w:szCs w:val="18"/>
-        </w:rPr>
-        <w:t xml:space="preserve">根拠: KSM-AWS-004 Q4 回答「A:</w:t>
-      </w:r>
-    </w:p>
-    <w:p>
-      <w:pPr>
-        <w:spacing w:before="100" w:after="100"/>
-      </w:pPr>
-      <w:r>
-        <w:rPr>
-          <w:rFonts w:ascii="BIZ UDPGothic" w:cs="BIZ UDPGothic" w:eastAsia="BIZ UDPGothic" w:hAnsi="BIZ UDPGothic"/>
-          <w:color w:val="404040"/>
-          <w:sz w:val="18"/>
-          <w:szCs w:val="18"/>
-        </w:rPr>
-        <w:t xml:space="preserve">全開放ルールを削除してほしい（KSM-AWS-005を実施）」 */ Căn cứ: Phản hồi</w:t>
-      </w:r>
-    </w:p>
-    <w:p>
-      <w:pPr>
-        <w:spacing w:before="100" w:after="100"/>
-      </w:pPr>
-      <w:r>
-        <w:rPr>
-          <w:rFonts w:ascii="BIZ UDPGothic" w:cs="BIZ UDPGothic" w:eastAsia="BIZ UDPGothic" w:hAnsi="BIZ UDPGothic"/>
-          <w:color w:val="404040"/>
-          <w:sz w:val="18"/>
-          <w:szCs w:val="18"/>
-        </w:rPr>
-        <w:t xml:space="preserve">KSM-AWS-004 Q4「A: Xóa rule mở toàn bộ (thực hiện KSM-AWS-005)」*</w:t>
-      </w:r>
-    </w:p>
-    <w:p>
-      <w:pPr>
-        <w:pBdr>
-          <w:left w:val="thick" w:color="C8102E" w:sz="20" w:space="6"/>
-        </w:pBdr>
-        <w:spacing w:before="280" w:after="100"/>
-      </w:pPr>
-      <w:r>
-        <w:rPr>
-          <w:rFonts w:ascii="BIZ UDPGothic" w:cs="BIZ UDPGothic" w:eastAsia="BIZ UDPGothic" w:hAnsi="BIZ UDPGothic"/>
-          <w:b/>
-          <w:bCs/>
-          <w:color w:val="C8102E"/>
-          <w:sz w:val="24"/>
-          <w:szCs w:val="24"/>
-        </w:rPr>
-        <w:t xml:space="preserve">■ 対象リソース</w:t>
-      </w:r>
-      <w:r>
-        <w:br/>
-      </w:r>
-      <w:r>
-        <w:rPr>
-          <w:rFonts w:ascii="BIZ UDPGothic" w:cs="BIZ UDPGothic" w:eastAsia="BIZ UDPGothic" w:hAnsi="BIZ UDPGothic"/>
-          <w:i/>
-          <w:iCs/>
-          <w:color w:val="AA3344"/>
-          <w:sz w:val="17"/>
-          <w:szCs w:val="17"/>
-        </w:rPr>
-        <w:t xml:space="preserve">　*リソース名</w:t>
-      </w:r>
-    </w:p>
-    <w:p>
-      <w:pPr>
-        <w:spacing w:before="100" w:after="100"/>
-      </w:pPr>
-      <w:r>
-        <w:rPr>
-          <w:rFonts w:ascii="BIZ UDPGothic" w:cs="BIZ UDPGothic" w:eastAsia="BIZ UDPGothic" w:hAnsi="BIZ UDPGothic"/>
-          <w:color w:val="404040"/>
-          <w:sz w:val="18"/>
-          <w:szCs w:val="18"/>
-        </w:rPr>
-        <w:t xml:space="preserve">リソース名 */ Tên tài      リソースID */ Resource ID*    環境 */</w:t>
-      </w:r>
-    </w:p>
-    <w:p>
-      <w:pPr>
-        <w:spacing w:before="100" w:after="100"/>
-      </w:pPr>
-      <w:r>
-        <w:rPr>
-          <w:rFonts w:ascii="BIZ UDPGothic" w:cs="BIZ UDPGothic" w:eastAsia="BIZ UDPGothic" w:hAnsi="BIZ UDPGothic"/>
-          <w:color w:val="404040"/>
-          <w:sz w:val="18"/>
-          <w:szCs w:val="18"/>
-        </w:rPr>
-        <w:t xml:space="preserve">nguyên*                                                          Môi trường*</w:t>
-      </w:r>
-    </w:p>
-    <w:p>
-      <w:pPr>
-        <w:spacing w:before="100" w:after="100"/>
-      </w:pPr>
-      <w:r>
-        <w:rPr>
-          <w:rFonts w:ascii="BIZ UDPGothic" w:cs="BIZ UDPGothic" w:eastAsia="BIZ UDPGothic" w:hAnsi="BIZ UDPGothic"/>
-          <w:color w:val="404040"/>
-          <w:sz w:val="18"/>
-          <w:szCs w:val="18"/>
-        </w:rPr>
-        <w:t xml:space="preserve">ksm-posstg-vpc-sg-ec2-web-be   （AWSコンソールで確認 / Xác nhận  STG</w:t>
-      </w:r>
-    </w:p>
-    <w:p>
-      <w:pPr>
-        <w:spacing w:before="100" w:after="100"/>
-      </w:pPr>
-      <w:r>
-        <w:rPr>
-          <w:rFonts w:ascii="BIZ UDPGothic" w:cs="BIZ UDPGothic" w:eastAsia="BIZ UDPGothic" w:hAnsi="BIZ UDPGothic"/>
-          <w:color w:val="404040"/>
-          <w:sz w:val="18"/>
-          <w:szCs w:val="18"/>
-        </w:rPr>
-        <w:t xml:space="preserve">trên AWS Console）</w:t>
-      </w:r>
-    </w:p>
-    <w:p>
-      <w:pPr>
-        <w:pBdr>
-          <w:left w:val="thick" w:color="C8102E" w:sz="20" w:space="6"/>
-        </w:pBdr>
-        <w:spacing w:before="280" w:after="100"/>
-      </w:pPr>
-      <w:r>
-        <w:rPr>
-          <w:rFonts w:ascii="BIZ UDPGothic" w:cs="BIZ UDPGothic" w:eastAsia="BIZ UDPGothic" w:hAnsi="BIZ UDPGothic"/>
-          <w:b/>
-          <w:bCs/>
-          <w:color w:val="C8102E"/>
-          <w:sz w:val="24"/>
-          <w:szCs w:val="24"/>
-        </w:rPr>
-        <w:t xml:space="preserve">■ 背景・問題点</w:t>
-      </w:r>
-      <w:r>
-        <w:br/>
-      </w:r>
-      <w:r>
-        <w:rPr>
-          <w:rFonts w:ascii="BIZ UDPGothic" w:cs="BIZ UDPGothic" w:eastAsia="BIZ UDPGothic" w:hAnsi="BIZ UDPGothic"/>
-          <w:i/>
-          <w:iCs/>
-          <w:color w:val="AA3344"/>
-          <w:sz w:val="17"/>
-          <w:szCs w:val="17"/>
-        </w:rPr>
-        <w:t xml:space="preserve">　&gt; ① ALL(-1) → 0.0.0.0/0：全プロトコル・全ポートをインターネットに開放</w:t>
-      </w:r>
-    </w:p>
-    <w:p>
-      <w:pPr>
-        <w:spacing w:before="100" w:after="100"/>
-      </w:pPr>
-      <w:r>
-        <w:rPr>
-          <w:rFonts w:ascii="BIZ UDPGothic" w:cs="BIZ UDPGothic" w:eastAsia="BIZ UDPGothic" w:hAnsi="BIZ UDPGothic"/>
-          <w:color w:val="404040"/>
-          <w:sz w:val="18"/>
-          <w:szCs w:val="18"/>
-        </w:rPr>
-        <w:t xml:space="preserve">ksm-posstg-vpc-sg-ec2-web-be</w:t>
-      </w:r>
-    </w:p>
-    <w:p>
-      <w:pPr>
-        <w:spacing w:before="100" w:after="100"/>
-      </w:pPr>
-      <w:r>
-        <w:rPr>
-          <w:rFonts w:ascii="BIZ UDPGothic" w:cs="BIZ UDPGothic" w:eastAsia="BIZ UDPGothic" w:hAnsi="BIZ UDPGothic"/>
-          <w:color w:val="404040"/>
-          <w:sz w:val="18"/>
-          <w:szCs w:val="18"/>
-        </w:rPr>
-        <w:t xml:space="preserve">に以下の危険なインバウンドルールが存在しています。 */</w:t>
-      </w:r>
-    </w:p>
-    <w:p>
-      <w:pPr>
-        <w:spacing w:before="100" w:after="100"/>
-      </w:pPr>
-      <w:r>
-        <w:rPr>
-          <w:rFonts w:ascii="BIZ UDPGothic" w:cs="BIZ UDPGothic" w:eastAsia="BIZ UDPGothic" w:hAnsi="BIZ UDPGothic"/>
-          <w:color w:val="404040"/>
-          <w:sz w:val="18"/>
-          <w:szCs w:val="18"/>
-        </w:rPr>
-        <w:t xml:space="preserve">ksm-posstg-vpc-sg-ec2-web-be đang tồn tại các inbound rule nguy hiểm sau</w:t>
-      </w:r>
-    </w:p>
-    <w:p>
-      <w:pPr>
-        <w:spacing w:before="100" w:after="100"/>
-      </w:pPr>
-      <w:r>
-        <w:rPr>
-          <w:rFonts w:ascii="BIZ UDPGothic" w:cs="BIZ UDPGothic" w:eastAsia="BIZ UDPGothic" w:hAnsi="BIZ UDPGothic"/>
-          <w:color w:val="404040"/>
-          <w:sz w:val="18"/>
-          <w:szCs w:val="18"/>
-        </w:rPr>
-        <w:t xml:space="preserve">đây.*</w:t>
-      </w:r>
-    </w:p>
-    <w:p>
-      <w:pPr>
-        <w:spacing w:before="100" w:after="100"/>
-      </w:pPr>
-      <w:r>
-        <w:rPr>
-          <w:rFonts w:ascii="BIZ UDPGothic" w:cs="BIZ UDPGothic" w:eastAsia="BIZ UDPGothic" w:hAnsi="BIZ UDPGothic"/>
-          <w:color w:val="404040"/>
-          <w:sz w:val="18"/>
-          <w:szCs w:val="18"/>
-        </w:rPr>
-        <w:t xml:space="preserve">&gt; ① ALL(-1) → 0.0.0.0/0：全プロトコル・全ポートをインターネットに開放 */</w:t>
-      </w:r>
-    </w:p>
-    <w:p>
-      <w:pPr>
-        <w:spacing w:before="100" w:after="100"/>
-      </w:pPr>
-      <w:r>
-        <w:rPr>
-          <w:rFonts w:ascii="BIZ UDPGothic" w:cs="BIZ UDPGothic" w:eastAsia="BIZ UDPGothic" w:hAnsi="BIZ UDPGothic"/>
-          <w:color w:val="404040"/>
-          <w:sz w:val="18"/>
-          <w:szCs w:val="18"/>
-        </w:rPr>
-        <w:t xml:space="preserve">&gt; Mở toàn bộ giao thức・cổng ra Internet*</w:t>
-      </w:r>
-    </w:p>
-    <w:p>
-      <w:pPr>
-        <w:spacing w:before="100" w:after="100"/>
-      </w:pPr>
-      <w:r>
-        <w:rPr>
-          <w:rFonts w:ascii="BIZ UDPGothic" w:cs="BIZ UDPGothic" w:eastAsia="BIZ UDPGothic" w:hAnsi="BIZ UDPGothic"/>
-          <w:color w:val="404040"/>
-          <w:sz w:val="18"/>
-          <w:szCs w:val="18"/>
-        </w:rPr>
-        <w:t xml:space="preserve">&gt;</w:t>
-      </w:r>
-    </w:p>
-    <w:p>
-      <w:pPr>
-        <w:spacing w:before="100" w:after="100"/>
-      </w:pPr>
-      <w:r>
-        <w:rPr>
-          <w:rFonts w:ascii="BIZ UDPGothic" w:cs="BIZ UDPGothic" w:eastAsia="BIZ UDPGothic" w:hAnsi="BIZ UDPGothic"/>
-          <w:color w:val="404040"/>
-          <w:sz w:val="18"/>
-          <w:szCs w:val="18"/>
-        </w:rPr>
-        <w:t xml:space="preserve">&gt; ② TCP:8080 → 0.0.0.0/0：ポート8080をインターネットに開放 */ Mở cổng</w:t>
-      </w:r>
-    </w:p>
-    <w:p>
-      <w:pPr>
-        <w:spacing w:before="100" w:after="100"/>
-      </w:pPr>
-      <w:r>
-        <w:rPr>
-          <w:rFonts w:ascii="BIZ UDPGothic" w:cs="BIZ UDPGothic" w:eastAsia="BIZ UDPGothic" w:hAnsi="BIZ UDPGothic"/>
-          <w:color w:val="404040"/>
-          <w:sz w:val="18"/>
-          <w:szCs w:val="18"/>
-        </w:rPr>
-        <w:t xml:space="preserve">&gt; 8080 ra Internet*</w:t>
-      </w:r>
-    </w:p>
-    <w:p>
-      <w:pPr>
-        <w:spacing w:before="100" w:after="100"/>
-      </w:pPr>
-      <w:r>
-        <w:rPr>
-          <w:rFonts w:ascii="BIZ UDPGothic" w:cs="BIZ UDPGothic" w:eastAsia="BIZ UDPGothic" w:hAnsi="BIZ UDPGothic"/>
-          <w:color w:val="404040"/>
-          <w:sz w:val="18"/>
-          <w:szCs w:val="18"/>
-        </w:rPr>
-        <w:t xml:space="preserve">EC2はPrivate</w:t>
-      </w:r>
-    </w:p>
-    <w:p>
-      <w:pPr>
-        <w:spacing w:before="100" w:after="100"/>
-      </w:pPr>
-      <w:r>
-        <w:rPr>
-          <w:rFonts w:ascii="BIZ UDPGothic" w:cs="BIZ UDPGothic" w:eastAsia="BIZ UDPGothic" w:hAnsi="BIZ UDPGothic"/>
-          <w:color w:val="404040"/>
-          <w:sz w:val="18"/>
-          <w:szCs w:val="18"/>
-        </w:rPr>
-        <w:t xml:space="preserve">Subnetに配置されているためインターネットから直接到達はできませんが、セキュリティポリシー上不適切です。アプリはPort80のみで稼働しているため、不要なルールはすべて削除します。</w:t>
-      </w:r>
-      <w:r>
-        <w:br/>
-      </w:r>
-      <w:r>
-        <w:rPr>
-          <w:rFonts w:ascii="BIZ UDPGothic" w:cs="BIZ UDPGothic" w:eastAsia="BIZ UDPGothic" w:hAnsi="BIZ UDPGothic"/>
-          <w:i/>
-          <w:iCs/>
-          <w:color w:val="777777"/>
-          <w:sz w:val="16"/>
-          <w:szCs w:val="16"/>
-        </w:rPr>
-        <w:t xml:space="preserve">/ EC2 được đặt trong Private Subnet nên không thể truy cập trực tiếp từ</w:t>
-      </w:r>
-    </w:p>
-    <w:p>
-      <w:pPr>
-        <w:spacing w:before="100" w:after="100"/>
-      </w:pPr>
-      <w:r>
-        <w:rPr>
-          <w:rFonts w:ascii="BIZ UDPGothic" w:cs="BIZ UDPGothic" w:eastAsia="BIZ UDPGothic" w:hAnsi="BIZ UDPGothic"/>
-          <w:color w:val="404040"/>
-          <w:sz w:val="18"/>
-          <w:szCs w:val="18"/>
-        </w:rPr>
-        <w:t xml:space="preserve">Internet, nhưng về mặt chính sách bảo mật vẫn không phù hợp. Ứng dụng</w:t>
-      </w:r>
-    </w:p>
-    <w:p>
-      <w:pPr>
-        <w:spacing w:before="100" w:after="100"/>
-      </w:pPr>
-      <w:r>
-        <w:rPr>
-          <w:rFonts w:ascii="BIZ UDPGothic" w:cs="BIZ UDPGothic" w:eastAsia="BIZ UDPGothic" w:hAnsi="BIZ UDPGothic"/>
-          <w:color w:val="404040"/>
-          <w:sz w:val="18"/>
-          <w:szCs w:val="18"/>
-        </w:rPr>
-        <w:t xml:space="preserve">chỉ hoạt động trên Port80 nên sẽ xóa toàn bộ rule không cần thiết.*</w:t>
-      </w:r>
-    </w:p>
-    <w:p>
-      <w:pPr>
-        <w:pBdr>
-          <w:left w:val="thick" w:color="C8102E" w:sz="20" w:space="6"/>
-        </w:pBdr>
-        <w:spacing w:before="280" w:after="100"/>
-      </w:pPr>
-      <w:r>
-        <w:rPr>
-          <w:rFonts w:ascii="BIZ UDPGothic" w:cs="BIZ UDPGothic" w:eastAsia="BIZ UDPGothic" w:hAnsi="BIZ UDPGothic"/>
-          <w:b/>
-          <w:bCs/>
-          <w:color w:val="C8102E"/>
-          <w:sz w:val="24"/>
-          <w:szCs w:val="24"/>
-        </w:rPr>
-        <w:t xml:space="preserve">■ 改修内容</w:t>
-      </w:r>
-      <w:r>
-        <w:br/>
-      </w:r>
-      <w:r>
-        <w:rPr>
-          <w:rFonts w:ascii="BIZ UDPGothic" w:cs="BIZ UDPGothic" w:eastAsia="BIZ UDPGothic" w:hAnsi="BIZ UDPGothic"/>
-          <w:i/>
-          <w:iCs/>
-          <w:color w:val="AA3344"/>
-          <w:sz w:val="17"/>
-          <w:szCs w:val="17"/>
-        </w:rPr>
-        <w:t xml:space="preserve">　Nội Dung Sửa Đổi</w:t>
-      </w:r>
-    </w:p>
-    <w:p>
-      <w:pPr>
-        <w:spacing w:before="100" w:after="100"/>
-      </w:pPr>
-      <w:r>
-        <w:rPr>
-          <w:rFonts w:ascii="BIZ UDPGothic" w:cs="BIZ UDPGothic" w:eastAsia="BIZ UDPGothic" w:hAnsi="BIZ UDPGothic"/>
-          <w:color w:val="404040"/>
-          <w:sz w:val="18"/>
-          <w:szCs w:val="18"/>
-        </w:rPr>
-        <w:t xml:space="preserve">▼ 変更前インバウンドルール（削除対象: 赤行） */ Inbound rule trước</w:t>
-      </w:r>
-    </w:p>
-    <w:p>
-      <w:pPr>
-        <w:spacing w:before="100" w:after="100"/>
-      </w:pPr>
-      <w:r>
-        <w:rPr>
-          <w:rFonts w:ascii="BIZ UDPGothic" w:cs="BIZ UDPGothic" w:eastAsia="BIZ UDPGothic" w:hAnsi="BIZ UDPGothic"/>
-          <w:color w:val="404040"/>
-          <w:sz w:val="18"/>
-          <w:szCs w:val="18"/>
-        </w:rPr>
-        <w:t xml:space="preserve">khi thay đổi (hàng đỏ = xóa)*</w:t>
-      </w:r>
-    </w:p>
-    <w:p>
-      <w:pPr>
-        <w:spacing w:before="100" w:after="100"/>
-      </w:pPr>
-      <w:r>
-        <w:rPr>
-          <w:rFonts w:ascii="BIZ UDPGothic" w:cs="BIZ UDPGothic" w:eastAsia="BIZ UDPGothic" w:hAnsi="BIZ UDPGothic"/>
-          <w:color w:val="404040"/>
-          <w:sz w:val="18"/>
-          <w:szCs w:val="18"/>
-        </w:rPr>
-        <w:t xml:space="preserve">+--------------+----------+----------+---------------------------------+</w:t>
-      </w:r>
-    </w:p>
-    <w:p>
-      <w:pPr>
-        <w:spacing w:before="100" w:after="100"/>
-      </w:pPr>
-      <w:r>
-        <w:rPr>
-          <w:rFonts w:ascii="BIZ UDPGothic" w:cs="BIZ UDPGothic" w:eastAsia="BIZ UDPGothic" w:hAnsi="BIZ UDPGothic"/>
-          <w:color w:val="404040"/>
-          <w:sz w:val="18"/>
-          <w:szCs w:val="18"/>
-        </w:rPr>
-        <w:t xml:space="preserve">+==============+==========+==========+=================================+</w:t>
-      </w:r>
-    </w:p>
-    <w:p>
-      <w:pPr>
-        <w:spacing w:before="100" w:after="100"/>
-      </w:pPr>
-      <w:r>
-        <w:rPr>
-          <w:rFonts w:ascii="BIZ UDPGothic" w:cs="BIZ UDPGothic" w:eastAsia="BIZ UDPGothic" w:hAnsi="BIZ UDPGothic"/>
-          <w:color w:val="404040"/>
-          <w:sz w:val="18"/>
-          <w:szCs w:val="18"/>
-        </w:rPr>
-        <w:t xml:space="preserve">+--------------+----------+----------+---------------------------------+</w:t>
-      </w:r>
-    </w:p>
-    <w:p>
-      <w:pPr>
-        <w:spacing w:before="100" w:after="100"/>
-      </w:pPr>
-      <w:r>
-        <w:rPr>
-          <w:rFonts w:ascii="BIZ UDPGothic" w:cs="BIZ UDPGothic" w:eastAsia="BIZ UDPGothic" w:hAnsi="BIZ UDPGothic"/>
-          <w:color w:val="404040"/>
-          <w:sz w:val="18"/>
-          <w:szCs w:val="18"/>
-        </w:rPr>
-        <w:t xml:space="preserve">+--------------+----------+----------+---------------------------------+</w:t>
-      </w:r>
-    </w:p>
-    <w:p>
-      <w:pPr>
-        <w:spacing w:before="100" w:after="100"/>
-      </w:pPr>
-      <w:r>
-        <w:rPr>
-          <w:rFonts w:ascii="BIZ UDPGothic" w:cs="BIZ UDPGothic" w:eastAsia="BIZ UDPGothic" w:hAnsi="BIZ UDPGothic"/>
-          <w:color w:val="404040"/>
-          <w:sz w:val="18"/>
-          <w:szCs w:val="18"/>
-        </w:rPr>
-        <w:t xml:space="preserve">+--------------+----------+----------+---------------------------------+</w:t>
-      </w:r>
-    </w:p>
-    <w:p>
-      <w:pPr>
-        <w:spacing w:before="100" w:after="100"/>
-      </w:pPr>
-      <w:r>
-        <w:rPr>
-          <w:rFonts w:ascii="BIZ UDPGothic" w:cs="BIZ UDPGothic" w:eastAsia="BIZ UDPGothic" w:hAnsi="BIZ UDPGothic"/>
-          <w:color w:val="404040"/>
-          <w:sz w:val="18"/>
-          <w:szCs w:val="18"/>
-        </w:rPr>
-        <w:t xml:space="preserve">▲ 変更後インバウンドルール */ Inbound rule sau khi thay đổi*</w:t>
-      </w:r>
-    </w:p>
-    <w:p>
-      <w:pPr>
-        <w:spacing w:before="100" w:after="100"/>
-      </w:pPr>
-      <w:r>
-        <w:rPr>
-          <w:rFonts w:ascii="BIZ UDPGothic" w:cs="BIZ UDPGothic" w:eastAsia="BIZ UDPGothic" w:hAnsi="BIZ UDPGothic"/>
-          <w:color w:val="404040"/>
-          <w:sz w:val="18"/>
-          <w:szCs w:val="18"/>
-        </w:rPr>
-        <w:t xml:space="preserve">+--------------+----------+----------+---------------------------------+</w:t>
-      </w:r>
-    </w:p>
-    <w:p>
-      <w:pPr>
-        <w:spacing w:before="100" w:after="100"/>
-      </w:pPr>
-      <w:r>
-        <w:rPr>
-          <w:rFonts w:ascii="BIZ UDPGothic" w:cs="BIZ UDPGothic" w:eastAsia="BIZ UDPGothic" w:hAnsi="BIZ UDPGothic"/>
-          <w:color w:val="404040"/>
-          <w:sz w:val="18"/>
-          <w:szCs w:val="18"/>
-        </w:rPr>
-        <w:t xml:space="preserve">+==============+==========+==========+=================================+</w:t>
-      </w:r>
-    </w:p>
-    <w:p>
-      <w:pPr>
-        <w:spacing w:before="100" w:after="100"/>
-      </w:pPr>
-      <w:r>
-        <w:rPr>
-          <w:rFonts w:ascii="BIZ UDPGothic" w:cs="BIZ UDPGothic" w:eastAsia="BIZ UDPGothic" w:hAnsi="BIZ UDPGothic"/>
-          <w:color w:val="404040"/>
-          <w:sz w:val="18"/>
-          <w:szCs w:val="18"/>
-        </w:rPr>
-        <w:t xml:space="preserve">+--------------+----------+----------+---------------------------------+</w:t>
-      </w:r>
-    </w:p>
-    <w:p>
-      <w:pPr>
-        <w:spacing w:before="100" w:after="100"/>
-      </w:pPr>
-      <w:r>
-        <w:rPr>
-          <w:rFonts w:ascii="BIZ UDPGothic" w:cs="BIZ UDPGothic" w:eastAsia="BIZ UDPGothic" w:hAnsi="BIZ UDPGothic"/>
-          <w:color w:val="404040"/>
-          <w:sz w:val="18"/>
-          <w:szCs w:val="18"/>
-        </w:rPr>
-        <w:t xml:space="preserve">※ ALB Security Group ID</w:t>
-      </w:r>
-    </w:p>
-    <w:p>
-      <w:pPr>
-        <w:spacing w:before="100" w:after="100"/>
-      </w:pPr>
-      <w:r>
-        <w:rPr>
-          <w:rFonts w:ascii="BIZ UDPGothic" w:cs="BIZ UDPGothic" w:eastAsia="BIZ UDPGothic" w:hAnsi="BIZ UDPGothic"/>
-          <w:color w:val="404040"/>
-          <w:sz w:val="18"/>
-          <w:szCs w:val="18"/>
-        </w:rPr>
-        <w:t xml:space="preserve">は作業前にAWSコンソールで「ksm-posstg-vpc-sg-alb-api-be」のIDを確認してから設定すること。</w:t>
-      </w:r>
-      <w:r>
-        <w:br/>
-      </w:r>
-      <w:r>
-        <w:rPr>
-          <w:rFonts w:ascii="BIZ UDPGothic" w:cs="BIZ UDPGothic" w:eastAsia="BIZ UDPGothic" w:hAnsi="BIZ UDPGothic"/>
-          <w:i/>
-          <w:iCs/>
-          <w:color w:val="777777"/>
-          <w:sz w:val="16"/>
-          <w:szCs w:val="16"/>
-        </w:rPr>
-        <w:t xml:space="preserve">/ Cần xác nhận SG ID của「ksm-posstg-vpc-sg-alb-api-be」trên AWS</w:t>
-      </w:r>
-    </w:p>
-    <w:p>
-      <w:pPr>
-        <w:spacing w:before="100" w:after="100"/>
-      </w:pPr>
-      <w:r>
-        <w:rPr>
-          <w:rFonts w:ascii="BIZ UDPGothic" w:cs="BIZ UDPGothic" w:eastAsia="BIZ UDPGothic" w:hAnsi="BIZ UDPGothic"/>
-          <w:color w:val="404040"/>
-          <w:sz w:val="18"/>
-          <w:szCs w:val="18"/>
-        </w:rPr>
-        <w:t xml:space="preserve">Console trước khi thực hiện.*</w:t>
-      </w:r>
-    </w:p>
-    <w:p>
-      <w:pPr>
-        <w:pBdr>
-          <w:left w:val="thick" w:color="C8102E" w:sz="20" w:space="6"/>
-        </w:pBdr>
-        <w:spacing w:before="280" w:after="100"/>
-      </w:pPr>
-      <w:r>
-        <w:rPr>
-          <w:rFonts w:ascii="BIZ UDPGothic" w:cs="BIZ UDPGothic" w:eastAsia="BIZ UDPGothic" w:hAnsi="BIZ UDPGothic"/>
-          <w:b/>
-          <w:bCs/>
-          <w:color w:val="C8102E"/>
-          <w:sz w:val="24"/>
-          <w:szCs w:val="24"/>
-        </w:rPr>
-        <w:t xml:space="preserve">■ 作業手順</w:t>
-      </w:r>
-      <w:r>
-        <w:br/>
-      </w:r>
-      <w:r>
-        <w:rPr>
-          <w:rFonts w:ascii="BIZ UDPGothic" w:cs="BIZ UDPGothic" w:eastAsia="BIZ UDPGothic" w:hAnsi="BIZ UDPGothic"/>
-          <w:i/>
-          <w:iCs/>
-          <w:color w:val="AA3344"/>
-          <w:sz w:val="17"/>
-          <w:szCs w:val="17"/>
-        </w:rPr>
-        <w:t xml:space="preserve">　/ EC2 → Security Groups → Chọn ksm-posstg-vpc-sg-ec2-web-be</w:t>
-      </w:r>
-    </w:p>
-    <w:p>
-      <w:pPr>
-        <w:spacing w:before="100" w:after="100"/>
-      </w:pPr>
-      <w:r>
-        <w:rPr>
-          <w:rFonts w:ascii="BIZ UDPGothic" w:cs="BIZ UDPGothic" w:eastAsia="BIZ UDPGothic" w:hAnsi="BIZ UDPGothic"/>
-          <w:color w:val="404040"/>
-          <w:sz w:val="18"/>
-          <w:szCs w:val="18"/>
-        </w:rPr>
-        <w:t xml:space="preserve">&gt; 1\. AWSコンソール（STG: 750735758916）にログイン */ Đăng nhập AWS</w:t>
-      </w:r>
-    </w:p>
-    <w:p>
-      <w:pPr>
-        <w:spacing w:before="100" w:after="100"/>
-      </w:pPr>
-      <w:r>
-        <w:rPr>
-          <w:rFonts w:ascii="BIZ UDPGothic" w:cs="BIZ UDPGothic" w:eastAsia="BIZ UDPGothic" w:hAnsi="BIZ UDPGothic"/>
-          <w:color w:val="404040"/>
-          <w:sz w:val="18"/>
-          <w:szCs w:val="18"/>
-        </w:rPr>
-        <w:t xml:space="preserve">&gt; Console (STG: 750735758916)*</w:t>
-      </w:r>
-    </w:p>
-    <w:p>
-      <w:pPr>
-        <w:spacing w:before="100" w:after="100"/>
-      </w:pPr>
-      <w:r>
-        <w:rPr>
-          <w:rFonts w:ascii="BIZ UDPGothic" w:cs="BIZ UDPGothic" w:eastAsia="BIZ UDPGothic" w:hAnsi="BIZ UDPGothic"/>
-          <w:color w:val="404040"/>
-          <w:sz w:val="18"/>
-          <w:szCs w:val="18"/>
-        </w:rPr>
-        <w:t xml:space="preserve">&gt;</w:t>
-      </w:r>
-    </w:p>
-    <w:p>
-      <w:pPr>
-        <w:spacing w:before="100" w:after="100"/>
-      </w:pPr>
-      <w:r>
-        <w:rPr>
-          <w:rFonts w:ascii="BIZ UDPGothic" w:cs="BIZ UDPGothic" w:eastAsia="BIZ UDPGothic" w:hAnsi="BIZ UDPGothic"/>
-          <w:color w:val="404040"/>
-          <w:sz w:val="18"/>
-          <w:szCs w:val="18"/>
-        </w:rPr>
-        <w:t xml:space="preserve">&gt; 2\. EC2 → セキュリティグループ → ksm-posstg-vpc-sg-ec2-web-be を選択</w:t>
-      </w:r>
-    </w:p>
-    <w:p>
-      <w:pPr>
-        <w:spacing w:before="100" w:after="100"/>
-      </w:pPr>
-      <w:r>
-        <w:rPr>
-          <w:rFonts w:ascii="BIZ UDPGothic" w:cs="BIZ UDPGothic" w:eastAsia="BIZ UDPGothic" w:hAnsi="BIZ UDPGothic"/>
-          <w:color w:val="404040"/>
-          <w:sz w:val="18"/>
-          <w:szCs w:val="18"/>
-        </w:rPr>
-        <w:t xml:space="preserve">&gt; */ EC2 → Security Groups → Chọn ksm-posstg-vpc-sg-ec2-web-be*</w:t>
-      </w:r>
-    </w:p>
-    <w:p>
-      <w:pPr>
-        <w:spacing w:before="100" w:after="100"/>
-      </w:pPr>
-      <w:r>
-        <w:rPr>
-          <w:rFonts w:ascii="BIZ UDPGothic" w:cs="BIZ UDPGothic" w:eastAsia="BIZ UDPGothic" w:hAnsi="BIZ UDPGothic"/>
-          <w:color w:val="404040"/>
-          <w:sz w:val="18"/>
-          <w:szCs w:val="18"/>
-        </w:rPr>
-        <w:t xml:space="preserve">&gt;</w:t>
-      </w:r>
-    </w:p>
-    <w:p>
-      <w:pPr>
-        <w:spacing w:before="100" w:after="100"/>
-      </w:pPr>
-      <w:r>
-        <w:rPr>
-          <w:rFonts w:ascii="BIZ UDPGothic" w:cs="BIZ UDPGothic" w:eastAsia="BIZ UDPGothic" w:hAnsi="BIZ UDPGothic"/>
-          <w:color w:val="404040"/>
-          <w:sz w:val="18"/>
-          <w:szCs w:val="18"/>
-        </w:rPr>
-        <w:t xml:space="preserve">&gt; 3\. 「インバウンドルールを編集」→ ALL(-1)/0.0.0.0/0 と</w:t>
-      </w:r>
-    </w:p>
-    <w:p>
-      <w:pPr>
-        <w:spacing w:before="100" w:after="100"/>
-      </w:pPr>
-      <w:r>
-        <w:rPr>
-          <w:rFonts w:ascii="BIZ UDPGothic" w:cs="BIZ UDPGothic" w:eastAsia="BIZ UDPGothic" w:hAnsi="BIZ UDPGothic"/>
-          <w:color w:val="404040"/>
-          <w:sz w:val="18"/>
-          <w:szCs w:val="18"/>
-        </w:rPr>
-        <w:t xml:space="preserve">&gt; TCP:8080/0.0.0.0/0 を削除 */ Chỉnh sửa inbound rule → Xóa</w:t>
-      </w:r>
-    </w:p>
-    <w:p>
-      <w:pPr>
-        <w:spacing w:before="100" w:after="100"/>
-      </w:pPr>
-      <w:r>
-        <w:rPr>
-          <w:rFonts w:ascii="BIZ UDPGothic" w:cs="BIZ UDPGothic" w:eastAsia="BIZ UDPGothic" w:hAnsi="BIZ UDPGothic"/>
-          <w:color w:val="404040"/>
-          <w:sz w:val="18"/>
-          <w:szCs w:val="18"/>
-        </w:rPr>
-        <w:t xml:space="preserve">&gt; ALL(-1)/0.0.0.0/0 và TCP:8080/0.0.0.0/0*</w:t>
-      </w:r>
-    </w:p>
-    <w:p>
-      <w:pPr>
-        <w:spacing w:before="100" w:after="100"/>
-      </w:pPr>
-      <w:r>
-        <w:rPr>
-          <w:rFonts w:ascii="BIZ UDPGothic" w:cs="BIZ UDPGothic" w:eastAsia="BIZ UDPGothic" w:hAnsi="BIZ UDPGothic"/>
-          <w:color w:val="404040"/>
-          <w:sz w:val="18"/>
-          <w:szCs w:val="18"/>
-        </w:rPr>
-        <w:t xml:space="preserve">&gt;</w:t>
-      </w:r>
-    </w:p>
-    <w:p>
-      <w:pPr>
-        <w:spacing w:before="100" w:after="100"/>
-      </w:pPr>
-      <w:r>
-        <w:rPr>
-          <w:rFonts w:ascii="BIZ UDPGothic" w:cs="BIZ UDPGothic" w:eastAsia="BIZ UDPGothic" w:hAnsi="BIZ UDPGothic"/>
-          <w:color w:val="404040"/>
-          <w:sz w:val="18"/>
-          <w:szCs w:val="18"/>
-        </w:rPr>
-        <w:t xml:space="preserve">&gt; 4\. 「ルールを追加」→ TCP:80 / ソース: ksm-posstg-vpc-sg-alb-api-be</w:t>
-      </w:r>
-    </w:p>
-    <w:p>
-      <w:pPr>
-        <w:spacing w:before="100" w:after="100"/>
-      </w:pPr>
-      <w:r>
-        <w:rPr>
-          <w:rFonts w:ascii="BIZ UDPGothic" w:cs="BIZ UDPGothic" w:eastAsia="BIZ UDPGothic" w:hAnsi="BIZ UDPGothic"/>
-          <w:color w:val="404040"/>
-          <w:sz w:val="18"/>
-          <w:szCs w:val="18"/>
-        </w:rPr>
-        <w:t xml:space="preserve">&gt; のSG ID を設定 */ Thêm rule → TCP:80 / Nguồn: SG ID của</w:t>
-      </w:r>
-    </w:p>
-    <w:p>
-      <w:pPr>
-        <w:spacing w:before="100" w:after="100"/>
-      </w:pPr>
-      <w:r>
-        <w:rPr>
-          <w:rFonts w:ascii="BIZ UDPGothic" w:cs="BIZ UDPGothic" w:eastAsia="BIZ UDPGothic" w:hAnsi="BIZ UDPGothic"/>
-          <w:color w:val="404040"/>
-          <w:sz w:val="18"/>
-          <w:szCs w:val="18"/>
-        </w:rPr>
-        <w:t xml:space="preserve">&gt; ksm-posstg-vpc-sg-alb-api-be*</w:t>
-      </w:r>
-    </w:p>
-    <w:p>
-      <w:pPr>
-        <w:spacing w:before="100" w:after="100"/>
-      </w:pPr>
-      <w:r>
-        <w:rPr>
-          <w:rFonts w:ascii="BIZ UDPGothic" w:cs="BIZ UDPGothic" w:eastAsia="BIZ UDPGothic" w:hAnsi="BIZ UDPGothic"/>
-          <w:color w:val="404040"/>
-          <w:sz w:val="18"/>
-          <w:szCs w:val="18"/>
-        </w:rPr>
-        <w:t xml:space="preserve">&gt;</w:t>
-      </w:r>
-    </w:p>
-    <w:p>
-      <w:pPr>
-        <w:spacing w:before="100" w:after="100"/>
-      </w:pPr>
-      <w:r>
-        <w:rPr>
-          <w:rFonts w:ascii="BIZ UDPGothic" w:cs="BIZ UDPGothic" w:eastAsia="BIZ UDPGothic" w:hAnsi="BIZ UDPGothic"/>
-          <w:color w:val="404040"/>
-          <w:sz w:val="18"/>
-          <w:szCs w:val="18"/>
-        </w:rPr>
-        <w:t xml:space="preserve">&gt; 5\. 「ルールを保存」→ 下記テスト手順を実施 */ Lưu rule → Thực hiện quy</w:t>
-      </w:r>
-    </w:p>
-    <w:p>
-      <w:pPr>
-        <w:spacing w:before="100" w:after="100"/>
-      </w:pPr>
-      <w:r>
-        <w:rPr>
-          <w:rFonts w:ascii="BIZ UDPGothic" w:cs="BIZ UDPGothic" w:eastAsia="BIZ UDPGothic" w:hAnsi="BIZ UDPGothic"/>
-          <w:color w:val="404040"/>
-          <w:sz w:val="18"/>
-          <w:szCs w:val="18"/>
-        </w:rPr>
-        <w:t xml:space="preserve">&gt; trình kiểm thử bên dưới*</w:t>
-      </w:r>
-    </w:p>
-    <w:p>
-      <w:pPr>
-        <w:pBdr>
-          <w:left w:val="thick" w:color="C8102E" w:sz="20" w:space="6"/>
-        </w:pBdr>
-        <w:spacing w:before="280" w:after="100"/>
-      </w:pPr>
-      <w:r>
-        <w:rPr>
-          <w:rFonts w:ascii="BIZ UDPGothic" w:cs="BIZ UDPGothic" w:eastAsia="BIZ UDPGothic" w:hAnsi="BIZ UDPGothic"/>
-          <w:b/>
-          <w:bCs/>
-          <w:color w:val="C8102E"/>
-          <w:sz w:val="24"/>
-          <w:szCs w:val="24"/>
-        </w:rPr>
-        <w:t xml:space="preserve">■ テスト手順・報告</w:t>
-      </w:r>
-      <w:r>
-        <w:br/>
-      </w:r>
-      <w:r>
-        <w:rPr>
-          <w:rFonts w:ascii="BIZ UDPGothic" w:cs="BIZ UDPGothic" w:eastAsia="BIZ UDPGothic" w:hAnsi="BIZ UDPGothic"/>
-          <w:i/>
-          <w:iCs/>
-          <w:color w:val="AA3344"/>
-          <w:sz w:val="17"/>
-          <w:szCs w:val="17"/>
-        </w:rPr>
-        <w:t xml:space="preserve">　Quy Trình Kiểm Thử</w:t>
-      </w:r>
-    </w:p>
-    <w:p>
-      <w:pPr>
-        <w:spacing w:before="100" w:after="100"/>
-      </w:pPr>
-      <w:r>
-        <w:rPr>
-          <w:rFonts w:ascii="BIZ UDPGothic" w:cs="BIZ UDPGothic" w:eastAsia="BIZ UDPGothic" w:hAnsi="BIZ UDPGothic"/>
-          <w:color w:val="404040"/>
-          <w:sz w:val="18"/>
-          <w:szCs w:val="18"/>
-        </w:rPr>
-        <w:t xml:space="preserve">+---+------------------------------+--------------------+----+--------+</w:t>
-      </w:r>
-    </w:p>
-    <w:p>
-      <w:pPr>
-        <w:spacing w:before="100" w:after="100"/>
-      </w:pPr>
-      <w:r>
-        <w:rPr>
-          <w:rFonts w:ascii="BIZ UDPGothic" w:cs="BIZ UDPGothic" w:eastAsia="BIZ UDPGothic" w:hAnsi="BIZ UDPGothic"/>
-          <w:color w:val="404040"/>
-          <w:sz w:val="18"/>
-          <w:szCs w:val="18"/>
-        </w:rPr>
-        <w:t xml:space="preserve">+===+==============================+====================+====+========+</w:t>
-      </w:r>
-    </w:p>
-    <w:p>
-      <w:pPr>
-        <w:spacing w:before="100" w:after="100"/>
-      </w:pPr>
-      <w:r>
-        <w:rPr>
-          <w:rFonts w:ascii="BIZ UDPGothic" w:cs="BIZ UDPGothic" w:eastAsia="BIZ UDPGothic" w:hAnsi="BIZ UDPGothic"/>
-          <w:color w:val="404040"/>
-          <w:sz w:val="18"/>
-          <w:szCs w:val="18"/>
-        </w:rPr>
-        <w:t xml:space="preserve">+---+------------------------------+--------------------+----+--------+</w:t>
-      </w:r>
-    </w:p>
-    <w:p>
-      <w:pPr>
-        <w:spacing w:before="100" w:after="100"/>
-      </w:pPr>
-      <w:r>
-        <w:rPr>
-          <w:rFonts w:ascii="BIZ UDPGothic" w:cs="BIZ UDPGothic" w:eastAsia="BIZ UDPGothic" w:hAnsi="BIZ UDPGothic"/>
-          <w:color w:val="404040"/>
-          <w:sz w:val="18"/>
-          <w:szCs w:val="18"/>
-        </w:rPr>
-        <w:t xml:space="preserve">+---+------------------------------+--------------------+----+--------+</w:t>
-      </w:r>
-    </w:p>
-    <w:p>
-      <w:pPr>
-        <w:spacing w:before="100" w:after="100"/>
-      </w:pPr>
-      <w:r>
-        <w:rPr>
-          <w:rFonts w:ascii="BIZ UDPGothic" w:cs="BIZ UDPGothic" w:eastAsia="BIZ UDPGothic" w:hAnsi="BIZ UDPGothic"/>
-          <w:color w:val="404040"/>
-          <w:sz w:val="18"/>
-          <w:szCs w:val="18"/>
-        </w:rPr>
-        <w:t xml:space="preserve">+---+------------------------------+--------------------+----+--------+</w:t>
-      </w:r>
-    </w:p>
-    <w:p>
-      <w:pPr>
-        <w:spacing w:before="100" w:after="100"/>
-      </w:pPr>
-      <w:r>
-        <w:rPr>
-          <w:rFonts w:ascii="BIZ UDPGothic" w:cs="BIZ UDPGothic" w:eastAsia="BIZ UDPGothic" w:hAnsi="BIZ UDPGothic"/>
-          <w:color w:val="404040"/>
-          <w:sz w:val="18"/>
-          <w:szCs w:val="18"/>
-        </w:rPr>
-        <w:t xml:space="preserve">+---+------------------------------+--------------------+----+--------+</w:t>
-      </w:r>
-    </w:p>
-    <w:p>
-      <w:pPr>
-        <w:pBdr>
-          <w:left w:val="thick" w:color="C8102E" w:sz="20" w:space="6"/>
-        </w:pBdr>
-        <w:spacing w:before="280" w:after="100"/>
-      </w:pPr>
-      <w:r>
-        <w:rPr>
-          <w:rFonts w:ascii="BIZ UDPGothic" w:cs="BIZ UDPGothic" w:eastAsia="BIZ UDPGothic" w:hAnsi="BIZ UDPGothic"/>
-          <w:b/>
-          <w:bCs/>
-          <w:color w:val="C8102E"/>
-          <w:sz w:val="24"/>
-          <w:szCs w:val="24"/>
-        </w:rPr>
-        <w:t xml:space="preserve">■ No.2 ECRリポジトリ削除</w:t>
-      </w:r>
-      <w:r>
-        <w:br/>
-      </w:r>
-      <w:r>
-        <w:rPr>
-          <w:rFonts w:ascii="BIZ UDPGothic" w:cs="BIZ UDPGothic" w:eastAsia="BIZ UDPGothic" w:hAnsi="BIZ UDPGothic"/>
-          <w:i/>
-          <w:iCs/>
-          <w:color w:val="AA3344"/>
-          <w:sz w:val="17"/>
-          <w:szCs w:val="17"/>
-        </w:rPr>
-        <w:t xml:space="preserve">　Xóa ECR repository</w:t>
-      </w:r>
-    </w:p>
-    <w:p>
-      <w:pPr>
-        <w:spacing w:before="100" w:after="100"/>
-      </w:pPr>
-      <w:r>
-        <w:rPr>
-          <w:rFonts w:ascii="BIZ UDPGothic" w:cs="BIZ UDPGothic" w:eastAsia="BIZ UDPGothic" w:hAnsi="BIZ UDPGothic"/>
-          <w:color w:val="404040"/>
-          <w:sz w:val="18"/>
-          <w:szCs w:val="18"/>
-        </w:rPr>
-        <w:t xml:space="preserve">根拠: KSM-AWS-004 Q5 回答「A: 削除してよい（現時点で利用予定なし）」 */</w:t>
-      </w:r>
-    </w:p>
-    <w:p>
-      <w:pPr>
-        <w:spacing w:before="100" w:after="100"/>
-      </w:pPr>
-      <w:r>
-        <w:rPr>
-          <w:rFonts w:ascii="BIZ UDPGothic" w:cs="BIZ UDPGothic" w:eastAsia="BIZ UDPGothic" w:hAnsi="BIZ UDPGothic"/>
-          <w:color w:val="404040"/>
-          <w:sz w:val="18"/>
-          <w:szCs w:val="18"/>
-        </w:rPr>
-        <w:t xml:space="preserve">Căn cứ: Phản hồi KSM-AWS-004 Q5「A: Có thể xóa (hiện tại không có kế</w:t>
-      </w:r>
-    </w:p>
-    <w:p>
-      <w:pPr>
-        <w:spacing w:before="100" w:after="100"/>
-      </w:pPr>
-      <w:r>
-        <w:rPr>
-          <w:rFonts w:ascii="BIZ UDPGothic" w:cs="BIZ UDPGothic" w:eastAsia="BIZ UDPGothic" w:hAnsi="BIZ UDPGothic"/>
-          <w:color w:val="404040"/>
-          <w:sz w:val="18"/>
-          <w:szCs w:val="18"/>
-        </w:rPr>
-        <w:t xml:space="preserve">hoạch sử dụng)」*</w:t>
-      </w:r>
-    </w:p>
-    <w:p>
-      <w:pPr>
-        <w:pBdr>
-          <w:left w:val="thick" w:color="C8102E" w:sz="20" w:space="6"/>
-        </w:pBdr>
-        <w:spacing w:before="280" w:after="100"/>
-      </w:pPr>
-      <w:r>
-        <w:rPr>
-          <w:rFonts w:ascii="BIZ UDPGothic" w:cs="BIZ UDPGothic" w:eastAsia="BIZ UDPGothic" w:hAnsi="BIZ UDPGothic"/>
-          <w:b/>
-          <w:bCs/>
-          <w:color w:val="C8102E"/>
-          <w:sz w:val="24"/>
-          <w:szCs w:val="24"/>
-        </w:rPr>
-        <w:t xml:space="preserve">■ 対象リソース</w:t>
-      </w:r>
-      <w:r>
-        <w:br/>
-      </w:r>
-      <w:r>
-        <w:rPr>
-          <w:rFonts w:ascii="BIZ UDPGothic" w:cs="BIZ UDPGothic" w:eastAsia="BIZ UDPGothic" w:hAnsi="BIZ UDPGothic"/>
-          <w:i/>
-          <w:iCs/>
-          <w:color w:val="AA3344"/>
-          <w:sz w:val="17"/>
-          <w:szCs w:val="17"/>
-        </w:rPr>
-        <w:t xml:space="preserve">　*リポジトリ名</w:t>
-      </w:r>
-    </w:p>
-    <w:p>
-      <w:pPr>
-        <w:spacing w:before="100" w:after="100"/>
-      </w:pPr>
-      <w:r>
-        <w:rPr>
-          <w:rFonts w:ascii="BIZ UDPGothic" w:cs="BIZ UDPGothic" w:eastAsia="BIZ UDPGothic" w:hAnsi="BIZ UDPGothic"/>
-          <w:color w:val="404040"/>
-          <w:sz w:val="18"/>
-          <w:szCs w:val="18"/>
-        </w:rPr>
-        <w:t xml:space="preserve">リポジトリ名 */ Tên URI                                                                   状態 */ Trạng</w:t>
-      </w:r>
-    </w:p>
-    <w:p>
-      <w:pPr>
-        <w:spacing w:before="100" w:after="100"/>
-      </w:pPr>
-      <w:r>
-        <w:rPr>
-          <w:rFonts w:ascii="BIZ UDPGothic" w:cs="BIZ UDPGothic" w:eastAsia="BIZ UDPGothic" w:hAnsi="BIZ UDPGothic"/>
-          <w:color w:val="404040"/>
-          <w:sz w:val="18"/>
-          <w:szCs w:val="18"/>
-        </w:rPr>
-        <w:t xml:space="preserve">repository*                                                                                       thái*</w:t>
-      </w:r>
-    </w:p>
-    <w:p>
-      <w:pPr>
-        <w:spacing w:before="100" w:after="100"/>
-      </w:pPr>
-      <w:r>
-        <w:rPr>
-          <w:rFonts w:ascii="BIZ UDPGothic" w:cs="BIZ UDPGothic" w:eastAsia="BIZ UDPGothic" w:hAnsi="BIZ UDPGothic"/>
-          <w:color w:val="404040"/>
-          <w:sz w:val="18"/>
-          <w:szCs w:val="18"/>
-        </w:rPr>
-        <w:t xml:space="preserve">ksm-posstg-ecr-web-fe   750735758916.dkr.ecr.ap-northeast-1.amazonaws.com/ksm-posstg-ecr-web-fe   空（イメージ0件）/</w:t>
-      </w:r>
-    </w:p>
-    <w:p>
-      <w:pPr>
-        <w:spacing w:before="100" w:after="100"/>
-      </w:pPr>
-      <w:r>
-        <w:rPr>
-          <w:rFonts w:ascii="BIZ UDPGothic" w:cs="BIZ UDPGothic" w:eastAsia="BIZ UDPGothic" w:hAnsi="BIZ UDPGothic"/>
-          <w:color w:val="404040"/>
-          <w:sz w:val="18"/>
-          <w:szCs w:val="18"/>
-        </w:rPr>
-        <w:t xml:space="preserve">Trống (0 image)</w:t>
-      </w:r>
-    </w:p>
-    <w:p>
-      <w:pPr>
-        <w:spacing w:before="100" w:after="100"/>
-      </w:pPr>
-      <w:r>
-        <w:rPr>
-          <w:rFonts w:ascii="BIZ UDPGothic" w:cs="BIZ UDPGothic" w:eastAsia="BIZ UDPGothic" w:hAnsi="BIZ UDPGothic"/>
-          <w:color w:val="404040"/>
-          <w:sz w:val="18"/>
-          <w:szCs w:val="18"/>
-        </w:rPr>
-        <w:t xml:space="preserve">ksm-posstg-ecr-web-be   750735758916.dkr.ecr.ap-northeast-1.amazonaws.com/ksm-posstg-ecr-web-be   空（イメージ0件）/</w:t>
-      </w:r>
-    </w:p>
-    <w:p>
-      <w:pPr>
-        <w:spacing w:before="100" w:after="100"/>
-      </w:pPr>
-      <w:r>
-        <w:rPr>
-          <w:rFonts w:ascii="BIZ UDPGothic" w:cs="BIZ UDPGothic" w:eastAsia="BIZ UDPGothic" w:hAnsi="BIZ UDPGothic"/>
-          <w:color w:val="404040"/>
-          <w:sz w:val="18"/>
-          <w:szCs w:val="18"/>
-        </w:rPr>
-        <w:t xml:space="preserve">Trống (0 image)</w:t>
-      </w:r>
-    </w:p>
-    <w:p>
-      <w:pPr>
-        <w:pBdr>
-          <w:left w:val="thick" w:color="C8102E" w:sz="20" w:space="6"/>
-        </w:pBdr>
-        <w:spacing w:before="280" w:after="100"/>
-      </w:pPr>
-      <w:r>
-        <w:rPr>
-          <w:rFonts w:ascii="BIZ UDPGothic" w:cs="BIZ UDPGothic" w:eastAsia="BIZ UDPGothic" w:hAnsi="BIZ UDPGothic"/>
-          <w:b/>
-          <w:bCs/>
-          <w:color w:val="C8102E"/>
-          <w:sz w:val="24"/>
-          <w:szCs w:val="24"/>
-        </w:rPr>
-        <w:t xml:space="preserve">■ 背景・理由</w:t>
-      </w:r>
-      <w:r>
-        <w:br/>
-      </w:r>
-      <w:r>
-        <w:rPr>
-          <w:rFonts w:ascii="BIZ UDPGothic" w:cs="BIZ UDPGothic" w:eastAsia="BIZ UDPGothic" w:hAnsi="BIZ UDPGothic"/>
-          <w:i/>
-          <w:iCs/>
-          <w:color w:val="AA3344"/>
-          <w:sz w:val="17"/>
-          <w:szCs w:val="17"/>
-        </w:rPr>
-        <w:t xml:space="preserve">　背景・理由</w:t>
-      </w:r>
-    </w:p>
-    <w:p>
-      <w:pPr>
-        <w:spacing w:before="100" w:after="100"/>
-      </w:pPr>
-      <w:r>
-        <w:rPr>
-          <w:rFonts w:ascii="BIZ UDPGothic" w:cs="BIZ UDPGothic" w:eastAsia="BIZ UDPGothic" w:hAnsi="BIZ UDPGothic"/>
-          <w:color w:val="404040"/>
-          <w:sz w:val="18"/>
-          <w:szCs w:val="18"/>
-        </w:rPr>
-        <w:t xml:space="preserve">以下2つのECRリポジトリはイメージ0件（未使用）の状態で存在しています。顧客確認の結果、利用予定がないため削除します。現在ECSサービス・タスクは0件稼働のため、削除による影響はありません。</w:t>
-      </w:r>
-      <w:r>
-        <w:br/>
-      </w:r>
-      <w:r>
-        <w:rPr>
-          <w:rFonts w:ascii="BIZ UDPGothic" w:cs="BIZ UDPGothic" w:eastAsia="BIZ UDPGothic" w:hAnsi="BIZ UDPGothic"/>
-          <w:i/>
-          <w:iCs/>
-          <w:color w:val="777777"/>
-          <w:sz w:val="16"/>
-          <w:szCs w:val="16"/>
-        </w:rPr>
-        <w:t xml:space="preserve">/ 2 ECR repository sau đây tồn tại ở trạng thái không có image (chưa sử</w:t>
-      </w:r>
-    </w:p>
-    <w:p>
-      <w:pPr>
-        <w:spacing w:before="100" w:after="100"/>
-      </w:pPr>
-      <w:r>
-        <w:rPr>
-          <w:rFonts w:ascii="BIZ UDPGothic" w:cs="BIZ UDPGothic" w:eastAsia="BIZ UDPGothic" w:hAnsi="BIZ UDPGothic"/>
-          <w:color w:val="404040"/>
-          <w:sz w:val="18"/>
-          <w:szCs w:val="18"/>
-        </w:rPr>
-        <w:t xml:space="preserve">dụng). Qua xác nhận với khách hàng, vì không có kế hoạch sử dụng nên sẽ</w:t>
-      </w:r>
-    </w:p>
-    <w:p>
-      <w:pPr>
-        <w:spacing w:before="100" w:after="100"/>
-      </w:pPr>
-      <w:r>
-        <w:rPr>
-          <w:rFonts w:ascii="BIZ UDPGothic" w:cs="BIZ UDPGothic" w:eastAsia="BIZ UDPGothic" w:hAnsi="BIZ UDPGothic"/>
-          <w:color w:val="404040"/>
-          <w:sz w:val="18"/>
-          <w:szCs w:val="18"/>
-        </w:rPr>
-        <w:t xml:space="preserve">xóa. Hiện tại ECS service・task đều 0 nên việc xóa không gây ảnh hưởng.*</w:t>
-      </w:r>
-    </w:p>
-    <w:p>
-      <w:pPr>
-        <w:pBdr>
-          <w:left w:val="thick" w:color="C8102E" w:sz="20" w:space="6"/>
-        </w:pBdr>
-        <w:spacing w:before="280" w:after="100"/>
-      </w:pPr>
-      <w:r>
-        <w:rPr>
-          <w:rFonts w:ascii="BIZ UDPGothic" w:cs="BIZ UDPGothic" w:eastAsia="BIZ UDPGothic" w:hAnsi="BIZ UDPGothic"/>
-          <w:b/>
-          <w:bCs/>
-          <w:color w:val="C8102E"/>
-          <w:sz w:val="24"/>
-          <w:szCs w:val="24"/>
-        </w:rPr>
-        <w:t xml:space="preserve">■ 作業手順</w:t>
-      </w:r>
-      <w:r>
-        <w:br/>
-      </w:r>
-      <w:r>
-        <w:rPr>
-          <w:rFonts w:ascii="BIZ UDPGothic" w:cs="BIZ UDPGothic" w:eastAsia="BIZ UDPGothic" w:hAnsi="BIZ UDPGothic"/>
-          <w:i/>
-          <w:iCs/>
-          <w:color w:val="AA3344"/>
-          <w:sz w:val="17"/>
-          <w:szCs w:val="17"/>
-        </w:rPr>
-        <w:t xml:space="preserve">　/ Xác nhận cả 2 repository đã biến mất, chụp màn hình lưu lại</w:t>
-      </w:r>
-    </w:p>
-    <w:p>
-      <w:pPr>
-        <w:spacing w:before="100" w:after="100"/>
-      </w:pPr>
-      <w:r>
-        <w:rPr>
-          <w:rFonts w:ascii="BIZ UDPGothic" w:cs="BIZ UDPGothic" w:eastAsia="BIZ UDPGothic" w:hAnsi="BIZ UDPGothic"/>
-          <w:color w:val="404040"/>
-          <w:sz w:val="18"/>
-          <w:szCs w:val="18"/>
-        </w:rPr>
-        <w:t xml:space="preserve">&gt; 1\. AWSコンソール（STG: 750735758916）にログイン */ Đăng nhập AWS</w:t>
-      </w:r>
-    </w:p>
-    <w:p>
-      <w:pPr>
-        <w:spacing w:before="100" w:after="100"/>
-      </w:pPr>
-      <w:r>
-        <w:rPr>
-          <w:rFonts w:ascii="BIZ UDPGothic" w:cs="BIZ UDPGothic" w:eastAsia="BIZ UDPGothic" w:hAnsi="BIZ UDPGothic"/>
-          <w:color w:val="404040"/>
-          <w:sz w:val="18"/>
-          <w:szCs w:val="18"/>
-        </w:rPr>
-        <w:t xml:space="preserve">&gt; Console (STG: 750735758916)*</w:t>
-      </w:r>
-    </w:p>
-    <w:p>
-      <w:pPr>
-        <w:spacing w:before="100" w:after="100"/>
-      </w:pPr>
-      <w:r>
-        <w:rPr>
-          <w:rFonts w:ascii="BIZ UDPGothic" w:cs="BIZ UDPGothic" w:eastAsia="BIZ UDPGothic" w:hAnsi="BIZ UDPGothic"/>
-          <w:color w:val="404040"/>
-          <w:sz w:val="18"/>
-          <w:szCs w:val="18"/>
-        </w:rPr>
-        <w:t xml:space="preserve">&gt;</w:t>
-      </w:r>
-    </w:p>
-    <w:p>
-      <w:pPr>
-        <w:spacing w:before="100" w:after="100"/>
-      </w:pPr>
-      <w:r>
-        <w:rPr>
-          <w:rFonts w:ascii="BIZ UDPGothic" w:cs="BIZ UDPGothic" w:eastAsia="BIZ UDPGothic" w:hAnsi="BIZ UDPGothic"/>
-          <w:color w:val="404040"/>
-          <w:sz w:val="18"/>
-          <w:szCs w:val="18"/>
-        </w:rPr>
-        <w:t xml:space="preserve">&gt; 2\. Amazon ECR → リポジトリ 一覧を開く */ Amazon ECR → Mở danh sách</w:t>
-      </w:r>
-    </w:p>
-    <w:p>
-      <w:pPr>
-        <w:spacing w:before="100" w:after="100"/>
-      </w:pPr>
-      <w:r>
-        <w:rPr>
-          <w:rFonts w:ascii="BIZ UDPGothic" w:cs="BIZ UDPGothic" w:eastAsia="BIZ UDPGothic" w:hAnsi="BIZ UDPGothic"/>
-          <w:color w:val="404040"/>
-          <w:sz w:val="18"/>
-          <w:szCs w:val="18"/>
-        </w:rPr>
-        <w:t xml:space="preserve">&gt; repository*</w:t>
-      </w:r>
-    </w:p>
-    <w:p>
-      <w:pPr>
-        <w:spacing w:before="100" w:after="100"/>
-      </w:pPr>
-      <w:r>
-        <w:rPr>
-          <w:rFonts w:ascii="BIZ UDPGothic" w:cs="BIZ UDPGothic" w:eastAsia="BIZ UDPGothic" w:hAnsi="BIZ UDPGothic"/>
-          <w:color w:val="404040"/>
-          <w:sz w:val="18"/>
-          <w:szCs w:val="18"/>
-        </w:rPr>
-        <w:t xml:space="preserve">&gt;</w:t>
-      </w:r>
-    </w:p>
-    <w:p>
-      <w:pPr>
-        <w:spacing w:before="100" w:after="100"/>
-      </w:pPr>
-      <w:r>
-        <w:rPr>
-          <w:rFonts w:ascii="BIZ UDPGothic" w:cs="BIZ UDPGothic" w:eastAsia="BIZ UDPGothic" w:hAnsi="BIZ UDPGothic"/>
-          <w:color w:val="404040"/>
-          <w:sz w:val="18"/>
-          <w:szCs w:val="18"/>
-        </w:rPr>
-        <w:t xml:space="preserve">&gt; 3\. ksm-posstg-ecr-web-fe を選択 → 「削除」→</w:t>
-      </w:r>
-    </w:p>
-    <w:p>
-      <w:pPr>
-        <w:spacing w:before="100" w:after="100"/>
-      </w:pPr>
-      <w:r>
-        <w:rPr>
-          <w:rFonts w:ascii="BIZ UDPGothic" w:cs="BIZ UDPGothic" w:eastAsia="BIZ UDPGothic" w:hAnsi="BIZ UDPGothic"/>
-          <w:color w:val="404040"/>
-          <w:sz w:val="18"/>
-          <w:szCs w:val="18"/>
-        </w:rPr>
-        <w:t xml:space="preserve">&gt; 確認ダイアログで「削除」を実行 */ Chọn ksm-posstg-ecr-web-fe →</w:t>
-      </w:r>
-    </w:p>
-    <w:p>
-      <w:pPr>
-        <w:spacing w:before="100" w:after="100"/>
-      </w:pPr>
-      <w:r>
-        <w:rPr>
-          <w:rFonts w:ascii="BIZ UDPGothic" w:cs="BIZ UDPGothic" w:eastAsia="BIZ UDPGothic" w:hAnsi="BIZ UDPGothic"/>
-          <w:color w:val="404040"/>
-          <w:sz w:val="18"/>
-          <w:szCs w:val="18"/>
-        </w:rPr>
-        <w:t xml:space="preserve">&gt; 「削除」→ Thực hiện「削除」trên hộp thoại xác nhận*</w:t>
-      </w:r>
-    </w:p>
-    <w:p>
-      <w:pPr>
-        <w:spacing w:before="100" w:after="100"/>
-      </w:pPr>
-      <w:r>
-        <w:rPr>
-          <w:rFonts w:ascii="BIZ UDPGothic" w:cs="BIZ UDPGothic" w:eastAsia="BIZ UDPGothic" w:hAnsi="BIZ UDPGothic"/>
-          <w:color w:val="404040"/>
-          <w:sz w:val="18"/>
-          <w:szCs w:val="18"/>
-        </w:rPr>
-        <w:t xml:space="preserve">&gt;</w:t>
-      </w:r>
-    </w:p>
-    <w:p>
-      <w:pPr>
-        <w:spacing w:before="100" w:after="100"/>
-      </w:pPr>
-      <w:r>
-        <w:rPr>
-          <w:rFonts w:ascii="BIZ UDPGothic" w:cs="BIZ UDPGothic" w:eastAsia="BIZ UDPGothic" w:hAnsi="BIZ UDPGothic"/>
-          <w:color w:val="404040"/>
-          <w:sz w:val="18"/>
-          <w:szCs w:val="18"/>
-        </w:rPr>
-        <w:t xml:space="preserve">&gt; 4\. ksm-posstg-ecr-web-be を選択 → 「削除」→</w:t>
-      </w:r>
-    </w:p>
-    <w:p>
-      <w:pPr>
-        <w:spacing w:before="100" w:after="100"/>
-      </w:pPr>
-      <w:r>
-        <w:rPr>
-          <w:rFonts w:ascii="BIZ UDPGothic" w:cs="BIZ UDPGothic" w:eastAsia="BIZ UDPGothic" w:hAnsi="BIZ UDPGothic"/>
-          <w:color w:val="404040"/>
-          <w:sz w:val="18"/>
-          <w:szCs w:val="18"/>
-        </w:rPr>
-        <w:t xml:space="preserve">&gt; 確認ダイアログで「削除」を実行 */ Chọn ksm-posstg-ecr-web-be →</w:t>
-      </w:r>
-    </w:p>
-    <w:p>
-      <w:pPr>
-        <w:spacing w:before="100" w:after="100"/>
-      </w:pPr>
-      <w:r>
-        <w:rPr>
-          <w:rFonts w:ascii="BIZ UDPGothic" w:cs="BIZ UDPGothic" w:eastAsia="BIZ UDPGothic" w:hAnsi="BIZ UDPGothic"/>
-          <w:color w:val="404040"/>
-          <w:sz w:val="18"/>
-          <w:szCs w:val="18"/>
-        </w:rPr>
-        <w:t xml:space="preserve">&gt; 「削除」→ Thực hiện「削除」trên hộp thoại xác nhận*</w:t>
-      </w:r>
-    </w:p>
-    <w:p>
-      <w:pPr>
-        <w:spacing w:before="100" w:after="100"/>
-      </w:pPr>
-      <w:r>
-        <w:rPr>
-          <w:rFonts w:ascii="BIZ UDPGothic" w:cs="BIZ UDPGothic" w:eastAsia="BIZ UDPGothic" w:hAnsi="BIZ UDPGothic"/>
-          <w:color w:val="404040"/>
-          <w:sz w:val="18"/>
-          <w:szCs w:val="18"/>
-        </w:rPr>
-        <w:t xml:space="preserve">&gt;</w:t>
-      </w:r>
-    </w:p>
-    <w:p>
-      <w:pPr>
-        <w:spacing w:before="100" w:after="100"/>
-      </w:pPr>
-      <w:r>
-        <w:rPr>
-          <w:rFonts w:ascii="BIZ UDPGothic" w:cs="BIZ UDPGothic" w:eastAsia="BIZ UDPGothic" w:hAnsi="BIZ UDPGothic"/>
-          <w:color w:val="404040"/>
-          <w:sz w:val="18"/>
-          <w:szCs w:val="18"/>
-        </w:rPr>
-        <w:t xml:space="preserve">&gt; 5\.</w:t>
-      </w:r>
-    </w:p>
-    <w:p>
-      <w:pPr>
-        <w:spacing w:before="100" w:after="100"/>
-      </w:pPr>
-      <w:r>
-        <w:rPr>
-          <w:rFonts w:ascii="BIZ UDPGothic" w:cs="BIZ UDPGothic" w:eastAsia="BIZ UDPGothic" w:hAnsi="BIZ UDPGothic"/>
-          <w:color w:val="404040"/>
-          <w:sz w:val="18"/>
-          <w:szCs w:val="18"/>
-        </w:rPr>
-        <w:t xml:space="preserve">&gt; リポジトリ一覧から両リポジトリが消えていることを確認・スクリーンショット取得</w:t>
-      </w:r>
-    </w:p>
-    <w:p>
-      <w:pPr>
-        <w:spacing w:before="100" w:after="100"/>
-      </w:pPr>
-      <w:r>
-        <w:rPr>
-          <w:rFonts w:ascii="BIZ UDPGothic" w:cs="BIZ UDPGothic" w:eastAsia="BIZ UDPGothic" w:hAnsi="BIZ UDPGothic"/>
-          <w:color w:val="404040"/>
-          <w:sz w:val="18"/>
-          <w:szCs w:val="18"/>
-        </w:rPr>
-        <w:t xml:space="preserve">&gt; */ Xác nhận cả 2 repository đã biến mất, chụp màn hình lưu lại*</w:t>
-      </w:r>
-    </w:p>
-    <w:p>
-      <w:pPr>
-        <w:pBdr>
-          <w:left w:val="thick" w:color="C8102E" w:sz="20" w:space="6"/>
-        </w:pBdr>
-        <w:spacing w:before="280" w:after="100"/>
-      </w:pPr>
-      <w:r>
-        <w:rPr>
-          <w:rFonts w:ascii="BIZ UDPGothic" w:cs="BIZ UDPGothic" w:eastAsia="BIZ UDPGothic" w:hAnsi="BIZ UDPGothic"/>
-          <w:b/>
-          <w:bCs/>
-          <w:color w:val="C8102E"/>
-          <w:sz w:val="24"/>
-          <w:szCs w:val="24"/>
-        </w:rPr>
-        <w:t xml:space="preserve">■ テスト手順・報告</w:t>
-      </w:r>
-      <w:r>
-        <w:br/>
-      </w:r>
-      <w:r>
-        <w:rPr>
-          <w:rFonts w:ascii="BIZ UDPGothic" w:cs="BIZ UDPGothic" w:eastAsia="BIZ UDPGothic" w:hAnsi="BIZ UDPGothic"/>
-          <w:i/>
-          <w:iCs/>
-          <w:color w:val="AA3344"/>
-          <w:sz w:val="17"/>
-          <w:szCs w:val="17"/>
-        </w:rPr>
-        <w:t xml:space="preserve">　Quy Trình Kiểm Thử</w:t>
-      </w:r>
-    </w:p>
-    <w:p>
-      <w:pPr>
-        <w:spacing w:before="100" w:after="100"/>
-      </w:pPr>
-      <w:r>
-        <w:rPr>
-          <w:rFonts w:ascii="BIZ UDPGothic" w:cs="BIZ UDPGothic" w:eastAsia="BIZ UDPGothic" w:hAnsi="BIZ UDPGothic"/>
-          <w:color w:val="404040"/>
-          <w:sz w:val="18"/>
-          <w:szCs w:val="18"/>
-        </w:rPr>
-        <w:t xml:space="preserve">+---+------------------------------+--------------------+----+--------+</w:t>
-      </w:r>
-    </w:p>
-    <w:p>
-      <w:pPr>
-        <w:spacing w:before="100" w:after="100"/>
-      </w:pPr>
-      <w:r>
-        <w:rPr>
-          <w:rFonts w:ascii="BIZ UDPGothic" w:cs="BIZ UDPGothic" w:eastAsia="BIZ UDPGothic" w:hAnsi="BIZ UDPGothic"/>
-          <w:color w:val="404040"/>
-          <w:sz w:val="18"/>
-          <w:szCs w:val="18"/>
-        </w:rPr>
-        <w:t xml:space="preserve">+===+==============================+====================+====+========+</w:t>
-      </w:r>
-    </w:p>
-    <w:p>
-      <w:pPr>
-        <w:spacing w:before="100" w:after="100"/>
-      </w:pPr>
-      <w:r>
-        <w:rPr>
-          <w:rFonts w:ascii="BIZ UDPGothic" w:cs="BIZ UDPGothic" w:eastAsia="BIZ UDPGothic" w:hAnsi="BIZ UDPGothic"/>
-          <w:color w:val="404040"/>
-          <w:sz w:val="18"/>
-          <w:szCs w:val="18"/>
-        </w:rPr>
-        <w:t xml:space="preserve">+---+------------------------------+--------------------+----+--------+</w:t>
-      </w:r>
-    </w:p>
-    <w:p>
-      <w:pPr>
-        <w:spacing w:before="100" w:after="100"/>
-      </w:pPr>
-      <w:r>
-        <w:rPr>
-          <w:rFonts w:ascii="BIZ UDPGothic" w:cs="BIZ UDPGothic" w:eastAsia="BIZ UDPGothic" w:hAnsi="BIZ UDPGothic"/>
-          <w:color w:val="404040"/>
-          <w:sz w:val="18"/>
-          <w:szCs w:val="18"/>
-        </w:rPr>
-        <w:t xml:space="preserve">+---+------------------------------+--------------------+----+--------+</w:t>
-      </w:r>
-    </w:p>
-    <w:p>
-      <w:pPr>
-        <w:spacing w:before="100" w:after="100"/>
-      </w:pPr>
-      <w:r>
-        <w:rPr>
-          <w:rFonts w:ascii="BIZ UDPGothic" w:cs="BIZ UDPGothic" w:eastAsia="BIZ UDPGothic" w:hAnsi="BIZ UDPGothic"/>
-          <w:color w:val="404040"/>
-          <w:sz w:val="18"/>
-          <w:szCs w:val="18"/>
-        </w:rPr>
-        <w:t xml:space="preserve">+---+------------------------------+--------------------+----+--------+</w:t>
-      </w:r>
-    </w:p>
-    <w:p>
-      <w:pPr>
-        <w:spacing w:before="100" w:after="100"/>
-      </w:pPr>
-      <w:r>
-        <w:rPr>
-          <w:rFonts w:ascii="BIZ UDPGothic" w:cs="BIZ UDPGothic" w:eastAsia="BIZ UDPGothic" w:hAnsi="BIZ UDPGothic"/>
-          <w:color w:val="404040"/>
-          <w:sz w:val="18"/>
-          <w:szCs w:val="18"/>
-        </w:rPr>
-        <w:t xml:space="preserve">+---+------------------------------+--------------------+----+--------+</w:t>
-      </w:r>
-    </w:p>
-    <w:p>
-      <w:pPr>
-        <w:pBdr>
-          <w:left w:val="thick" w:color="C8102E" w:sz="20" w:space="6"/>
-        </w:pBdr>
-        <w:spacing w:before="280" w:after="100"/>
-      </w:pPr>
-      <w:r>
-        <w:rPr>
-          <w:rFonts w:ascii="BIZ UDPGothic" w:cs="BIZ UDPGothic" w:eastAsia="BIZ UDPGothic" w:hAnsi="BIZ UDPGothic"/>
-          <w:b/>
-          <w:bCs/>
-          <w:color w:val="C8102E"/>
-          <w:sz w:val="24"/>
-          <w:szCs w:val="24"/>
-        </w:rPr>
-        <w:t xml:space="preserve">■ 報告方法</w:t>
-      </w:r>
-      <w:r>
-        <w:br/>
-      </w:r>
-      <w:r>
-        <w:rPr>
-          <w:rFonts w:ascii="BIZ UDPGothic" w:cs="BIZ UDPGothic" w:eastAsia="BIZ UDPGothic" w:hAnsi="BIZ UDPGothic"/>
-          <w:i/>
-          <w:iCs/>
-          <w:color w:val="AA3344"/>
-          <w:sz w:val="17"/>
-          <w:szCs w:val="17"/>
-        </w:rPr>
-        <w:t xml:space="preserve">　Phương Thức Báo Cáo</w:t>
-      </w:r>
-    </w:p>
-    <w:p>
-      <w:pPr>
-        <w:spacing w:before="100" w:after="100"/>
-      </w:pPr>
-      <w:r>
-        <w:rPr>
-          <w:rFonts w:ascii="BIZ UDPGothic" w:cs="BIZ UDPGothic" w:eastAsia="BIZ UDPGothic" w:hAnsi="BIZ UDPGothic"/>
-          <w:color w:val="404040"/>
-          <w:sz w:val="18"/>
-          <w:szCs w:val="18"/>
-        </w:rPr>
-        <w:t xml:space="preserve">作業完了後、本ドキュメントのテスト手順表に結果（OK/NG）を記入し、以下の担当者へ報告してください。</w:t>
-      </w:r>
-      <w:r>
-        <w:br/>
-      </w:r>
-      <w:r>
-        <w:rPr>
-          <w:rFonts w:ascii="BIZ UDPGothic" w:cs="BIZ UDPGothic" w:eastAsia="BIZ UDPGothic" w:hAnsi="BIZ UDPGothic"/>
-          <w:i/>
-          <w:iCs/>
-          <w:color w:val="777777"/>
-          <w:sz w:val="16"/>
-          <w:szCs w:val="16"/>
-        </w:rPr>
-        <w:t xml:space="preserve">/ Sau khi hoàn thành, điền kết quả (OK/NG) vào bảng kiểm thử trong tài</w:t>
-      </w:r>
-    </w:p>
-    <w:p>
-      <w:pPr>
-        <w:spacing w:before="100" w:after="100"/>
-      </w:pPr>
-      <w:r>
-        <w:rPr>
-          <w:rFonts w:ascii="BIZ UDPGothic" w:cs="BIZ UDPGothic" w:eastAsia="BIZ UDPGothic" w:hAnsi="BIZ UDPGothic"/>
-          <w:color w:val="404040"/>
-          <w:sz w:val="18"/>
-          <w:szCs w:val="18"/>
-        </w:rPr>
-        <w:t xml:space="preserve">liệu này và báo cáo cho người phụ trách bên dưới.*</w:t>
-      </w:r>
-    </w:p>
-    <w:p>
-      <w:pPr>
-        <w:spacing w:before="100" w:after="100"/>
-      </w:pPr>
-      <w:r>
-        <w:rPr>
-          <w:rFonts w:ascii="BIZ UDPGothic" w:cs="BIZ UDPGothic" w:eastAsia="BIZ UDPGothic" w:hAnsi="BIZ UDPGothic"/>
-          <w:color w:val="404040"/>
-          <w:sz w:val="18"/>
-          <w:szCs w:val="18"/>
-        </w:rPr>
-        <w:t xml:space="preserve">+-----------------+----------------------------------------------------+</w:t>
-      </w:r>
-    </w:p>
-    <w:p>
-      <w:pPr>
-        <w:spacing w:before="100" w:after="100"/>
-      </w:pPr>
-      <w:r>
-        <w:rPr>
-          <w:rFonts w:ascii="BIZ UDPGothic" w:cs="BIZ UDPGothic" w:eastAsia="BIZ UDPGothic" w:hAnsi="BIZ UDPGothic"/>
-          <w:color w:val="404040"/>
-          <w:sz w:val="18"/>
-          <w:szCs w:val="18"/>
-        </w:rPr>
-        <w:t xml:space="preserve">+=================+====================================================+</w:t>
-      </w:r>
-    </w:p>
-    <w:p>
-      <w:pPr>
-        <w:spacing w:before="100" w:after="100"/>
-      </w:pPr>
-      <w:r>
-        <w:rPr>
-          <w:rFonts w:ascii="BIZ UDPGothic" w:cs="BIZ UDPGothic" w:eastAsia="BIZ UDPGothic" w:hAnsi="BIZ UDPGothic"/>
-          <w:color w:val="404040"/>
-          <w:sz w:val="18"/>
-          <w:szCs w:val="18"/>
-        </w:rPr>
-        <w:t xml:space="preserve">+-----------------+----------------------------------------------------+</w:t>
-      </w:r>
-    </w:p>
-    <w:p>
-      <w:pPr>
-        <w:spacing w:before="100" w:after="100"/>
-      </w:pPr>
-      <w:r>
-        <w:rPr>
-          <w:rFonts w:ascii="BIZ UDPGothic" w:cs="BIZ UDPGothic" w:eastAsia="BIZ UDPGothic" w:hAnsi="BIZ UDPGothic"/>
-          <w:color w:val="404040"/>
-          <w:sz w:val="18"/>
-          <w:szCs w:val="18"/>
-        </w:rPr>
-        <w:t xml:space="preserve">+-----------------+----------------------------------------------------+</w:t>
-      </w:r>
-    </w:p>
-    <w:p>
-      <w:pPr>
-        <w:spacing w:before="100" w:after="100"/>
-      </w:pPr>
-      <w:r>
-        <w:rPr>
-          <w:rFonts w:ascii="BIZ UDPGothic" w:cs="BIZ UDPGothic" w:eastAsia="BIZ UDPGothic" w:hAnsi="BIZ UDPGothic"/>
-          <w:color w:val="404040"/>
-          <w:sz w:val="18"/>
-          <w:szCs w:val="18"/>
-        </w:rPr>
-        <w:t xml:space="preserve">+-----------------+----------------------------------------------------+</w:t>
-      </w:r>
-    </w:p>
-    <w:p>
-      <w:pPr>
-        <w:pBdr>
-          <w:left w:val="thick" w:color="C8102E" w:sz="20" w:space="6"/>
-        </w:pBdr>
-        <w:spacing w:before="280" w:after="100"/>
-      </w:pPr>
-      <w:r>
-        <w:rPr>
-          <w:rFonts w:ascii="BIZ UDPGothic" w:cs="BIZ UDPGothic" w:eastAsia="BIZ UDPGothic" w:hAnsi="BIZ UDPGothic"/>
-          <w:b/>
-          <w:bCs/>
-          <w:color w:val="C8102E"/>
-          <w:sz w:val="24"/>
-          <w:szCs w:val="24"/>
-        </w:rPr>
-        <w:t xml:space="preserve">■ 報告方法</w:t>
-      </w:r>
-      <w:r>
-        <w:br/>
-      </w:r>
-      <w:r>
-        <w:rPr>
-          <w:rFonts w:ascii="BIZ UDPGothic" w:cs="BIZ UDPGothic" w:eastAsia="BIZ UDPGothic" w:hAnsi="BIZ UDPGothic"/>
-          <w:i/>
-          <w:iCs/>
-          <w:color w:val="AA3344"/>
-          <w:sz w:val="17"/>
-          <w:szCs w:val="17"/>
-        </w:rPr>
-        <w:t xml:space="preserve">　Phương Thức Báo Cáo</w:t>
-      </w:r>
-    </w:p>
-    <w:p>
-      <w:pPr>
-        <w:spacing w:before="100" w:after="100"/>
-      </w:pPr>
-      <w:r>
-        <w:rPr>
-          <w:rFonts w:ascii="BIZ UDPGothic" w:cs="BIZ UDPGothic" w:eastAsia="BIZ UDPGothic" w:hAnsi="BIZ UDPGothic"/>
-          <w:color w:val="404040"/>
-          <w:sz w:val="18"/>
-          <w:szCs w:val="18"/>
-        </w:rPr>
-        <w:t xml:space="preserve">全テスト完了後、結果欄（OK/NG）を記入して Thanh Nguyên へ提出すること。</w:t>
-      </w:r>
-      <w:r>
-        <w:br/>
-      </w:r>
-      <w:r>
-        <w:rPr>
-          <w:rFonts w:ascii="BIZ UDPGothic" w:cs="BIZ UDPGothic" w:eastAsia="BIZ UDPGothic" w:hAnsi="BIZ UDPGothic"/>
-          <w:i/>
-          <w:iCs/>
-          <w:color w:val="777777"/>
-          <w:sz w:val="16"/>
-          <w:szCs w:val="16"/>
-        </w:rPr>
-        <w:t xml:space="preserve">/ Sau khi hoàn thành tất cả kiểm thử, điền kết quả (OK/NG) và gửi cho Thanh Nguyên.</w:t>
-      </w:r>
-    </w:p>
-    <w:p>
-      <w:pPr>
-        <w:spacing w:before="100" w:after="100"/>
-      </w:pPr>
-      <w:r>
-        <w:rPr>
-          <w:rFonts w:ascii="BIZ UDPGothic" w:cs="BIZ UDPGothic" w:eastAsia="BIZ UDPGothic" w:hAnsi="BIZ UDPGothic"/>
-          <w:color w:val="404040"/>
-          <w:sz w:val="18"/>
-          <w:szCs w:val="18"/>
-        </w:rPr>
-        <w:t xml:space="preserve">提出先: thanh.nguyen@luvina.net</w:t>
-      </w:r>
-      <w:r>
-        <w:br/>
-      </w:r>
-      <w:r>
-        <w:rPr>
-          <w:rFonts w:ascii="BIZ UDPGothic" w:cs="BIZ UDPGothic" w:eastAsia="BIZ UDPGothic" w:hAnsi="BIZ UDPGothic"/>
-          <w:i/>
-          <w:iCs/>
-          <w:color w:val="777777"/>
-          <w:sz w:val="16"/>
-          <w:szCs w:val="16"/>
-        </w:rPr>
-        <w:t xml:space="preserve">/ Địa chỉ nộp: thanh.nguyen@luvina.net</w:t>
-      </w:r>
-    </w:p>
     <w:sectPr>
       <w:headerReference w:type="default" r:id="rId6"/>
       <w:footerReference w:type="default" r:id="rId7"/>

--- a/40_AWS/05_改修資料/KSM_AWS_MOD_024_改修指示書_SGセキュリティ強化_ECR削除_ja_vi.docx
+++ b/40_AWS/05_改修資料/KSM_AWS_MOD_024_改修指示書_SGセキュリティ強化_ECR削除_ja_vi.docx
@@ -80,7 +80,7 @@
           <w:sz w:val="24"/>
           <w:szCs w:val="24"/>
         </w:rPr>
-        <w:t xml:space="preserve">■ ① 文書情報</w:t>
+        <w:t xml:space="preserve">■ 文書情報</w:t>
       </w:r>
       <w:r>
         <w:br/>
@@ -1310,7 +1310,7 @@
           <w:sz w:val="24"/>
           <w:szCs w:val="24"/>
         </w:rPr>
-        <w:t xml:space="preserve">■ ② 改修概要</w:t>
+        <w:t xml:space="preserve">■ 改修概要</w:t>
       </w:r>
       <w:r>
         <w:br/>
@@ -1793,7 +1793,7 @@
           <w:sz w:val="24"/>
           <w:szCs w:val="24"/>
         </w:rPr>
-        <w:t xml:space="preserve">■ ③ 対象ファイル</w:t>
+        <w:t xml:space="preserve">■ 改修内容</w:t>
       </w:r>
       <w:r>
         <w:br/>
@@ -1807,7 +1807,7 @@
           <w:sz w:val="17"/>
           <w:szCs w:val="17"/>
         </w:rPr>
-        <w:t xml:space="preserve">　File Đối Tượng</w:t>
+        <w:t xml:space="preserve">　Nội Dung Sửa Đổi</w:t>
       </w:r>
     </w:p>
     <w:p>
@@ -1823,63 +1823,49 @@
           <w:sz w:val="20"/>
           <w:szCs w:val="20"/>
         </w:rPr>
-        <w:t xml:space="preserve">■ 対象リソース</w:t>
-      </w:r>
-    </w:p>
-    <w:p>
-      <w:pPr>
-        <w:spacing w:before="100" w:after="100"/>
-      </w:pPr>
-      <w:r>
-        <w:rPr>
-          <w:rFonts w:ascii="BIZ UDPGothic" w:cs="BIZ UDPGothic" w:eastAsia="BIZ UDPGothic" w:hAnsi="BIZ UDPGothic"/>
-          <w:color w:val="404040"/>
-          <w:sz w:val="18"/>
-          <w:szCs w:val="18"/>
-        </w:rPr>
-        <w:t xml:space="preserve">リソース名 */ Tên tài      リソースID */ Resource ID*    環境 */</w:t>
-      </w:r>
-    </w:p>
-    <w:p>
-      <w:pPr>
-        <w:spacing w:before="100" w:after="100"/>
-      </w:pPr>
-      <w:r>
-        <w:rPr>
-          <w:rFonts w:ascii="BIZ UDPGothic" w:cs="BIZ UDPGothic" w:eastAsia="BIZ UDPGothic" w:hAnsi="BIZ UDPGothic"/>
-          <w:color w:val="404040"/>
-          <w:sz w:val="18"/>
-          <w:szCs w:val="18"/>
-        </w:rPr>
-        <w:t xml:space="preserve">nguyên*                                                          Môi trường*</w:t>
-      </w:r>
-    </w:p>
-    <w:p>
-      <w:pPr>
-        <w:spacing w:before="100" w:after="100"/>
-      </w:pPr>
-      <w:r>
-        <w:rPr>
-          <w:rFonts w:ascii="BIZ UDPGothic" w:cs="BIZ UDPGothic" w:eastAsia="BIZ UDPGothic" w:hAnsi="BIZ UDPGothic"/>
-          <w:color w:val="404040"/>
-          <w:sz w:val="18"/>
-          <w:szCs w:val="18"/>
-        </w:rPr>
-        <w:t xml:space="preserve">ksm-posstg-vpc-sg-ec2-web-be   （AWSコンソールで確認 / Xác nhận  STG</w:t>
-      </w:r>
-    </w:p>
-    <w:p>
-      <w:pPr>
-        <w:spacing w:before="100" w:after="100"/>
-      </w:pPr>
-      <w:r>
-        <w:rPr>
-          <w:rFonts w:ascii="BIZ UDPGothic" w:cs="BIZ UDPGothic" w:eastAsia="BIZ UDPGothic" w:hAnsi="BIZ UDPGothic"/>
-          <w:color w:val="404040"/>
-          <w:sz w:val="18"/>
-          <w:szCs w:val="18"/>
-        </w:rPr>
-        <w:t xml:space="preserve">trên AWS Console）</w:t>
+        <w:t xml:space="preserve">■ No.1 SGルール修正（ksm-posstg-vpc-sg-ec2-web-be）</w:t>
+      </w:r>
+    </w:p>
+    <w:p>
+      <w:pPr>
+        <w:spacing w:before="100" w:after="100"/>
+      </w:pPr>
+      <w:r>
+        <w:rPr>
+          <w:rFonts w:ascii="BIZ UDPGothic" w:cs="BIZ UDPGothic" w:eastAsia="BIZ UDPGothic" w:hAnsi="BIZ UDPGothic"/>
+          <w:color w:val="404040"/>
+          <w:sz w:val="18"/>
+          <w:szCs w:val="18"/>
+        </w:rPr>
+        <w:t xml:space="preserve">根拠: KSM-AWS-004 Q4 回答「A:</w:t>
+      </w:r>
+    </w:p>
+    <w:p>
+      <w:pPr>
+        <w:spacing w:before="100" w:after="100"/>
+      </w:pPr>
+      <w:r>
+        <w:rPr>
+          <w:rFonts w:ascii="BIZ UDPGothic" w:cs="BIZ UDPGothic" w:eastAsia="BIZ UDPGothic" w:hAnsi="BIZ UDPGothic"/>
+          <w:color w:val="404040"/>
+          <w:sz w:val="18"/>
+          <w:szCs w:val="18"/>
+        </w:rPr>
+        <w:t xml:space="preserve">全開放ルールを削除してほしい（KSM-AWS-005を実施）」 */ Căn cứ: Phản hồi</w:t>
+      </w:r>
+    </w:p>
+    <w:p>
+      <w:pPr>
+        <w:spacing w:before="100" w:after="100"/>
+      </w:pPr>
+      <w:r>
+        <w:rPr>
+          <w:rFonts w:ascii="BIZ UDPGothic" w:cs="BIZ UDPGothic" w:eastAsia="BIZ UDPGothic" w:hAnsi="BIZ UDPGothic"/>
+          <w:color w:val="404040"/>
+          <w:sz w:val="18"/>
+          <w:szCs w:val="18"/>
+        </w:rPr>
+        <w:t xml:space="preserve">KSM-AWS-004 Q4「A: Xóa rule mở toàn bộ (thực hiện KSM-AWS-005)」*</w:t>
       </w:r>
     </w:p>
     <w:p>
@@ -1909,6 +1895,490 @@
           <w:sz w:val="18"/>
           <w:szCs w:val="18"/>
         </w:rPr>
+        <w:t xml:space="preserve">リソース名 */ Tên tài      リソースID */ Resource ID*    環境 */</w:t>
+      </w:r>
+    </w:p>
+    <w:p>
+      <w:pPr>
+        <w:spacing w:before="100" w:after="100"/>
+      </w:pPr>
+      <w:r>
+        <w:rPr>
+          <w:rFonts w:ascii="BIZ UDPGothic" w:cs="BIZ UDPGothic" w:eastAsia="BIZ UDPGothic" w:hAnsi="BIZ UDPGothic"/>
+          <w:color w:val="404040"/>
+          <w:sz w:val="18"/>
+          <w:szCs w:val="18"/>
+        </w:rPr>
+        <w:t xml:space="preserve">nguyên*                                                          Môi trường*</w:t>
+      </w:r>
+    </w:p>
+    <w:p>
+      <w:pPr>
+        <w:spacing w:before="100" w:after="100"/>
+      </w:pPr>
+      <w:r>
+        <w:rPr>
+          <w:rFonts w:ascii="BIZ UDPGothic" w:cs="BIZ UDPGothic" w:eastAsia="BIZ UDPGothic" w:hAnsi="BIZ UDPGothic"/>
+          <w:color w:val="404040"/>
+          <w:sz w:val="18"/>
+          <w:szCs w:val="18"/>
+        </w:rPr>
+        <w:t xml:space="preserve">ksm-posstg-vpc-sg-ec2-web-be   （AWSコンソールで確認 / Xác nhận  STG</w:t>
+      </w:r>
+    </w:p>
+    <w:p>
+      <w:pPr>
+        <w:spacing w:before="100" w:after="100"/>
+      </w:pPr>
+      <w:r>
+        <w:rPr>
+          <w:rFonts w:ascii="BIZ UDPGothic" w:cs="BIZ UDPGothic" w:eastAsia="BIZ UDPGothic" w:hAnsi="BIZ UDPGothic"/>
+          <w:color w:val="404040"/>
+          <w:sz w:val="18"/>
+          <w:szCs w:val="18"/>
+        </w:rPr>
+        <w:t xml:space="preserve">trên AWS Console）</w:t>
+      </w:r>
+    </w:p>
+    <w:p>
+      <w:pPr>
+        <w:spacing w:before="100" w:after="100"/>
+      </w:pPr>
+      <w:r>
+        <w:rPr>
+          <w:rFonts w:ascii="BIZ UDPGothic" w:cs="BIZ UDPGothic" w:eastAsia="BIZ UDPGothic" w:hAnsi="BIZ UDPGothic"/>
+          <w:b/>
+          <w:bCs/>
+          <w:color w:val="C8102E"/>
+          <w:sz w:val="20"/>
+          <w:szCs w:val="20"/>
+        </w:rPr>
+        <w:t xml:space="preserve">■ 改修内容</w:t>
+      </w:r>
+    </w:p>
+    <w:p>
+      <w:pPr>
+        <w:spacing w:before="100" w:after="100"/>
+      </w:pPr>
+      <w:r>
+        <w:rPr>
+          <w:rFonts w:ascii="BIZ UDPGothic" w:cs="BIZ UDPGothic" w:eastAsia="BIZ UDPGothic" w:hAnsi="BIZ UDPGothic"/>
+          <w:color w:val="404040"/>
+          <w:sz w:val="18"/>
+          <w:szCs w:val="18"/>
+        </w:rPr>
+        <w:t xml:space="preserve">▼ 変更前インバウンドルール（削除対象: 赤行） */ Inbound rule trước</w:t>
+      </w:r>
+    </w:p>
+    <w:p>
+      <w:pPr>
+        <w:spacing w:before="100" w:after="100"/>
+      </w:pPr>
+      <w:r>
+        <w:rPr>
+          <w:rFonts w:ascii="BIZ UDPGothic" w:cs="BIZ UDPGothic" w:eastAsia="BIZ UDPGothic" w:hAnsi="BIZ UDPGothic"/>
+          <w:color w:val="404040"/>
+          <w:sz w:val="18"/>
+          <w:szCs w:val="18"/>
+        </w:rPr>
+        <w:t xml:space="preserve">khi thay đổi (hàng đỏ = xóa)*</w:t>
+      </w:r>
+    </w:p>
+    <w:p>
+      <w:pPr>
+        <w:spacing w:before="100" w:after="100"/>
+      </w:pPr>
+      <w:r>
+        <w:rPr>
+          <w:rFonts w:ascii="BIZ UDPGothic" w:cs="BIZ UDPGothic" w:eastAsia="BIZ UDPGothic" w:hAnsi="BIZ UDPGothic"/>
+          <w:color w:val="404040"/>
+          <w:sz w:val="18"/>
+          <w:szCs w:val="18"/>
+        </w:rPr>
+        <w:t xml:space="preserve">▲ 変更後インバウンドルール */ Inbound rule sau khi thay đổi*</w:t>
+      </w:r>
+    </w:p>
+    <w:p>
+      <w:pPr>
+        <w:spacing w:before="100" w:after="100"/>
+      </w:pPr>
+      <w:r>
+        <w:rPr>
+          <w:rFonts w:ascii="BIZ UDPGothic" w:cs="BIZ UDPGothic" w:eastAsia="BIZ UDPGothic" w:hAnsi="BIZ UDPGothic"/>
+          <w:color w:val="404040"/>
+          <w:sz w:val="18"/>
+          <w:szCs w:val="18"/>
+        </w:rPr>
+        <w:t xml:space="preserve">※ ALB Security Group ID</w:t>
+      </w:r>
+    </w:p>
+    <w:p>
+      <w:pPr>
+        <w:spacing w:before="100" w:after="100"/>
+      </w:pPr>
+      <w:r>
+        <w:rPr>
+          <w:rFonts w:ascii="BIZ UDPGothic" w:cs="BIZ UDPGothic" w:eastAsia="BIZ UDPGothic" w:hAnsi="BIZ UDPGothic"/>
+          <w:color w:val="404040"/>
+          <w:sz w:val="18"/>
+          <w:szCs w:val="18"/>
+        </w:rPr>
+        <w:t xml:space="preserve">は作業前にAWSコンソールで「ksm-posstg-vpc-sg-alb-api-be」のIDを確認してから設定すること。</w:t>
+      </w:r>
+      <w:r>
+        <w:br/>
+      </w:r>
+      <w:r>
+        <w:rPr>
+          <w:rFonts w:ascii="BIZ UDPGothic" w:cs="BIZ UDPGothic" w:eastAsia="BIZ UDPGothic" w:hAnsi="BIZ UDPGothic"/>
+          <w:i/>
+          <w:iCs/>
+          <w:color w:val="777777"/>
+          <w:sz w:val="16"/>
+          <w:szCs w:val="16"/>
+        </w:rPr>
+        <w:t xml:space="preserve">/ Cần xác nhận SG ID của「ksm-posstg-vpc-sg-alb-api-be」trên AWS</w:t>
+      </w:r>
+    </w:p>
+    <w:p>
+      <w:pPr>
+        <w:spacing w:before="100" w:after="100"/>
+      </w:pPr>
+      <w:r>
+        <w:rPr>
+          <w:rFonts w:ascii="BIZ UDPGothic" w:cs="BIZ UDPGothic" w:eastAsia="BIZ UDPGothic" w:hAnsi="BIZ UDPGothic"/>
+          <w:color w:val="404040"/>
+          <w:sz w:val="18"/>
+          <w:szCs w:val="18"/>
+        </w:rPr>
+        <w:t xml:space="preserve">Console trước khi thực hiện.*</w:t>
+      </w:r>
+    </w:p>
+    <w:p>
+      <w:pPr>
+        <w:spacing w:before="100" w:after="100"/>
+      </w:pPr>
+      <w:r>
+        <w:rPr>
+          <w:rFonts w:ascii="BIZ UDPGothic" w:cs="BIZ UDPGothic" w:eastAsia="BIZ UDPGothic" w:hAnsi="BIZ UDPGothic"/>
+          <w:b/>
+          <w:bCs/>
+          <w:color w:val="C8102E"/>
+          <w:sz w:val="20"/>
+          <w:szCs w:val="20"/>
+        </w:rPr>
+        <w:t xml:space="preserve">■ 作業手順</w:t>
+      </w:r>
+    </w:p>
+    <w:p>
+      <w:pPr>
+        <w:spacing w:before="100" w:after="100"/>
+      </w:pPr>
+      <w:r>
+        <w:rPr>
+          <w:rFonts w:ascii="BIZ UDPGothic" w:cs="BIZ UDPGothic" w:eastAsia="BIZ UDPGothic" w:hAnsi="BIZ UDPGothic"/>
+          <w:color w:val="404040"/>
+          <w:sz w:val="18"/>
+          <w:szCs w:val="18"/>
+        </w:rPr>
+        <w:t xml:space="preserve">&gt; 1\. AWSコンソール（STG: 750735758916）にログイン */ Đăng nhập AWS</w:t>
+      </w:r>
+    </w:p>
+    <w:p>
+      <w:pPr>
+        <w:spacing w:before="100" w:after="100"/>
+      </w:pPr>
+      <w:r>
+        <w:rPr>
+          <w:rFonts w:ascii="BIZ UDPGothic" w:cs="BIZ UDPGothic" w:eastAsia="BIZ UDPGothic" w:hAnsi="BIZ UDPGothic"/>
+          <w:color w:val="404040"/>
+          <w:sz w:val="18"/>
+          <w:szCs w:val="18"/>
+        </w:rPr>
+        <w:t xml:space="preserve">&gt; Console (STG: 750735758916)*</w:t>
+      </w:r>
+    </w:p>
+    <w:p>
+      <w:pPr>
+        <w:spacing w:before="100" w:after="100"/>
+      </w:pPr>
+      <w:r>
+        <w:rPr>
+          <w:rFonts w:ascii="BIZ UDPGothic" w:cs="BIZ UDPGothic" w:eastAsia="BIZ UDPGothic" w:hAnsi="BIZ UDPGothic"/>
+          <w:color w:val="404040"/>
+          <w:sz w:val="18"/>
+          <w:szCs w:val="18"/>
+        </w:rPr>
+        <w:t xml:space="preserve">&gt;</w:t>
+      </w:r>
+    </w:p>
+    <w:p>
+      <w:pPr>
+        <w:spacing w:before="100" w:after="100"/>
+      </w:pPr>
+      <w:r>
+        <w:rPr>
+          <w:rFonts w:ascii="BIZ UDPGothic" w:cs="BIZ UDPGothic" w:eastAsia="BIZ UDPGothic" w:hAnsi="BIZ UDPGothic"/>
+          <w:color w:val="404040"/>
+          <w:sz w:val="18"/>
+          <w:szCs w:val="18"/>
+        </w:rPr>
+        <w:t xml:space="preserve">&gt; 2\. EC2 → セキュリティグループ → ksm-posstg-vpc-sg-ec2-web-be を選択</w:t>
+      </w:r>
+    </w:p>
+    <w:p>
+      <w:pPr>
+        <w:spacing w:before="100" w:after="100"/>
+      </w:pPr>
+      <w:r>
+        <w:rPr>
+          <w:rFonts w:ascii="BIZ UDPGothic" w:cs="BIZ UDPGothic" w:eastAsia="BIZ UDPGothic" w:hAnsi="BIZ UDPGothic"/>
+          <w:color w:val="404040"/>
+          <w:sz w:val="18"/>
+          <w:szCs w:val="18"/>
+        </w:rPr>
+        <w:t xml:space="preserve">&gt; */ EC2 → Security Groups → Chọn ksm-posstg-vpc-sg-ec2-web-be*</w:t>
+      </w:r>
+    </w:p>
+    <w:p>
+      <w:pPr>
+        <w:spacing w:before="100" w:after="100"/>
+      </w:pPr>
+      <w:r>
+        <w:rPr>
+          <w:rFonts w:ascii="BIZ UDPGothic" w:cs="BIZ UDPGothic" w:eastAsia="BIZ UDPGothic" w:hAnsi="BIZ UDPGothic"/>
+          <w:color w:val="404040"/>
+          <w:sz w:val="18"/>
+          <w:szCs w:val="18"/>
+        </w:rPr>
+        <w:t xml:space="preserve">&gt;</w:t>
+      </w:r>
+    </w:p>
+    <w:p>
+      <w:pPr>
+        <w:spacing w:before="100" w:after="100"/>
+      </w:pPr>
+      <w:r>
+        <w:rPr>
+          <w:rFonts w:ascii="BIZ UDPGothic" w:cs="BIZ UDPGothic" w:eastAsia="BIZ UDPGothic" w:hAnsi="BIZ UDPGothic"/>
+          <w:color w:val="404040"/>
+          <w:sz w:val="18"/>
+          <w:szCs w:val="18"/>
+        </w:rPr>
+        <w:t xml:space="preserve">&gt; 3\. 「インバウンドルールを編集」→ ALL(-1)/0.0.0.0/0 と</w:t>
+      </w:r>
+    </w:p>
+    <w:p>
+      <w:pPr>
+        <w:spacing w:before="100" w:after="100"/>
+      </w:pPr>
+      <w:r>
+        <w:rPr>
+          <w:rFonts w:ascii="BIZ UDPGothic" w:cs="BIZ UDPGothic" w:eastAsia="BIZ UDPGothic" w:hAnsi="BIZ UDPGothic"/>
+          <w:color w:val="404040"/>
+          <w:sz w:val="18"/>
+          <w:szCs w:val="18"/>
+        </w:rPr>
+        <w:t xml:space="preserve">&gt; TCP:8080/0.0.0.0/0 を削除 */ Chỉnh sửa inbound rule → Xóa</w:t>
+      </w:r>
+    </w:p>
+    <w:p>
+      <w:pPr>
+        <w:spacing w:before="100" w:after="100"/>
+      </w:pPr>
+      <w:r>
+        <w:rPr>
+          <w:rFonts w:ascii="BIZ UDPGothic" w:cs="BIZ UDPGothic" w:eastAsia="BIZ UDPGothic" w:hAnsi="BIZ UDPGothic"/>
+          <w:color w:val="404040"/>
+          <w:sz w:val="18"/>
+          <w:szCs w:val="18"/>
+        </w:rPr>
+        <w:t xml:space="preserve">&gt; ALL(-1)/0.0.0.0/0 và TCP:8080/0.0.0.0/0*</w:t>
+      </w:r>
+    </w:p>
+    <w:p>
+      <w:pPr>
+        <w:spacing w:before="100" w:after="100"/>
+      </w:pPr>
+      <w:r>
+        <w:rPr>
+          <w:rFonts w:ascii="BIZ UDPGothic" w:cs="BIZ UDPGothic" w:eastAsia="BIZ UDPGothic" w:hAnsi="BIZ UDPGothic"/>
+          <w:color w:val="404040"/>
+          <w:sz w:val="18"/>
+          <w:szCs w:val="18"/>
+        </w:rPr>
+        <w:t xml:space="preserve">&gt;</w:t>
+      </w:r>
+    </w:p>
+    <w:p>
+      <w:pPr>
+        <w:spacing w:before="100" w:after="100"/>
+      </w:pPr>
+      <w:r>
+        <w:rPr>
+          <w:rFonts w:ascii="BIZ UDPGothic" w:cs="BIZ UDPGothic" w:eastAsia="BIZ UDPGothic" w:hAnsi="BIZ UDPGothic"/>
+          <w:color w:val="404040"/>
+          <w:sz w:val="18"/>
+          <w:szCs w:val="18"/>
+        </w:rPr>
+        <w:t xml:space="preserve">&gt; 4\. 「ルールを追加」→ TCP:80 / ソース: ksm-posstg-vpc-sg-alb-api-be</w:t>
+      </w:r>
+    </w:p>
+    <w:p>
+      <w:pPr>
+        <w:spacing w:before="100" w:after="100"/>
+      </w:pPr>
+      <w:r>
+        <w:rPr>
+          <w:rFonts w:ascii="BIZ UDPGothic" w:cs="BIZ UDPGothic" w:eastAsia="BIZ UDPGothic" w:hAnsi="BIZ UDPGothic"/>
+          <w:color w:val="404040"/>
+          <w:sz w:val="18"/>
+          <w:szCs w:val="18"/>
+        </w:rPr>
+        <w:t xml:space="preserve">&gt; のSG ID を設定 */ Thêm rule → TCP:80 / Nguồn: SG ID của</w:t>
+      </w:r>
+    </w:p>
+    <w:p>
+      <w:pPr>
+        <w:spacing w:before="100" w:after="100"/>
+      </w:pPr>
+      <w:r>
+        <w:rPr>
+          <w:rFonts w:ascii="BIZ UDPGothic" w:cs="BIZ UDPGothic" w:eastAsia="BIZ UDPGothic" w:hAnsi="BIZ UDPGothic"/>
+          <w:color w:val="404040"/>
+          <w:sz w:val="18"/>
+          <w:szCs w:val="18"/>
+        </w:rPr>
+        <w:t xml:space="preserve">&gt; ksm-posstg-vpc-sg-alb-api-be*</w:t>
+      </w:r>
+    </w:p>
+    <w:p>
+      <w:pPr>
+        <w:spacing w:before="100" w:after="100"/>
+      </w:pPr>
+      <w:r>
+        <w:rPr>
+          <w:rFonts w:ascii="BIZ UDPGothic" w:cs="BIZ UDPGothic" w:eastAsia="BIZ UDPGothic" w:hAnsi="BIZ UDPGothic"/>
+          <w:color w:val="404040"/>
+          <w:sz w:val="18"/>
+          <w:szCs w:val="18"/>
+        </w:rPr>
+        <w:t xml:space="preserve">&gt;</w:t>
+      </w:r>
+    </w:p>
+    <w:p>
+      <w:pPr>
+        <w:spacing w:before="100" w:after="100"/>
+      </w:pPr>
+      <w:r>
+        <w:rPr>
+          <w:rFonts w:ascii="BIZ UDPGothic" w:cs="BIZ UDPGothic" w:eastAsia="BIZ UDPGothic" w:hAnsi="BIZ UDPGothic"/>
+          <w:color w:val="404040"/>
+          <w:sz w:val="18"/>
+          <w:szCs w:val="18"/>
+        </w:rPr>
+        <w:t xml:space="preserve">&gt; 5\. 「ルールを保存」→ 下記テスト手順を実施 */ Lưu rule → Thực hiện quy</w:t>
+      </w:r>
+    </w:p>
+    <w:p>
+      <w:pPr>
+        <w:spacing w:before="100" w:after="100"/>
+      </w:pPr>
+      <w:r>
+        <w:rPr>
+          <w:rFonts w:ascii="BIZ UDPGothic" w:cs="BIZ UDPGothic" w:eastAsia="BIZ UDPGothic" w:hAnsi="BIZ UDPGothic"/>
+          <w:color w:val="404040"/>
+          <w:sz w:val="18"/>
+          <w:szCs w:val="18"/>
+        </w:rPr>
+        <w:t xml:space="preserve">&gt; trình kiểm thử bên dưới*</w:t>
+      </w:r>
+    </w:p>
+    <w:p>
+      <w:pPr>
+        <w:spacing w:before="100" w:after="100"/>
+      </w:pPr>
+      <w:r>
+        <w:rPr>
+          <w:rFonts w:ascii="BIZ UDPGothic" w:cs="BIZ UDPGothic" w:eastAsia="BIZ UDPGothic" w:hAnsi="BIZ UDPGothic"/>
+          <w:b/>
+          <w:bCs/>
+          <w:color w:val="C8102E"/>
+          <w:sz w:val="20"/>
+          <w:szCs w:val="20"/>
+        </w:rPr>
+        <w:t xml:space="preserve">■ No.2 ECRリポジトリ削除</w:t>
+      </w:r>
+    </w:p>
+    <w:p>
+      <w:pPr>
+        <w:spacing w:before="100" w:after="100"/>
+      </w:pPr>
+      <w:r>
+        <w:rPr>
+          <w:rFonts w:ascii="BIZ UDPGothic" w:cs="BIZ UDPGothic" w:eastAsia="BIZ UDPGothic" w:hAnsi="BIZ UDPGothic"/>
+          <w:color w:val="404040"/>
+          <w:sz w:val="18"/>
+          <w:szCs w:val="18"/>
+        </w:rPr>
+        <w:t xml:space="preserve">根拠: KSM-AWS-004 Q5 回答「A: 削除してよい（現時点で利用予定なし）」 */</w:t>
+      </w:r>
+    </w:p>
+    <w:p>
+      <w:pPr>
+        <w:spacing w:before="100" w:after="100"/>
+      </w:pPr>
+      <w:r>
+        <w:rPr>
+          <w:rFonts w:ascii="BIZ UDPGothic" w:cs="BIZ UDPGothic" w:eastAsia="BIZ UDPGothic" w:hAnsi="BIZ UDPGothic"/>
+          <w:color w:val="404040"/>
+          <w:sz w:val="18"/>
+          <w:szCs w:val="18"/>
+        </w:rPr>
+        <w:t xml:space="preserve">Căn cứ: Phản hồi KSM-AWS-004 Q5「A: Có thể xóa (hiện tại không có kế</w:t>
+      </w:r>
+    </w:p>
+    <w:p>
+      <w:pPr>
+        <w:spacing w:before="100" w:after="100"/>
+      </w:pPr>
+      <w:r>
+        <w:rPr>
+          <w:rFonts w:ascii="BIZ UDPGothic" w:cs="BIZ UDPGothic" w:eastAsia="BIZ UDPGothic" w:hAnsi="BIZ UDPGothic"/>
+          <w:color w:val="404040"/>
+          <w:sz w:val="18"/>
+          <w:szCs w:val="18"/>
+        </w:rPr>
+        <w:t xml:space="preserve">hoạch sử dụng)」*</w:t>
+      </w:r>
+    </w:p>
+    <w:p>
+      <w:pPr>
+        <w:spacing w:before="100" w:after="100"/>
+      </w:pPr>
+      <w:r>
+        <w:rPr>
+          <w:rFonts w:ascii="BIZ UDPGothic" w:cs="BIZ UDPGothic" w:eastAsia="BIZ UDPGothic" w:hAnsi="BIZ UDPGothic"/>
+          <w:b/>
+          <w:bCs/>
+          <w:color w:val="C8102E"/>
+          <w:sz w:val="20"/>
+          <w:szCs w:val="20"/>
+        </w:rPr>
+        <w:t xml:space="preserve">■ 対象リソース</w:t>
+      </w:r>
+    </w:p>
+    <w:p>
+      <w:pPr>
+        <w:spacing w:before="100" w:after="100"/>
+      </w:pPr>
+      <w:r>
+        <w:rPr>
+          <w:rFonts w:ascii="BIZ UDPGothic" w:cs="BIZ UDPGothic" w:eastAsia="BIZ UDPGothic" w:hAnsi="BIZ UDPGothic"/>
+          <w:color w:val="404040"/>
+          <w:sz w:val="18"/>
+          <w:szCs w:val="18"/>
+        </w:rPr>
         <w:t xml:space="preserve">リポジトリ名 */ Tên URI                                                                   状態 */ Trạng</w:t>
       </w:r>
     </w:p>
@@ -1980,6 +2450,260 @@
           <w:szCs w:val="18"/>
         </w:rPr>
         <w:t xml:space="preserve">Trống (0 image)</w:t>
+      </w:r>
+    </w:p>
+    <w:p>
+      <w:pPr>
+        <w:spacing w:before="100" w:after="100"/>
+      </w:pPr>
+      <w:r>
+        <w:rPr>
+          <w:rFonts w:ascii="BIZ UDPGothic" w:cs="BIZ UDPGothic" w:eastAsia="BIZ UDPGothic" w:hAnsi="BIZ UDPGothic"/>
+          <w:b/>
+          <w:bCs/>
+          <w:color w:val="C8102E"/>
+          <w:sz w:val="20"/>
+          <w:szCs w:val="20"/>
+        </w:rPr>
+        <w:t xml:space="preserve">■ 作業手順</w:t>
+      </w:r>
+    </w:p>
+    <w:p>
+      <w:pPr>
+        <w:spacing w:before="100" w:after="100"/>
+      </w:pPr>
+      <w:r>
+        <w:rPr>
+          <w:rFonts w:ascii="BIZ UDPGothic" w:cs="BIZ UDPGothic" w:eastAsia="BIZ UDPGothic" w:hAnsi="BIZ UDPGothic"/>
+          <w:color w:val="404040"/>
+          <w:sz w:val="18"/>
+          <w:szCs w:val="18"/>
+        </w:rPr>
+        <w:t xml:space="preserve">&gt; 1\. AWSコンソール（STG: 750735758916）にログイン */ Đăng nhập AWS</w:t>
+      </w:r>
+    </w:p>
+    <w:p>
+      <w:pPr>
+        <w:spacing w:before="100" w:after="100"/>
+      </w:pPr>
+      <w:r>
+        <w:rPr>
+          <w:rFonts w:ascii="BIZ UDPGothic" w:cs="BIZ UDPGothic" w:eastAsia="BIZ UDPGothic" w:hAnsi="BIZ UDPGothic"/>
+          <w:color w:val="404040"/>
+          <w:sz w:val="18"/>
+          <w:szCs w:val="18"/>
+        </w:rPr>
+        <w:t xml:space="preserve">&gt; Console (STG: 750735758916)*</w:t>
+      </w:r>
+    </w:p>
+    <w:p>
+      <w:pPr>
+        <w:spacing w:before="100" w:after="100"/>
+      </w:pPr>
+      <w:r>
+        <w:rPr>
+          <w:rFonts w:ascii="BIZ UDPGothic" w:cs="BIZ UDPGothic" w:eastAsia="BIZ UDPGothic" w:hAnsi="BIZ UDPGothic"/>
+          <w:color w:val="404040"/>
+          <w:sz w:val="18"/>
+          <w:szCs w:val="18"/>
+        </w:rPr>
+        <w:t xml:space="preserve">&gt;</w:t>
+      </w:r>
+    </w:p>
+    <w:p>
+      <w:pPr>
+        <w:spacing w:before="100" w:after="100"/>
+      </w:pPr>
+      <w:r>
+        <w:rPr>
+          <w:rFonts w:ascii="BIZ UDPGothic" w:cs="BIZ UDPGothic" w:eastAsia="BIZ UDPGothic" w:hAnsi="BIZ UDPGothic"/>
+          <w:color w:val="404040"/>
+          <w:sz w:val="18"/>
+          <w:szCs w:val="18"/>
+        </w:rPr>
+        <w:t xml:space="preserve">&gt; 2\. Amazon ECR → リポジトリ 一覧を開く */ Amazon ECR → Mở danh sách</w:t>
+      </w:r>
+    </w:p>
+    <w:p>
+      <w:pPr>
+        <w:spacing w:before="100" w:after="100"/>
+      </w:pPr>
+      <w:r>
+        <w:rPr>
+          <w:rFonts w:ascii="BIZ UDPGothic" w:cs="BIZ UDPGothic" w:eastAsia="BIZ UDPGothic" w:hAnsi="BIZ UDPGothic"/>
+          <w:color w:val="404040"/>
+          <w:sz w:val="18"/>
+          <w:szCs w:val="18"/>
+        </w:rPr>
+        <w:t xml:space="preserve">&gt; repository*</w:t>
+      </w:r>
+    </w:p>
+    <w:p>
+      <w:pPr>
+        <w:spacing w:before="100" w:after="100"/>
+      </w:pPr>
+      <w:r>
+        <w:rPr>
+          <w:rFonts w:ascii="BIZ UDPGothic" w:cs="BIZ UDPGothic" w:eastAsia="BIZ UDPGothic" w:hAnsi="BIZ UDPGothic"/>
+          <w:color w:val="404040"/>
+          <w:sz w:val="18"/>
+          <w:szCs w:val="18"/>
+        </w:rPr>
+        <w:t xml:space="preserve">&gt;</w:t>
+      </w:r>
+    </w:p>
+    <w:p>
+      <w:pPr>
+        <w:spacing w:before="100" w:after="100"/>
+      </w:pPr>
+      <w:r>
+        <w:rPr>
+          <w:rFonts w:ascii="BIZ UDPGothic" w:cs="BIZ UDPGothic" w:eastAsia="BIZ UDPGothic" w:hAnsi="BIZ UDPGothic"/>
+          <w:color w:val="404040"/>
+          <w:sz w:val="18"/>
+          <w:szCs w:val="18"/>
+        </w:rPr>
+        <w:t xml:space="preserve">&gt; 3\. ksm-posstg-ecr-web-fe を選択 → 「削除」→</w:t>
+      </w:r>
+    </w:p>
+    <w:p>
+      <w:pPr>
+        <w:spacing w:before="100" w:after="100"/>
+      </w:pPr>
+      <w:r>
+        <w:rPr>
+          <w:rFonts w:ascii="BIZ UDPGothic" w:cs="BIZ UDPGothic" w:eastAsia="BIZ UDPGothic" w:hAnsi="BIZ UDPGothic"/>
+          <w:color w:val="404040"/>
+          <w:sz w:val="18"/>
+          <w:szCs w:val="18"/>
+        </w:rPr>
+        <w:t xml:space="preserve">&gt; 確認ダイアログで「削除」を実行 */ Chọn ksm-posstg-ecr-web-fe →</w:t>
+      </w:r>
+    </w:p>
+    <w:p>
+      <w:pPr>
+        <w:spacing w:before="100" w:after="100"/>
+      </w:pPr>
+      <w:r>
+        <w:rPr>
+          <w:rFonts w:ascii="BIZ UDPGothic" w:cs="BIZ UDPGothic" w:eastAsia="BIZ UDPGothic" w:hAnsi="BIZ UDPGothic"/>
+          <w:color w:val="404040"/>
+          <w:sz w:val="18"/>
+          <w:szCs w:val="18"/>
+        </w:rPr>
+        <w:t xml:space="preserve">&gt; 「削除」→ Thực hiện「削除」trên hộp thoại xác nhận*</w:t>
+      </w:r>
+    </w:p>
+    <w:p>
+      <w:pPr>
+        <w:spacing w:before="100" w:after="100"/>
+      </w:pPr>
+      <w:r>
+        <w:rPr>
+          <w:rFonts w:ascii="BIZ UDPGothic" w:cs="BIZ UDPGothic" w:eastAsia="BIZ UDPGothic" w:hAnsi="BIZ UDPGothic"/>
+          <w:color w:val="404040"/>
+          <w:sz w:val="18"/>
+          <w:szCs w:val="18"/>
+        </w:rPr>
+        <w:t xml:space="preserve">&gt;</w:t>
+      </w:r>
+    </w:p>
+    <w:p>
+      <w:pPr>
+        <w:spacing w:before="100" w:after="100"/>
+      </w:pPr>
+      <w:r>
+        <w:rPr>
+          <w:rFonts w:ascii="BIZ UDPGothic" w:cs="BIZ UDPGothic" w:eastAsia="BIZ UDPGothic" w:hAnsi="BIZ UDPGothic"/>
+          <w:color w:val="404040"/>
+          <w:sz w:val="18"/>
+          <w:szCs w:val="18"/>
+        </w:rPr>
+        <w:t xml:space="preserve">&gt; 4\. ksm-posstg-ecr-web-be を選択 → 「削除」→</w:t>
+      </w:r>
+    </w:p>
+    <w:p>
+      <w:pPr>
+        <w:spacing w:before="100" w:after="100"/>
+      </w:pPr>
+      <w:r>
+        <w:rPr>
+          <w:rFonts w:ascii="BIZ UDPGothic" w:cs="BIZ UDPGothic" w:eastAsia="BIZ UDPGothic" w:hAnsi="BIZ UDPGothic"/>
+          <w:color w:val="404040"/>
+          <w:sz w:val="18"/>
+          <w:szCs w:val="18"/>
+        </w:rPr>
+        <w:t xml:space="preserve">&gt; 確認ダイアログで「削除」を実行 */ Chọn ksm-posstg-ecr-web-be →</w:t>
+      </w:r>
+    </w:p>
+    <w:p>
+      <w:pPr>
+        <w:spacing w:before="100" w:after="100"/>
+      </w:pPr>
+      <w:r>
+        <w:rPr>
+          <w:rFonts w:ascii="BIZ UDPGothic" w:cs="BIZ UDPGothic" w:eastAsia="BIZ UDPGothic" w:hAnsi="BIZ UDPGothic"/>
+          <w:color w:val="404040"/>
+          <w:sz w:val="18"/>
+          <w:szCs w:val="18"/>
+        </w:rPr>
+        <w:t xml:space="preserve">&gt; 「削除」→ Thực hiện「削除」trên hộp thoại xác nhận*</w:t>
+      </w:r>
+    </w:p>
+    <w:p>
+      <w:pPr>
+        <w:spacing w:before="100" w:after="100"/>
+      </w:pPr>
+      <w:r>
+        <w:rPr>
+          <w:rFonts w:ascii="BIZ UDPGothic" w:cs="BIZ UDPGothic" w:eastAsia="BIZ UDPGothic" w:hAnsi="BIZ UDPGothic"/>
+          <w:color w:val="404040"/>
+          <w:sz w:val="18"/>
+          <w:szCs w:val="18"/>
+        </w:rPr>
+        <w:t xml:space="preserve">&gt;</w:t>
+      </w:r>
+    </w:p>
+    <w:p>
+      <w:pPr>
+        <w:spacing w:before="100" w:after="100"/>
+      </w:pPr>
+      <w:r>
+        <w:rPr>
+          <w:rFonts w:ascii="BIZ UDPGothic" w:cs="BIZ UDPGothic" w:eastAsia="BIZ UDPGothic" w:hAnsi="BIZ UDPGothic"/>
+          <w:color w:val="404040"/>
+          <w:sz w:val="18"/>
+          <w:szCs w:val="18"/>
+        </w:rPr>
+        <w:t xml:space="preserve">&gt; 5\.</w:t>
+      </w:r>
+    </w:p>
+    <w:p>
+      <w:pPr>
+        <w:spacing w:before="100" w:after="100"/>
+      </w:pPr>
+      <w:r>
+        <w:rPr>
+          <w:rFonts w:ascii="BIZ UDPGothic" w:cs="BIZ UDPGothic" w:eastAsia="BIZ UDPGothic" w:hAnsi="BIZ UDPGothic"/>
+          <w:color w:val="404040"/>
+          <w:sz w:val="18"/>
+          <w:szCs w:val="18"/>
+        </w:rPr>
+        <w:t xml:space="preserve">&gt; リポジトリ一覧から両リポジトリが消えていることを確認・スクリーンショット取得</w:t>
+      </w:r>
+    </w:p>
+    <w:p>
+      <w:pPr>
+        <w:spacing w:before="100" w:after="100"/>
+      </w:pPr>
+      <w:r>
+        <w:rPr>
+          <w:rFonts w:ascii="BIZ UDPGothic" w:cs="BIZ UDPGothic" w:eastAsia="BIZ UDPGothic" w:hAnsi="BIZ UDPGothic"/>
+          <w:color w:val="404040"/>
+          <w:sz w:val="18"/>
+          <w:szCs w:val="18"/>
+        </w:rPr>
+        <w:t xml:space="preserve">&gt; */ Xác nhận cả 2 repository đã biến mất, chụp màn hình lưu lại*</w:t>
       </w:r>
     </w:p>
     <w:p>
@@ -1998,764 +2722,7 @@
           <w:sz w:val="24"/>
           <w:szCs w:val="24"/>
         </w:rPr>
-        <w:t xml:space="preserve">■ ④ 改修内容</w:t>
-      </w:r>
-      <w:r>
-        <w:br/>
-      </w:r>
-      <w:r>
-        <w:rPr>
-          <w:rFonts w:ascii="BIZ UDPGothic" w:cs="BIZ UDPGothic" w:eastAsia="BIZ UDPGothic" w:hAnsi="BIZ UDPGothic"/>
-          <w:i/>
-          <w:iCs/>
-          <w:color w:val="AA3344"/>
-          <w:sz w:val="17"/>
-          <w:szCs w:val="17"/>
-        </w:rPr>
-        <w:t xml:space="preserve">　Nội Dung Sửa Đổi</w:t>
-      </w:r>
-    </w:p>
-    <w:p>
-      <w:pPr>
-        <w:spacing w:before="100" w:after="100"/>
-      </w:pPr>
-      <w:r>
-        <w:rPr>
-          <w:rFonts w:ascii="BIZ UDPGothic" w:cs="BIZ UDPGothic" w:eastAsia="BIZ UDPGothic" w:hAnsi="BIZ UDPGothic"/>
-          <w:b/>
-          <w:bCs/>
-          <w:color w:val="C8102E"/>
-          <w:sz w:val="20"/>
-          <w:szCs w:val="20"/>
-        </w:rPr>
-        <w:t xml:space="preserve">■ No.1 SGルール修正（ksm-posstg-vpc-sg-ec2-web-be）</w:t>
-      </w:r>
-    </w:p>
-    <w:p>
-      <w:pPr>
-        <w:spacing w:before="100" w:after="100"/>
-      </w:pPr>
-      <w:r>
-        <w:rPr>
-          <w:rFonts w:ascii="BIZ UDPGothic" w:cs="BIZ UDPGothic" w:eastAsia="BIZ UDPGothic" w:hAnsi="BIZ UDPGothic"/>
-          <w:color w:val="404040"/>
-          <w:sz w:val="18"/>
-          <w:szCs w:val="18"/>
-        </w:rPr>
-        <w:t xml:space="preserve">根拠: KSM-AWS-004 Q4 回答「A:</w:t>
-      </w:r>
-    </w:p>
-    <w:p>
-      <w:pPr>
-        <w:spacing w:before="100" w:after="100"/>
-      </w:pPr>
-      <w:r>
-        <w:rPr>
-          <w:rFonts w:ascii="BIZ UDPGothic" w:cs="BIZ UDPGothic" w:eastAsia="BIZ UDPGothic" w:hAnsi="BIZ UDPGothic"/>
-          <w:color w:val="404040"/>
-          <w:sz w:val="18"/>
-          <w:szCs w:val="18"/>
-        </w:rPr>
-        <w:t xml:space="preserve">全開放ルールを削除してほしい（KSM-AWS-005を実施）」 */ Căn cứ: Phản hồi</w:t>
-      </w:r>
-    </w:p>
-    <w:p>
-      <w:pPr>
-        <w:spacing w:before="100" w:after="100"/>
-      </w:pPr>
-      <w:r>
-        <w:rPr>
-          <w:rFonts w:ascii="BIZ UDPGothic" w:cs="BIZ UDPGothic" w:eastAsia="BIZ UDPGothic" w:hAnsi="BIZ UDPGothic"/>
-          <w:color w:val="404040"/>
-          <w:sz w:val="18"/>
-          <w:szCs w:val="18"/>
-        </w:rPr>
-        <w:t xml:space="preserve">KSM-AWS-004 Q4「A: Xóa rule mở toàn bộ (thực hiện KSM-AWS-005)」*</w:t>
-      </w:r>
-    </w:p>
-    <w:p>
-      <w:pPr>
-        <w:spacing w:before="100" w:after="100"/>
-      </w:pPr>
-      <w:r>
-        <w:rPr>
-          <w:rFonts w:ascii="BIZ UDPGothic" w:cs="BIZ UDPGothic" w:eastAsia="BIZ UDPGothic" w:hAnsi="BIZ UDPGothic"/>
-          <w:b/>
-          <w:bCs/>
-          <w:color w:val="C8102E"/>
-          <w:sz w:val="20"/>
-          <w:szCs w:val="20"/>
-        </w:rPr>
-        <w:t xml:space="preserve">■ 改修内容</w:t>
-      </w:r>
-    </w:p>
-    <w:p>
-      <w:pPr>
-        <w:spacing w:before="100" w:after="100"/>
-      </w:pPr>
-      <w:r>
-        <w:rPr>
-          <w:rFonts w:ascii="BIZ UDPGothic" w:cs="BIZ UDPGothic" w:eastAsia="BIZ UDPGothic" w:hAnsi="BIZ UDPGothic"/>
-          <w:color w:val="404040"/>
-          <w:sz w:val="18"/>
-          <w:szCs w:val="18"/>
-        </w:rPr>
-        <w:t xml:space="preserve">▼ 変更前インバウンドルール（削除対象: 赤行） */ Inbound rule trước</w:t>
-      </w:r>
-    </w:p>
-    <w:p>
-      <w:pPr>
-        <w:spacing w:before="100" w:after="100"/>
-      </w:pPr>
-      <w:r>
-        <w:rPr>
-          <w:rFonts w:ascii="BIZ UDPGothic" w:cs="BIZ UDPGothic" w:eastAsia="BIZ UDPGothic" w:hAnsi="BIZ UDPGothic"/>
-          <w:color w:val="404040"/>
-          <w:sz w:val="18"/>
-          <w:szCs w:val="18"/>
-        </w:rPr>
-        <w:t xml:space="preserve">khi thay đổi (hàng đỏ = xóa)*</w:t>
-      </w:r>
-    </w:p>
-    <w:p>
-      <w:pPr>
-        <w:spacing w:before="100" w:after="100"/>
-      </w:pPr>
-      <w:r>
-        <w:rPr>
-          <w:rFonts w:ascii="BIZ UDPGothic" w:cs="BIZ UDPGothic" w:eastAsia="BIZ UDPGothic" w:hAnsi="BIZ UDPGothic"/>
-          <w:color w:val="404040"/>
-          <w:sz w:val="18"/>
-          <w:szCs w:val="18"/>
-        </w:rPr>
-        <w:t xml:space="preserve">▲ 変更後インバウンドルール */ Inbound rule sau khi thay đổi*</w:t>
-      </w:r>
-    </w:p>
-    <w:p>
-      <w:pPr>
-        <w:spacing w:before="100" w:after="100"/>
-      </w:pPr>
-      <w:r>
-        <w:rPr>
-          <w:rFonts w:ascii="BIZ UDPGothic" w:cs="BIZ UDPGothic" w:eastAsia="BIZ UDPGothic" w:hAnsi="BIZ UDPGothic"/>
-          <w:color w:val="404040"/>
-          <w:sz w:val="18"/>
-          <w:szCs w:val="18"/>
-        </w:rPr>
-        <w:t xml:space="preserve">※ ALB Security Group ID</w:t>
-      </w:r>
-    </w:p>
-    <w:p>
-      <w:pPr>
-        <w:spacing w:before="100" w:after="100"/>
-      </w:pPr>
-      <w:r>
-        <w:rPr>
-          <w:rFonts w:ascii="BIZ UDPGothic" w:cs="BIZ UDPGothic" w:eastAsia="BIZ UDPGothic" w:hAnsi="BIZ UDPGothic"/>
-          <w:color w:val="404040"/>
-          <w:sz w:val="18"/>
-          <w:szCs w:val="18"/>
-        </w:rPr>
-        <w:t xml:space="preserve">は作業前にAWSコンソールで「ksm-posstg-vpc-sg-alb-api-be」のIDを確認してから設定すること。</w:t>
-      </w:r>
-      <w:r>
-        <w:br/>
-      </w:r>
-      <w:r>
-        <w:rPr>
-          <w:rFonts w:ascii="BIZ UDPGothic" w:cs="BIZ UDPGothic" w:eastAsia="BIZ UDPGothic" w:hAnsi="BIZ UDPGothic"/>
-          <w:i/>
-          <w:iCs/>
-          <w:color w:val="777777"/>
-          <w:sz w:val="16"/>
-          <w:szCs w:val="16"/>
-        </w:rPr>
-        <w:t xml:space="preserve">/ Cần xác nhận SG ID của「ksm-posstg-vpc-sg-alb-api-be」trên AWS</w:t>
-      </w:r>
-    </w:p>
-    <w:p>
-      <w:pPr>
-        <w:spacing w:before="100" w:after="100"/>
-      </w:pPr>
-      <w:r>
-        <w:rPr>
-          <w:rFonts w:ascii="BIZ UDPGothic" w:cs="BIZ UDPGothic" w:eastAsia="BIZ UDPGothic" w:hAnsi="BIZ UDPGothic"/>
-          <w:color w:val="404040"/>
-          <w:sz w:val="18"/>
-          <w:szCs w:val="18"/>
-        </w:rPr>
-        <w:t xml:space="preserve">Console trước khi thực hiện.*</w:t>
-      </w:r>
-    </w:p>
-    <w:p>
-      <w:pPr>
-        <w:spacing w:before="100" w:after="100"/>
-      </w:pPr>
-      <w:r>
-        <w:rPr>
-          <w:rFonts w:ascii="BIZ UDPGothic" w:cs="BIZ UDPGothic" w:eastAsia="BIZ UDPGothic" w:hAnsi="BIZ UDPGothic"/>
-          <w:b/>
-          <w:bCs/>
-          <w:color w:val="C8102E"/>
-          <w:sz w:val="20"/>
-          <w:szCs w:val="20"/>
-        </w:rPr>
-        <w:t xml:space="preserve">■ 作業手順</w:t>
-      </w:r>
-    </w:p>
-    <w:p>
-      <w:pPr>
-        <w:spacing w:before="100" w:after="100"/>
-      </w:pPr>
-      <w:r>
-        <w:rPr>
-          <w:rFonts w:ascii="BIZ UDPGothic" w:cs="BIZ UDPGothic" w:eastAsia="BIZ UDPGothic" w:hAnsi="BIZ UDPGothic"/>
-          <w:color w:val="404040"/>
-          <w:sz w:val="18"/>
-          <w:szCs w:val="18"/>
-        </w:rPr>
-        <w:t xml:space="preserve">&gt; 1\. AWSコンソール（STG: 750735758916）にログイン */ Đăng nhập AWS</w:t>
-      </w:r>
-    </w:p>
-    <w:p>
-      <w:pPr>
-        <w:spacing w:before="100" w:after="100"/>
-      </w:pPr>
-      <w:r>
-        <w:rPr>
-          <w:rFonts w:ascii="BIZ UDPGothic" w:cs="BIZ UDPGothic" w:eastAsia="BIZ UDPGothic" w:hAnsi="BIZ UDPGothic"/>
-          <w:color w:val="404040"/>
-          <w:sz w:val="18"/>
-          <w:szCs w:val="18"/>
-        </w:rPr>
-        <w:t xml:space="preserve">&gt; Console (STG: 750735758916)*</w:t>
-      </w:r>
-    </w:p>
-    <w:p>
-      <w:pPr>
-        <w:spacing w:before="100" w:after="100"/>
-      </w:pPr>
-      <w:r>
-        <w:rPr>
-          <w:rFonts w:ascii="BIZ UDPGothic" w:cs="BIZ UDPGothic" w:eastAsia="BIZ UDPGothic" w:hAnsi="BIZ UDPGothic"/>
-          <w:color w:val="404040"/>
-          <w:sz w:val="18"/>
-          <w:szCs w:val="18"/>
-        </w:rPr>
-        <w:t xml:space="preserve">&gt;</w:t>
-      </w:r>
-    </w:p>
-    <w:p>
-      <w:pPr>
-        <w:spacing w:before="100" w:after="100"/>
-      </w:pPr>
-      <w:r>
-        <w:rPr>
-          <w:rFonts w:ascii="BIZ UDPGothic" w:cs="BIZ UDPGothic" w:eastAsia="BIZ UDPGothic" w:hAnsi="BIZ UDPGothic"/>
-          <w:color w:val="404040"/>
-          <w:sz w:val="18"/>
-          <w:szCs w:val="18"/>
-        </w:rPr>
-        <w:t xml:space="preserve">&gt; 2\. EC2 → セキュリティグループ → ksm-posstg-vpc-sg-ec2-web-be を選択</w:t>
-      </w:r>
-    </w:p>
-    <w:p>
-      <w:pPr>
-        <w:spacing w:before="100" w:after="100"/>
-      </w:pPr>
-      <w:r>
-        <w:rPr>
-          <w:rFonts w:ascii="BIZ UDPGothic" w:cs="BIZ UDPGothic" w:eastAsia="BIZ UDPGothic" w:hAnsi="BIZ UDPGothic"/>
-          <w:color w:val="404040"/>
-          <w:sz w:val="18"/>
-          <w:szCs w:val="18"/>
-        </w:rPr>
-        <w:t xml:space="preserve">&gt; */ EC2 → Security Groups → Chọn ksm-posstg-vpc-sg-ec2-web-be*</w:t>
-      </w:r>
-    </w:p>
-    <w:p>
-      <w:pPr>
-        <w:spacing w:before="100" w:after="100"/>
-      </w:pPr>
-      <w:r>
-        <w:rPr>
-          <w:rFonts w:ascii="BIZ UDPGothic" w:cs="BIZ UDPGothic" w:eastAsia="BIZ UDPGothic" w:hAnsi="BIZ UDPGothic"/>
-          <w:color w:val="404040"/>
-          <w:sz w:val="18"/>
-          <w:szCs w:val="18"/>
-        </w:rPr>
-        <w:t xml:space="preserve">&gt;</w:t>
-      </w:r>
-    </w:p>
-    <w:p>
-      <w:pPr>
-        <w:spacing w:before="100" w:after="100"/>
-      </w:pPr>
-      <w:r>
-        <w:rPr>
-          <w:rFonts w:ascii="BIZ UDPGothic" w:cs="BIZ UDPGothic" w:eastAsia="BIZ UDPGothic" w:hAnsi="BIZ UDPGothic"/>
-          <w:color w:val="404040"/>
-          <w:sz w:val="18"/>
-          <w:szCs w:val="18"/>
-        </w:rPr>
-        <w:t xml:space="preserve">&gt; 3\. 「インバウンドルールを編集」→ ALL(-1)/0.0.0.0/0 と</w:t>
-      </w:r>
-    </w:p>
-    <w:p>
-      <w:pPr>
-        <w:spacing w:before="100" w:after="100"/>
-      </w:pPr>
-      <w:r>
-        <w:rPr>
-          <w:rFonts w:ascii="BIZ UDPGothic" w:cs="BIZ UDPGothic" w:eastAsia="BIZ UDPGothic" w:hAnsi="BIZ UDPGothic"/>
-          <w:color w:val="404040"/>
-          <w:sz w:val="18"/>
-          <w:szCs w:val="18"/>
-        </w:rPr>
-        <w:t xml:space="preserve">&gt; TCP:8080/0.0.0.0/0 を削除 */ Chỉnh sửa inbound rule → Xóa</w:t>
-      </w:r>
-    </w:p>
-    <w:p>
-      <w:pPr>
-        <w:spacing w:before="100" w:after="100"/>
-      </w:pPr>
-      <w:r>
-        <w:rPr>
-          <w:rFonts w:ascii="BIZ UDPGothic" w:cs="BIZ UDPGothic" w:eastAsia="BIZ UDPGothic" w:hAnsi="BIZ UDPGothic"/>
-          <w:color w:val="404040"/>
-          <w:sz w:val="18"/>
-          <w:szCs w:val="18"/>
-        </w:rPr>
-        <w:t xml:space="preserve">&gt; ALL(-1)/0.0.0.0/0 và TCP:8080/0.0.0.0/0*</w:t>
-      </w:r>
-    </w:p>
-    <w:p>
-      <w:pPr>
-        <w:spacing w:before="100" w:after="100"/>
-      </w:pPr>
-      <w:r>
-        <w:rPr>
-          <w:rFonts w:ascii="BIZ UDPGothic" w:cs="BIZ UDPGothic" w:eastAsia="BIZ UDPGothic" w:hAnsi="BIZ UDPGothic"/>
-          <w:color w:val="404040"/>
-          <w:sz w:val="18"/>
-          <w:szCs w:val="18"/>
-        </w:rPr>
-        <w:t xml:space="preserve">&gt;</w:t>
-      </w:r>
-    </w:p>
-    <w:p>
-      <w:pPr>
-        <w:spacing w:before="100" w:after="100"/>
-      </w:pPr>
-      <w:r>
-        <w:rPr>
-          <w:rFonts w:ascii="BIZ UDPGothic" w:cs="BIZ UDPGothic" w:eastAsia="BIZ UDPGothic" w:hAnsi="BIZ UDPGothic"/>
-          <w:color w:val="404040"/>
-          <w:sz w:val="18"/>
-          <w:szCs w:val="18"/>
-        </w:rPr>
-        <w:t xml:space="preserve">&gt; 4\. 「ルールを追加」→ TCP:80 / ソース: ksm-posstg-vpc-sg-alb-api-be</w:t>
-      </w:r>
-    </w:p>
-    <w:p>
-      <w:pPr>
-        <w:spacing w:before="100" w:after="100"/>
-      </w:pPr>
-      <w:r>
-        <w:rPr>
-          <w:rFonts w:ascii="BIZ UDPGothic" w:cs="BIZ UDPGothic" w:eastAsia="BIZ UDPGothic" w:hAnsi="BIZ UDPGothic"/>
-          <w:color w:val="404040"/>
-          <w:sz w:val="18"/>
-          <w:szCs w:val="18"/>
-        </w:rPr>
-        <w:t xml:space="preserve">&gt; のSG ID を設定 */ Thêm rule → TCP:80 / Nguồn: SG ID của</w:t>
-      </w:r>
-    </w:p>
-    <w:p>
-      <w:pPr>
-        <w:spacing w:before="100" w:after="100"/>
-      </w:pPr>
-      <w:r>
-        <w:rPr>
-          <w:rFonts w:ascii="BIZ UDPGothic" w:cs="BIZ UDPGothic" w:eastAsia="BIZ UDPGothic" w:hAnsi="BIZ UDPGothic"/>
-          <w:color w:val="404040"/>
-          <w:sz w:val="18"/>
-          <w:szCs w:val="18"/>
-        </w:rPr>
-        <w:t xml:space="preserve">&gt; ksm-posstg-vpc-sg-alb-api-be*</w:t>
-      </w:r>
-    </w:p>
-    <w:p>
-      <w:pPr>
-        <w:spacing w:before="100" w:after="100"/>
-      </w:pPr>
-      <w:r>
-        <w:rPr>
-          <w:rFonts w:ascii="BIZ UDPGothic" w:cs="BIZ UDPGothic" w:eastAsia="BIZ UDPGothic" w:hAnsi="BIZ UDPGothic"/>
-          <w:color w:val="404040"/>
-          <w:sz w:val="18"/>
-          <w:szCs w:val="18"/>
-        </w:rPr>
-        <w:t xml:space="preserve">&gt;</w:t>
-      </w:r>
-    </w:p>
-    <w:p>
-      <w:pPr>
-        <w:spacing w:before="100" w:after="100"/>
-      </w:pPr>
-      <w:r>
-        <w:rPr>
-          <w:rFonts w:ascii="BIZ UDPGothic" w:cs="BIZ UDPGothic" w:eastAsia="BIZ UDPGothic" w:hAnsi="BIZ UDPGothic"/>
-          <w:color w:val="404040"/>
-          <w:sz w:val="18"/>
-          <w:szCs w:val="18"/>
-        </w:rPr>
-        <w:t xml:space="preserve">&gt; 5\. 「ルールを保存」→ 下記テスト手順を実施 */ Lưu rule → Thực hiện quy</w:t>
-      </w:r>
-    </w:p>
-    <w:p>
-      <w:pPr>
-        <w:spacing w:before="100" w:after="100"/>
-      </w:pPr>
-      <w:r>
-        <w:rPr>
-          <w:rFonts w:ascii="BIZ UDPGothic" w:cs="BIZ UDPGothic" w:eastAsia="BIZ UDPGothic" w:hAnsi="BIZ UDPGothic"/>
-          <w:color w:val="404040"/>
-          <w:sz w:val="18"/>
-          <w:szCs w:val="18"/>
-        </w:rPr>
-        <w:t xml:space="preserve">&gt; trình kiểm thử bên dưới*</w:t>
-      </w:r>
-    </w:p>
-    <w:p>
-      <w:pPr>
-        <w:spacing w:before="100" w:after="100"/>
-      </w:pPr>
-      <w:r>
-        <w:rPr>
-          <w:rFonts w:ascii="BIZ UDPGothic" w:cs="BIZ UDPGothic" w:eastAsia="BIZ UDPGothic" w:hAnsi="BIZ UDPGothic"/>
-          <w:b/>
-          <w:bCs/>
-          <w:color w:val="C8102E"/>
-          <w:sz w:val="20"/>
-          <w:szCs w:val="20"/>
-        </w:rPr>
-        <w:t xml:space="preserve">■ No.2 ECRリポジトリ削除</w:t>
-      </w:r>
-    </w:p>
-    <w:p>
-      <w:pPr>
-        <w:spacing w:before="100" w:after="100"/>
-      </w:pPr>
-      <w:r>
-        <w:rPr>
-          <w:rFonts w:ascii="BIZ UDPGothic" w:cs="BIZ UDPGothic" w:eastAsia="BIZ UDPGothic" w:hAnsi="BIZ UDPGothic"/>
-          <w:color w:val="404040"/>
-          <w:sz w:val="18"/>
-          <w:szCs w:val="18"/>
-        </w:rPr>
-        <w:t xml:space="preserve">根拠: KSM-AWS-004 Q5 回答「A: 削除してよい（現時点で利用予定なし）」 */</w:t>
-      </w:r>
-    </w:p>
-    <w:p>
-      <w:pPr>
-        <w:spacing w:before="100" w:after="100"/>
-      </w:pPr>
-      <w:r>
-        <w:rPr>
-          <w:rFonts w:ascii="BIZ UDPGothic" w:cs="BIZ UDPGothic" w:eastAsia="BIZ UDPGothic" w:hAnsi="BIZ UDPGothic"/>
-          <w:color w:val="404040"/>
-          <w:sz w:val="18"/>
-          <w:szCs w:val="18"/>
-        </w:rPr>
-        <w:t xml:space="preserve">Căn cứ: Phản hồi KSM-AWS-004 Q5「A: Có thể xóa (hiện tại không có kế</w:t>
-      </w:r>
-    </w:p>
-    <w:p>
-      <w:pPr>
-        <w:spacing w:before="100" w:after="100"/>
-      </w:pPr>
-      <w:r>
-        <w:rPr>
-          <w:rFonts w:ascii="BIZ UDPGothic" w:cs="BIZ UDPGothic" w:eastAsia="BIZ UDPGothic" w:hAnsi="BIZ UDPGothic"/>
-          <w:color w:val="404040"/>
-          <w:sz w:val="18"/>
-          <w:szCs w:val="18"/>
-        </w:rPr>
-        <w:t xml:space="preserve">hoạch sử dụng)」*</w:t>
-      </w:r>
-    </w:p>
-    <w:p>
-      <w:pPr>
-        <w:spacing w:before="100" w:after="100"/>
-      </w:pPr>
-      <w:r>
-        <w:rPr>
-          <w:rFonts w:ascii="BIZ UDPGothic" w:cs="BIZ UDPGothic" w:eastAsia="BIZ UDPGothic" w:hAnsi="BIZ UDPGothic"/>
-          <w:b/>
-          <w:bCs/>
-          <w:color w:val="C8102E"/>
-          <w:sz w:val="20"/>
-          <w:szCs w:val="20"/>
-        </w:rPr>
-        <w:t xml:space="preserve">■ 作業手順</w:t>
-      </w:r>
-    </w:p>
-    <w:p>
-      <w:pPr>
-        <w:spacing w:before="100" w:after="100"/>
-      </w:pPr>
-      <w:r>
-        <w:rPr>
-          <w:rFonts w:ascii="BIZ UDPGothic" w:cs="BIZ UDPGothic" w:eastAsia="BIZ UDPGothic" w:hAnsi="BIZ UDPGothic"/>
-          <w:color w:val="404040"/>
-          <w:sz w:val="18"/>
-          <w:szCs w:val="18"/>
-        </w:rPr>
-        <w:t xml:space="preserve">&gt; 1\. AWSコンソール（STG: 750735758916）にログイン */ Đăng nhập AWS</w:t>
-      </w:r>
-    </w:p>
-    <w:p>
-      <w:pPr>
-        <w:spacing w:before="100" w:after="100"/>
-      </w:pPr>
-      <w:r>
-        <w:rPr>
-          <w:rFonts w:ascii="BIZ UDPGothic" w:cs="BIZ UDPGothic" w:eastAsia="BIZ UDPGothic" w:hAnsi="BIZ UDPGothic"/>
-          <w:color w:val="404040"/>
-          <w:sz w:val="18"/>
-          <w:szCs w:val="18"/>
-        </w:rPr>
-        <w:t xml:space="preserve">&gt; Console (STG: 750735758916)*</w:t>
-      </w:r>
-    </w:p>
-    <w:p>
-      <w:pPr>
-        <w:spacing w:before="100" w:after="100"/>
-      </w:pPr>
-      <w:r>
-        <w:rPr>
-          <w:rFonts w:ascii="BIZ UDPGothic" w:cs="BIZ UDPGothic" w:eastAsia="BIZ UDPGothic" w:hAnsi="BIZ UDPGothic"/>
-          <w:color w:val="404040"/>
-          <w:sz w:val="18"/>
-          <w:szCs w:val="18"/>
-        </w:rPr>
-        <w:t xml:space="preserve">&gt;</w:t>
-      </w:r>
-    </w:p>
-    <w:p>
-      <w:pPr>
-        <w:spacing w:before="100" w:after="100"/>
-      </w:pPr>
-      <w:r>
-        <w:rPr>
-          <w:rFonts w:ascii="BIZ UDPGothic" w:cs="BIZ UDPGothic" w:eastAsia="BIZ UDPGothic" w:hAnsi="BIZ UDPGothic"/>
-          <w:color w:val="404040"/>
-          <w:sz w:val="18"/>
-          <w:szCs w:val="18"/>
-        </w:rPr>
-        <w:t xml:space="preserve">&gt; 2\. Amazon ECR → リポジトリ 一覧を開く */ Amazon ECR → Mở danh sách</w:t>
-      </w:r>
-    </w:p>
-    <w:p>
-      <w:pPr>
-        <w:spacing w:before="100" w:after="100"/>
-      </w:pPr>
-      <w:r>
-        <w:rPr>
-          <w:rFonts w:ascii="BIZ UDPGothic" w:cs="BIZ UDPGothic" w:eastAsia="BIZ UDPGothic" w:hAnsi="BIZ UDPGothic"/>
-          <w:color w:val="404040"/>
-          <w:sz w:val="18"/>
-          <w:szCs w:val="18"/>
-        </w:rPr>
-        <w:t xml:space="preserve">&gt; repository*</w:t>
-      </w:r>
-    </w:p>
-    <w:p>
-      <w:pPr>
-        <w:spacing w:before="100" w:after="100"/>
-      </w:pPr>
-      <w:r>
-        <w:rPr>
-          <w:rFonts w:ascii="BIZ UDPGothic" w:cs="BIZ UDPGothic" w:eastAsia="BIZ UDPGothic" w:hAnsi="BIZ UDPGothic"/>
-          <w:color w:val="404040"/>
-          <w:sz w:val="18"/>
-          <w:szCs w:val="18"/>
-        </w:rPr>
-        <w:t xml:space="preserve">&gt;</w:t>
-      </w:r>
-    </w:p>
-    <w:p>
-      <w:pPr>
-        <w:spacing w:before="100" w:after="100"/>
-      </w:pPr>
-      <w:r>
-        <w:rPr>
-          <w:rFonts w:ascii="BIZ UDPGothic" w:cs="BIZ UDPGothic" w:eastAsia="BIZ UDPGothic" w:hAnsi="BIZ UDPGothic"/>
-          <w:color w:val="404040"/>
-          <w:sz w:val="18"/>
-          <w:szCs w:val="18"/>
-        </w:rPr>
-        <w:t xml:space="preserve">&gt; 3\. ksm-posstg-ecr-web-fe を選択 → 「削除」→</w:t>
-      </w:r>
-    </w:p>
-    <w:p>
-      <w:pPr>
-        <w:spacing w:before="100" w:after="100"/>
-      </w:pPr>
-      <w:r>
-        <w:rPr>
-          <w:rFonts w:ascii="BIZ UDPGothic" w:cs="BIZ UDPGothic" w:eastAsia="BIZ UDPGothic" w:hAnsi="BIZ UDPGothic"/>
-          <w:color w:val="404040"/>
-          <w:sz w:val="18"/>
-          <w:szCs w:val="18"/>
-        </w:rPr>
-        <w:t xml:space="preserve">&gt; 確認ダイアログで「削除」を実行 */ Chọn ksm-posstg-ecr-web-fe →</w:t>
-      </w:r>
-    </w:p>
-    <w:p>
-      <w:pPr>
-        <w:spacing w:before="100" w:after="100"/>
-      </w:pPr>
-      <w:r>
-        <w:rPr>
-          <w:rFonts w:ascii="BIZ UDPGothic" w:cs="BIZ UDPGothic" w:eastAsia="BIZ UDPGothic" w:hAnsi="BIZ UDPGothic"/>
-          <w:color w:val="404040"/>
-          <w:sz w:val="18"/>
-          <w:szCs w:val="18"/>
-        </w:rPr>
-        <w:t xml:space="preserve">&gt; 「削除」→ Thực hiện「削除」trên hộp thoại xác nhận*</w:t>
-      </w:r>
-    </w:p>
-    <w:p>
-      <w:pPr>
-        <w:spacing w:before="100" w:after="100"/>
-      </w:pPr>
-      <w:r>
-        <w:rPr>
-          <w:rFonts w:ascii="BIZ UDPGothic" w:cs="BIZ UDPGothic" w:eastAsia="BIZ UDPGothic" w:hAnsi="BIZ UDPGothic"/>
-          <w:color w:val="404040"/>
-          <w:sz w:val="18"/>
-          <w:szCs w:val="18"/>
-        </w:rPr>
-        <w:t xml:space="preserve">&gt;</w:t>
-      </w:r>
-    </w:p>
-    <w:p>
-      <w:pPr>
-        <w:spacing w:before="100" w:after="100"/>
-      </w:pPr>
-      <w:r>
-        <w:rPr>
-          <w:rFonts w:ascii="BIZ UDPGothic" w:cs="BIZ UDPGothic" w:eastAsia="BIZ UDPGothic" w:hAnsi="BIZ UDPGothic"/>
-          <w:color w:val="404040"/>
-          <w:sz w:val="18"/>
-          <w:szCs w:val="18"/>
-        </w:rPr>
-        <w:t xml:space="preserve">&gt; 4\. ksm-posstg-ecr-web-be を選択 → 「削除」→</w:t>
-      </w:r>
-    </w:p>
-    <w:p>
-      <w:pPr>
-        <w:spacing w:before="100" w:after="100"/>
-      </w:pPr>
-      <w:r>
-        <w:rPr>
-          <w:rFonts w:ascii="BIZ UDPGothic" w:cs="BIZ UDPGothic" w:eastAsia="BIZ UDPGothic" w:hAnsi="BIZ UDPGothic"/>
-          <w:color w:val="404040"/>
-          <w:sz w:val="18"/>
-          <w:szCs w:val="18"/>
-        </w:rPr>
-        <w:t xml:space="preserve">&gt; 確認ダイアログで「削除」を実行 */ Chọn ksm-posstg-ecr-web-be →</w:t>
-      </w:r>
-    </w:p>
-    <w:p>
-      <w:pPr>
-        <w:spacing w:before="100" w:after="100"/>
-      </w:pPr>
-      <w:r>
-        <w:rPr>
-          <w:rFonts w:ascii="BIZ UDPGothic" w:cs="BIZ UDPGothic" w:eastAsia="BIZ UDPGothic" w:hAnsi="BIZ UDPGothic"/>
-          <w:color w:val="404040"/>
-          <w:sz w:val="18"/>
-          <w:szCs w:val="18"/>
-        </w:rPr>
-        <w:t xml:space="preserve">&gt; 「削除」→ Thực hiện「削除」trên hộp thoại xác nhận*</w:t>
-      </w:r>
-    </w:p>
-    <w:p>
-      <w:pPr>
-        <w:spacing w:before="100" w:after="100"/>
-      </w:pPr>
-      <w:r>
-        <w:rPr>
-          <w:rFonts w:ascii="BIZ UDPGothic" w:cs="BIZ UDPGothic" w:eastAsia="BIZ UDPGothic" w:hAnsi="BIZ UDPGothic"/>
-          <w:color w:val="404040"/>
-          <w:sz w:val="18"/>
-          <w:szCs w:val="18"/>
-        </w:rPr>
-        <w:t xml:space="preserve">&gt;</w:t>
-      </w:r>
-    </w:p>
-    <w:p>
-      <w:pPr>
-        <w:spacing w:before="100" w:after="100"/>
-      </w:pPr>
-      <w:r>
-        <w:rPr>
-          <w:rFonts w:ascii="BIZ UDPGothic" w:cs="BIZ UDPGothic" w:eastAsia="BIZ UDPGothic" w:hAnsi="BIZ UDPGothic"/>
-          <w:color w:val="404040"/>
-          <w:sz w:val="18"/>
-          <w:szCs w:val="18"/>
-        </w:rPr>
-        <w:t xml:space="preserve">&gt; 5\.</w:t>
-      </w:r>
-    </w:p>
-    <w:p>
-      <w:pPr>
-        <w:spacing w:before="100" w:after="100"/>
-      </w:pPr>
-      <w:r>
-        <w:rPr>
-          <w:rFonts w:ascii="BIZ UDPGothic" w:cs="BIZ UDPGothic" w:eastAsia="BIZ UDPGothic" w:hAnsi="BIZ UDPGothic"/>
-          <w:color w:val="404040"/>
-          <w:sz w:val="18"/>
-          <w:szCs w:val="18"/>
-        </w:rPr>
-        <w:t xml:space="preserve">&gt; リポジトリ一覧から両リポジトリが消えていることを確認・スクリーンショット取得</w:t>
-      </w:r>
-    </w:p>
-    <w:p>
-      <w:pPr>
-        <w:spacing w:before="100" w:after="100"/>
-      </w:pPr>
-      <w:r>
-        <w:rPr>
-          <w:rFonts w:ascii="BIZ UDPGothic" w:cs="BIZ UDPGothic" w:eastAsia="BIZ UDPGothic" w:hAnsi="BIZ UDPGothic"/>
-          <w:color w:val="404040"/>
-          <w:sz w:val="18"/>
-          <w:szCs w:val="18"/>
-        </w:rPr>
-        <w:t xml:space="preserve">&gt; */ Xác nhận cả 2 repository đã biến mất, chụp màn hình lưu lại*</w:t>
-      </w:r>
-    </w:p>
-    <w:p>
-      <w:pPr>
-        <w:pBdr>
-          <w:left w:val="thick" w:color="C8102E" w:sz="20" w:space="6"/>
-        </w:pBdr>
-        <w:spacing w:before="280" w:after="100"/>
-      </w:pPr>
-      <w:r>
-        <w:rPr>
-          <w:rFonts w:ascii="BIZ UDPGothic" w:cs="BIZ UDPGothic" w:eastAsia="BIZ UDPGothic" w:hAnsi="BIZ UDPGothic"/>
-          <w:b/>
-          <w:bCs/>
-          <w:color w:val="C8102E"/>
-          <w:sz w:val="24"/>
-          <w:szCs w:val="24"/>
-        </w:rPr>
-        <w:t xml:space="preserve">■ ⑧ テスト手順・結果</w:t>
+        <w:t xml:space="preserve">■ テスト手順・結果</w:t>
       </w:r>
       <w:r>
         <w:br/>
@@ -3296,7 +3263,7 @@
           <w:sz w:val="24"/>
           <w:szCs w:val="24"/>
         </w:rPr>
-        <w:t xml:space="preserve">■ ⑨ 改廃履歴</w:t>
+        <w:t xml:space="preserve">■ 改廃履歴</w:t>
       </w:r>
       <w:r>
         <w:br/>

--- a/40_AWS/05_改修資料/KSM_AWS_MOD_024_改修指示書_SGセキュリティ強化_ECR削除_ja_vi.docx
+++ b/40_AWS/05_改修資料/KSM_AWS_MOD_024_改修指示書_SGセキュリティ強化_ECR削除_ja_vi.docx
@@ -1310,7 +1310,7 @@
           <w:sz w:val="24"/>
           <w:szCs w:val="24"/>
         </w:rPr>
-        <w:t xml:space="preserve">■ 改修概要</w:t>
+        <w:t xml:space="preserve">■ 概要</w:t>
       </w:r>
       <w:r>
         <w:br/>
@@ -1324,7 +1324,7 @@
           <w:sz w:val="17"/>
           <w:szCs w:val="17"/>
         </w:rPr>
-        <w:t xml:space="preserve">　Tổng Quan Sửa Đổi</w:t>
+        <w:t xml:space="preserve">　Tổng quan</w:t>
       </w:r>
     </w:p>
     <w:p>
@@ -1338,7 +1338,7 @@
           <w:sz w:val="18"/>
           <w:szCs w:val="18"/>
         </w:rPr>
-        <w:t xml:space="preserve">本改修はKSM-AWS-004確認依頼書（2026/03/10）のQ4・Q5に対する顧客回答を受けて実施するSTG環境のセキュリティ強化作業です。</w:t>
+        <w:t xml:space="preserve">本改修はKSM-AWS-004確認依頼書（2026</w:t>
       </w:r>
       <w:r>
         <w:br/>
@@ -1352,7 +1352,556 @@
           <w:sz w:val="16"/>
           <w:szCs w:val="16"/>
         </w:rPr>
-        <w:t xml:space="preserve">/ Cải tiến này được thực hiện dựa trên phản hồi của khách hàng cho</w:t>
+        <w:t xml:space="preserve">/ 03/10）のQ4・Q5に対する顧客回答を受けて実施するSTG環境のセキュリティ強化作業です。 / Cải tiến này được thực hiện dựa trên phản hồi của khách hàng cho Q4・Q5 trong tài liệu KSM-AWS-004 (2026/03/10), nhằm tăng cường bảo mật môi trường STG.</w:t>
+      </w:r>
+    </w:p>
+    <w:tbl>
+      <w:tblPr>
+        <w:tblW w:type="dxa" w:w="9506"/>
+        <w:tblBorders>
+          <w:top w:val="single" w:color="CCCCCC" w:sz="4"/>
+          <w:left w:val="single" w:color="CCCCCC" w:sz="4"/>
+          <w:bottom w:val="single" w:color="CCCCCC" w:sz="4"/>
+          <w:right w:val="single" w:color="CCCCCC" w:sz="4"/>
+          <w:insideH w:val="single" w:color="auto" w:sz="4"/>
+          <w:insideV w:val="single" w:color="auto" w:sz="4"/>
+        </w:tblBorders>
+      </w:tblPr>
+      <w:tblGrid>
+        <w:gridCol w:w="1901"/>
+        <w:gridCol w:w="1901"/>
+        <w:gridCol w:w="1901"/>
+        <w:gridCol w:w="1901"/>
+        <w:gridCol w:w="1902"/>
+      </w:tblGrid>
+      <w:tr>
+        <w:trPr>
+          <w:cantSplit/>
+          <w:tblHeader/>
+        </w:trPr>
+        <w:tc>
+          <w:tcPr>
+            <w:tcW w:type="dxa" w:w="1901"/>
+            <w:tcBorders>
+              <w:top w:val="single" w:color="CCCCCC" w:sz="4"/>
+              <w:left w:val="single" w:color="CCCCCC" w:sz="4"/>
+              <w:bottom w:val="single" w:color="CCCCCC" w:sz="4"/>
+              <w:right w:val="single" w:color="CCCCCC" w:sz="4"/>
+            </w:tcBorders>
+            <w:shd w:fill="E8E8E8" w:val="clear"/>
+            <w:tcMar>
+              <w:top w:type="dxa" w:w="80"/>
+              <w:left w:type="dxa" w:w="120"/>
+              <w:bottom w:type="dxa" w:w="80"/>
+              <w:right w:type="dxa" w:w="120"/>
+            </w:tcMar>
+          </w:tcPr>
+          <w:p>
+            <w:pPr>
+              <w:spacing w:before="0" w:after="0"/>
+            </w:pPr>
+            <w:r>
+              <w:rPr>
+                <w:rFonts w:ascii="BIZ UDPGothic" w:cs="BIZ UDPGothic" w:eastAsia="BIZ UDPGothic" w:hAnsi="BIZ UDPGothic"/>
+                <w:color w:val="404040"/>
+                <w:sz w:val="18"/>
+                <w:szCs w:val="18"/>
+              </w:rPr>
+              <w:t xml:space="preserve">No.</w:t>
+            </w:r>
+          </w:p>
+        </w:tc>
+        <w:tc>
+          <w:tcPr>
+            <w:tcW w:type="dxa" w:w="1901"/>
+            <w:tcBorders>
+              <w:top w:val="single" w:color="CCCCCC" w:sz="4"/>
+              <w:left w:val="single" w:color="CCCCCC" w:sz="4"/>
+              <w:bottom w:val="single" w:color="CCCCCC" w:sz="4"/>
+              <w:right w:val="single" w:color="CCCCCC" w:sz="4"/>
+            </w:tcBorders>
+            <w:shd w:fill="E8E8E8" w:val="clear"/>
+            <w:tcMar>
+              <w:top w:type="dxa" w:w="80"/>
+              <w:left w:type="dxa" w:w="120"/>
+              <w:bottom w:type="dxa" w:w="80"/>
+              <w:right w:type="dxa" w:w="120"/>
+            </w:tcMar>
+          </w:tcPr>
+          <w:p>
+            <w:pPr>
+              <w:spacing w:before="0" w:after="0"/>
+            </w:pPr>
+            <w:r>
+              <w:rPr>
+                <w:rFonts w:ascii="BIZ UDPGothic" w:cs="BIZ UDPGothic" w:eastAsia="BIZ UDPGothic" w:hAnsi="BIZ UDPGothic"/>
+                <w:color w:val="404040"/>
+                <w:sz w:val="18"/>
+                <w:szCs w:val="18"/>
+              </w:rPr>
+              <w:t xml:space="preserve">改修タイトル / Tiêu đề</w:t>
+            </w:r>
+          </w:p>
+        </w:tc>
+        <w:tc>
+          <w:tcPr>
+            <w:tcW w:type="dxa" w:w="1901"/>
+            <w:tcBorders>
+              <w:top w:val="single" w:color="CCCCCC" w:sz="4"/>
+              <w:left w:val="single" w:color="CCCCCC" w:sz="4"/>
+              <w:bottom w:val="single" w:color="CCCCCC" w:sz="4"/>
+              <w:right w:val="single" w:color="CCCCCC" w:sz="4"/>
+            </w:tcBorders>
+            <w:shd w:fill="E8E8E8" w:val="clear"/>
+            <w:tcMar>
+              <w:top w:type="dxa" w:w="80"/>
+              <w:left w:type="dxa" w:w="120"/>
+              <w:bottom w:type="dxa" w:w="80"/>
+              <w:right w:type="dxa" w:w="120"/>
+            </w:tcMar>
+          </w:tcPr>
+          <w:p>
+            <w:pPr>
+              <w:spacing w:before="0" w:after="0"/>
+            </w:pPr>
+            <w:r>
+              <w:rPr>
+                <w:rFonts w:ascii="BIZ UDPGothic" w:cs="BIZ UDPGothic" w:eastAsia="BIZ UDPGothic" w:hAnsi="BIZ UDPGothic"/>
+                <w:color w:val="404040"/>
+                <w:sz w:val="18"/>
+                <w:szCs w:val="18"/>
+              </w:rPr>
+              <w:t xml:space="preserve">概要 / Tổng quan</w:t>
+            </w:r>
+          </w:p>
+        </w:tc>
+        <w:tc>
+          <w:tcPr>
+            <w:tcW w:type="dxa" w:w="1901"/>
+            <w:tcBorders>
+              <w:top w:val="single" w:color="CCCCCC" w:sz="4"/>
+              <w:left w:val="single" w:color="CCCCCC" w:sz="4"/>
+              <w:bottom w:val="single" w:color="CCCCCC" w:sz="4"/>
+              <w:right w:val="single" w:color="CCCCCC" w:sz="4"/>
+            </w:tcBorders>
+            <w:shd w:fill="E8E8E8" w:val="clear"/>
+            <w:tcMar>
+              <w:top w:type="dxa" w:w="80"/>
+              <w:left w:type="dxa" w:w="120"/>
+              <w:bottom w:type="dxa" w:w="80"/>
+              <w:right w:type="dxa" w:w="120"/>
+            </w:tcMar>
+          </w:tcPr>
+          <w:p>
+            <w:pPr>
+              <w:spacing w:before="0" w:after="0"/>
+            </w:pPr>
+            <w:r>
+              <w:rPr>
+                <w:rFonts w:ascii="BIZ UDPGothic" w:cs="BIZ UDPGothic" w:eastAsia="BIZ UDPGothic" w:hAnsi="BIZ UDPGothic"/>
+                <w:color w:val="404040"/>
+                <w:sz w:val="18"/>
+                <w:szCs w:val="18"/>
+              </w:rPr>
+              <w:t xml:space="preserve">工数 / Khối lượng</w:t>
+            </w:r>
+          </w:p>
+        </w:tc>
+        <w:tc>
+          <w:tcPr>
+            <w:tcW w:type="dxa" w:w="1902"/>
+            <w:tcBorders>
+              <w:top w:val="single" w:color="CCCCCC" w:sz="4"/>
+              <w:left w:val="single" w:color="CCCCCC" w:sz="4"/>
+              <w:bottom w:val="single" w:color="CCCCCC" w:sz="4"/>
+              <w:right w:val="single" w:color="CCCCCC" w:sz="4"/>
+            </w:tcBorders>
+            <w:shd w:fill="E8E8E8" w:val="clear"/>
+            <w:tcMar>
+              <w:top w:type="dxa" w:w="80"/>
+              <w:left w:type="dxa" w:w="120"/>
+              <w:bottom w:type="dxa" w:w="80"/>
+              <w:right w:type="dxa" w:w="120"/>
+            </w:tcMar>
+          </w:tcPr>
+          <w:p>
+            <w:pPr>
+              <w:spacing w:before="0" w:after="0"/>
+            </w:pPr>
+            <w:r>
+              <w:rPr>
+                <w:rFonts w:ascii="BIZ UDPGothic" w:cs="BIZ UDPGothic" w:eastAsia="BIZ UDPGothic" w:hAnsi="BIZ UDPGothic"/>
+                <w:color w:val="404040"/>
+                <w:sz w:val="18"/>
+                <w:szCs w:val="18"/>
+              </w:rPr>
+              <w:t xml:space="preserve">リスク / Rủi ro</w:t>
+            </w:r>
+          </w:p>
+        </w:tc>
+      </w:tr>
+      <w:tr>
+        <w:trPr>
+          <w:cantSplit/>
+        </w:trPr>
+        <w:tc>
+          <w:tcPr>
+            <w:tcW w:type="dxa" w:w="1901"/>
+            <w:tcBorders>
+              <w:top w:val="single" w:color="CCCCCC" w:sz="4"/>
+              <w:left w:val="single" w:color="CCCCCC" w:sz="4"/>
+              <w:bottom w:val="single" w:color="CCCCCC" w:sz="4"/>
+              <w:right w:val="single" w:color="CCCCCC" w:sz="4"/>
+            </w:tcBorders>
+            <w:shd w:fill="FFFFFF" w:val="clear"/>
+            <w:tcMar>
+              <w:top w:type="dxa" w:w="80"/>
+              <w:left w:type="dxa" w:w="120"/>
+              <w:bottom w:type="dxa" w:w="80"/>
+              <w:right w:type="dxa" w:w="120"/>
+            </w:tcMar>
+          </w:tcPr>
+          <w:p>
+            <w:pPr>
+              <w:spacing w:before="0" w:after="0"/>
+            </w:pPr>
+            <w:r>
+              <w:rPr>
+                <w:rFonts w:ascii="BIZ UDPGothic" w:cs="BIZ UDPGothic" w:eastAsia="BIZ UDPGothic" w:hAnsi="BIZ UDPGothic"/>
+                <w:color w:val="404040"/>
+                <w:sz w:val="18"/>
+                <w:szCs w:val="18"/>
+              </w:rPr>
+              <w:t xml:space="preserve">1</w:t>
+            </w:r>
+          </w:p>
+        </w:tc>
+        <w:tc>
+          <w:tcPr>
+            <w:tcW w:type="dxa" w:w="1901"/>
+            <w:tcBorders>
+              <w:top w:val="single" w:color="CCCCCC" w:sz="4"/>
+              <w:left w:val="single" w:color="CCCCCC" w:sz="4"/>
+              <w:bottom w:val="single" w:color="CCCCCC" w:sz="4"/>
+              <w:right w:val="single" w:color="CCCCCC" w:sz="4"/>
+            </w:tcBorders>
+            <w:shd w:fill="FFFFFF" w:val="clear"/>
+            <w:tcMar>
+              <w:top w:type="dxa" w:w="80"/>
+              <w:left w:type="dxa" w:w="120"/>
+              <w:bottom w:type="dxa" w:w="80"/>
+              <w:right w:type="dxa" w:w="120"/>
+            </w:tcMar>
+          </w:tcPr>
+          <w:p>
+            <w:pPr>
+              <w:spacing w:before="0" w:after="0"/>
+            </w:pPr>
+            <w:r>
+              <w:rPr>
+                <w:rFonts w:ascii="BIZ UDPGothic" w:cs="BIZ UDPGothic" w:eastAsia="BIZ UDPGothic" w:hAnsi="BIZ UDPGothic"/>
+                <w:color w:val="404040"/>
+                <w:sz w:val="18"/>
+                <w:szCs w:val="18"/>
+              </w:rPr>
+              <w:t xml:space="preserve">SGルール修正（web-be） Sửa rule SG (web-be)</w:t>
+            </w:r>
+          </w:p>
+        </w:tc>
+        <w:tc>
+          <w:tcPr>
+            <w:tcW w:type="dxa" w:w="1901"/>
+            <w:tcBorders>
+              <w:top w:val="single" w:color="CCCCCC" w:sz="4"/>
+              <w:left w:val="single" w:color="CCCCCC" w:sz="4"/>
+              <w:bottom w:val="single" w:color="CCCCCC" w:sz="4"/>
+              <w:right w:val="single" w:color="CCCCCC" w:sz="4"/>
+            </w:tcBorders>
+            <w:shd w:fill="FFFFFF" w:val="clear"/>
+            <w:tcMar>
+              <w:top w:type="dxa" w:w="80"/>
+              <w:left w:type="dxa" w:w="120"/>
+              <w:bottom w:type="dxa" w:w="80"/>
+              <w:right w:type="dxa" w:w="120"/>
+            </w:tcMar>
+          </w:tcPr>
+          <w:p>
+            <w:pPr>
+              <w:spacing w:before="0" w:after="0"/>
+            </w:pPr>
+            <w:r>
+              <w:rPr>
+                <w:rFonts w:ascii="BIZ UDPGothic" w:cs="BIZ UDPGothic" w:eastAsia="BIZ UDPGothic" w:hAnsi="BIZ UDPGothic"/>
+                <w:color w:val="404040"/>
+                <w:sz w:val="18"/>
+                <w:szCs w:val="18"/>
+              </w:rPr>
+              <w:t xml:space="preserve">ksm-posstg-vpc-sg-ec2-web-be のインバウンドルール整理 ・全開放ルール2件を削除 ・Port80 / ALB-SGからのみ許可に変更</w:t>
+            </w:r>
+          </w:p>
+        </w:tc>
+        <w:tc>
+          <w:tcPr>
+            <w:tcW w:type="dxa" w:w="1901"/>
+            <w:tcBorders>
+              <w:top w:val="single" w:color="CCCCCC" w:sz="4"/>
+              <w:left w:val="single" w:color="CCCCCC" w:sz="4"/>
+              <w:bottom w:val="single" w:color="CCCCCC" w:sz="4"/>
+              <w:right w:val="single" w:color="CCCCCC" w:sz="4"/>
+            </w:tcBorders>
+            <w:shd w:fill="FFFFFF" w:val="clear"/>
+            <w:tcMar>
+              <w:top w:type="dxa" w:w="80"/>
+              <w:left w:type="dxa" w:w="120"/>
+              <w:bottom w:type="dxa" w:w="80"/>
+              <w:right w:type="dxa" w:w="120"/>
+            </w:tcMar>
+          </w:tcPr>
+          <w:p>
+            <w:pPr>
+              <w:spacing w:before="0" w:after="0"/>
+            </w:pPr>
+            <w:r>
+              <w:rPr>
+                <w:rFonts w:ascii="BIZ UDPGothic" w:cs="BIZ UDPGothic" w:eastAsia="BIZ UDPGothic" w:hAnsi="BIZ UDPGothic"/>
+                <w:color w:val="404040"/>
+                <w:sz w:val="18"/>
+                <w:szCs w:val="18"/>
+              </w:rPr>
+              <w:t xml:space="preserve">0.5h</w:t>
+            </w:r>
+          </w:p>
+        </w:tc>
+        <w:tc>
+          <w:tcPr>
+            <w:tcW w:type="dxa" w:w="1902"/>
+            <w:tcBorders>
+              <w:top w:val="single" w:color="CCCCCC" w:sz="4"/>
+              <w:left w:val="single" w:color="CCCCCC" w:sz="4"/>
+              <w:bottom w:val="single" w:color="CCCCCC" w:sz="4"/>
+              <w:right w:val="single" w:color="CCCCCC" w:sz="4"/>
+            </w:tcBorders>
+            <w:shd w:fill="FFFFFF" w:val="clear"/>
+            <w:tcMar>
+              <w:top w:type="dxa" w:w="80"/>
+              <w:left w:type="dxa" w:w="120"/>
+              <w:bottom w:type="dxa" w:w="80"/>
+              <w:right w:type="dxa" w:w="120"/>
+            </w:tcMar>
+          </w:tcPr>
+          <w:p>
+            <w:pPr>
+              <w:spacing w:before="0" w:after="0"/>
+            </w:pPr>
+            <w:r>
+              <w:rPr>
+                <w:rFonts w:ascii="BIZ UDPGothic" w:cs="BIZ UDPGothic" w:eastAsia="BIZ UDPGothic" w:hAnsi="BIZ UDPGothic"/>
+                <w:color w:val="404040"/>
+                <w:sz w:val="18"/>
+                <w:szCs w:val="18"/>
+              </w:rPr>
+              <w:t xml:space="preserve">低 / Thấp</w:t>
+            </w:r>
+          </w:p>
+        </w:tc>
+      </w:tr>
+      <w:tr>
+        <w:trPr>
+          <w:cantSplit/>
+        </w:trPr>
+        <w:tc>
+          <w:tcPr>
+            <w:tcW w:type="dxa" w:w="1901"/>
+            <w:tcBorders>
+              <w:top w:val="single" w:color="CCCCCC" w:sz="4"/>
+              <w:left w:val="single" w:color="CCCCCC" w:sz="4"/>
+              <w:bottom w:val="single" w:color="CCCCCC" w:sz="4"/>
+              <w:right w:val="single" w:color="CCCCCC" w:sz="4"/>
+            </w:tcBorders>
+            <w:shd w:fill="FFFFFF" w:val="clear"/>
+            <w:tcMar>
+              <w:top w:type="dxa" w:w="80"/>
+              <w:left w:type="dxa" w:w="120"/>
+              <w:bottom w:type="dxa" w:w="80"/>
+              <w:right w:type="dxa" w:w="120"/>
+            </w:tcMar>
+          </w:tcPr>
+          <w:p>
+            <w:pPr>
+              <w:spacing w:before="0" w:after="0"/>
+            </w:pPr>
+            <w:r>
+              <w:rPr>
+                <w:rFonts w:ascii="BIZ UDPGothic" w:cs="BIZ UDPGothic" w:eastAsia="BIZ UDPGothic" w:hAnsi="BIZ UDPGothic"/>
+                <w:color w:val="404040"/>
+                <w:sz w:val="18"/>
+                <w:szCs w:val="18"/>
+              </w:rPr>
+              <w:t xml:space="preserve">2</w:t>
+            </w:r>
+          </w:p>
+        </w:tc>
+        <w:tc>
+          <w:tcPr>
+            <w:tcW w:type="dxa" w:w="1901"/>
+            <w:tcBorders>
+              <w:top w:val="single" w:color="CCCCCC" w:sz="4"/>
+              <w:left w:val="single" w:color="CCCCCC" w:sz="4"/>
+              <w:bottom w:val="single" w:color="CCCCCC" w:sz="4"/>
+              <w:right w:val="single" w:color="CCCCCC" w:sz="4"/>
+            </w:tcBorders>
+            <w:shd w:fill="FFFFFF" w:val="clear"/>
+            <w:tcMar>
+              <w:top w:type="dxa" w:w="80"/>
+              <w:left w:type="dxa" w:w="120"/>
+              <w:bottom w:type="dxa" w:w="80"/>
+              <w:right w:type="dxa" w:w="120"/>
+            </w:tcMar>
+          </w:tcPr>
+          <w:p>
+            <w:pPr>
+              <w:spacing w:before="0" w:after="0"/>
+            </w:pPr>
+            <w:r>
+              <w:rPr>
+                <w:rFonts w:ascii="BIZ UDPGothic" w:cs="BIZ UDPGothic" w:eastAsia="BIZ UDPGothic" w:hAnsi="BIZ UDPGothic"/>
+                <w:color w:val="404040"/>
+                <w:sz w:val="18"/>
+                <w:szCs w:val="18"/>
+              </w:rPr>
+              <w:t xml:space="preserve">ECRリポジトリ削除 Xóa ECR repository</w:t>
+            </w:r>
+          </w:p>
+        </w:tc>
+        <w:tc>
+          <w:tcPr>
+            <w:tcW w:type="dxa" w:w="1901"/>
+            <w:tcBorders>
+              <w:top w:val="single" w:color="CCCCCC" w:sz="4"/>
+              <w:left w:val="single" w:color="CCCCCC" w:sz="4"/>
+              <w:bottom w:val="single" w:color="CCCCCC" w:sz="4"/>
+              <w:right w:val="single" w:color="CCCCCC" w:sz="4"/>
+            </w:tcBorders>
+            <w:shd w:fill="FFFFFF" w:val="clear"/>
+            <w:tcMar>
+              <w:top w:type="dxa" w:w="80"/>
+              <w:left w:type="dxa" w:w="120"/>
+              <w:bottom w:type="dxa" w:w="80"/>
+              <w:right w:type="dxa" w:w="120"/>
+            </w:tcMar>
+          </w:tcPr>
+          <w:p>
+            <w:pPr>
+              <w:spacing w:before="0" w:after="0"/>
+            </w:pPr>
+            <w:r>
+              <w:rPr>
+                <w:rFonts w:ascii="BIZ UDPGothic" w:cs="BIZ UDPGothic" w:eastAsia="BIZ UDPGothic" w:hAnsi="BIZ UDPGothic"/>
+                <w:color w:val="404040"/>
+                <w:sz w:val="18"/>
+                <w:szCs w:val="18"/>
+              </w:rPr>
+              <w:t xml:space="preserve">未使用ECRリポジトリ2件を削除 ・ksm-posstg-ecr-web-fe ・ksm-posstg-ecr-web-be</w:t>
+            </w:r>
+          </w:p>
+        </w:tc>
+        <w:tc>
+          <w:tcPr>
+            <w:tcW w:type="dxa" w:w="1901"/>
+            <w:tcBorders>
+              <w:top w:val="single" w:color="CCCCCC" w:sz="4"/>
+              <w:left w:val="single" w:color="CCCCCC" w:sz="4"/>
+              <w:bottom w:val="single" w:color="CCCCCC" w:sz="4"/>
+              <w:right w:val="single" w:color="CCCCCC" w:sz="4"/>
+            </w:tcBorders>
+            <w:shd w:fill="FFFFFF" w:val="clear"/>
+            <w:tcMar>
+              <w:top w:type="dxa" w:w="80"/>
+              <w:left w:type="dxa" w:w="120"/>
+              <w:bottom w:type="dxa" w:w="80"/>
+              <w:right w:type="dxa" w:w="120"/>
+            </w:tcMar>
+          </w:tcPr>
+          <w:p>
+            <w:pPr>
+              <w:spacing w:before="0" w:after="0"/>
+            </w:pPr>
+            <w:r>
+              <w:rPr>
+                <w:rFonts w:ascii="BIZ UDPGothic" w:cs="BIZ UDPGothic" w:eastAsia="BIZ UDPGothic" w:hAnsi="BIZ UDPGothic"/>
+                <w:color w:val="404040"/>
+                <w:sz w:val="18"/>
+                <w:szCs w:val="18"/>
+              </w:rPr>
+              <w:t xml:space="preserve">0.2h</w:t>
+            </w:r>
+          </w:p>
+        </w:tc>
+        <w:tc>
+          <w:tcPr>
+            <w:tcW w:type="dxa" w:w="1902"/>
+            <w:tcBorders>
+              <w:top w:val="single" w:color="CCCCCC" w:sz="4"/>
+              <w:left w:val="single" w:color="CCCCCC" w:sz="4"/>
+              <w:bottom w:val="single" w:color="CCCCCC" w:sz="4"/>
+              <w:right w:val="single" w:color="CCCCCC" w:sz="4"/>
+            </w:tcBorders>
+            <w:shd w:fill="FFFFFF" w:val="clear"/>
+            <w:tcMar>
+              <w:top w:type="dxa" w:w="80"/>
+              <w:left w:type="dxa" w:w="120"/>
+              <w:bottom w:type="dxa" w:w="80"/>
+              <w:right w:type="dxa" w:w="120"/>
+            </w:tcMar>
+          </w:tcPr>
+          <w:p>
+            <w:pPr>
+              <w:spacing w:before="0" w:after="0"/>
+            </w:pPr>
+            <w:r>
+              <w:rPr>
+                <w:rFonts w:ascii="BIZ UDPGothic" w:cs="BIZ UDPGothic" w:eastAsia="BIZ UDPGothic" w:hAnsi="BIZ UDPGothic"/>
+                <w:color w:val="404040"/>
+                <w:sz w:val="18"/>
+                <w:szCs w:val="18"/>
+              </w:rPr>
+              <w:t xml:space="preserve">低 / Thấp</w:t>
+            </w:r>
+          </w:p>
+        </w:tc>
+      </w:tr>
+    </w:tbl>
+    <w:p>
+      <w:pPr>
+        <w:pBdr>
+          <w:left w:val="thick" w:color="C8102E" w:sz="20" w:space="6"/>
+        </w:pBdr>
+        <w:spacing w:before="280" w:after="100"/>
+      </w:pPr>
+      <w:r>
+        <w:rPr>
+          <w:rFonts w:ascii="BIZ UDPGothic" w:cs="BIZ UDPGothic" w:eastAsia="BIZ UDPGothic" w:hAnsi="BIZ UDPGothic"/>
+          <w:b/>
+          <w:bCs/>
+          <w:color w:val="C8102E"/>
+          <w:sz w:val="24"/>
+          <w:szCs w:val="24"/>
+        </w:rPr>
+        <w:t xml:space="preserve">■ No.1 SGルール修正（ksm-posstg-vpc-sg-ec2-web-be）</w:t>
+      </w:r>
+      <w:r>
+        <w:br/>
+      </w:r>
+      <w:r>
+        <w:rPr>
+          <w:rFonts w:ascii="BIZ UDPGothic" w:cs="BIZ UDPGothic" w:eastAsia="BIZ UDPGothic" w:hAnsi="BIZ UDPGothic"/>
+          <w:i/>
+          <w:iCs/>
+          <w:color w:val="AA3344"/>
+          <w:sz w:val="17"/>
+          <w:szCs w:val="17"/>
+        </w:rPr>
+        <w:t xml:space="preserve">　Sửa rule SG (ksm-posstg-vpc-sg-ec2-web-be)</w:t>
       </w:r>
     </w:p>
     <w:p>
@@ -1366,107 +1915,7 @@
           <w:sz w:val="18"/>
           <w:szCs w:val="18"/>
         </w:rPr>
-        <w:t xml:space="preserve">Q4・Q5 trong tài liệu KSM-AWS-004 (2026/03/10), nhằm tăng cường bảo mật</w:t>
-      </w:r>
-    </w:p>
-    <w:p>
-      <w:pPr>
-        <w:spacing w:before="100" w:after="100"/>
-      </w:pPr>
-      <w:r>
-        <w:rPr>
-          <w:rFonts w:ascii="BIZ UDPGothic" w:cs="BIZ UDPGothic" w:eastAsia="BIZ UDPGothic" w:hAnsi="BIZ UDPGothic"/>
-          <w:color w:val="404040"/>
-          <w:sz w:val="18"/>
-          <w:szCs w:val="18"/>
-        </w:rPr>
-        <w:t xml:space="preserve">môi trường STG.*</w:t>
-      </w:r>
-    </w:p>
-    <w:p>
-      <w:pPr>
-        <w:spacing w:before="100" w:after="100"/>
-      </w:pPr>
-      <w:r>
-        <w:rPr>
-          <w:rFonts w:ascii="BIZ UDPGothic" w:cs="BIZ UDPGothic" w:eastAsia="BIZ UDPGothic" w:hAnsi="BIZ UDPGothic"/>
-          <w:b/>
-          <w:bCs/>
-          <w:color w:val="404040"/>
-          <w:sz w:val="18"/>
-          <w:szCs w:val="18"/>
-        </w:rPr>
-        <w:t xml:space="preserve">No.   改修タイトル */ Tiêu 概要 */ Tổng quan*           工数   リスク</w:t>
-      </w:r>
-    </w:p>
-    <w:p>
-      <w:pPr>
-        <w:spacing w:before="100" w:after="100"/>
-      </w:pPr>
-      <w:r>
-        <w:rPr>
-          <w:rFonts w:ascii="BIZ UDPGothic" w:cs="BIZ UDPGothic" w:eastAsia="BIZ UDPGothic" w:hAnsi="BIZ UDPGothic"/>
-          <w:color w:val="404040"/>
-          <w:sz w:val="18"/>
-          <w:szCs w:val="18"/>
-        </w:rPr>
-        <w:t xml:space="preserve">đề*                                                       */ Khối    */ Rủi ro*</w:t>
-      </w:r>
-    </w:p>
-    <w:p>
-      <w:pPr>
-        <w:spacing w:before="100" w:after="100"/>
-      </w:pPr>
-      <w:r>
-        <w:rPr>
-          <w:rFonts w:ascii="BIZ UDPGothic" w:cs="BIZ UDPGothic" w:eastAsia="BIZ UDPGothic" w:hAnsi="BIZ UDPGothic"/>
-          <w:color w:val="404040"/>
-          <w:sz w:val="18"/>
-          <w:szCs w:val="18"/>
-        </w:rPr>
-        <w:t xml:space="preserve">lượng*</w:t>
-      </w:r>
-    </w:p>
-    <w:p>
-      <w:pPr>
-        <w:spacing w:before="100" w:after="100"/>
-      </w:pPr>
-      <w:r>
-        <w:rPr>
-          <w:rFonts w:ascii="BIZ UDPGothic" w:cs="BIZ UDPGothic" w:eastAsia="BIZ UDPGothic" w:hAnsi="BIZ UDPGothic"/>
-          <w:color w:val="404040"/>
-          <w:sz w:val="18"/>
-          <w:szCs w:val="18"/>
-        </w:rPr>
-        <w:t xml:space="preserve">1         SGルール修正（web-be）   ksm-posstg-vpc-sg-ec2-web-be     0.5h       低 / Thấp</w:t>
-      </w:r>
-    </w:p>
-    <w:p>
-      <w:pPr>
-        <w:spacing w:before="100" w:after="100"/>
-      </w:pPr>
-      <w:r>
-        <w:rPr>
-          <w:rFonts w:ascii="BIZ UDPGothic" w:cs="BIZ UDPGothic" w:eastAsia="BIZ UDPGothic" w:hAnsi="BIZ UDPGothic"/>
-          <w:color w:val="404040"/>
-          <w:sz w:val="18"/>
-          <w:szCs w:val="18"/>
-        </w:rPr>
-        <w:t xml:space="preserve">Sửa rule SG (web-be)     のインバウンドルール整理</w:t>
-      </w:r>
-    </w:p>
-    <w:p>
-      <w:pPr>
-        <w:spacing w:before="100" w:after="100"/>
-      </w:pPr>
-      <w:r>
-        <w:rPr>
-          <w:rFonts w:ascii="BIZ UDPGothic" w:cs="BIZ UDPGothic" w:eastAsia="BIZ UDPGothic" w:hAnsi="BIZ UDPGothic"/>
-          <w:color w:val="404040"/>
-          <w:sz w:val="18"/>
-          <w:szCs w:val="18"/>
-        </w:rPr>
-        <w:t xml:space="preserve">・全開放ルール2件を削除 ・Port80</w:t>
+        <w:t xml:space="preserve">根拠: KSM-AWS-004 Q4 回答「A: 全開放ルールを削除してほしい（KSM-AWS-005を実施）」</w:t>
       </w:r>
       <w:r>
         <w:br/>
@@ -1480,7 +1929,294 @@
           <w:sz w:val="16"/>
           <w:szCs w:val="16"/>
         </w:rPr>
-        <w:t xml:space="preserve">/ / ALB-SGからのみ許可に変更</w:t>
+        <w:t xml:space="preserve">/ Căn cứ: Phản hồi KSM-AWS-004 Q4「A: Xóa rule mở toàn bộ (thực hiện KSM-AWS-005)」</w:t>
+      </w:r>
+    </w:p>
+    <w:p>
+      <w:pPr>
+        <w:pBdr>
+          <w:left w:val="thick" w:color="C8102E" w:sz="20" w:space="6"/>
+        </w:pBdr>
+        <w:spacing w:before="280" w:after="100"/>
+      </w:pPr>
+      <w:r>
+        <w:rPr>
+          <w:rFonts w:ascii="BIZ UDPGothic" w:cs="BIZ UDPGothic" w:eastAsia="BIZ UDPGothic" w:hAnsi="BIZ UDPGothic"/>
+          <w:b/>
+          <w:bCs/>
+          <w:color w:val="C8102E"/>
+          <w:sz w:val="24"/>
+          <w:szCs w:val="24"/>
+        </w:rPr>
+        <w:t xml:space="preserve">■ 対象リソース / Tài nguyên mục tiêu</w:t>
+      </w:r>
+      <w:r>
+        <w:br/>
+      </w:r>
+      <w:r>
+        <w:rPr>
+          <w:rFonts w:ascii="BIZ UDPGothic" w:cs="BIZ UDPGothic" w:eastAsia="BIZ UDPGothic" w:hAnsi="BIZ UDPGothic"/>
+          <w:i/>
+          <w:iCs/>
+          <w:color w:val="AA3344"/>
+          <w:sz w:val="17"/>
+          <w:szCs w:val="17"/>
+        </w:rPr>
+        <w:t xml:space="preserve">　</w:t>
+      </w:r>
+    </w:p>
+    <w:tbl>
+      <w:tblPr>
+        <w:tblW w:type="dxa" w:w="9506"/>
+        <w:tblBorders>
+          <w:top w:val="single" w:color="CCCCCC" w:sz="4"/>
+          <w:left w:val="single" w:color="CCCCCC" w:sz="4"/>
+          <w:bottom w:val="single" w:color="CCCCCC" w:sz="4"/>
+          <w:right w:val="single" w:color="CCCCCC" w:sz="4"/>
+          <w:insideH w:val="single" w:color="auto" w:sz="4"/>
+          <w:insideV w:val="single" w:color="auto" w:sz="4"/>
+        </w:tblBorders>
+      </w:tblPr>
+      <w:tblGrid>
+        <w:gridCol w:w="3168"/>
+        <w:gridCol w:w="3168"/>
+        <w:gridCol w:w="3170"/>
+      </w:tblGrid>
+      <w:tr>
+        <w:trPr>
+          <w:cantSplit/>
+          <w:tblHeader/>
+        </w:trPr>
+        <w:tc>
+          <w:tcPr>
+            <w:tcW w:type="dxa" w:w="3168"/>
+            <w:tcBorders>
+              <w:top w:val="single" w:color="CCCCCC" w:sz="4"/>
+              <w:left w:val="single" w:color="CCCCCC" w:sz="4"/>
+              <w:bottom w:val="single" w:color="CCCCCC" w:sz="4"/>
+              <w:right w:val="single" w:color="CCCCCC" w:sz="4"/>
+            </w:tcBorders>
+            <w:shd w:fill="E8E8E8" w:val="clear"/>
+            <w:tcMar>
+              <w:top w:type="dxa" w:w="80"/>
+              <w:left w:type="dxa" w:w="120"/>
+              <w:bottom w:type="dxa" w:w="80"/>
+              <w:right w:type="dxa" w:w="120"/>
+            </w:tcMar>
+          </w:tcPr>
+          <w:p>
+            <w:pPr>
+              <w:spacing w:before="0" w:after="0"/>
+            </w:pPr>
+            <w:r>
+              <w:rPr>
+                <w:rFonts w:ascii="BIZ UDPGothic" w:cs="BIZ UDPGothic" w:eastAsia="BIZ UDPGothic" w:hAnsi="BIZ UDPGothic"/>
+                <w:color w:val="404040"/>
+                <w:sz w:val="18"/>
+                <w:szCs w:val="18"/>
+              </w:rPr>
+              <w:t xml:space="preserve">リソース名 / Tên tài nguyên</w:t>
+            </w:r>
+          </w:p>
+        </w:tc>
+        <w:tc>
+          <w:tcPr>
+            <w:tcW w:type="dxa" w:w="3168"/>
+            <w:tcBorders>
+              <w:top w:val="single" w:color="CCCCCC" w:sz="4"/>
+              <w:left w:val="single" w:color="CCCCCC" w:sz="4"/>
+              <w:bottom w:val="single" w:color="CCCCCC" w:sz="4"/>
+              <w:right w:val="single" w:color="CCCCCC" w:sz="4"/>
+            </w:tcBorders>
+            <w:shd w:fill="E8E8E8" w:val="clear"/>
+            <w:tcMar>
+              <w:top w:type="dxa" w:w="80"/>
+              <w:left w:type="dxa" w:w="120"/>
+              <w:bottom w:type="dxa" w:w="80"/>
+              <w:right w:type="dxa" w:w="120"/>
+            </w:tcMar>
+          </w:tcPr>
+          <w:p>
+            <w:pPr>
+              <w:spacing w:before="0" w:after="0"/>
+            </w:pPr>
+            <w:r>
+              <w:rPr>
+                <w:rFonts w:ascii="BIZ UDPGothic" w:cs="BIZ UDPGothic" w:eastAsia="BIZ UDPGothic" w:hAnsi="BIZ UDPGothic"/>
+                <w:color w:val="404040"/>
+                <w:sz w:val="18"/>
+                <w:szCs w:val="18"/>
+              </w:rPr>
+              <w:t xml:space="preserve">リソースID / Resource ID</w:t>
+            </w:r>
+          </w:p>
+        </w:tc>
+        <w:tc>
+          <w:tcPr>
+            <w:tcW w:type="dxa" w:w="3170"/>
+            <w:tcBorders>
+              <w:top w:val="single" w:color="CCCCCC" w:sz="4"/>
+              <w:left w:val="single" w:color="CCCCCC" w:sz="4"/>
+              <w:bottom w:val="single" w:color="CCCCCC" w:sz="4"/>
+              <w:right w:val="single" w:color="CCCCCC" w:sz="4"/>
+            </w:tcBorders>
+            <w:shd w:fill="E8E8E8" w:val="clear"/>
+            <w:tcMar>
+              <w:top w:type="dxa" w:w="80"/>
+              <w:left w:type="dxa" w:w="120"/>
+              <w:bottom w:type="dxa" w:w="80"/>
+              <w:right w:type="dxa" w:w="120"/>
+            </w:tcMar>
+          </w:tcPr>
+          <w:p>
+            <w:pPr>
+              <w:spacing w:before="0" w:after="0"/>
+            </w:pPr>
+            <w:r>
+              <w:rPr>
+                <w:rFonts w:ascii="BIZ UDPGothic" w:cs="BIZ UDPGothic" w:eastAsia="BIZ UDPGothic" w:hAnsi="BIZ UDPGothic"/>
+                <w:color w:val="404040"/>
+                <w:sz w:val="18"/>
+                <w:szCs w:val="18"/>
+              </w:rPr>
+              <w:t xml:space="preserve">環境 / Môi trường</w:t>
+            </w:r>
+          </w:p>
+        </w:tc>
+      </w:tr>
+      <w:tr>
+        <w:trPr>
+          <w:cantSplit/>
+        </w:trPr>
+        <w:tc>
+          <w:tcPr>
+            <w:tcW w:type="dxa" w:w="3168"/>
+            <w:tcBorders>
+              <w:top w:val="single" w:color="CCCCCC" w:sz="4"/>
+              <w:left w:val="single" w:color="CCCCCC" w:sz="4"/>
+              <w:bottom w:val="single" w:color="CCCCCC" w:sz="4"/>
+              <w:right w:val="single" w:color="CCCCCC" w:sz="4"/>
+            </w:tcBorders>
+            <w:shd w:fill="FFFFFF" w:val="clear"/>
+            <w:tcMar>
+              <w:top w:type="dxa" w:w="80"/>
+              <w:left w:type="dxa" w:w="120"/>
+              <w:bottom w:type="dxa" w:w="80"/>
+              <w:right w:type="dxa" w:w="120"/>
+            </w:tcMar>
+          </w:tcPr>
+          <w:p>
+            <w:pPr>
+              <w:spacing w:before="0" w:after="0"/>
+            </w:pPr>
+            <w:r>
+              <w:rPr>
+                <w:rFonts w:ascii="BIZ UDPGothic" w:cs="BIZ UDPGothic" w:eastAsia="BIZ UDPGothic" w:hAnsi="BIZ UDPGothic"/>
+                <w:color w:val="404040"/>
+                <w:sz w:val="18"/>
+                <w:szCs w:val="18"/>
+              </w:rPr>
+              <w:t xml:space="preserve">ksm-posstg-vpc-sg-ec2-web-be</w:t>
+            </w:r>
+          </w:p>
+        </w:tc>
+        <w:tc>
+          <w:tcPr>
+            <w:tcW w:type="dxa" w:w="3168"/>
+            <w:tcBorders>
+              <w:top w:val="single" w:color="CCCCCC" w:sz="4"/>
+              <w:left w:val="single" w:color="CCCCCC" w:sz="4"/>
+              <w:bottom w:val="single" w:color="CCCCCC" w:sz="4"/>
+              <w:right w:val="single" w:color="CCCCCC" w:sz="4"/>
+            </w:tcBorders>
+            <w:shd w:fill="FFFFFF" w:val="clear"/>
+            <w:tcMar>
+              <w:top w:type="dxa" w:w="80"/>
+              <w:left w:type="dxa" w:w="120"/>
+              <w:bottom w:type="dxa" w:w="80"/>
+              <w:right w:type="dxa" w:w="120"/>
+            </w:tcMar>
+          </w:tcPr>
+          <w:p>
+            <w:pPr>
+              <w:spacing w:before="0" w:after="0"/>
+            </w:pPr>
+            <w:r>
+              <w:rPr>
+                <w:rFonts w:ascii="BIZ UDPGothic" w:cs="BIZ UDPGothic" w:eastAsia="BIZ UDPGothic" w:hAnsi="BIZ UDPGothic"/>
+                <w:color w:val="404040"/>
+                <w:sz w:val="18"/>
+                <w:szCs w:val="18"/>
+              </w:rPr>
+              <w:t xml:space="preserve">（AWSコンソールで確認 / Xác nhận trên AWS Console）</w:t>
+            </w:r>
+          </w:p>
+        </w:tc>
+        <w:tc>
+          <w:tcPr>
+            <w:tcW w:type="dxa" w:w="3170"/>
+            <w:tcBorders>
+              <w:top w:val="single" w:color="CCCCCC" w:sz="4"/>
+              <w:left w:val="single" w:color="CCCCCC" w:sz="4"/>
+              <w:bottom w:val="single" w:color="CCCCCC" w:sz="4"/>
+              <w:right w:val="single" w:color="CCCCCC" w:sz="4"/>
+            </w:tcBorders>
+            <w:shd w:fill="FFFFFF" w:val="clear"/>
+            <w:tcMar>
+              <w:top w:type="dxa" w:w="80"/>
+              <w:left w:type="dxa" w:w="120"/>
+              <w:bottom w:type="dxa" w:w="80"/>
+              <w:right w:type="dxa" w:w="120"/>
+            </w:tcMar>
+          </w:tcPr>
+          <w:p>
+            <w:pPr>
+              <w:spacing w:before="0" w:after="0"/>
+            </w:pPr>
+            <w:r>
+              <w:rPr>
+                <w:rFonts w:ascii="BIZ UDPGothic" w:cs="BIZ UDPGothic" w:eastAsia="BIZ UDPGothic" w:hAnsi="BIZ UDPGothic"/>
+                <w:color w:val="404040"/>
+                <w:sz w:val="18"/>
+                <w:szCs w:val="18"/>
+              </w:rPr>
+              <w:t xml:space="preserve">STG</w:t>
+            </w:r>
+          </w:p>
+        </w:tc>
+      </w:tr>
+    </w:tbl>
+    <w:p>
+      <w:pPr>
+        <w:pBdr>
+          <w:left w:val="thick" w:color="C8102E" w:sz="20" w:space="6"/>
+        </w:pBdr>
+        <w:spacing w:before="280" w:after="100"/>
+      </w:pPr>
+      <w:r>
+        <w:rPr>
+          <w:rFonts w:ascii="BIZ UDPGothic" w:cs="BIZ UDPGothic" w:eastAsia="BIZ UDPGothic" w:hAnsi="BIZ UDPGothic"/>
+          <w:b/>
+          <w:bCs/>
+          <w:color w:val="C8102E"/>
+          <w:sz w:val="24"/>
+          <w:szCs w:val="24"/>
+        </w:rPr>
+        <w:t xml:space="preserve">■ 背景・問題点 / Bối cảnh・Vấn đề</w:t>
+      </w:r>
+      <w:r>
+        <w:br/>
+      </w:r>
+      <w:r>
+        <w:rPr>
+          <w:rFonts w:ascii="BIZ UDPGothic" w:cs="BIZ UDPGothic" w:eastAsia="BIZ UDPGothic" w:hAnsi="BIZ UDPGothic"/>
+          <w:i/>
+          <w:iCs/>
+          <w:color w:val="AA3344"/>
+          <w:sz w:val="17"/>
+          <w:szCs w:val="17"/>
+        </w:rPr>
+        <w:t xml:space="preserve">　</w:t>
       </w:r>
     </w:p>
     <w:p>
@@ -1494,189 +2230,7 @@
           <w:sz w:val="18"/>
           <w:szCs w:val="18"/>
         </w:rPr>
-        <w:t xml:space="preserve">2         ECRリポジトリ削除 Xóa    未使用ECRリポジトリ2件を削除     0.2h       低 / Thấp</w:t>
-      </w:r>
-    </w:p>
-    <w:p>
-      <w:pPr>
-        <w:spacing w:before="100" w:after="100"/>
-      </w:pPr>
-      <w:r>
-        <w:rPr>
-          <w:rFonts w:ascii="BIZ UDPGothic" w:cs="BIZ UDPGothic" w:eastAsia="BIZ UDPGothic" w:hAnsi="BIZ UDPGothic"/>
-          <w:color w:val="404040"/>
-          <w:sz w:val="18"/>
-          <w:szCs w:val="18"/>
-        </w:rPr>
-        <w:t xml:space="preserve">ECR repository           ・ksm-posstg-ecr-web-fe</w:t>
-      </w:r>
-    </w:p>
-    <w:p>
-      <w:pPr>
-        <w:spacing w:before="100" w:after="100"/>
-      </w:pPr>
-      <w:r>
-        <w:rPr>
-          <w:rFonts w:ascii="BIZ UDPGothic" w:cs="BIZ UDPGothic" w:eastAsia="BIZ UDPGothic" w:hAnsi="BIZ UDPGothic"/>
-          <w:color w:val="404040"/>
-          <w:sz w:val="18"/>
-          <w:szCs w:val="18"/>
-        </w:rPr>
-        <w:t xml:space="preserve">・ksm-posstg-ecr-web-be</w:t>
-      </w:r>
-    </w:p>
-    <w:p>
-      <w:pPr>
-        <w:spacing w:before="100" w:after="100"/>
-      </w:pPr>
-      <w:r>
-        <w:rPr>
-          <w:rFonts w:ascii="BIZ UDPGothic" w:cs="BIZ UDPGothic" w:eastAsia="BIZ UDPGothic" w:hAnsi="BIZ UDPGothic"/>
-          <w:color w:val="404040"/>
-          <w:sz w:val="18"/>
-          <w:szCs w:val="18"/>
-        </w:rPr>
-        <w:t xml:space="preserve">ksm-posstg-vpc-sg-ec2-web-be</w:t>
-      </w:r>
-    </w:p>
-    <w:p>
-      <w:pPr>
-        <w:spacing w:before="100" w:after="100"/>
-      </w:pPr>
-      <w:r>
-        <w:rPr>
-          <w:rFonts w:ascii="BIZ UDPGothic" w:cs="BIZ UDPGothic" w:eastAsia="BIZ UDPGothic" w:hAnsi="BIZ UDPGothic"/>
-          <w:color w:val="404040"/>
-          <w:sz w:val="18"/>
-          <w:szCs w:val="18"/>
-        </w:rPr>
-        <w:t xml:space="preserve">に以下の危険なインバウンドルールが存在しています。 */</w:t>
-      </w:r>
-    </w:p>
-    <w:p>
-      <w:pPr>
-        <w:spacing w:before="100" w:after="100"/>
-      </w:pPr>
-      <w:r>
-        <w:rPr>
-          <w:rFonts w:ascii="BIZ UDPGothic" w:cs="BIZ UDPGothic" w:eastAsia="BIZ UDPGothic" w:hAnsi="BIZ UDPGothic"/>
-          <w:color w:val="404040"/>
-          <w:sz w:val="18"/>
-          <w:szCs w:val="18"/>
-        </w:rPr>
-        <w:t xml:space="preserve">ksm-posstg-vpc-sg-ec2-web-be đang tồn tại các inbound rule nguy hiểm sau</w:t>
-      </w:r>
-    </w:p>
-    <w:p>
-      <w:pPr>
-        <w:spacing w:before="100" w:after="100"/>
-      </w:pPr>
-      <w:r>
-        <w:rPr>
-          <w:rFonts w:ascii="BIZ UDPGothic" w:cs="BIZ UDPGothic" w:eastAsia="BIZ UDPGothic" w:hAnsi="BIZ UDPGothic"/>
-          <w:color w:val="404040"/>
-          <w:sz w:val="18"/>
-          <w:szCs w:val="18"/>
-        </w:rPr>
-        <w:t xml:space="preserve">đây.*</w:t>
-      </w:r>
-    </w:p>
-    <w:p>
-      <w:pPr>
-        <w:spacing w:before="100" w:after="100"/>
-      </w:pPr>
-      <w:r>
-        <w:rPr>
-          <w:rFonts w:ascii="BIZ UDPGothic" w:cs="BIZ UDPGothic" w:eastAsia="BIZ UDPGothic" w:hAnsi="BIZ UDPGothic"/>
-          <w:color w:val="404040"/>
-          <w:sz w:val="18"/>
-          <w:szCs w:val="18"/>
-        </w:rPr>
-        <w:t xml:space="preserve">&gt; ① ALL(-1) → 0.0.0.0/0：全プロトコル・全ポートをインターネットに開放 */</w:t>
-      </w:r>
-    </w:p>
-    <w:p>
-      <w:pPr>
-        <w:spacing w:before="100" w:after="100"/>
-      </w:pPr>
-      <w:r>
-        <w:rPr>
-          <w:rFonts w:ascii="BIZ UDPGothic" w:cs="BIZ UDPGothic" w:eastAsia="BIZ UDPGothic" w:hAnsi="BIZ UDPGothic"/>
-          <w:color w:val="404040"/>
-          <w:sz w:val="18"/>
-          <w:szCs w:val="18"/>
-        </w:rPr>
-        <w:t xml:space="preserve">&gt; Mở toàn bộ giao thức・cổng ra Internet*</w:t>
-      </w:r>
-    </w:p>
-    <w:p>
-      <w:pPr>
-        <w:spacing w:before="100" w:after="100"/>
-      </w:pPr>
-      <w:r>
-        <w:rPr>
-          <w:rFonts w:ascii="BIZ UDPGothic" w:cs="BIZ UDPGothic" w:eastAsia="BIZ UDPGothic" w:hAnsi="BIZ UDPGothic"/>
-          <w:color w:val="404040"/>
-          <w:sz w:val="18"/>
-          <w:szCs w:val="18"/>
-        </w:rPr>
-        <w:t xml:space="preserve">&gt;</w:t>
-      </w:r>
-    </w:p>
-    <w:p>
-      <w:pPr>
-        <w:spacing w:before="100" w:after="100"/>
-      </w:pPr>
-      <w:r>
-        <w:rPr>
-          <w:rFonts w:ascii="BIZ UDPGothic" w:cs="BIZ UDPGothic" w:eastAsia="BIZ UDPGothic" w:hAnsi="BIZ UDPGothic"/>
-          <w:color w:val="404040"/>
-          <w:sz w:val="18"/>
-          <w:szCs w:val="18"/>
-        </w:rPr>
-        <w:t xml:space="preserve">&gt; ② TCP:8080 → 0.0.0.0/0：ポート8080をインターネットに開放 */ Mở cổng</w:t>
-      </w:r>
-    </w:p>
-    <w:p>
-      <w:pPr>
-        <w:spacing w:before="100" w:after="100"/>
-      </w:pPr>
-      <w:r>
-        <w:rPr>
-          <w:rFonts w:ascii="BIZ UDPGothic" w:cs="BIZ UDPGothic" w:eastAsia="BIZ UDPGothic" w:hAnsi="BIZ UDPGothic"/>
-          <w:color w:val="404040"/>
-          <w:sz w:val="18"/>
-          <w:szCs w:val="18"/>
-        </w:rPr>
-        <w:t xml:space="preserve">&gt; 8080 ra Internet*</w:t>
-      </w:r>
-    </w:p>
-    <w:p>
-      <w:pPr>
-        <w:spacing w:before="100" w:after="100"/>
-      </w:pPr>
-      <w:r>
-        <w:rPr>
-          <w:rFonts w:ascii="BIZ UDPGothic" w:cs="BIZ UDPGothic" w:eastAsia="BIZ UDPGothic" w:hAnsi="BIZ UDPGothic"/>
-          <w:color w:val="404040"/>
-          <w:sz w:val="18"/>
-          <w:szCs w:val="18"/>
-        </w:rPr>
-        <w:t xml:space="preserve">EC2はPrivate</w:t>
-      </w:r>
-    </w:p>
-    <w:p>
-      <w:pPr>
-        <w:spacing w:before="100" w:after="100"/>
-      </w:pPr>
-      <w:r>
-        <w:rPr>
-          <w:rFonts w:ascii="BIZ UDPGothic" w:cs="BIZ UDPGothic" w:eastAsia="BIZ UDPGothic" w:hAnsi="BIZ UDPGothic"/>
-          <w:color w:val="404040"/>
-          <w:sz w:val="18"/>
-          <w:szCs w:val="18"/>
-        </w:rPr>
-        <w:t xml:space="preserve">Subnetに配置されているためインターネットから直接到達はできませんが、セキュリティポリシー上不適切です。アプリはPort80のみで稼働しているため、不要なルールはすべて削除します。</w:t>
+        <w:t xml:space="preserve">ksm-posstg-vpc-sg-ec2-web-be に以下の危険なインバウンドルールが存在しています。</w:t>
       </w:r>
       <w:r>
         <w:br/>
@@ -1690,7 +2244,7 @@
           <w:sz w:val="16"/>
           <w:szCs w:val="16"/>
         </w:rPr>
-        <w:t xml:space="preserve">/ EC2 được đặt trong Private Subnet nên không thể truy cập trực tiếp từ</w:t>
+        <w:t xml:space="preserve">/ ksm-posstg-vpc-sg-ec2-web-be đang tồn tại các inbound rule nguy hiểm sau đây.</w:t>
       </w:r>
     </w:p>
     <w:p>
@@ -1704,35 +2258,7 @@
           <w:sz w:val="18"/>
           <w:szCs w:val="18"/>
         </w:rPr>
-        <w:t xml:space="preserve">Internet, nhưng về mặt chính sách bảo mật vẫn không phù hợp. Ứng dụng</w:t>
-      </w:r>
-    </w:p>
-    <w:p>
-      <w:pPr>
-        <w:spacing w:before="100" w:after="100"/>
-      </w:pPr>
-      <w:r>
-        <w:rPr>
-          <w:rFonts w:ascii="BIZ UDPGothic" w:cs="BIZ UDPGothic" w:eastAsia="BIZ UDPGothic" w:hAnsi="BIZ UDPGothic"/>
-          <w:color w:val="404040"/>
-          <w:sz w:val="18"/>
-          <w:szCs w:val="18"/>
-        </w:rPr>
-        <w:t xml:space="preserve">chỉ hoạt động trên Port80 nên sẽ xóa toàn bộ rule không cần thiết.*</w:t>
-      </w:r>
-    </w:p>
-    <w:p>
-      <w:pPr>
-        <w:spacing w:before="100" w:after="100"/>
-      </w:pPr>
-      <w:r>
-        <w:rPr>
-          <w:rFonts w:ascii="BIZ UDPGothic" w:cs="BIZ UDPGothic" w:eastAsia="BIZ UDPGothic" w:hAnsi="BIZ UDPGothic"/>
-          <w:color w:val="404040"/>
-          <w:sz w:val="18"/>
-          <w:szCs w:val="18"/>
-        </w:rPr>
-        <w:t xml:space="preserve">以下2つのECRリポジトリはイメージ0件（未使用）の状態で存在しています。顧客確認の結果、利用予定がないため削除します。現在ECSサービス・タスクは0件稼働のため、削除による影響はありません。</w:t>
+        <w:t xml:space="preserve">EC2はPrivate Subnetに配置されているためインターネットから直接到達はできませんが、セキュリティポリシー上不適切です。アプリはPort80のみで稼働しているため、不要なルールはすべて削除します。</w:t>
       </w:r>
       <w:r>
         <w:br/>
@@ -1746,35 +2272,7 @@
           <w:sz w:val="16"/>
           <w:szCs w:val="16"/>
         </w:rPr>
-        <w:t xml:space="preserve">/ 2 ECR repository sau đây tồn tại ở trạng thái không có image (chưa sử</w:t>
-      </w:r>
-    </w:p>
-    <w:p>
-      <w:pPr>
-        <w:spacing w:before="100" w:after="100"/>
-      </w:pPr>
-      <w:r>
-        <w:rPr>
-          <w:rFonts w:ascii="BIZ UDPGothic" w:cs="BIZ UDPGothic" w:eastAsia="BIZ UDPGothic" w:hAnsi="BIZ UDPGothic"/>
-          <w:color w:val="404040"/>
-          <w:sz w:val="18"/>
-          <w:szCs w:val="18"/>
-        </w:rPr>
-        <w:t xml:space="preserve">dụng). Qua xác nhận với khách hàng, vì không có kế hoạch sử dụng nên sẽ</w:t>
-      </w:r>
-    </w:p>
-    <w:p>
-      <w:pPr>
-        <w:spacing w:before="100" w:after="100"/>
-      </w:pPr>
-      <w:r>
-        <w:rPr>
-          <w:rFonts w:ascii="BIZ UDPGothic" w:cs="BIZ UDPGothic" w:eastAsia="BIZ UDPGothic" w:hAnsi="BIZ UDPGothic"/>
-          <w:color w:val="404040"/>
-          <w:sz w:val="18"/>
-          <w:szCs w:val="18"/>
-        </w:rPr>
-        <w:t xml:space="preserve">xóa. Hiện tại ECS service・task đều 0 nên việc xóa không gây ảnh hưởng.*</w:t>
+        <w:t xml:space="preserve">/ EC2 được đặt trong Private Subnet nên không thể truy cập trực tiếp từ Internet, nhưng về mặt chính sách bảo mật vẫn không phù hợp. Ứng dụng chỉ hoạt động trên Port80 nên sẽ xóa toàn bộ rule không cần thiết.</w:t>
       </w:r>
     </w:p>
     <w:p>
@@ -1793,7 +2291,7 @@
           <w:sz w:val="24"/>
           <w:szCs w:val="24"/>
         </w:rPr>
-        <w:t xml:space="preserve">■ 改修内容</w:t>
+        <w:t xml:space="preserve">■ 改修内容 / Nội dung cải tiến</w:t>
       </w:r>
       <w:r>
         <w:br/>
@@ -1807,23 +2305,7 @@
           <w:sz w:val="17"/>
           <w:szCs w:val="17"/>
         </w:rPr>
-        <w:t xml:space="preserve">　Nội Dung Sửa Đổi</w:t>
-      </w:r>
-    </w:p>
-    <w:p>
-      <w:pPr>
-        <w:spacing w:before="100" w:after="100"/>
-      </w:pPr>
-      <w:r>
-        <w:rPr>
-          <w:rFonts w:ascii="BIZ UDPGothic" w:cs="BIZ UDPGothic" w:eastAsia="BIZ UDPGothic" w:hAnsi="BIZ UDPGothic"/>
-          <w:b/>
-          <w:bCs/>
-          <w:color w:val="C8102E"/>
-          <w:sz w:val="20"/>
-          <w:szCs w:val="20"/>
-        </w:rPr>
-        <w:t xml:space="preserve">■ No.1 SGルール修正（ksm-posstg-vpc-sg-ec2-web-be）</w:t>
+        <w:t xml:space="preserve">　</w:t>
       </w:r>
     </w:p>
     <w:p>
@@ -1837,193 +2319,7 @@
           <w:sz w:val="18"/>
           <w:szCs w:val="18"/>
         </w:rPr>
-        <w:t xml:space="preserve">根拠: KSM-AWS-004 Q4 回答「A:</w:t>
-      </w:r>
-    </w:p>
-    <w:p>
-      <w:pPr>
-        <w:spacing w:before="100" w:after="100"/>
-      </w:pPr>
-      <w:r>
-        <w:rPr>
-          <w:rFonts w:ascii="BIZ UDPGothic" w:cs="BIZ UDPGothic" w:eastAsia="BIZ UDPGothic" w:hAnsi="BIZ UDPGothic"/>
-          <w:color w:val="404040"/>
-          <w:sz w:val="18"/>
-          <w:szCs w:val="18"/>
-        </w:rPr>
-        <w:t xml:space="preserve">全開放ルールを削除してほしい（KSM-AWS-005を実施）」 */ Căn cứ: Phản hồi</w:t>
-      </w:r>
-    </w:p>
-    <w:p>
-      <w:pPr>
-        <w:spacing w:before="100" w:after="100"/>
-      </w:pPr>
-      <w:r>
-        <w:rPr>
-          <w:rFonts w:ascii="BIZ UDPGothic" w:cs="BIZ UDPGothic" w:eastAsia="BIZ UDPGothic" w:hAnsi="BIZ UDPGothic"/>
-          <w:color w:val="404040"/>
-          <w:sz w:val="18"/>
-          <w:szCs w:val="18"/>
-        </w:rPr>
-        <w:t xml:space="preserve">KSM-AWS-004 Q4「A: Xóa rule mở toàn bộ (thực hiện KSM-AWS-005)」*</w:t>
-      </w:r>
-    </w:p>
-    <w:p>
-      <w:pPr>
-        <w:spacing w:before="100" w:after="100"/>
-      </w:pPr>
-      <w:r>
-        <w:rPr>
-          <w:rFonts w:ascii="BIZ UDPGothic" w:cs="BIZ UDPGothic" w:eastAsia="BIZ UDPGothic" w:hAnsi="BIZ UDPGothic"/>
-          <w:b/>
-          <w:bCs/>
-          <w:color w:val="C8102E"/>
-          <w:sz w:val="20"/>
-          <w:szCs w:val="20"/>
-        </w:rPr>
-        <w:t xml:space="preserve">■ 対象リソース</w:t>
-      </w:r>
-    </w:p>
-    <w:p>
-      <w:pPr>
-        <w:spacing w:before="100" w:after="100"/>
-      </w:pPr>
-      <w:r>
-        <w:rPr>
-          <w:rFonts w:ascii="BIZ UDPGothic" w:cs="BIZ UDPGothic" w:eastAsia="BIZ UDPGothic" w:hAnsi="BIZ UDPGothic"/>
-          <w:color w:val="404040"/>
-          <w:sz w:val="18"/>
-          <w:szCs w:val="18"/>
-        </w:rPr>
-        <w:t xml:space="preserve">リソース名 */ Tên tài      リソースID */ Resource ID*    環境 */</w:t>
-      </w:r>
-    </w:p>
-    <w:p>
-      <w:pPr>
-        <w:spacing w:before="100" w:after="100"/>
-      </w:pPr>
-      <w:r>
-        <w:rPr>
-          <w:rFonts w:ascii="BIZ UDPGothic" w:cs="BIZ UDPGothic" w:eastAsia="BIZ UDPGothic" w:hAnsi="BIZ UDPGothic"/>
-          <w:color w:val="404040"/>
-          <w:sz w:val="18"/>
-          <w:szCs w:val="18"/>
-        </w:rPr>
-        <w:t xml:space="preserve">nguyên*                                                          Môi trường*</w:t>
-      </w:r>
-    </w:p>
-    <w:p>
-      <w:pPr>
-        <w:spacing w:before="100" w:after="100"/>
-      </w:pPr>
-      <w:r>
-        <w:rPr>
-          <w:rFonts w:ascii="BIZ UDPGothic" w:cs="BIZ UDPGothic" w:eastAsia="BIZ UDPGothic" w:hAnsi="BIZ UDPGothic"/>
-          <w:color w:val="404040"/>
-          <w:sz w:val="18"/>
-          <w:szCs w:val="18"/>
-        </w:rPr>
-        <w:t xml:space="preserve">ksm-posstg-vpc-sg-ec2-web-be   （AWSコンソールで確認 / Xác nhận  STG</w:t>
-      </w:r>
-    </w:p>
-    <w:p>
-      <w:pPr>
-        <w:spacing w:before="100" w:after="100"/>
-      </w:pPr>
-      <w:r>
-        <w:rPr>
-          <w:rFonts w:ascii="BIZ UDPGothic" w:cs="BIZ UDPGothic" w:eastAsia="BIZ UDPGothic" w:hAnsi="BIZ UDPGothic"/>
-          <w:color w:val="404040"/>
-          <w:sz w:val="18"/>
-          <w:szCs w:val="18"/>
-        </w:rPr>
-        <w:t xml:space="preserve">trên AWS Console）</w:t>
-      </w:r>
-    </w:p>
-    <w:p>
-      <w:pPr>
-        <w:spacing w:before="100" w:after="100"/>
-      </w:pPr>
-      <w:r>
-        <w:rPr>
-          <w:rFonts w:ascii="BIZ UDPGothic" w:cs="BIZ UDPGothic" w:eastAsia="BIZ UDPGothic" w:hAnsi="BIZ UDPGothic"/>
-          <w:b/>
-          <w:bCs/>
-          <w:color w:val="C8102E"/>
-          <w:sz w:val="20"/>
-          <w:szCs w:val="20"/>
-        </w:rPr>
-        <w:t xml:space="preserve">■ 改修内容</w:t>
-      </w:r>
-    </w:p>
-    <w:p>
-      <w:pPr>
-        <w:spacing w:before="100" w:after="100"/>
-      </w:pPr>
-      <w:r>
-        <w:rPr>
-          <w:rFonts w:ascii="BIZ UDPGothic" w:cs="BIZ UDPGothic" w:eastAsia="BIZ UDPGothic" w:hAnsi="BIZ UDPGothic"/>
-          <w:color w:val="404040"/>
-          <w:sz w:val="18"/>
-          <w:szCs w:val="18"/>
-        </w:rPr>
-        <w:t xml:space="preserve">▼ 変更前インバウンドルール（削除対象: 赤行） */ Inbound rule trước</w:t>
-      </w:r>
-    </w:p>
-    <w:p>
-      <w:pPr>
-        <w:spacing w:before="100" w:after="100"/>
-      </w:pPr>
-      <w:r>
-        <w:rPr>
-          <w:rFonts w:ascii="BIZ UDPGothic" w:cs="BIZ UDPGothic" w:eastAsia="BIZ UDPGothic" w:hAnsi="BIZ UDPGothic"/>
-          <w:color w:val="404040"/>
-          <w:sz w:val="18"/>
-          <w:szCs w:val="18"/>
-        </w:rPr>
-        <w:t xml:space="preserve">khi thay đổi (hàng đỏ = xóa)*</w:t>
-      </w:r>
-    </w:p>
-    <w:p>
-      <w:pPr>
-        <w:spacing w:before="100" w:after="100"/>
-      </w:pPr>
-      <w:r>
-        <w:rPr>
-          <w:rFonts w:ascii="BIZ UDPGothic" w:cs="BIZ UDPGothic" w:eastAsia="BIZ UDPGothic" w:hAnsi="BIZ UDPGothic"/>
-          <w:color w:val="404040"/>
-          <w:sz w:val="18"/>
-          <w:szCs w:val="18"/>
-        </w:rPr>
-        <w:t xml:space="preserve">▲ 変更後インバウンドルール */ Inbound rule sau khi thay đổi*</w:t>
-      </w:r>
-    </w:p>
-    <w:p>
-      <w:pPr>
-        <w:spacing w:before="100" w:after="100"/>
-      </w:pPr>
-      <w:r>
-        <w:rPr>
-          <w:rFonts w:ascii="BIZ UDPGothic" w:cs="BIZ UDPGothic" w:eastAsia="BIZ UDPGothic" w:hAnsi="BIZ UDPGothic"/>
-          <w:color w:val="404040"/>
-          <w:sz w:val="18"/>
-          <w:szCs w:val="18"/>
-        </w:rPr>
-        <w:t xml:space="preserve">※ ALB Security Group ID</w:t>
-      </w:r>
-    </w:p>
-    <w:p>
-      <w:pPr>
-        <w:spacing w:before="100" w:after="100"/>
-      </w:pPr>
-      <w:r>
-        <w:rPr>
-          <w:rFonts w:ascii="BIZ UDPGothic" w:cs="BIZ UDPGothic" w:eastAsia="BIZ UDPGothic" w:hAnsi="BIZ UDPGothic"/>
-          <w:color w:val="404040"/>
-          <w:sz w:val="18"/>
-          <w:szCs w:val="18"/>
-        </w:rPr>
-        <w:t xml:space="preserve">は作業前にAWSコンソールで「ksm-posstg-vpc-sg-alb-api-be」のIDを確認してから設定すること。</w:t>
+        <w:t xml:space="preserve">▼ 変更前インバウンドルール（削除対象: 赤行）</w:t>
       </w:r>
       <w:r>
         <w:br/>
@@ -2037,9 +2333,575 @@
           <w:sz w:val="16"/>
           <w:szCs w:val="16"/>
         </w:rPr>
-        <w:t xml:space="preserve">/ Cần xác nhận SG ID của「ksm-posstg-vpc-sg-alb-api-be」trên AWS</w:t>
+        <w:t xml:space="preserve">/ Inbound rule trước khi thay đổi (hàng đỏ = xóa)</w:t>
       </w:r>
     </w:p>
+    <w:tbl>
+      <w:tblPr>
+        <w:tblW w:type="dxa" w:w="9506"/>
+        <w:tblBorders>
+          <w:top w:val="single" w:color="CCCCCC" w:sz="4"/>
+          <w:left w:val="single" w:color="CCCCCC" w:sz="4"/>
+          <w:bottom w:val="single" w:color="CCCCCC" w:sz="4"/>
+          <w:right w:val="single" w:color="CCCCCC" w:sz="4"/>
+          <w:insideH w:val="single" w:color="auto" w:sz="4"/>
+          <w:insideV w:val="single" w:color="auto" w:sz="4"/>
+        </w:tblBorders>
+      </w:tblPr>
+      <w:tblGrid>
+        <w:gridCol w:w="2376"/>
+        <w:gridCol w:w="2376"/>
+        <w:gridCol w:w="2376"/>
+        <w:gridCol w:w="2378"/>
+      </w:tblGrid>
+      <w:tr>
+        <w:trPr>
+          <w:cantSplit/>
+          <w:tblHeader/>
+        </w:trPr>
+        <w:tc>
+          <w:tcPr>
+            <w:tcW w:type="dxa" w:w="2376"/>
+            <w:tcBorders>
+              <w:top w:val="single" w:color="CCCCCC" w:sz="4"/>
+              <w:left w:val="single" w:color="CCCCCC" w:sz="4"/>
+              <w:bottom w:val="single" w:color="CCCCCC" w:sz="4"/>
+              <w:right w:val="single" w:color="CCCCCC" w:sz="4"/>
+            </w:tcBorders>
+            <w:shd w:fill="E8E8E8" w:val="clear"/>
+            <w:tcMar>
+              <w:top w:type="dxa" w:w="80"/>
+              <w:left w:type="dxa" w:w="120"/>
+              <w:bottom w:type="dxa" w:w="80"/>
+              <w:right w:type="dxa" w:w="120"/>
+            </w:tcMar>
+          </w:tcPr>
+          <w:p>
+            <w:pPr>
+              <w:spacing w:before="0" w:after="0"/>
+            </w:pPr>
+            <w:r>
+              <w:rPr>
+                <w:rFonts w:ascii="BIZ UDPGothic" w:cs="BIZ UDPGothic" w:eastAsia="BIZ UDPGothic" w:hAnsi="BIZ UDPGothic"/>
+                <w:color w:val="404040"/>
+                <w:sz w:val="18"/>
+                <w:szCs w:val="18"/>
+              </w:rPr>
+              <w:t xml:space="preserve">タイプ / Loại</w:t>
+            </w:r>
+          </w:p>
+        </w:tc>
+        <w:tc>
+          <w:tcPr>
+            <w:tcW w:type="dxa" w:w="2376"/>
+            <w:tcBorders>
+              <w:top w:val="single" w:color="CCCCCC" w:sz="4"/>
+              <w:left w:val="single" w:color="CCCCCC" w:sz="4"/>
+              <w:bottom w:val="single" w:color="CCCCCC" w:sz="4"/>
+              <w:right w:val="single" w:color="CCCCCC" w:sz="4"/>
+            </w:tcBorders>
+            <w:shd w:fill="E8E8E8" w:val="clear"/>
+            <w:tcMar>
+              <w:top w:type="dxa" w:w="80"/>
+              <w:left w:type="dxa" w:w="120"/>
+              <w:bottom w:type="dxa" w:w="80"/>
+              <w:right w:type="dxa" w:w="120"/>
+            </w:tcMar>
+          </w:tcPr>
+          <w:p>
+            <w:pPr>
+              <w:spacing w:before="0" w:after="0"/>
+            </w:pPr>
+            <w:r>
+              <w:rPr>
+                <w:rFonts w:ascii="BIZ UDPGothic" w:cs="BIZ UDPGothic" w:eastAsia="BIZ UDPGothic" w:hAnsi="BIZ UDPGothic"/>
+                <w:color w:val="404040"/>
+                <w:sz w:val="18"/>
+                <w:szCs w:val="18"/>
+              </w:rPr>
+              <w:t xml:space="preserve">プロトコル / Giao thức</w:t>
+            </w:r>
+          </w:p>
+        </w:tc>
+        <w:tc>
+          <w:tcPr>
+            <w:tcW w:type="dxa" w:w="2376"/>
+            <w:tcBorders>
+              <w:top w:val="single" w:color="CCCCCC" w:sz="4"/>
+              <w:left w:val="single" w:color="CCCCCC" w:sz="4"/>
+              <w:bottom w:val="single" w:color="CCCCCC" w:sz="4"/>
+              <w:right w:val="single" w:color="CCCCCC" w:sz="4"/>
+            </w:tcBorders>
+            <w:shd w:fill="E8E8E8" w:val="clear"/>
+            <w:tcMar>
+              <w:top w:type="dxa" w:w="80"/>
+              <w:left w:type="dxa" w:w="120"/>
+              <w:bottom w:type="dxa" w:w="80"/>
+              <w:right w:type="dxa" w:w="120"/>
+            </w:tcMar>
+          </w:tcPr>
+          <w:p>
+            <w:pPr>
+              <w:spacing w:before="0" w:after="0"/>
+            </w:pPr>
+            <w:r>
+              <w:rPr>
+                <w:rFonts w:ascii="BIZ UDPGothic" w:cs="BIZ UDPGothic" w:eastAsia="BIZ UDPGothic" w:hAnsi="BIZ UDPGothic"/>
+                <w:color w:val="404040"/>
+                <w:sz w:val="18"/>
+                <w:szCs w:val="18"/>
+              </w:rPr>
+              <w:t xml:space="preserve">ポート / Cổng</w:t>
+            </w:r>
+          </w:p>
+        </w:tc>
+        <w:tc>
+          <w:tcPr>
+            <w:tcW w:type="dxa" w:w="2378"/>
+            <w:tcBorders>
+              <w:top w:val="single" w:color="CCCCCC" w:sz="4"/>
+              <w:left w:val="single" w:color="CCCCCC" w:sz="4"/>
+              <w:bottom w:val="single" w:color="CCCCCC" w:sz="4"/>
+              <w:right w:val="single" w:color="CCCCCC" w:sz="4"/>
+            </w:tcBorders>
+            <w:shd w:fill="E8E8E8" w:val="clear"/>
+            <w:tcMar>
+              <w:top w:type="dxa" w:w="80"/>
+              <w:left w:type="dxa" w:w="120"/>
+              <w:bottom w:type="dxa" w:w="80"/>
+              <w:right w:type="dxa" w:w="120"/>
+            </w:tcMar>
+          </w:tcPr>
+          <w:p>
+            <w:pPr>
+              <w:spacing w:before="0" w:after="0"/>
+            </w:pPr>
+            <w:r>
+              <w:rPr>
+                <w:rFonts w:ascii="BIZ UDPGothic" w:cs="BIZ UDPGothic" w:eastAsia="BIZ UDPGothic" w:hAnsi="BIZ UDPGothic"/>
+                <w:color w:val="404040"/>
+                <w:sz w:val="18"/>
+                <w:szCs w:val="18"/>
+              </w:rPr>
+              <w:t xml:space="preserve">ソース / Nguồn</w:t>
+            </w:r>
+          </w:p>
+        </w:tc>
+      </w:tr>
+      <w:tr>
+        <w:trPr>
+          <w:cantSplit/>
+        </w:trPr>
+        <w:tc>
+          <w:tcPr>
+            <w:tcW w:type="dxa" w:w="2376"/>
+            <w:tcBorders>
+              <w:top w:val="single" w:color="CCCCCC" w:sz="4"/>
+              <w:left w:val="single" w:color="CCCCCC" w:sz="4"/>
+              <w:bottom w:val="single" w:color="CCCCCC" w:sz="4"/>
+              <w:right w:val="single" w:color="CCCCCC" w:sz="4"/>
+            </w:tcBorders>
+            <w:shd w:fill="FFFFFF" w:val="clear"/>
+            <w:tcMar>
+              <w:top w:type="dxa" w:w="80"/>
+              <w:left w:type="dxa" w:w="120"/>
+              <w:bottom w:type="dxa" w:w="80"/>
+              <w:right w:type="dxa" w:w="120"/>
+            </w:tcMar>
+          </w:tcPr>
+          <w:p>
+            <w:pPr>
+              <w:spacing w:before="0" w:after="0"/>
+            </w:pPr>
+            <w:r>
+              <w:rPr>
+                <w:rFonts w:ascii="BIZ UDPGothic" w:cs="BIZ UDPGothic" w:eastAsia="BIZ UDPGothic" w:hAnsi="BIZ UDPGothic"/>
+                <w:color w:val="404040"/>
+                <w:sz w:val="18"/>
+                <w:szCs w:val="18"/>
+              </w:rPr>
+              <w:t xml:space="preserve">すべてのトラフィック / Tất cả traffic</w:t>
+            </w:r>
+          </w:p>
+        </w:tc>
+        <w:tc>
+          <w:tcPr>
+            <w:tcW w:type="dxa" w:w="2376"/>
+            <w:tcBorders>
+              <w:top w:val="single" w:color="CCCCCC" w:sz="4"/>
+              <w:left w:val="single" w:color="CCCCCC" w:sz="4"/>
+              <w:bottom w:val="single" w:color="CCCCCC" w:sz="4"/>
+              <w:right w:val="single" w:color="CCCCCC" w:sz="4"/>
+            </w:tcBorders>
+            <w:shd w:fill="FFFFFF" w:val="clear"/>
+            <w:tcMar>
+              <w:top w:type="dxa" w:w="80"/>
+              <w:left w:type="dxa" w:w="120"/>
+              <w:bottom w:type="dxa" w:w="80"/>
+              <w:right w:type="dxa" w:w="120"/>
+            </w:tcMar>
+          </w:tcPr>
+          <w:p>
+            <w:pPr>
+              <w:spacing w:before="0" w:after="0"/>
+            </w:pPr>
+            <w:r>
+              <w:rPr>
+                <w:rFonts w:ascii="BIZ UDPGothic" w:cs="BIZ UDPGothic" w:eastAsia="BIZ UDPGothic" w:hAnsi="BIZ UDPGothic"/>
+                <w:color w:val="404040"/>
+                <w:sz w:val="18"/>
+                <w:szCs w:val="18"/>
+              </w:rPr>
+              <w:t xml:space="preserve">ALL</w:t>
+            </w:r>
+          </w:p>
+        </w:tc>
+        <w:tc>
+          <w:tcPr>
+            <w:tcW w:type="dxa" w:w="2376"/>
+            <w:tcBorders>
+              <w:top w:val="single" w:color="CCCCCC" w:sz="4"/>
+              <w:left w:val="single" w:color="CCCCCC" w:sz="4"/>
+              <w:bottom w:val="single" w:color="CCCCCC" w:sz="4"/>
+              <w:right w:val="single" w:color="CCCCCC" w:sz="4"/>
+            </w:tcBorders>
+            <w:shd w:fill="FFFFFF" w:val="clear"/>
+            <w:tcMar>
+              <w:top w:type="dxa" w:w="80"/>
+              <w:left w:type="dxa" w:w="120"/>
+              <w:bottom w:type="dxa" w:w="80"/>
+              <w:right w:type="dxa" w:w="120"/>
+            </w:tcMar>
+          </w:tcPr>
+          <w:p>
+            <w:pPr>
+              <w:spacing w:before="0" w:after="0"/>
+            </w:pPr>
+            <w:r>
+              <w:rPr>
+                <w:rFonts w:ascii="BIZ UDPGothic" w:cs="BIZ UDPGothic" w:eastAsia="BIZ UDPGothic" w:hAnsi="BIZ UDPGothic"/>
+                <w:color w:val="404040"/>
+                <w:sz w:val="18"/>
+                <w:szCs w:val="18"/>
+              </w:rPr>
+              <w:t xml:space="preserve">ALL</w:t>
+            </w:r>
+          </w:p>
+        </w:tc>
+        <w:tc>
+          <w:tcPr>
+            <w:tcW w:type="dxa" w:w="2378"/>
+            <w:tcBorders>
+              <w:top w:val="single" w:color="CCCCCC" w:sz="4"/>
+              <w:left w:val="single" w:color="CCCCCC" w:sz="4"/>
+              <w:bottom w:val="single" w:color="CCCCCC" w:sz="4"/>
+              <w:right w:val="single" w:color="CCCCCC" w:sz="4"/>
+            </w:tcBorders>
+            <w:shd w:fill="FFFFFF" w:val="clear"/>
+            <w:tcMar>
+              <w:top w:type="dxa" w:w="80"/>
+              <w:left w:type="dxa" w:w="120"/>
+              <w:bottom w:type="dxa" w:w="80"/>
+              <w:right w:type="dxa" w:w="120"/>
+            </w:tcMar>
+          </w:tcPr>
+          <w:p>
+            <w:pPr>
+              <w:spacing w:before="0" w:after="0"/>
+            </w:pPr>
+            <w:r>
+              <w:rPr>
+                <w:rFonts w:ascii="BIZ UDPGothic" w:cs="BIZ UDPGothic" w:eastAsia="BIZ UDPGothic" w:hAnsi="BIZ UDPGothic"/>
+                <w:color w:val="404040"/>
+                <w:sz w:val="18"/>
+                <w:szCs w:val="18"/>
+              </w:rPr>
+              <w:t xml:space="preserve">0.0.0.0/0 ← 🔴削除 / Xóa</w:t>
+            </w:r>
+          </w:p>
+        </w:tc>
+      </w:tr>
+      <w:tr>
+        <w:trPr>
+          <w:cantSplit/>
+        </w:trPr>
+        <w:tc>
+          <w:tcPr>
+            <w:tcW w:type="dxa" w:w="2376"/>
+            <w:tcBorders>
+              <w:top w:val="single" w:color="CCCCCC" w:sz="4"/>
+              <w:left w:val="single" w:color="CCCCCC" w:sz="4"/>
+              <w:bottom w:val="single" w:color="CCCCCC" w:sz="4"/>
+              <w:right w:val="single" w:color="CCCCCC" w:sz="4"/>
+            </w:tcBorders>
+            <w:shd w:fill="FFFFFF" w:val="clear"/>
+            <w:tcMar>
+              <w:top w:type="dxa" w:w="80"/>
+              <w:left w:type="dxa" w:w="120"/>
+              <w:bottom w:type="dxa" w:w="80"/>
+              <w:right w:type="dxa" w:w="120"/>
+            </w:tcMar>
+          </w:tcPr>
+          <w:p>
+            <w:pPr>
+              <w:spacing w:before="0" w:after="0"/>
+            </w:pPr>
+            <w:r>
+              <w:rPr>
+                <w:rFonts w:ascii="BIZ UDPGothic" w:cs="BIZ UDPGothic" w:eastAsia="BIZ UDPGothic" w:hAnsi="BIZ UDPGothic"/>
+                <w:color w:val="404040"/>
+                <w:sz w:val="18"/>
+                <w:szCs w:val="18"/>
+              </w:rPr>
+              <w:t xml:space="preserve">カスタムTCP / TCP tùy chỉnh</w:t>
+            </w:r>
+          </w:p>
+        </w:tc>
+        <w:tc>
+          <w:tcPr>
+            <w:tcW w:type="dxa" w:w="2376"/>
+            <w:tcBorders>
+              <w:top w:val="single" w:color="CCCCCC" w:sz="4"/>
+              <w:left w:val="single" w:color="CCCCCC" w:sz="4"/>
+              <w:bottom w:val="single" w:color="CCCCCC" w:sz="4"/>
+              <w:right w:val="single" w:color="CCCCCC" w:sz="4"/>
+            </w:tcBorders>
+            <w:shd w:fill="FFFFFF" w:val="clear"/>
+            <w:tcMar>
+              <w:top w:type="dxa" w:w="80"/>
+              <w:left w:type="dxa" w:w="120"/>
+              <w:bottom w:type="dxa" w:w="80"/>
+              <w:right w:type="dxa" w:w="120"/>
+            </w:tcMar>
+          </w:tcPr>
+          <w:p>
+            <w:pPr>
+              <w:spacing w:before="0" w:after="0"/>
+            </w:pPr>
+            <w:r>
+              <w:rPr>
+                <w:rFonts w:ascii="BIZ UDPGothic" w:cs="BIZ UDPGothic" w:eastAsia="BIZ UDPGothic" w:hAnsi="BIZ UDPGothic"/>
+                <w:color w:val="404040"/>
+                <w:sz w:val="18"/>
+                <w:szCs w:val="18"/>
+              </w:rPr>
+              <w:t xml:space="preserve">TCP</w:t>
+            </w:r>
+          </w:p>
+        </w:tc>
+        <w:tc>
+          <w:tcPr>
+            <w:tcW w:type="dxa" w:w="2376"/>
+            <w:tcBorders>
+              <w:top w:val="single" w:color="CCCCCC" w:sz="4"/>
+              <w:left w:val="single" w:color="CCCCCC" w:sz="4"/>
+              <w:bottom w:val="single" w:color="CCCCCC" w:sz="4"/>
+              <w:right w:val="single" w:color="CCCCCC" w:sz="4"/>
+            </w:tcBorders>
+            <w:shd w:fill="FFFFFF" w:val="clear"/>
+            <w:tcMar>
+              <w:top w:type="dxa" w:w="80"/>
+              <w:left w:type="dxa" w:w="120"/>
+              <w:bottom w:type="dxa" w:w="80"/>
+              <w:right w:type="dxa" w:w="120"/>
+            </w:tcMar>
+          </w:tcPr>
+          <w:p>
+            <w:pPr>
+              <w:spacing w:before="0" w:after="0"/>
+            </w:pPr>
+            <w:r>
+              <w:rPr>
+                <w:rFonts w:ascii="BIZ UDPGothic" w:cs="BIZ UDPGothic" w:eastAsia="BIZ UDPGothic" w:hAnsi="BIZ UDPGothic"/>
+                <w:color w:val="404040"/>
+                <w:sz w:val="18"/>
+                <w:szCs w:val="18"/>
+              </w:rPr>
+              <w:t xml:space="preserve">8080</w:t>
+            </w:r>
+          </w:p>
+        </w:tc>
+        <w:tc>
+          <w:tcPr>
+            <w:tcW w:type="dxa" w:w="2378"/>
+            <w:tcBorders>
+              <w:top w:val="single" w:color="CCCCCC" w:sz="4"/>
+              <w:left w:val="single" w:color="CCCCCC" w:sz="4"/>
+              <w:bottom w:val="single" w:color="CCCCCC" w:sz="4"/>
+              <w:right w:val="single" w:color="CCCCCC" w:sz="4"/>
+            </w:tcBorders>
+            <w:shd w:fill="FFFFFF" w:val="clear"/>
+            <w:tcMar>
+              <w:top w:type="dxa" w:w="80"/>
+              <w:left w:type="dxa" w:w="120"/>
+              <w:bottom w:type="dxa" w:w="80"/>
+              <w:right w:type="dxa" w:w="120"/>
+            </w:tcMar>
+          </w:tcPr>
+          <w:p>
+            <w:pPr>
+              <w:spacing w:before="0" w:after="0"/>
+            </w:pPr>
+            <w:r>
+              <w:rPr>
+                <w:rFonts w:ascii="BIZ UDPGothic" w:cs="BIZ UDPGothic" w:eastAsia="BIZ UDPGothic" w:hAnsi="BIZ UDPGothic"/>
+                <w:color w:val="404040"/>
+                <w:sz w:val="18"/>
+                <w:szCs w:val="18"/>
+              </w:rPr>
+              <w:t xml:space="preserve">0.0.0.0/0 ← 🔴削除 / Xóa</w:t>
+            </w:r>
+          </w:p>
+        </w:tc>
+      </w:tr>
+      <w:tr>
+        <w:trPr>
+          <w:cantSplit/>
+        </w:trPr>
+        <w:tc>
+          <w:tcPr>
+            <w:tcW w:type="dxa" w:w="2376"/>
+            <w:tcBorders>
+              <w:top w:val="single" w:color="CCCCCC" w:sz="4"/>
+              <w:left w:val="single" w:color="CCCCCC" w:sz="4"/>
+              <w:bottom w:val="single" w:color="CCCCCC" w:sz="4"/>
+              <w:right w:val="single" w:color="CCCCCC" w:sz="4"/>
+            </w:tcBorders>
+            <w:shd w:fill="FFFFFF" w:val="clear"/>
+            <w:tcMar>
+              <w:top w:type="dxa" w:w="80"/>
+              <w:left w:type="dxa" w:w="120"/>
+              <w:bottom w:type="dxa" w:w="80"/>
+              <w:right w:type="dxa" w:w="120"/>
+            </w:tcMar>
+          </w:tcPr>
+          <w:p>
+            <w:pPr>
+              <w:spacing w:before="0" w:after="0"/>
+            </w:pPr>
+            <w:r>
+              <w:rPr>
+                <w:rFonts w:ascii="BIZ UDPGothic" w:cs="BIZ UDPGothic" w:eastAsia="BIZ UDPGothic" w:hAnsi="BIZ UDPGothic"/>
+                <w:color w:val="404040"/>
+                <w:sz w:val="18"/>
+                <w:szCs w:val="18"/>
+              </w:rPr>
+              <w:t xml:space="preserve">HTTP</w:t>
+            </w:r>
+          </w:p>
+        </w:tc>
+        <w:tc>
+          <w:tcPr>
+            <w:tcW w:type="dxa" w:w="2376"/>
+            <w:tcBorders>
+              <w:top w:val="single" w:color="CCCCCC" w:sz="4"/>
+              <w:left w:val="single" w:color="CCCCCC" w:sz="4"/>
+              <w:bottom w:val="single" w:color="CCCCCC" w:sz="4"/>
+              <w:right w:val="single" w:color="CCCCCC" w:sz="4"/>
+            </w:tcBorders>
+            <w:shd w:fill="FFFFFF" w:val="clear"/>
+            <w:tcMar>
+              <w:top w:type="dxa" w:w="80"/>
+              <w:left w:type="dxa" w:w="120"/>
+              <w:bottom w:type="dxa" w:w="80"/>
+              <w:right w:type="dxa" w:w="120"/>
+            </w:tcMar>
+          </w:tcPr>
+          <w:p>
+            <w:pPr>
+              <w:spacing w:before="0" w:after="0"/>
+            </w:pPr>
+            <w:r>
+              <w:rPr>
+                <w:rFonts w:ascii="BIZ UDPGothic" w:cs="BIZ UDPGothic" w:eastAsia="BIZ UDPGothic" w:hAnsi="BIZ UDPGothic"/>
+                <w:color w:val="404040"/>
+                <w:sz w:val="18"/>
+                <w:szCs w:val="18"/>
+              </w:rPr>
+              <w:t xml:space="preserve">TCP</w:t>
+            </w:r>
+          </w:p>
+        </w:tc>
+        <w:tc>
+          <w:tcPr>
+            <w:tcW w:type="dxa" w:w="2376"/>
+            <w:tcBorders>
+              <w:top w:val="single" w:color="CCCCCC" w:sz="4"/>
+              <w:left w:val="single" w:color="CCCCCC" w:sz="4"/>
+              <w:bottom w:val="single" w:color="CCCCCC" w:sz="4"/>
+              <w:right w:val="single" w:color="CCCCCC" w:sz="4"/>
+            </w:tcBorders>
+            <w:shd w:fill="FFFFFF" w:val="clear"/>
+            <w:tcMar>
+              <w:top w:type="dxa" w:w="80"/>
+              <w:left w:type="dxa" w:w="120"/>
+              <w:bottom w:type="dxa" w:w="80"/>
+              <w:right w:type="dxa" w:w="120"/>
+            </w:tcMar>
+          </w:tcPr>
+          <w:p>
+            <w:pPr>
+              <w:spacing w:before="0" w:after="0"/>
+            </w:pPr>
+            <w:r>
+              <w:rPr>
+                <w:rFonts w:ascii="BIZ UDPGothic" w:cs="BIZ UDPGothic" w:eastAsia="BIZ UDPGothic" w:hAnsi="BIZ UDPGothic"/>
+                <w:color w:val="404040"/>
+                <w:sz w:val="18"/>
+                <w:szCs w:val="18"/>
+              </w:rPr>
+              <w:t xml:space="preserve">80</w:t>
+            </w:r>
+          </w:p>
+        </w:tc>
+        <w:tc>
+          <w:tcPr>
+            <w:tcW w:type="dxa" w:w="2378"/>
+            <w:tcBorders>
+              <w:top w:val="single" w:color="CCCCCC" w:sz="4"/>
+              <w:left w:val="single" w:color="CCCCCC" w:sz="4"/>
+              <w:bottom w:val="single" w:color="CCCCCC" w:sz="4"/>
+              <w:right w:val="single" w:color="CCCCCC" w:sz="4"/>
+            </w:tcBorders>
+            <w:shd w:fill="FFFFFF" w:val="clear"/>
+            <w:tcMar>
+              <w:top w:type="dxa" w:w="80"/>
+              <w:left w:type="dxa" w:w="120"/>
+              <w:bottom w:type="dxa" w:w="80"/>
+              <w:right w:type="dxa" w:w="120"/>
+            </w:tcMar>
+          </w:tcPr>
+          <w:p>
+            <w:pPr>
+              <w:spacing w:before="0" w:after="0"/>
+            </w:pPr>
+            <w:r>
+              <w:rPr>
+                <w:rFonts w:ascii="BIZ UDPGothic" w:cs="BIZ UDPGothic" w:eastAsia="BIZ UDPGothic" w:hAnsi="BIZ UDPGothic"/>
+                <w:color w:val="404040"/>
+                <w:sz w:val="18"/>
+                <w:szCs w:val="18"/>
+              </w:rPr>
+              <w:t xml:space="preserve">（現状不明 → 変更後は下表に統一）</w:t>
+            </w:r>
+          </w:p>
+          <w:p>
+            <w:pPr>
+              <w:spacing w:before="0" w:after="0"/>
+            </w:pPr>
+            <w:r>
+              <w:rPr>
+                <w:rFonts w:ascii="BIZ UDPGothic" w:cs="BIZ UDPGothic" w:eastAsia="BIZ UDPGothic" w:hAnsi="BIZ UDPGothic"/>
+                <w:color w:val="404040"/>
+                <w:sz w:val="18"/>
+                <w:szCs w:val="18"/>
+              </w:rPr>
+              <w:t xml:space="preserve">(Chưa rõ → Thay thế theo bảng bên dưới)</w:t>
+            </w:r>
+          </w:p>
+        </w:tc>
+      </w:tr>
+    </w:tbl>
     <w:p>
       <w:pPr>
         <w:spacing w:before="100" w:after="100"/>
@@ -2051,25 +2913,323 @@
           <w:sz w:val="18"/>
           <w:szCs w:val="18"/>
         </w:rPr>
-        <w:t xml:space="preserve">Console trước khi thực hiện.*</w:t>
-      </w:r>
-    </w:p>
-    <w:p>
-      <w:pPr>
-        <w:spacing w:before="100" w:after="100"/>
-      </w:pPr>
+        <w:t xml:space="preserve">▲ 変更後インバウンドルール</w:t>
+      </w:r>
+      <w:r>
+        <w:br/>
+      </w:r>
       <w:r>
         <w:rPr>
           <w:rFonts w:ascii="BIZ UDPGothic" w:cs="BIZ UDPGothic" w:eastAsia="BIZ UDPGothic" w:hAnsi="BIZ UDPGothic"/>
-          <w:b/>
-          <w:bCs/>
-          <w:color w:val="C8102E"/>
-          <w:sz w:val="20"/>
-          <w:szCs w:val="20"/>
+          <w:i/>
+          <w:iCs/>
+          <w:color w:val="777777"/>
+          <w:sz w:val="16"/>
+          <w:szCs w:val="16"/>
         </w:rPr>
-        <w:t xml:space="preserve">■ 作業手順</w:t>
+        <w:t xml:space="preserve">/ Inbound rule sau khi thay đổi</w:t>
       </w:r>
     </w:p>
+    <w:tbl>
+      <w:tblPr>
+        <w:tblW w:type="dxa" w:w="9506"/>
+        <w:tblBorders>
+          <w:top w:val="single" w:color="CCCCCC" w:sz="4"/>
+          <w:left w:val="single" w:color="CCCCCC" w:sz="4"/>
+          <w:bottom w:val="single" w:color="CCCCCC" w:sz="4"/>
+          <w:right w:val="single" w:color="CCCCCC" w:sz="4"/>
+          <w:insideH w:val="single" w:color="auto" w:sz="4"/>
+          <w:insideV w:val="single" w:color="auto" w:sz="4"/>
+        </w:tblBorders>
+      </w:tblPr>
+      <w:tblGrid>
+        <w:gridCol w:w="2376"/>
+        <w:gridCol w:w="2376"/>
+        <w:gridCol w:w="2376"/>
+        <w:gridCol w:w="2378"/>
+      </w:tblGrid>
+      <w:tr>
+        <w:trPr>
+          <w:cantSplit/>
+          <w:tblHeader/>
+        </w:trPr>
+        <w:tc>
+          <w:tcPr>
+            <w:tcW w:type="dxa" w:w="2376"/>
+            <w:tcBorders>
+              <w:top w:val="single" w:color="CCCCCC" w:sz="4"/>
+              <w:left w:val="single" w:color="CCCCCC" w:sz="4"/>
+              <w:bottom w:val="single" w:color="CCCCCC" w:sz="4"/>
+              <w:right w:val="single" w:color="CCCCCC" w:sz="4"/>
+            </w:tcBorders>
+            <w:shd w:fill="E8E8E8" w:val="clear"/>
+            <w:tcMar>
+              <w:top w:type="dxa" w:w="80"/>
+              <w:left w:type="dxa" w:w="120"/>
+              <w:bottom w:type="dxa" w:w="80"/>
+              <w:right w:type="dxa" w:w="120"/>
+            </w:tcMar>
+          </w:tcPr>
+          <w:p>
+            <w:pPr>
+              <w:spacing w:before="0" w:after="0"/>
+            </w:pPr>
+            <w:r>
+              <w:rPr>
+                <w:rFonts w:ascii="BIZ UDPGothic" w:cs="BIZ UDPGothic" w:eastAsia="BIZ UDPGothic" w:hAnsi="BIZ UDPGothic"/>
+                <w:color w:val="404040"/>
+                <w:sz w:val="18"/>
+                <w:szCs w:val="18"/>
+              </w:rPr>
+              <w:t xml:space="preserve">タイプ / Loại</w:t>
+            </w:r>
+          </w:p>
+        </w:tc>
+        <w:tc>
+          <w:tcPr>
+            <w:tcW w:type="dxa" w:w="2376"/>
+            <w:tcBorders>
+              <w:top w:val="single" w:color="CCCCCC" w:sz="4"/>
+              <w:left w:val="single" w:color="CCCCCC" w:sz="4"/>
+              <w:bottom w:val="single" w:color="CCCCCC" w:sz="4"/>
+              <w:right w:val="single" w:color="CCCCCC" w:sz="4"/>
+            </w:tcBorders>
+            <w:shd w:fill="E8E8E8" w:val="clear"/>
+            <w:tcMar>
+              <w:top w:type="dxa" w:w="80"/>
+              <w:left w:type="dxa" w:w="120"/>
+              <w:bottom w:type="dxa" w:w="80"/>
+              <w:right w:type="dxa" w:w="120"/>
+            </w:tcMar>
+          </w:tcPr>
+          <w:p>
+            <w:pPr>
+              <w:spacing w:before="0" w:after="0"/>
+            </w:pPr>
+            <w:r>
+              <w:rPr>
+                <w:rFonts w:ascii="BIZ UDPGothic" w:cs="BIZ UDPGothic" w:eastAsia="BIZ UDPGothic" w:hAnsi="BIZ UDPGothic"/>
+                <w:color w:val="404040"/>
+                <w:sz w:val="18"/>
+                <w:szCs w:val="18"/>
+              </w:rPr>
+              <w:t xml:space="preserve">プロトコル / Giao thức</w:t>
+            </w:r>
+          </w:p>
+        </w:tc>
+        <w:tc>
+          <w:tcPr>
+            <w:tcW w:type="dxa" w:w="2376"/>
+            <w:tcBorders>
+              <w:top w:val="single" w:color="CCCCCC" w:sz="4"/>
+              <w:left w:val="single" w:color="CCCCCC" w:sz="4"/>
+              <w:bottom w:val="single" w:color="CCCCCC" w:sz="4"/>
+              <w:right w:val="single" w:color="CCCCCC" w:sz="4"/>
+            </w:tcBorders>
+            <w:shd w:fill="E8E8E8" w:val="clear"/>
+            <w:tcMar>
+              <w:top w:type="dxa" w:w="80"/>
+              <w:left w:type="dxa" w:w="120"/>
+              <w:bottom w:type="dxa" w:w="80"/>
+              <w:right w:type="dxa" w:w="120"/>
+            </w:tcMar>
+          </w:tcPr>
+          <w:p>
+            <w:pPr>
+              <w:spacing w:before="0" w:after="0"/>
+            </w:pPr>
+            <w:r>
+              <w:rPr>
+                <w:rFonts w:ascii="BIZ UDPGothic" w:cs="BIZ UDPGothic" w:eastAsia="BIZ UDPGothic" w:hAnsi="BIZ UDPGothic"/>
+                <w:color w:val="404040"/>
+                <w:sz w:val="18"/>
+                <w:szCs w:val="18"/>
+              </w:rPr>
+              <w:t xml:space="preserve">ポート / Cổng</w:t>
+            </w:r>
+          </w:p>
+        </w:tc>
+        <w:tc>
+          <w:tcPr>
+            <w:tcW w:type="dxa" w:w="2378"/>
+            <w:tcBorders>
+              <w:top w:val="single" w:color="CCCCCC" w:sz="4"/>
+              <w:left w:val="single" w:color="CCCCCC" w:sz="4"/>
+              <w:bottom w:val="single" w:color="CCCCCC" w:sz="4"/>
+              <w:right w:val="single" w:color="CCCCCC" w:sz="4"/>
+            </w:tcBorders>
+            <w:shd w:fill="E8E8E8" w:val="clear"/>
+            <w:tcMar>
+              <w:top w:type="dxa" w:w="80"/>
+              <w:left w:type="dxa" w:w="120"/>
+              <w:bottom w:type="dxa" w:w="80"/>
+              <w:right w:type="dxa" w:w="120"/>
+            </w:tcMar>
+          </w:tcPr>
+          <w:p>
+            <w:pPr>
+              <w:spacing w:before="0" w:after="0"/>
+            </w:pPr>
+            <w:r>
+              <w:rPr>
+                <w:rFonts w:ascii="BIZ UDPGothic" w:cs="BIZ UDPGothic" w:eastAsia="BIZ UDPGothic" w:hAnsi="BIZ UDPGothic"/>
+                <w:color w:val="404040"/>
+                <w:sz w:val="18"/>
+                <w:szCs w:val="18"/>
+              </w:rPr>
+              <w:t xml:space="preserve">ソース / Nguồn</w:t>
+            </w:r>
+          </w:p>
+        </w:tc>
+      </w:tr>
+      <w:tr>
+        <w:trPr>
+          <w:cantSplit/>
+        </w:trPr>
+        <w:tc>
+          <w:tcPr>
+            <w:tcW w:type="dxa" w:w="2376"/>
+            <w:tcBorders>
+              <w:top w:val="single" w:color="CCCCCC" w:sz="4"/>
+              <w:left w:val="single" w:color="CCCCCC" w:sz="4"/>
+              <w:bottom w:val="single" w:color="CCCCCC" w:sz="4"/>
+              <w:right w:val="single" w:color="CCCCCC" w:sz="4"/>
+            </w:tcBorders>
+            <w:shd w:fill="FFFFFF" w:val="clear"/>
+            <w:tcMar>
+              <w:top w:type="dxa" w:w="80"/>
+              <w:left w:type="dxa" w:w="120"/>
+              <w:bottom w:type="dxa" w:w="80"/>
+              <w:right w:type="dxa" w:w="120"/>
+            </w:tcMar>
+          </w:tcPr>
+          <w:p>
+            <w:pPr>
+              <w:spacing w:before="0" w:after="0"/>
+            </w:pPr>
+            <w:r>
+              <w:rPr>
+                <w:rFonts w:ascii="BIZ UDPGothic" w:cs="BIZ UDPGothic" w:eastAsia="BIZ UDPGothic" w:hAnsi="BIZ UDPGothic"/>
+                <w:color w:val="404040"/>
+                <w:sz w:val="18"/>
+                <w:szCs w:val="18"/>
+              </w:rPr>
+              <w:t xml:space="preserve">HTTP</w:t>
+            </w:r>
+          </w:p>
+        </w:tc>
+        <w:tc>
+          <w:tcPr>
+            <w:tcW w:type="dxa" w:w="2376"/>
+            <w:tcBorders>
+              <w:top w:val="single" w:color="CCCCCC" w:sz="4"/>
+              <w:left w:val="single" w:color="CCCCCC" w:sz="4"/>
+              <w:bottom w:val="single" w:color="CCCCCC" w:sz="4"/>
+              <w:right w:val="single" w:color="CCCCCC" w:sz="4"/>
+            </w:tcBorders>
+            <w:shd w:fill="FFFFFF" w:val="clear"/>
+            <w:tcMar>
+              <w:top w:type="dxa" w:w="80"/>
+              <w:left w:type="dxa" w:w="120"/>
+              <w:bottom w:type="dxa" w:w="80"/>
+              <w:right w:type="dxa" w:w="120"/>
+            </w:tcMar>
+          </w:tcPr>
+          <w:p>
+            <w:pPr>
+              <w:spacing w:before="0" w:after="0"/>
+            </w:pPr>
+            <w:r>
+              <w:rPr>
+                <w:rFonts w:ascii="BIZ UDPGothic" w:cs="BIZ UDPGothic" w:eastAsia="BIZ UDPGothic" w:hAnsi="BIZ UDPGothic"/>
+                <w:color w:val="404040"/>
+                <w:sz w:val="18"/>
+                <w:szCs w:val="18"/>
+              </w:rPr>
+              <w:t xml:space="preserve">TCP</w:t>
+            </w:r>
+          </w:p>
+        </w:tc>
+        <w:tc>
+          <w:tcPr>
+            <w:tcW w:type="dxa" w:w="2376"/>
+            <w:tcBorders>
+              <w:top w:val="single" w:color="CCCCCC" w:sz="4"/>
+              <w:left w:val="single" w:color="CCCCCC" w:sz="4"/>
+              <w:bottom w:val="single" w:color="CCCCCC" w:sz="4"/>
+              <w:right w:val="single" w:color="CCCCCC" w:sz="4"/>
+            </w:tcBorders>
+            <w:shd w:fill="FFFFFF" w:val="clear"/>
+            <w:tcMar>
+              <w:top w:type="dxa" w:w="80"/>
+              <w:left w:type="dxa" w:w="120"/>
+              <w:bottom w:type="dxa" w:w="80"/>
+              <w:right w:type="dxa" w:w="120"/>
+            </w:tcMar>
+          </w:tcPr>
+          <w:p>
+            <w:pPr>
+              <w:spacing w:before="0" w:after="0"/>
+            </w:pPr>
+            <w:r>
+              <w:rPr>
+                <w:rFonts w:ascii="BIZ UDPGothic" w:cs="BIZ UDPGothic" w:eastAsia="BIZ UDPGothic" w:hAnsi="BIZ UDPGothic"/>
+                <w:color w:val="404040"/>
+                <w:sz w:val="18"/>
+                <w:szCs w:val="18"/>
+              </w:rPr>
+              <w:t xml:space="preserve">80</w:t>
+            </w:r>
+          </w:p>
+        </w:tc>
+        <w:tc>
+          <w:tcPr>
+            <w:tcW w:type="dxa" w:w="2378"/>
+            <w:tcBorders>
+              <w:top w:val="single" w:color="CCCCCC" w:sz="4"/>
+              <w:left w:val="single" w:color="CCCCCC" w:sz="4"/>
+              <w:bottom w:val="single" w:color="CCCCCC" w:sz="4"/>
+              <w:right w:val="single" w:color="CCCCCC" w:sz="4"/>
+            </w:tcBorders>
+            <w:shd w:fill="FFFFFF" w:val="clear"/>
+            <w:tcMar>
+              <w:top w:type="dxa" w:w="80"/>
+              <w:left w:type="dxa" w:w="120"/>
+              <w:bottom w:type="dxa" w:w="80"/>
+              <w:right w:type="dxa" w:w="120"/>
+            </w:tcMar>
+          </w:tcPr>
+          <w:p>
+            <w:pPr>
+              <w:spacing w:before="0" w:after="0"/>
+            </w:pPr>
+            <w:r>
+              <w:rPr>
+                <w:rFonts w:ascii="BIZ UDPGothic" w:cs="BIZ UDPGothic" w:eastAsia="BIZ UDPGothic" w:hAnsi="BIZ UDPGothic"/>
+                <w:color w:val="404040"/>
+                <w:sz w:val="18"/>
+                <w:szCs w:val="18"/>
+              </w:rPr>
+              <w:t xml:space="preserve">ksm-posstg-vpc-sg-alb-api-be のSG ID ← 🟢のみ許可</w:t>
+            </w:r>
+          </w:p>
+          <w:p>
+            <w:pPr>
+              <w:spacing w:before="0" w:after="0"/>
+            </w:pPr>
+            <w:r>
+              <w:rPr>
+                <w:rFonts w:ascii="BIZ UDPGothic" w:cs="BIZ UDPGothic" w:eastAsia="BIZ UDPGothic" w:hAnsi="BIZ UDPGothic"/>
+                <w:color w:val="404040"/>
+                <w:sz w:val="18"/>
+                <w:szCs w:val="18"/>
+              </w:rPr>
+              <w:t xml:space="preserve">SG ID của ksm-posstg-vpc-sg-alb-api-be ← 🟢Chỉ cho phép</w:t>
+            </w:r>
+          </w:p>
+        </w:tc>
+      </w:tr>
+    </w:tbl>
     <w:p>
       <w:pPr>
         <w:spacing w:before="100" w:after="100"/>
@@ -2081,629 +3241,21 @@
           <w:sz w:val="18"/>
           <w:szCs w:val="18"/>
         </w:rPr>
-        <w:t xml:space="preserve">&gt; 1\. AWSコンソール（STG: 750735758916）にログイン */ Đăng nhập AWS</w:t>
-      </w:r>
-    </w:p>
-    <w:p>
-      <w:pPr>
-        <w:spacing w:before="100" w:after="100"/>
-      </w:pPr>
+        <w:t xml:space="preserve">※ ALB Security Group ID は作業前にAWSコンソールで「ksm-posstg-vpc-sg-alb-api-be」のIDを確認してから設定すること。</w:t>
+      </w:r>
+      <w:r>
+        <w:br/>
+      </w:r>
       <w:r>
         <w:rPr>
           <w:rFonts w:ascii="BIZ UDPGothic" w:cs="BIZ UDPGothic" w:eastAsia="BIZ UDPGothic" w:hAnsi="BIZ UDPGothic"/>
-          <w:color w:val="404040"/>
-          <w:sz w:val="18"/>
-          <w:szCs w:val="18"/>
+          <w:i/>
+          <w:iCs/>
+          <w:color w:val="777777"/>
+          <w:sz w:val="16"/>
+          <w:szCs w:val="16"/>
         </w:rPr>
-        <w:t xml:space="preserve">&gt; Console (STG: 750735758916)*</w:t>
-      </w:r>
-    </w:p>
-    <w:p>
-      <w:pPr>
-        <w:spacing w:before="100" w:after="100"/>
-      </w:pPr>
-      <w:r>
-        <w:rPr>
-          <w:rFonts w:ascii="BIZ UDPGothic" w:cs="BIZ UDPGothic" w:eastAsia="BIZ UDPGothic" w:hAnsi="BIZ UDPGothic"/>
-          <w:color w:val="404040"/>
-          <w:sz w:val="18"/>
-          <w:szCs w:val="18"/>
-        </w:rPr>
-        <w:t xml:space="preserve">&gt;</w:t>
-      </w:r>
-    </w:p>
-    <w:p>
-      <w:pPr>
-        <w:spacing w:before="100" w:after="100"/>
-      </w:pPr>
-      <w:r>
-        <w:rPr>
-          <w:rFonts w:ascii="BIZ UDPGothic" w:cs="BIZ UDPGothic" w:eastAsia="BIZ UDPGothic" w:hAnsi="BIZ UDPGothic"/>
-          <w:color w:val="404040"/>
-          <w:sz w:val="18"/>
-          <w:szCs w:val="18"/>
-        </w:rPr>
-        <w:t xml:space="preserve">&gt; 2\. EC2 → セキュリティグループ → ksm-posstg-vpc-sg-ec2-web-be を選択</w:t>
-      </w:r>
-    </w:p>
-    <w:p>
-      <w:pPr>
-        <w:spacing w:before="100" w:after="100"/>
-      </w:pPr>
-      <w:r>
-        <w:rPr>
-          <w:rFonts w:ascii="BIZ UDPGothic" w:cs="BIZ UDPGothic" w:eastAsia="BIZ UDPGothic" w:hAnsi="BIZ UDPGothic"/>
-          <w:color w:val="404040"/>
-          <w:sz w:val="18"/>
-          <w:szCs w:val="18"/>
-        </w:rPr>
-        <w:t xml:space="preserve">&gt; */ EC2 → Security Groups → Chọn ksm-posstg-vpc-sg-ec2-web-be*</w:t>
-      </w:r>
-    </w:p>
-    <w:p>
-      <w:pPr>
-        <w:spacing w:before="100" w:after="100"/>
-      </w:pPr>
-      <w:r>
-        <w:rPr>
-          <w:rFonts w:ascii="BIZ UDPGothic" w:cs="BIZ UDPGothic" w:eastAsia="BIZ UDPGothic" w:hAnsi="BIZ UDPGothic"/>
-          <w:color w:val="404040"/>
-          <w:sz w:val="18"/>
-          <w:szCs w:val="18"/>
-        </w:rPr>
-        <w:t xml:space="preserve">&gt;</w:t>
-      </w:r>
-    </w:p>
-    <w:p>
-      <w:pPr>
-        <w:spacing w:before="100" w:after="100"/>
-      </w:pPr>
-      <w:r>
-        <w:rPr>
-          <w:rFonts w:ascii="BIZ UDPGothic" w:cs="BIZ UDPGothic" w:eastAsia="BIZ UDPGothic" w:hAnsi="BIZ UDPGothic"/>
-          <w:color w:val="404040"/>
-          <w:sz w:val="18"/>
-          <w:szCs w:val="18"/>
-        </w:rPr>
-        <w:t xml:space="preserve">&gt; 3\. 「インバウンドルールを編集」→ ALL(-1)/0.0.0.0/0 と</w:t>
-      </w:r>
-    </w:p>
-    <w:p>
-      <w:pPr>
-        <w:spacing w:before="100" w:after="100"/>
-      </w:pPr>
-      <w:r>
-        <w:rPr>
-          <w:rFonts w:ascii="BIZ UDPGothic" w:cs="BIZ UDPGothic" w:eastAsia="BIZ UDPGothic" w:hAnsi="BIZ UDPGothic"/>
-          <w:color w:val="404040"/>
-          <w:sz w:val="18"/>
-          <w:szCs w:val="18"/>
-        </w:rPr>
-        <w:t xml:space="preserve">&gt; TCP:8080/0.0.0.0/0 を削除 */ Chỉnh sửa inbound rule → Xóa</w:t>
-      </w:r>
-    </w:p>
-    <w:p>
-      <w:pPr>
-        <w:spacing w:before="100" w:after="100"/>
-      </w:pPr>
-      <w:r>
-        <w:rPr>
-          <w:rFonts w:ascii="BIZ UDPGothic" w:cs="BIZ UDPGothic" w:eastAsia="BIZ UDPGothic" w:hAnsi="BIZ UDPGothic"/>
-          <w:color w:val="404040"/>
-          <w:sz w:val="18"/>
-          <w:szCs w:val="18"/>
-        </w:rPr>
-        <w:t xml:space="preserve">&gt; ALL(-1)/0.0.0.0/0 và TCP:8080/0.0.0.0/0*</w:t>
-      </w:r>
-    </w:p>
-    <w:p>
-      <w:pPr>
-        <w:spacing w:before="100" w:after="100"/>
-      </w:pPr>
-      <w:r>
-        <w:rPr>
-          <w:rFonts w:ascii="BIZ UDPGothic" w:cs="BIZ UDPGothic" w:eastAsia="BIZ UDPGothic" w:hAnsi="BIZ UDPGothic"/>
-          <w:color w:val="404040"/>
-          <w:sz w:val="18"/>
-          <w:szCs w:val="18"/>
-        </w:rPr>
-        <w:t xml:space="preserve">&gt;</w:t>
-      </w:r>
-    </w:p>
-    <w:p>
-      <w:pPr>
-        <w:spacing w:before="100" w:after="100"/>
-      </w:pPr>
-      <w:r>
-        <w:rPr>
-          <w:rFonts w:ascii="BIZ UDPGothic" w:cs="BIZ UDPGothic" w:eastAsia="BIZ UDPGothic" w:hAnsi="BIZ UDPGothic"/>
-          <w:color w:val="404040"/>
-          <w:sz w:val="18"/>
-          <w:szCs w:val="18"/>
-        </w:rPr>
-        <w:t xml:space="preserve">&gt; 4\. 「ルールを追加」→ TCP:80 / ソース: ksm-posstg-vpc-sg-alb-api-be</w:t>
-      </w:r>
-    </w:p>
-    <w:p>
-      <w:pPr>
-        <w:spacing w:before="100" w:after="100"/>
-      </w:pPr>
-      <w:r>
-        <w:rPr>
-          <w:rFonts w:ascii="BIZ UDPGothic" w:cs="BIZ UDPGothic" w:eastAsia="BIZ UDPGothic" w:hAnsi="BIZ UDPGothic"/>
-          <w:color w:val="404040"/>
-          <w:sz w:val="18"/>
-          <w:szCs w:val="18"/>
-        </w:rPr>
-        <w:t xml:space="preserve">&gt; のSG ID を設定 */ Thêm rule → TCP:80 / Nguồn: SG ID của</w:t>
-      </w:r>
-    </w:p>
-    <w:p>
-      <w:pPr>
-        <w:spacing w:before="100" w:after="100"/>
-      </w:pPr>
-      <w:r>
-        <w:rPr>
-          <w:rFonts w:ascii="BIZ UDPGothic" w:cs="BIZ UDPGothic" w:eastAsia="BIZ UDPGothic" w:hAnsi="BIZ UDPGothic"/>
-          <w:color w:val="404040"/>
-          <w:sz w:val="18"/>
-          <w:szCs w:val="18"/>
-        </w:rPr>
-        <w:t xml:space="preserve">&gt; ksm-posstg-vpc-sg-alb-api-be*</w:t>
-      </w:r>
-    </w:p>
-    <w:p>
-      <w:pPr>
-        <w:spacing w:before="100" w:after="100"/>
-      </w:pPr>
-      <w:r>
-        <w:rPr>
-          <w:rFonts w:ascii="BIZ UDPGothic" w:cs="BIZ UDPGothic" w:eastAsia="BIZ UDPGothic" w:hAnsi="BIZ UDPGothic"/>
-          <w:color w:val="404040"/>
-          <w:sz w:val="18"/>
-          <w:szCs w:val="18"/>
-        </w:rPr>
-        <w:t xml:space="preserve">&gt;</w:t>
-      </w:r>
-    </w:p>
-    <w:p>
-      <w:pPr>
-        <w:spacing w:before="100" w:after="100"/>
-      </w:pPr>
-      <w:r>
-        <w:rPr>
-          <w:rFonts w:ascii="BIZ UDPGothic" w:cs="BIZ UDPGothic" w:eastAsia="BIZ UDPGothic" w:hAnsi="BIZ UDPGothic"/>
-          <w:color w:val="404040"/>
-          <w:sz w:val="18"/>
-          <w:szCs w:val="18"/>
-        </w:rPr>
-        <w:t xml:space="preserve">&gt; 5\. 「ルールを保存」→ 下記テスト手順を実施 */ Lưu rule → Thực hiện quy</w:t>
-      </w:r>
-    </w:p>
-    <w:p>
-      <w:pPr>
-        <w:spacing w:before="100" w:after="100"/>
-      </w:pPr>
-      <w:r>
-        <w:rPr>
-          <w:rFonts w:ascii="BIZ UDPGothic" w:cs="BIZ UDPGothic" w:eastAsia="BIZ UDPGothic" w:hAnsi="BIZ UDPGothic"/>
-          <w:color w:val="404040"/>
-          <w:sz w:val="18"/>
-          <w:szCs w:val="18"/>
-        </w:rPr>
-        <w:t xml:space="preserve">&gt; trình kiểm thử bên dưới*</w:t>
-      </w:r>
-    </w:p>
-    <w:p>
-      <w:pPr>
-        <w:spacing w:before="100" w:after="100"/>
-      </w:pPr>
-      <w:r>
-        <w:rPr>
-          <w:rFonts w:ascii="BIZ UDPGothic" w:cs="BIZ UDPGothic" w:eastAsia="BIZ UDPGothic" w:hAnsi="BIZ UDPGothic"/>
-          <w:b/>
-          <w:bCs/>
-          <w:color w:val="C8102E"/>
-          <w:sz w:val="20"/>
-          <w:szCs w:val="20"/>
-        </w:rPr>
-        <w:t xml:space="preserve">■ No.2 ECRリポジトリ削除</w:t>
-      </w:r>
-    </w:p>
-    <w:p>
-      <w:pPr>
-        <w:spacing w:before="100" w:after="100"/>
-      </w:pPr>
-      <w:r>
-        <w:rPr>
-          <w:rFonts w:ascii="BIZ UDPGothic" w:cs="BIZ UDPGothic" w:eastAsia="BIZ UDPGothic" w:hAnsi="BIZ UDPGothic"/>
-          <w:color w:val="404040"/>
-          <w:sz w:val="18"/>
-          <w:szCs w:val="18"/>
-        </w:rPr>
-        <w:t xml:space="preserve">根拠: KSM-AWS-004 Q5 回答「A: 削除してよい（現時点で利用予定なし）」 */</w:t>
-      </w:r>
-    </w:p>
-    <w:p>
-      <w:pPr>
-        <w:spacing w:before="100" w:after="100"/>
-      </w:pPr>
-      <w:r>
-        <w:rPr>
-          <w:rFonts w:ascii="BIZ UDPGothic" w:cs="BIZ UDPGothic" w:eastAsia="BIZ UDPGothic" w:hAnsi="BIZ UDPGothic"/>
-          <w:color w:val="404040"/>
-          <w:sz w:val="18"/>
-          <w:szCs w:val="18"/>
-        </w:rPr>
-        <w:t xml:space="preserve">Căn cứ: Phản hồi KSM-AWS-004 Q5「A: Có thể xóa (hiện tại không có kế</w:t>
-      </w:r>
-    </w:p>
-    <w:p>
-      <w:pPr>
-        <w:spacing w:before="100" w:after="100"/>
-      </w:pPr>
-      <w:r>
-        <w:rPr>
-          <w:rFonts w:ascii="BIZ UDPGothic" w:cs="BIZ UDPGothic" w:eastAsia="BIZ UDPGothic" w:hAnsi="BIZ UDPGothic"/>
-          <w:color w:val="404040"/>
-          <w:sz w:val="18"/>
-          <w:szCs w:val="18"/>
-        </w:rPr>
-        <w:t xml:space="preserve">hoạch sử dụng)」*</w:t>
-      </w:r>
-    </w:p>
-    <w:p>
-      <w:pPr>
-        <w:spacing w:before="100" w:after="100"/>
-      </w:pPr>
-      <w:r>
-        <w:rPr>
-          <w:rFonts w:ascii="BIZ UDPGothic" w:cs="BIZ UDPGothic" w:eastAsia="BIZ UDPGothic" w:hAnsi="BIZ UDPGothic"/>
-          <w:b/>
-          <w:bCs/>
-          <w:color w:val="C8102E"/>
-          <w:sz w:val="20"/>
-          <w:szCs w:val="20"/>
-        </w:rPr>
-        <w:t xml:space="preserve">■ 対象リソース</w:t>
-      </w:r>
-    </w:p>
-    <w:p>
-      <w:pPr>
-        <w:spacing w:before="100" w:after="100"/>
-      </w:pPr>
-      <w:r>
-        <w:rPr>
-          <w:rFonts w:ascii="BIZ UDPGothic" w:cs="BIZ UDPGothic" w:eastAsia="BIZ UDPGothic" w:hAnsi="BIZ UDPGothic"/>
-          <w:color w:val="404040"/>
-          <w:sz w:val="18"/>
-          <w:szCs w:val="18"/>
-        </w:rPr>
-        <w:t xml:space="preserve">リポジトリ名 */ Tên URI                                                                   状態 */ Trạng</w:t>
-      </w:r>
-    </w:p>
-    <w:p>
-      <w:pPr>
-        <w:spacing w:before="100" w:after="100"/>
-      </w:pPr>
-      <w:r>
-        <w:rPr>
-          <w:rFonts w:ascii="BIZ UDPGothic" w:cs="BIZ UDPGothic" w:eastAsia="BIZ UDPGothic" w:hAnsi="BIZ UDPGothic"/>
-          <w:color w:val="404040"/>
-          <w:sz w:val="18"/>
-          <w:szCs w:val="18"/>
-        </w:rPr>
-        <w:t xml:space="preserve">repository*                                                                                       thái*</w:t>
-      </w:r>
-    </w:p>
-    <w:p>
-      <w:pPr>
-        <w:spacing w:before="100" w:after="100"/>
-      </w:pPr>
-      <w:r>
-        <w:rPr>
-          <w:rFonts w:ascii="BIZ UDPGothic" w:cs="BIZ UDPGothic" w:eastAsia="BIZ UDPGothic" w:hAnsi="BIZ UDPGothic"/>
-          <w:color w:val="404040"/>
-          <w:sz w:val="18"/>
-          <w:szCs w:val="18"/>
-        </w:rPr>
-        <w:t xml:space="preserve">ksm-posstg-ecr-web-fe   750735758916.dkr.ecr.ap-northeast-1.amazonaws.com/ksm-posstg-ecr-web-fe   空（イメージ0件）/</w:t>
-      </w:r>
-    </w:p>
-    <w:p>
-      <w:pPr>
-        <w:spacing w:before="100" w:after="100"/>
-      </w:pPr>
-      <w:r>
-        <w:rPr>
-          <w:rFonts w:ascii="BIZ UDPGothic" w:cs="BIZ UDPGothic" w:eastAsia="BIZ UDPGothic" w:hAnsi="BIZ UDPGothic"/>
-          <w:color w:val="404040"/>
-          <w:sz w:val="18"/>
-          <w:szCs w:val="18"/>
-        </w:rPr>
-        <w:t xml:space="preserve">Trống (0 image)</w:t>
-      </w:r>
-    </w:p>
-    <w:p>
-      <w:pPr>
-        <w:spacing w:before="100" w:after="100"/>
-      </w:pPr>
-      <w:r>
-        <w:rPr>
-          <w:rFonts w:ascii="BIZ UDPGothic" w:cs="BIZ UDPGothic" w:eastAsia="BIZ UDPGothic" w:hAnsi="BIZ UDPGothic"/>
-          <w:color w:val="404040"/>
-          <w:sz w:val="18"/>
-          <w:szCs w:val="18"/>
-        </w:rPr>
-        <w:t xml:space="preserve">ksm-posstg-ecr-web-be   750735758916.dkr.ecr.ap-northeast-1.amazonaws.com/ksm-posstg-ecr-web-be   空（イメージ0件）/</w:t>
-      </w:r>
-    </w:p>
-    <w:p>
-      <w:pPr>
-        <w:spacing w:before="100" w:after="100"/>
-      </w:pPr>
-      <w:r>
-        <w:rPr>
-          <w:rFonts w:ascii="BIZ UDPGothic" w:cs="BIZ UDPGothic" w:eastAsia="BIZ UDPGothic" w:hAnsi="BIZ UDPGothic"/>
-          <w:color w:val="404040"/>
-          <w:sz w:val="18"/>
-          <w:szCs w:val="18"/>
-        </w:rPr>
-        <w:t xml:space="preserve">Trống (0 image)</w:t>
-      </w:r>
-    </w:p>
-    <w:p>
-      <w:pPr>
-        <w:spacing w:before="100" w:after="100"/>
-      </w:pPr>
-      <w:r>
-        <w:rPr>
-          <w:rFonts w:ascii="BIZ UDPGothic" w:cs="BIZ UDPGothic" w:eastAsia="BIZ UDPGothic" w:hAnsi="BIZ UDPGothic"/>
-          <w:b/>
-          <w:bCs/>
-          <w:color w:val="C8102E"/>
-          <w:sz w:val="20"/>
-          <w:szCs w:val="20"/>
-        </w:rPr>
-        <w:t xml:space="preserve">■ 作業手順</w:t>
-      </w:r>
-    </w:p>
-    <w:p>
-      <w:pPr>
-        <w:spacing w:before="100" w:after="100"/>
-      </w:pPr>
-      <w:r>
-        <w:rPr>
-          <w:rFonts w:ascii="BIZ UDPGothic" w:cs="BIZ UDPGothic" w:eastAsia="BIZ UDPGothic" w:hAnsi="BIZ UDPGothic"/>
-          <w:color w:val="404040"/>
-          <w:sz w:val="18"/>
-          <w:szCs w:val="18"/>
-        </w:rPr>
-        <w:t xml:space="preserve">&gt; 1\. AWSコンソール（STG: 750735758916）にログイン */ Đăng nhập AWS</w:t>
-      </w:r>
-    </w:p>
-    <w:p>
-      <w:pPr>
-        <w:spacing w:before="100" w:after="100"/>
-      </w:pPr>
-      <w:r>
-        <w:rPr>
-          <w:rFonts w:ascii="BIZ UDPGothic" w:cs="BIZ UDPGothic" w:eastAsia="BIZ UDPGothic" w:hAnsi="BIZ UDPGothic"/>
-          <w:color w:val="404040"/>
-          <w:sz w:val="18"/>
-          <w:szCs w:val="18"/>
-        </w:rPr>
-        <w:t xml:space="preserve">&gt; Console (STG: 750735758916)*</w:t>
-      </w:r>
-    </w:p>
-    <w:p>
-      <w:pPr>
-        <w:spacing w:before="100" w:after="100"/>
-      </w:pPr>
-      <w:r>
-        <w:rPr>
-          <w:rFonts w:ascii="BIZ UDPGothic" w:cs="BIZ UDPGothic" w:eastAsia="BIZ UDPGothic" w:hAnsi="BIZ UDPGothic"/>
-          <w:color w:val="404040"/>
-          <w:sz w:val="18"/>
-          <w:szCs w:val="18"/>
-        </w:rPr>
-        <w:t xml:space="preserve">&gt;</w:t>
-      </w:r>
-    </w:p>
-    <w:p>
-      <w:pPr>
-        <w:spacing w:before="100" w:after="100"/>
-      </w:pPr>
-      <w:r>
-        <w:rPr>
-          <w:rFonts w:ascii="BIZ UDPGothic" w:cs="BIZ UDPGothic" w:eastAsia="BIZ UDPGothic" w:hAnsi="BIZ UDPGothic"/>
-          <w:color w:val="404040"/>
-          <w:sz w:val="18"/>
-          <w:szCs w:val="18"/>
-        </w:rPr>
-        <w:t xml:space="preserve">&gt; 2\. Amazon ECR → リポジトリ 一覧を開く */ Amazon ECR → Mở danh sách</w:t>
-      </w:r>
-    </w:p>
-    <w:p>
-      <w:pPr>
-        <w:spacing w:before="100" w:after="100"/>
-      </w:pPr>
-      <w:r>
-        <w:rPr>
-          <w:rFonts w:ascii="BIZ UDPGothic" w:cs="BIZ UDPGothic" w:eastAsia="BIZ UDPGothic" w:hAnsi="BIZ UDPGothic"/>
-          <w:color w:val="404040"/>
-          <w:sz w:val="18"/>
-          <w:szCs w:val="18"/>
-        </w:rPr>
-        <w:t xml:space="preserve">&gt; repository*</w:t>
-      </w:r>
-    </w:p>
-    <w:p>
-      <w:pPr>
-        <w:spacing w:before="100" w:after="100"/>
-      </w:pPr>
-      <w:r>
-        <w:rPr>
-          <w:rFonts w:ascii="BIZ UDPGothic" w:cs="BIZ UDPGothic" w:eastAsia="BIZ UDPGothic" w:hAnsi="BIZ UDPGothic"/>
-          <w:color w:val="404040"/>
-          <w:sz w:val="18"/>
-          <w:szCs w:val="18"/>
-        </w:rPr>
-        <w:t xml:space="preserve">&gt;</w:t>
-      </w:r>
-    </w:p>
-    <w:p>
-      <w:pPr>
-        <w:spacing w:before="100" w:after="100"/>
-      </w:pPr>
-      <w:r>
-        <w:rPr>
-          <w:rFonts w:ascii="BIZ UDPGothic" w:cs="BIZ UDPGothic" w:eastAsia="BIZ UDPGothic" w:hAnsi="BIZ UDPGothic"/>
-          <w:color w:val="404040"/>
-          <w:sz w:val="18"/>
-          <w:szCs w:val="18"/>
-        </w:rPr>
-        <w:t xml:space="preserve">&gt; 3\. ksm-posstg-ecr-web-fe を選択 → 「削除」→</w:t>
-      </w:r>
-    </w:p>
-    <w:p>
-      <w:pPr>
-        <w:spacing w:before="100" w:after="100"/>
-      </w:pPr>
-      <w:r>
-        <w:rPr>
-          <w:rFonts w:ascii="BIZ UDPGothic" w:cs="BIZ UDPGothic" w:eastAsia="BIZ UDPGothic" w:hAnsi="BIZ UDPGothic"/>
-          <w:color w:val="404040"/>
-          <w:sz w:val="18"/>
-          <w:szCs w:val="18"/>
-        </w:rPr>
-        <w:t xml:space="preserve">&gt; 確認ダイアログで「削除」を実行 */ Chọn ksm-posstg-ecr-web-fe →</w:t>
-      </w:r>
-    </w:p>
-    <w:p>
-      <w:pPr>
-        <w:spacing w:before="100" w:after="100"/>
-      </w:pPr>
-      <w:r>
-        <w:rPr>
-          <w:rFonts w:ascii="BIZ UDPGothic" w:cs="BIZ UDPGothic" w:eastAsia="BIZ UDPGothic" w:hAnsi="BIZ UDPGothic"/>
-          <w:color w:val="404040"/>
-          <w:sz w:val="18"/>
-          <w:szCs w:val="18"/>
-        </w:rPr>
-        <w:t xml:space="preserve">&gt; 「削除」→ Thực hiện「削除」trên hộp thoại xác nhận*</w:t>
-      </w:r>
-    </w:p>
-    <w:p>
-      <w:pPr>
-        <w:spacing w:before="100" w:after="100"/>
-      </w:pPr>
-      <w:r>
-        <w:rPr>
-          <w:rFonts w:ascii="BIZ UDPGothic" w:cs="BIZ UDPGothic" w:eastAsia="BIZ UDPGothic" w:hAnsi="BIZ UDPGothic"/>
-          <w:color w:val="404040"/>
-          <w:sz w:val="18"/>
-          <w:szCs w:val="18"/>
-        </w:rPr>
-        <w:t xml:space="preserve">&gt;</w:t>
-      </w:r>
-    </w:p>
-    <w:p>
-      <w:pPr>
-        <w:spacing w:before="100" w:after="100"/>
-      </w:pPr>
-      <w:r>
-        <w:rPr>
-          <w:rFonts w:ascii="BIZ UDPGothic" w:cs="BIZ UDPGothic" w:eastAsia="BIZ UDPGothic" w:hAnsi="BIZ UDPGothic"/>
-          <w:color w:val="404040"/>
-          <w:sz w:val="18"/>
-          <w:szCs w:val="18"/>
-        </w:rPr>
-        <w:t xml:space="preserve">&gt; 4\. ksm-posstg-ecr-web-be を選択 → 「削除」→</w:t>
-      </w:r>
-    </w:p>
-    <w:p>
-      <w:pPr>
-        <w:spacing w:before="100" w:after="100"/>
-      </w:pPr>
-      <w:r>
-        <w:rPr>
-          <w:rFonts w:ascii="BIZ UDPGothic" w:cs="BIZ UDPGothic" w:eastAsia="BIZ UDPGothic" w:hAnsi="BIZ UDPGothic"/>
-          <w:color w:val="404040"/>
-          <w:sz w:val="18"/>
-          <w:szCs w:val="18"/>
-        </w:rPr>
-        <w:t xml:space="preserve">&gt; 確認ダイアログで「削除」を実行 */ Chọn ksm-posstg-ecr-web-be →</w:t>
-      </w:r>
-    </w:p>
-    <w:p>
-      <w:pPr>
-        <w:spacing w:before="100" w:after="100"/>
-      </w:pPr>
-      <w:r>
-        <w:rPr>
-          <w:rFonts w:ascii="BIZ UDPGothic" w:cs="BIZ UDPGothic" w:eastAsia="BIZ UDPGothic" w:hAnsi="BIZ UDPGothic"/>
-          <w:color w:val="404040"/>
-          <w:sz w:val="18"/>
-          <w:szCs w:val="18"/>
-        </w:rPr>
-        <w:t xml:space="preserve">&gt; 「削除」→ Thực hiện「削除」trên hộp thoại xác nhận*</w:t>
-      </w:r>
-    </w:p>
-    <w:p>
-      <w:pPr>
-        <w:spacing w:before="100" w:after="100"/>
-      </w:pPr>
-      <w:r>
-        <w:rPr>
-          <w:rFonts w:ascii="BIZ UDPGothic" w:cs="BIZ UDPGothic" w:eastAsia="BIZ UDPGothic" w:hAnsi="BIZ UDPGothic"/>
-          <w:color w:val="404040"/>
-          <w:sz w:val="18"/>
-          <w:szCs w:val="18"/>
-        </w:rPr>
-        <w:t xml:space="preserve">&gt;</w:t>
-      </w:r>
-    </w:p>
-    <w:p>
-      <w:pPr>
-        <w:spacing w:before="100" w:after="100"/>
-      </w:pPr>
-      <w:r>
-        <w:rPr>
-          <w:rFonts w:ascii="BIZ UDPGothic" w:cs="BIZ UDPGothic" w:eastAsia="BIZ UDPGothic" w:hAnsi="BIZ UDPGothic"/>
-          <w:color w:val="404040"/>
-          <w:sz w:val="18"/>
-          <w:szCs w:val="18"/>
-        </w:rPr>
-        <w:t xml:space="preserve">&gt; 5\.</w:t>
-      </w:r>
-    </w:p>
-    <w:p>
-      <w:pPr>
-        <w:spacing w:before="100" w:after="100"/>
-      </w:pPr>
-      <w:r>
-        <w:rPr>
-          <w:rFonts w:ascii="BIZ UDPGothic" w:cs="BIZ UDPGothic" w:eastAsia="BIZ UDPGothic" w:hAnsi="BIZ UDPGothic"/>
-          <w:color w:val="404040"/>
-          <w:sz w:val="18"/>
-          <w:szCs w:val="18"/>
-        </w:rPr>
-        <w:t xml:space="preserve">&gt; リポジトリ一覧から両リポジトリが消えていることを確認・スクリーンショット取得</w:t>
-      </w:r>
-    </w:p>
-    <w:p>
-      <w:pPr>
-        <w:spacing w:before="100" w:after="100"/>
-      </w:pPr>
-      <w:r>
-        <w:rPr>
-          <w:rFonts w:ascii="BIZ UDPGothic" w:cs="BIZ UDPGothic" w:eastAsia="BIZ UDPGothic" w:hAnsi="BIZ UDPGothic"/>
-          <w:color w:val="404040"/>
-          <w:sz w:val="18"/>
-          <w:szCs w:val="18"/>
-        </w:rPr>
-        <w:t xml:space="preserve">&gt; */ Xác nhận cả 2 repository đã biến mất, chụp màn hình lưu lại*</w:t>
+        <w:t xml:space="preserve">/ Cần xác nhận SG ID của「ksm-posstg-vpc-sg-alb-api-be」trên AWS Console trước khi thực hiện.</w:t>
       </w:r>
     </w:p>
     <w:p>
@@ -2722,7 +3274,7 @@
           <w:sz w:val="24"/>
           <w:szCs w:val="24"/>
         </w:rPr>
-        <w:t xml:space="preserve">■ テスト手順・結果</w:t>
+        <w:t xml:space="preserve">■ 作業手順 / Quy trình thực hiện</w:t>
       </w:r>
       <w:r>
         <w:br/>
@@ -2736,9 +3288,3220 @@
           <w:sz w:val="17"/>
           <w:szCs w:val="17"/>
         </w:rPr>
-        <w:t xml:space="preserve">　Quy Trình &amp; Kết Quả Kiểm Thử</w:t>
+        <w:t xml:space="preserve">　</w:t>
       </w:r>
     </w:p>
+    <w:p>
+      <w:pPr>
+        <w:pBdr>
+          <w:left w:val="thick" w:color="C8102E" w:sz="20" w:space="6"/>
+        </w:pBdr>
+        <w:spacing w:before="280" w:after="100"/>
+      </w:pPr>
+      <w:r>
+        <w:rPr>
+          <w:rFonts w:ascii="BIZ UDPGothic" w:cs="BIZ UDPGothic" w:eastAsia="BIZ UDPGothic" w:hAnsi="BIZ UDPGothic"/>
+          <w:b/>
+          <w:bCs/>
+          <w:color w:val="C8102E"/>
+          <w:sz w:val="24"/>
+          <w:szCs w:val="24"/>
+        </w:rPr>
+        <w:t xml:space="preserve">■ テスト手順・報告 / Quy trình kiểm thử・Báo cáo</w:t>
+      </w:r>
+      <w:r>
+        <w:br/>
+      </w:r>
+      <w:r>
+        <w:rPr>
+          <w:rFonts w:ascii="BIZ UDPGothic" w:cs="BIZ UDPGothic" w:eastAsia="BIZ UDPGothic" w:hAnsi="BIZ UDPGothic"/>
+          <w:i/>
+          <w:iCs/>
+          <w:color w:val="AA3344"/>
+          <w:sz w:val="17"/>
+          <w:szCs w:val="17"/>
+        </w:rPr>
+        <w:t xml:space="preserve">　</w:t>
+      </w:r>
+    </w:p>
+    <w:tbl>
+      <w:tblPr>
+        <w:tblW w:type="dxa" w:w="9506"/>
+        <w:tblBorders>
+          <w:top w:val="single" w:color="CCCCCC" w:sz="4"/>
+          <w:left w:val="single" w:color="CCCCCC" w:sz="4"/>
+          <w:bottom w:val="single" w:color="CCCCCC" w:sz="4"/>
+          <w:right w:val="single" w:color="CCCCCC" w:sz="4"/>
+          <w:insideH w:val="single" w:color="auto" w:sz="4"/>
+          <w:insideV w:val="single" w:color="auto" w:sz="4"/>
+        </w:tblBorders>
+      </w:tblPr>
+      <w:tblGrid>
+        <w:gridCol w:w="1901"/>
+        <w:gridCol w:w="1901"/>
+        <w:gridCol w:w="1901"/>
+        <w:gridCol w:w="1901"/>
+        <w:gridCol w:w="1902"/>
+      </w:tblGrid>
+      <w:tr>
+        <w:trPr>
+          <w:cantSplit/>
+          <w:tblHeader/>
+        </w:trPr>
+        <w:tc>
+          <w:tcPr>
+            <w:tcW w:type="dxa" w:w="1901"/>
+            <w:tcBorders>
+              <w:top w:val="single" w:color="CCCCCC" w:sz="4"/>
+              <w:left w:val="single" w:color="CCCCCC" w:sz="4"/>
+              <w:bottom w:val="single" w:color="CCCCCC" w:sz="4"/>
+              <w:right w:val="single" w:color="CCCCCC" w:sz="4"/>
+            </w:tcBorders>
+            <w:shd w:fill="E8E8E8" w:val="clear"/>
+            <w:tcMar>
+              <w:top w:type="dxa" w:w="80"/>
+              <w:left w:type="dxa" w:w="120"/>
+              <w:bottom w:type="dxa" w:w="80"/>
+              <w:right w:type="dxa" w:w="120"/>
+            </w:tcMar>
+          </w:tcPr>
+          <w:p>
+            <w:pPr>
+              <w:spacing w:before="0" w:after="0"/>
+            </w:pPr>
+            <w:r>
+              <w:rPr>
+                <w:rFonts w:ascii="BIZ UDPGothic" w:cs="BIZ UDPGothic" w:eastAsia="BIZ UDPGothic" w:hAnsi="BIZ UDPGothic"/>
+                <w:color w:val="404040"/>
+                <w:sz w:val="18"/>
+                <w:szCs w:val="18"/>
+              </w:rPr>
+              <w:t xml:space="preserve">No.</w:t>
+            </w:r>
+          </w:p>
+        </w:tc>
+        <w:tc>
+          <w:tcPr>
+            <w:tcW w:type="dxa" w:w="1901"/>
+            <w:tcBorders>
+              <w:top w:val="single" w:color="CCCCCC" w:sz="4"/>
+              <w:left w:val="single" w:color="CCCCCC" w:sz="4"/>
+              <w:bottom w:val="single" w:color="CCCCCC" w:sz="4"/>
+              <w:right w:val="single" w:color="CCCCCC" w:sz="4"/>
+            </w:tcBorders>
+            <w:shd w:fill="E8E8E8" w:val="clear"/>
+            <w:tcMar>
+              <w:top w:type="dxa" w:w="80"/>
+              <w:left w:type="dxa" w:w="120"/>
+              <w:bottom w:type="dxa" w:w="80"/>
+              <w:right w:type="dxa" w:w="120"/>
+            </w:tcMar>
+          </w:tcPr>
+          <w:p>
+            <w:pPr>
+              <w:spacing w:before="0" w:after="0"/>
+            </w:pPr>
+            <w:r>
+              <w:rPr>
+                <w:rFonts w:ascii="BIZ UDPGothic" w:cs="BIZ UDPGothic" w:eastAsia="BIZ UDPGothic" w:hAnsi="BIZ UDPGothic"/>
+                <w:color w:val="404040"/>
+                <w:sz w:val="18"/>
+                <w:szCs w:val="18"/>
+              </w:rPr>
+              <w:t xml:space="preserve">テスト手順・確認内容 / Nội dung xác nhận</w:t>
+            </w:r>
+          </w:p>
+        </w:tc>
+        <w:tc>
+          <w:tcPr>
+            <w:tcW w:type="dxa" w:w="1901"/>
+            <w:tcBorders>
+              <w:top w:val="single" w:color="CCCCCC" w:sz="4"/>
+              <w:left w:val="single" w:color="CCCCCC" w:sz="4"/>
+              <w:bottom w:val="single" w:color="CCCCCC" w:sz="4"/>
+              <w:right w:val="single" w:color="CCCCCC" w:sz="4"/>
+            </w:tcBorders>
+            <w:shd w:fill="E8E8E8" w:val="clear"/>
+            <w:tcMar>
+              <w:top w:type="dxa" w:w="80"/>
+              <w:left w:type="dxa" w:w="120"/>
+              <w:bottom w:type="dxa" w:w="80"/>
+              <w:right w:type="dxa" w:w="120"/>
+            </w:tcMar>
+          </w:tcPr>
+          <w:p>
+            <w:pPr>
+              <w:spacing w:before="0" w:after="0"/>
+            </w:pPr>
+            <w:r>
+              <w:rPr>
+                <w:rFonts w:ascii="BIZ UDPGothic" w:cs="BIZ UDPGothic" w:eastAsia="BIZ UDPGothic" w:hAnsi="BIZ UDPGothic"/>
+                <w:color w:val="404040"/>
+                <w:sz w:val="18"/>
+                <w:szCs w:val="18"/>
+              </w:rPr>
+              <w:t xml:space="preserve">期待結果 / Kết quả mong đợi</w:t>
+            </w:r>
+          </w:p>
+        </w:tc>
+        <w:tc>
+          <w:tcPr>
+            <w:tcW w:type="dxa" w:w="1901"/>
+            <w:tcBorders>
+              <w:top w:val="single" w:color="CCCCCC" w:sz="4"/>
+              <w:left w:val="single" w:color="CCCCCC" w:sz="4"/>
+              <w:bottom w:val="single" w:color="CCCCCC" w:sz="4"/>
+              <w:right w:val="single" w:color="CCCCCC" w:sz="4"/>
+            </w:tcBorders>
+            <w:shd w:fill="E8E8E8" w:val="clear"/>
+            <w:tcMar>
+              <w:top w:type="dxa" w:w="80"/>
+              <w:left w:type="dxa" w:w="120"/>
+              <w:bottom w:type="dxa" w:w="80"/>
+              <w:right w:type="dxa" w:w="120"/>
+            </w:tcMar>
+          </w:tcPr>
+          <w:p>
+            <w:pPr>
+              <w:spacing w:before="0" w:after="0"/>
+            </w:pPr>
+            <w:r>
+              <w:rPr>
+                <w:rFonts w:ascii="BIZ UDPGothic" w:cs="BIZ UDPGothic" w:eastAsia="BIZ UDPGothic" w:hAnsi="BIZ UDPGothic"/>
+                <w:color w:val="404040"/>
+                <w:sz w:val="18"/>
+                <w:szCs w:val="18"/>
+              </w:rPr>
+              <w:t xml:space="preserve">結果 / KQ</w:t>
+            </w:r>
+          </w:p>
+        </w:tc>
+        <w:tc>
+          <w:tcPr>
+            <w:tcW w:type="dxa" w:w="1902"/>
+            <w:tcBorders>
+              <w:top w:val="single" w:color="CCCCCC" w:sz="4"/>
+              <w:left w:val="single" w:color="CCCCCC" w:sz="4"/>
+              <w:bottom w:val="single" w:color="CCCCCC" w:sz="4"/>
+              <w:right w:val="single" w:color="CCCCCC" w:sz="4"/>
+            </w:tcBorders>
+            <w:shd w:fill="E8E8E8" w:val="clear"/>
+            <w:tcMar>
+              <w:top w:type="dxa" w:w="80"/>
+              <w:left w:type="dxa" w:w="120"/>
+              <w:bottom w:type="dxa" w:w="80"/>
+              <w:right w:type="dxa" w:w="120"/>
+            </w:tcMar>
+          </w:tcPr>
+          <w:p>
+            <w:pPr>
+              <w:spacing w:before="0" w:after="0"/>
+            </w:pPr>
+            <w:r>
+              <w:rPr>
+                <w:rFonts w:ascii="BIZ UDPGothic" w:cs="BIZ UDPGothic" w:eastAsia="BIZ UDPGothic" w:hAnsi="BIZ UDPGothic"/>
+                <w:color w:val="404040"/>
+                <w:sz w:val="18"/>
+                <w:szCs w:val="18"/>
+              </w:rPr>
+              <w:t xml:space="preserve">備考 / Ghi chú</w:t>
+            </w:r>
+          </w:p>
+        </w:tc>
+      </w:tr>
+      <w:tr>
+        <w:trPr>
+          <w:cantSplit/>
+        </w:trPr>
+        <w:tc>
+          <w:tcPr>
+            <w:tcW w:type="dxa" w:w="1901"/>
+            <w:tcBorders>
+              <w:top w:val="single" w:color="CCCCCC" w:sz="4"/>
+              <w:left w:val="single" w:color="CCCCCC" w:sz="4"/>
+              <w:bottom w:val="single" w:color="CCCCCC" w:sz="4"/>
+              <w:right w:val="single" w:color="CCCCCC" w:sz="4"/>
+            </w:tcBorders>
+            <w:shd w:fill="FFFFFF" w:val="clear"/>
+            <w:tcMar>
+              <w:top w:type="dxa" w:w="80"/>
+              <w:left w:type="dxa" w:w="120"/>
+              <w:bottom w:type="dxa" w:w="80"/>
+              <w:right w:type="dxa" w:w="120"/>
+            </w:tcMar>
+          </w:tcPr>
+          <w:p>
+            <w:pPr>
+              <w:spacing w:before="0" w:after="0"/>
+            </w:pPr>
+            <w:r>
+              <w:rPr>
+                <w:rFonts w:ascii="BIZ UDPGothic" w:cs="BIZ UDPGothic" w:eastAsia="BIZ UDPGothic" w:hAnsi="BIZ UDPGothic"/>
+                <w:color w:val="404040"/>
+                <w:sz w:val="18"/>
+                <w:szCs w:val="18"/>
+              </w:rPr>
+              <w:t xml:space="preserve">1</w:t>
+            </w:r>
+          </w:p>
+        </w:tc>
+        <w:tc>
+          <w:tcPr>
+            <w:tcW w:type="dxa" w:w="1901"/>
+            <w:tcBorders>
+              <w:top w:val="single" w:color="CCCCCC" w:sz="4"/>
+              <w:left w:val="single" w:color="CCCCCC" w:sz="4"/>
+              <w:bottom w:val="single" w:color="CCCCCC" w:sz="4"/>
+              <w:right w:val="single" w:color="CCCCCC" w:sz="4"/>
+            </w:tcBorders>
+            <w:shd w:fill="FFFFFF" w:val="clear"/>
+            <w:tcMar>
+              <w:top w:type="dxa" w:w="80"/>
+              <w:left w:type="dxa" w:w="120"/>
+              <w:bottom w:type="dxa" w:w="80"/>
+              <w:right w:type="dxa" w:w="120"/>
+            </w:tcMar>
+          </w:tcPr>
+          <w:p>
+            <w:pPr>
+              <w:spacing w:before="0" w:after="0"/>
+            </w:pPr>
+            <w:r>
+              <w:rPr>
+                <w:rFonts w:ascii="BIZ UDPGothic" w:cs="BIZ UDPGothic" w:eastAsia="BIZ UDPGothic" w:hAnsi="BIZ UDPGothic"/>
+                <w:color w:val="404040"/>
+                <w:sz w:val="18"/>
+                <w:szCs w:val="18"/>
+              </w:rPr>
+              <w:t xml:space="preserve">AWSコンソール → EC2 → セキュリティグループ</w:t>
+            </w:r>
+          </w:p>
+          <w:p>
+            <w:pPr>
+              <w:spacing w:before="0" w:after="0"/>
+            </w:pPr>
+            <w:r>
+              <w:rPr>
+                <w:rFonts w:ascii="BIZ UDPGothic" w:cs="BIZ UDPGothic" w:eastAsia="BIZ UDPGothic" w:hAnsi="BIZ UDPGothic"/>
+                <w:color w:val="404040"/>
+                <w:sz w:val="18"/>
+                <w:szCs w:val="18"/>
+              </w:rPr>
+              <w:t xml:space="preserve">ksm-posstg-vpc-sg-ec2-web-be を開く</w:t>
+            </w:r>
+          </w:p>
+          <w:p>
+            <w:pPr>
+              <w:spacing w:before="0" w:after="0"/>
+            </w:pPr>
+            <w:r>
+              <w:rPr>
+                <w:rFonts w:ascii="BIZ UDPGothic" w:cs="BIZ UDPGothic" w:eastAsia="BIZ UDPGothic" w:hAnsi="BIZ UDPGothic"/>
+                <w:color w:val="404040"/>
+                <w:sz w:val="18"/>
+                <w:szCs w:val="18"/>
+              </w:rPr>
+              <w:t xml:space="preserve">「インバウンドルール」タブを確認</w:t>
+            </w:r>
+          </w:p>
+          <w:p>
+            <w:pPr>
+              <w:spacing w:before="0" w:after="0"/>
+            </w:pPr>
+            <w:r>
+              <w:rPr>
+                <w:rFonts w:ascii="BIZ UDPGothic" w:cs="BIZ UDPGothic" w:eastAsia="BIZ UDPGothic" w:hAnsi="BIZ UDPGothic"/>
+                <w:color w:val="404040"/>
+                <w:sz w:val="18"/>
+                <w:szCs w:val="18"/>
+              </w:rPr>
+              <w:t xml:space="preserve">AWS Console → EC2 → Security Groups</w:t>
+            </w:r>
+          </w:p>
+          <w:p>
+            <w:pPr>
+              <w:spacing w:before="0" w:after="0"/>
+            </w:pPr>
+            <w:r>
+              <w:rPr>
+                <w:rFonts w:ascii="BIZ UDPGothic" w:cs="BIZ UDPGothic" w:eastAsia="BIZ UDPGothic" w:hAnsi="BIZ UDPGothic"/>
+                <w:color w:val="404040"/>
+                <w:sz w:val="18"/>
+                <w:szCs w:val="18"/>
+              </w:rPr>
+              <w:t xml:space="preserve">Mở ksm-posstg-vpc-sg-ec2-web-be</w:t>
+            </w:r>
+          </w:p>
+          <w:p>
+            <w:pPr>
+              <w:spacing w:before="0" w:after="0"/>
+            </w:pPr>
+            <w:r>
+              <w:rPr>
+                <w:rFonts w:ascii="BIZ UDPGothic" w:cs="BIZ UDPGothic" w:eastAsia="BIZ UDPGothic" w:hAnsi="BIZ UDPGothic"/>
+                <w:color w:val="404040"/>
+                <w:sz w:val="18"/>
+                <w:szCs w:val="18"/>
+              </w:rPr>
+              <w:t xml:space="preserve">Kiểm tra tab「Inbound rules」</w:t>
+            </w:r>
+          </w:p>
+        </w:tc>
+        <w:tc>
+          <w:tcPr>
+            <w:tcW w:type="dxa" w:w="1901"/>
+            <w:tcBorders>
+              <w:top w:val="single" w:color="CCCCCC" w:sz="4"/>
+              <w:left w:val="single" w:color="CCCCCC" w:sz="4"/>
+              <w:bottom w:val="single" w:color="CCCCCC" w:sz="4"/>
+              <w:right w:val="single" w:color="CCCCCC" w:sz="4"/>
+            </w:tcBorders>
+            <w:shd w:fill="FFFFFF" w:val="clear"/>
+            <w:tcMar>
+              <w:top w:type="dxa" w:w="80"/>
+              <w:left w:type="dxa" w:w="120"/>
+              <w:bottom w:type="dxa" w:w="80"/>
+              <w:right w:type="dxa" w:w="120"/>
+            </w:tcMar>
+          </w:tcPr>
+          <w:p>
+            <w:pPr>
+              <w:spacing w:before="0" w:after="0"/>
+            </w:pPr>
+            <w:r>
+              <w:rPr>
+                <w:rFonts w:ascii="BIZ UDPGothic" w:cs="BIZ UDPGothic" w:eastAsia="BIZ UDPGothic" w:hAnsi="BIZ UDPGothic"/>
+                <w:color w:val="404040"/>
+                <w:sz w:val="18"/>
+                <w:szCs w:val="18"/>
+              </w:rPr>
+              <w:t xml:space="preserve">以下2ルールが存在しないこと</w:t>
+            </w:r>
+          </w:p>
+          <w:p>
+            <w:pPr>
+              <w:spacing w:before="0" w:after="0"/>
+            </w:pPr>
+            <w:r>
+              <w:rPr>
+                <w:rFonts w:ascii="BIZ UDPGothic" w:cs="BIZ UDPGothic" w:eastAsia="BIZ UDPGothic" w:hAnsi="BIZ UDPGothic"/>
+                <w:color w:val="404040"/>
+                <w:sz w:val="18"/>
+                <w:szCs w:val="18"/>
+              </w:rPr>
+              <w:t xml:space="preserve">・ALL(-1) → 0.0.0.0/0</w:t>
+            </w:r>
+          </w:p>
+          <w:p>
+            <w:pPr>
+              <w:spacing w:before="0" w:after="0"/>
+            </w:pPr>
+            <w:r>
+              <w:rPr>
+                <w:rFonts w:ascii="BIZ UDPGothic" w:cs="BIZ UDPGothic" w:eastAsia="BIZ UDPGothic" w:hAnsi="BIZ UDPGothic"/>
+                <w:color w:val="404040"/>
+                <w:sz w:val="18"/>
+                <w:szCs w:val="18"/>
+              </w:rPr>
+              <w:t xml:space="preserve">・TCP:8080 → 0.0.0.0/0</w:t>
+            </w:r>
+          </w:p>
+          <w:p>
+            <w:pPr>
+              <w:spacing w:before="0" w:after="0"/>
+            </w:pPr>
+            <w:r>
+              <w:rPr>
+                <w:rFonts w:ascii="BIZ UDPGothic" w:cs="BIZ UDPGothic" w:eastAsia="BIZ UDPGothic" w:hAnsi="BIZ UDPGothic"/>
+                <w:color w:val="404040"/>
+                <w:sz w:val="18"/>
+                <w:szCs w:val="18"/>
+              </w:rPr>
+              <w:t xml:space="preserve">2 rule sau không tồn tại</w:t>
+            </w:r>
+          </w:p>
+          <w:p>
+            <w:pPr>
+              <w:spacing w:before="0" w:after="0"/>
+            </w:pPr>
+            <w:r>
+              <w:rPr>
+                <w:rFonts w:ascii="BIZ UDPGothic" w:cs="BIZ UDPGothic" w:eastAsia="BIZ UDPGothic" w:hAnsi="BIZ UDPGothic"/>
+                <w:color w:val="404040"/>
+                <w:sz w:val="18"/>
+                <w:szCs w:val="18"/>
+              </w:rPr>
+              <w:t xml:space="preserve">・ALL(-1) → 0.0.0.0/0</w:t>
+            </w:r>
+          </w:p>
+          <w:p>
+            <w:pPr>
+              <w:spacing w:before="0" w:after="0"/>
+            </w:pPr>
+            <w:r>
+              <w:rPr>
+                <w:rFonts w:ascii="BIZ UDPGothic" w:cs="BIZ UDPGothic" w:eastAsia="BIZ UDPGothic" w:hAnsi="BIZ UDPGothic"/>
+                <w:color w:val="404040"/>
+                <w:sz w:val="18"/>
+                <w:szCs w:val="18"/>
+              </w:rPr>
+              <w:t xml:space="preserve">・TCP:8080 → 0.0.0.0/0</w:t>
+            </w:r>
+          </w:p>
+        </w:tc>
+        <w:tc>
+          <w:tcPr>
+            <w:tcW w:type="dxa" w:w="1901"/>
+            <w:tcBorders>
+              <w:top w:val="single" w:color="CCCCCC" w:sz="4"/>
+              <w:left w:val="single" w:color="CCCCCC" w:sz="4"/>
+              <w:bottom w:val="single" w:color="CCCCCC" w:sz="4"/>
+              <w:right w:val="single" w:color="CCCCCC" w:sz="4"/>
+            </w:tcBorders>
+            <w:shd w:fill="FFFFFF" w:val="clear"/>
+            <w:tcMar>
+              <w:top w:type="dxa" w:w="80"/>
+              <w:left w:type="dxa" w:w="120"/>
+              <w:bottom w:type="dxa" w:w="80"/>
+              <w:right w:type="dxa" w:w="120"/>
+            </w:tcMar>
+          </w:tcPr>
+          <w:p>
+            <w:pPr>
+              <w:spacing w:before="0" w:after="0"/>
+            </w:pPr>
+            <w:r>
+              <w:rPr>
+                <w:rFonts w:ascii="BIZ UDPGothic" w:cs="BIZ UDPGothic" w:eastAsia="BIZ UDPGothic" w:hAnsi="BIZ UDPGothic"/>
+                <w:color w:val="404040"/>
+                <w:sz w:val="18"/>
+                <w:szCs w:val="18"/>
+              </w:rPr>
+              <w:t xml:space="preserve"/>
+            </w:r>
+          </w:p>
+        </w:tc>
+        <w:tc>
+          <w:tcPr>
+            <w:tcW w:type="dxa" w:w="1902"/>
+            <w:tcBorders>
+              <w:top w:val="single" w:color="CCCCCC" w:sz="4"/>
+              <w:left w:val="single" w:color="CCCCCC" w:sz="4"/>
+              <w:bottom w:val="single" w:color="CCCCCC" w:sz="4"/>
+              <w:right w:val="single" w:color="CCCCCC" w:sz="4"/>
+            </w:tcBorders>
+            <w:shd w:fill="FFFFFF" w:val="clear"/>
+            <w:tcMar>
+              <w:top w:type="dxa" w:w="80"/>
+              <w:left w:type="dxa" w:w="120"/>
+              <w:bottom w:type="dxa" w:w="80"/>
+              <w:right w:type="dxa" w:w="120"/>
+            </w:tcMar>
+          </w:tcPr>
+          <w:p>
+            <w:pPr>
+              <w:spacing w:before="0" w:after="0"/>
+            </w:pPr>
+            <w:r>
+              <w:rPr>
+                <w:rFonts w:ascii="BIZ UDPGothic" w:cs="BIZ UDPGothic" w:eastAsia="BIZ UDPGothic" w:hAnsi="BIZ UDPGothic"/>
+                <w:color w:val="404040"/>
+                <w:sz w:val="18"/>
+                <w:szCs w:val="18"/>
+              </w:rPr>
+              <w:t xml:space="preserve"/>
+            </w:r>
+          </w:p>
+        </w:tc>
+      </w:tr>
+      <w:tr>
+        <w:trPr>
+          <w:cantSplit/>
+        </w:trPr>
+        <w:tc>
+          <w:tcPr>
+            <w:tcW w:type="dxa" w:w="1901"/>
+            <w:tcBorders>
+              <w:top w:val="single" w:color="CCCCCC" w:sz="4"/>
+              <w:left w:val="single" w:color="CCCCCC" w:sz="4"/>
+              <w:bottom w:val="single" w:color="CCCCCC" w:sz="4"/>
+              <w:right w:val="single" w:color="CCCCCC" w:sz="4"/>
+            </w:tcBorders>
+            <w:shd w:fill="FFFFFF" w:val="clear"/>
+            <w:tcMar>
+              <w:top w:type="dxa" w:w="80"/>
+              <w:left w:type="dxa" w:w="120"/>
+              <w:bottom w:type="dxa" w:w="80"/>
+              <w:right w:type="dxa" w:w="120"/>
+            </w:tcMar>
+          </w:tcPr>
+          <w:p>
+            <w:pPr>
+              <w:spacing w:before="0" w:after="0"/>
+            </w:pPr>
+            <w:r>
+              <w:rPr>
+                <w:rFonts w:ascii="BIZ UDPGothic" w:cs="BIZ UDPGothic" w:eastAsia="BIZ UDPGothic" w:hAnsi="BIZ UDPGothic"/>
+                <w:color w:val="404040"/>
+                <w:sz w:val="18"/>
+                <w:szCs w:val="18"/>
+              </w:rPr>
+              <w:t xml:space="preserve">2</w:t>
+            </w:r>
+          </w:p>
+        </w:tc>
+        <w:tc>
+          <w:tcPr>
+            <w:tcW w:type="dxa" w:w="1901"/>
+            <w:tcBorders>
+              <w:top w:val="single" w:color="CCCCCC" w:sz="4"/>
+              <w:left w:val="single" w:color="CCCCCC" w:sz="4"/>
+              <w:bottom w:val="single" w:color="CCCCCC" w:sz="4"/>
+              <w:right w:val="single" w:color="CCCCCC" w:sz="4"/>
+            </w:tcBorders>
+            <w:shd w:fill="FFFFFF" w:val="clear"/>
+            <w:tcMar>
+              <w:top w:type="dxa" w:w="80"/>
+              <w:left w:type="dxa" w:w="120"/>
+              <w:bottom w:type="dxa" w:w="80"/>
+              <w:right w:type="dxa" w:w="120"/>
+            </w:tcMar>
+          </w:tcPr>
+          <w:p>
+            <w:pPr>
+              <w:spacing w:before="0" w:after="0"/>
+            </w:pPr>
+            <w:r>
+              <w:rPr>
+                <w:rFonts w:ascii="BIZ UDPGothic" w:cs="BIZ UDPGothic" w:eastAsia="BIZ UDPGothic" w:hAnsi="BIZ UDPGothic"/>
+                <w:color w:val="404040"/>
+                <w:sz w:val="18"/>
+                <w:szCs w:val="18"/>
+              </w:rPr>
+              <w:t xml:space="preserve">インバウンドルールに以下が存在することを確認</w:t>
+            </w:r>
+          </w:p>
+          <w:p>
+            <w:pPr>
+              <w:spacing w:before="0" w:after="0"/>
+            </w:pPr>
+            <w:r>
+              <w:rPr>
+                <w:rFonts w:ascii="BIZ UDPGothic" w:cs="BIZ UDPGothic" w:eastAsia="BIZ UDPGothic" w:hAnsi="BIZ UDPGothic"/>
+                <w:color w:val="404040"/>
+                <w:sz w:val="18"/>
+                <w:szCs w:val="18"/>
+              </w:rPr>
+              <w:t xml:space="preserve">・TCP:80 → ALB-SGのID（ksm-posstg-vpc-sg-alb-api-be）</w:t>
+            </w:r>
+          </w:p>
+          <w:p>
+            <w:pPr>
+              <w:spacing w:before="0" w:after="0"/>
+            </w:pPr>
+            <w:r>
+              <w:rPr>
+                <w:rFonts w:ascii="BIZ UDPGothic" w:cs="BIZ UDPGothic" w:eastAsia="BIZ UDPGothic" w:hAnsi="BIZ UDPGothic"/>
+                <w:color w:val="404040"/>
+                <w:sz w:val="18"/>
+                <w:szCs w:val="18"/>
+              </w:rPr>
+              <w:t xml:space="preserve">Xác nhận rule sau tồn tại</w:t>
+            </w:r>
+          </w:p>
+          <w:p>
+            <w:pPr>
+              <w:spacing w:before="0" w:after="0"/>
+            </w:pPr>
+            <w:r>
+              <w:rPr>
+                <w:rFonts w:ascii="BIZ UDPGothic" w:cs="BIZ UDPGothic" w:eastAsia="BIZ UDPGothic" w:hAnsi="BIZ UDPGothic"/>
+                <w:color w:val="404040"/>
+                <w:sz w:val="18"/>
+                <w:szCs w:val="18"/>
+              </w:rPr>
+              <w:t xml:space="preserve">・TCP:80 → SG ID của ALB (ksm-posstg-vpc-sg-alb-api-be)</w:t>
+            </w:r>
+          </w:p>
+        </w:tc>
+        <w:tc>
+          <w:tcPr>
+            <w:tcW w:type="dxa" w:w="1901"/>
+            <w:tcBorders>
+              <w:top w:val="single" w:color="CCCCCC" w:sz="4"/>
+              <w:left w:val="single" w:color="CCCCCC" w:sz="4"/>
+              <w:bottom w:val="single" w:color="CCCCCC" w:sz="4"/>
+              <w:right w:val="single" w:color="CCCCCC" w:sz="4"/>
+            </w:tcBorders>
+            <w:shd w:fill="FFFFFF" w:val="clear"/>
+            <w:tcMar>
+              <w:top w:type="dxa" w:w="80"/>
+              <w:left w:type="dxa" w:w="120"/>
+              <w:bottom w:type="dxa" w:w="80"/>
+              <w:right w:type="dxa" w:w="120"/>
+            </w:tcMar>
+          </w:tcPr>
+          <w:p>
+            <w:pPr>
+              <w:spacing w:before="0" w:after="0"/>
+            </w:pPr>
+            <w:r>
+              <w:rPr>
+                <w:rFonts w:ascii="BIZ UDPGothic" w:cs="BIZ UDPGothic" w:eastAsia="BIZ UDPGothic" w:hAnsi="BIZ UDPGothic"/>
+                <w:color w:val="404040"/>
+                <w:sz w:val="18"/>
+                <w:szCs w:val="18"/>
+              </w:rPr>
+              <w:t xml:space="preserve">正しいSGソースでPort80のみ許可されていること</w:t>
+            </w:r>
+          </w:p>
+          <w:p>
+            <w:pPr>
+              <w:spacing w:before="0" w:after="0"/>
+            </w:pPr>
+            <w:r>
+              <w:rPr>
+                <w:rFonts w:ascii="BIZ UDPGothic" w:cs="BIZ UDPGothic" w:eastAsia="BIZ UDPGothic" w:hAnsi="BIZ UDPGothic"/>
+                <w:color w:val="404040"/>
+                <w:sz w:val="18"/>
+                <w:szCs w:val="18"/>
+              </w:rPr>
+              <w:t xml:space="preserve">Chỉ Port80 từ SG nguồn đúng được cho phép</w:t>
+            </w:r>
+          </w:p>
+        </w:tc>
+        <w:tc>
+          <w:tcPr>
+            <w:tcW w:type="dxa" w:w="1901"/>
+            <w:tcBorders>
+              <w:top w:val="single" w:color="CCCCCC" w:sz="4"/>
+              <w:left w:val="single" w:color="CCCCCC" w:sz="4"/>
+              <w:bottom w:val="single" w:color="CCCCCC" w:sz="4"/>
+              <w:right w:val="single" w:color="CCCCCC" w:sz="4"/>
+            </w:tcBorders>
+            <w:shd w:fill="FFFFFF" w:val="clear"/>
+            <w:tcMar>
+              <w:top w:type="dxa" w:w="80"/>
+              <w:left w:type="dxa" w:w="120"/>
+              <w:bottom w:type="dxa" w:w="80"/>
+              <w:right w:type="dxa" w:w="120"/>
+            </w:tcMar>
+          </w:tcPr>
+          <w:p>
+            <w:pPr>
+              <w:spacing w:before="0" w:after="0"/>
+            </w:pPr>
+            <w:r>
+              <w:rPr>
+                <w:rFonts w:ascii="BIZ UDPGothic" w:cs="BIZ UDPGothic" w:eastAsia="BIZ UDPGothic" w:hAnsi="BIZ UDPGothic"/>
+                <w:color w:val="404040"/>
+                <w:sz w:val="18"/>
+                <w:szCs w:val="18"/>
+              </w:rPr>
+              <w:t xml:space="preserve"/>
+            </w:r>
+          </w:p>
+        </w:tc>
+        <w:tc>
+          <w:tcPr>
+            <w:tcW w:type="dxa" w:w="1902"/>
+            <w:tcBorders>
+              <w:top w:val="single" w:color="CCCCCC" w:sz="4"/>
+              <w:left w:val="single" w:color="CCCCCC" w:sz="4"/>
+              <w:bottom w:val="single" w:color="CCCCCC" w:sz="4"/>
+              <w:right w:val="single" w:color="CCCCCC" w:sz="4"/>
+            </w:tcBorders>
+            <w:shd w:fill="FFFFFF" w:val="clear"/>
+            <w:tcMar>
+              <w:top w:type="dxa" w:w="80"/>
+              <w:left w:type="dxa" w:w="120"/>
+              <w:bottom w:type="dxa" w:w="80"/>
+              <w:right w:type="dxa" w:w="120"/>
+            </w:tcMar>
+          </w:tcPr>
+          <w:p>
+            <w:pPr>
+              <w:spacing w:before="0" w:after="0"/>
+            </w:pPr>
+            <w:r>
+              <w:rPr>
+                <w:rFonts w:ascii="BIZ UDPGothic" w:cs="BIZ UDPGothic" w:eastAsia="BIZ UDPGothic" w:hAnsi="BIZ UDPGothic"/>
+                <w:color w:val="404040"/>
+                <w:sz w:val="18"/>
+                <w:szCs w:val="18"/>
+              </w:rPr>
+              <w:t xml:space="preserve"/>
+            </w:r>
+          </w:p>
+        </w:tc>
+      </w:tr>
+      <w:tr>
+        <w:trPr>
+          <w:cantSplit/>
+        </w:trPr>
+        <w:tc>
+          <w:tcPr>
+            <w:tcW w:type="dxa" w:w="1901"/>
+            <w:tcBorders>
+              <w:top w:val="single" w:color="CCCCCC" w:sz="4"/>
+              <w:left w:val="single" w:color="CCCCCC" w:sz="4"/>
+              <w:bottom w:val="single" w:color="CCCCCC" w:sz="4"/>
+              <w:right w:val="single" w:color="CCCCCC" w:sz="4"/>
+            </w:tcBorders>
+            <w:shd w:fill="FFFFFF" w:val="clear"/>
+            <w:tcMar>
+              <w:top w:type="dxa" w:w="80"/>
+              <w:left w:type="dxa" w:w="120"/>
+              <w:bottom w:type="dxa" w:w="80"/>
+              <w:right w:type="dxa" w:w="120"/>
+            </w:tcMar>
+          </w:tcPr>
+          <w:p>
+            <w:pPr>
+              <w:spacing w:before="0" w:after="0"/>
+            </w:pPr>
+            <w:r>
+              <w:rPr>
+                <w:rFonts w:ascii="BIZ UDPGothic" w:cs="BIZ UDPGothic" w:eastAsia="BIZ UDPGothic" w:hAnsi="BIZ UDPGothic"/>
+                <w:color w:val="404040"/>
+                <w:sz w:val="18"/>
+                <w:szCs w:val="18"/>
+              </w:rPr>
+              <w:t xml:space="preserve">3</w:t>
+            </w:r>
+          </w:p>
+        </w:tc>
+        <w:tc>
+          <w:tcPr>
+            <w:tcW w:type="dxa" w:w="1901"/>
+            <w:tcBorders>
+              <w:top w:val="single" w:color="CCCCCC" w:sz="4"/>
+              <w:left w:val="single" w:color="CCCCCC" w:sz="4"/>
+              <w:bottom w:val="single" w:color="CCCCCC" w:sz="4"/>
+              <w:right w:val="single" w:color="CCCCCC" w:sz="4"/>
+            </w:tcBorders>
+            <w:shd w:fill="FFFFFF" w:val="clear"/>
+            <w:tcMar>
+              <w:top w:type="dxa" w:w="80"/>
+              <w:left w:type="dxa" w:w="120"/>
+              <w:bottom w:type="dxa" w:w="80"/>
+              <w:right w:type="dxa" w:w="120"/>
+            </w:tcMar>
+          </w:tcPr>
+          <w:p>
+            <w:pPr>
+              <w:spacing w:before="0" w:after="0"/>
+            </w:pPr>
+            <w:r>
+              <w:rPr>
+                <w:rFonts w:ascii="BIZ UDPGothic" w:cs="BIZ UDPGothic" w:eastAsia="BIZ UDPGothic" w:hAnsi="BIZ UDPGothic"/>
+                <w:color w:val="404040"/>
+                <w:sz w:val="18"/>
+                <w:szCs w:val="18"/>
+              </w:rPr>
+              <w:t xml:space="preserve">STG Web画面にVPN経由でアクセス</w:t>
+            </w:r>
+          </w:p>
+          <w:p>
+            <w:pPr>
+              <w:spacing w:before="0" w:after="0"/>
+            </w:pPr>
+            <w:r>
+              <w:rPr>
+                <w:rFonts w:ascii="BIZ UDPGothic" w:cs="BIZ UDPGothic" w:eastAsia="BIZ UDPGothic" w:hAnsi="BIZ UDPGothic"/>
+                <w:color w:val="404040"/>
+                <w:sz w:val="18"/>
+                <w:szCs w:val="18"/>
+              </w:rPr>
+              <w:t xml:space="preserve">HTTP/Port80でログイン画面が表示されること</w:t>
+            </w:r>
+          </w:p>
+          <w:p>
+            <w:pPr>
+              <w:spacing w:before="0" w:after="0"/>
+            </w:pPr>
+            <w:r>
+              <w:rPr>
+                <w:rFonts w:ascii="BIZ UDPGothic" w:cs="BIZ UDPGothic" w:eastAsia="BIZ UDPGothic" w:hAnsi="BIZ UDPGothic"/>
+                <w:color w:val="404040"/>
+                <w:sz w:val="18"/>
+                <w:szCs w:val="18"/>
+              </w:rPr>
+              <w:t xml:space="preserve">Truy cập Web STG qua VPN</w:t>
+            </w:r>
+          </w:p>
+          <w:p>
+            <w:pPr>
+              <w:spacing w:before="0" w:after="0"/>
+            </w:pPr>
+            <w:r>
+              <w:rPr>
+                <w:rFonts w:ascii="BIZ UDPGothic" w:cs="BIZ UDPGothic" w:eastAsia="BIZ UDPGothic" w:hAnsi="BIZ UDPGothic"/>
+                <w:color w:val="404040"/>
+                <w:sz w:val="18"/>
+                <w:szCs w:val="18"/>
+              </w:rPr>
+              <w:t xml:space="preserve">Màn hình đăng nhập hiển thị qua HTTP/Port80</w:t>
+            </w:r>
+          </w:p>
+        </w:tc>
+        <w:tc>
+          <w:tcPr>
+            <w:tcW w:type="dxa" w:w="1901"/>
+            <w:tcBorders>
+              <w:top w:val="single" w:color="CCCCCC" w:sz="4"/>
+              <w:left w:val="single" w:color="CCCCCC" w:sz="4"/>
+              <w:bottom w:val="single" w:color="CCCCCC" w:sz="4"/>
+              <w:right w:val="single" w:color="CCCCCC" w:sz="4"/>
+            </w:tcBorders>
+            <w:shd w:fill="FFFFFF" w:val="clear"/>
+            <w:tcMar>
+              <w:top w:type="dxa" w:w="80"/>
+              <w:left w:type="dxa" w:w="120"/>
+              <w:bottom w:type="dxa" w:w="80"/>
+              <w:right w:type="dxa" w:w="120"/>
+            </w:tcMar>
+          </w:tcPr>
+          <w:p>
+            <w:pPr>
+              <w:spacing w:before="0" w:after="0"/>
+            </w:pPr>
+            <w:r>
+              <w:rPr>
+                <w:rFonts w:ascii="BIZ UDPGothic" w:cs="BIZ UDPGothic" w:eastAsia="BIZ UDPGothic" w:hAnsi="BIZ UDPGothic"/>
+                <w:color w:val="404040"/>
+                <w:sz w:val="18"/>
+                <w:szCs w:val="18"/>
+              </w:rPr>
+              <w:t xml:space="preserve">正常にログイン画面が表示されること</w:t>
+            </w:r>
+          </w:p>
+          <w:p>
+            <w:pPr>
+              <w:spacing w:before="0" w:after="0"/>
+            </w:pPr>
+            <w:r>
+              <w:rPr>
+                <w:rFonts w:ascii="BIZ UDPGothic" w:cs="BIZ UDPGothic" w:eastAsia="BIZ UDPGothic" w:hAnsi="BIZ UDPGothic"/>
+                <w:color w:val="404040"/>
+                <w:sz w:val="18"/>
+                <w:szCs w:val="18"/>
+              </w:rPr>
+              <w:t xml:space="preserve">Màn hình đăng nhập hiển thị bình thường</w:t>
+            </w:r>
+          </w:p>
+        </w:tc>
+        <w:tc>
+          <w:tcPr>
+            <w:tcW w:type="dxa" w:w="1901"/>
+            <w:tcBorders>
+              <w:top w:val="single" w:color="CCCCCC" w:sz="4"/>
+              <w:left w:val="single" w:color="CCCCCC" w:sz="4"/>
+              <w:bottom w:val="single" w:color="CCCCCC" w:sz="4"/>
+              <w:right w:val="single" w:color="CCCCCC" w:sz="4"/>
+            </w:tcBorders>
+            <w:shd w:fill="FFFFFF" w:val="clear"/>
+            <w:tcMar>
+              <w:top w:type="dxa" w:w="80"/>
+              <w:left w:type="dxa" w:w="120"/>
+              <w:bottom w:type="dxa" w:w="80"/>
+              <w:right w:type="dxa" w:w="120"/>
+            </w:tcMar>
+          </w:tcPr>
+          <w:p>
+            <w:pPr>
+              <w:spacing w:before="0" w:after="0"/>
+            </w:pPr>
+            <w:r>
+              <w:rPr>
+                <w:rFonts w:ascii="BIZ UDPGothic" w:cs="BIZ UDPGothic" w:eastAsia="BIZ UDPGothic" w:hAnsi="BIZ UDPGothic"/>
+                <w:color w:val="404040"/>
+                <w:sz w:val="18"/>
+                <w:szCs w:val="18"/>
+              </w:rPr>
+              <w:t xml:space="preserve"/>
+            </w:r>
+          </w:p>
+        </w:tc>
+        <w:tc>
+          <w:tcPr>
+            <w:tcW w:type="dxa" w:w="1902"/>
+            <w:tcBorders>
+              <w:top w:val="single" w:color="CCCCCC" w:sz="4"/>
+              <w:left w:val="single" w:color="CCCCCC" w:sz="4"/>
+              <w:bottom w:val="single" w:color="CCCCCC" w:sz="4"/>
+              <w:right w:val="single" w:color="CCCCCC" w:sz="4"/>
+            </w:tcBorders>
+            <w:shd w:fill="FFFFFF" w:val="clear"/>
+            <w:tcMar>
+              <w:top w:type="dxa" w:w="80"/>
+              <w:left w:type="dxa" w:w="120"/>
+              <w:bottom w:type="dxa" w:w="80"/>
+              <w:right w:type="dxa" w:w="120"/>
+            </w:tcMar>
+          </w:tcPr>
+          <w:p>
+            <w:pPr>
+              <w:spacing w:before="0" w:after="0"/>
+            </w:pPr>
+            <w:r>
+              <w:rPr>
+                <w:rFonts w:ascii="BIZ UDPGothic" w:cs="BIZ UDPGothic" w:eastAsia="BIZ UDPGothic" w:hAnsi="BIZ UDPGothic"/>
+                <w:color w:val="404040"/>
+                <w:sz w:val="18"/>
+                <w:szCs w:val="18"/>
+              </w:rPr>
+              <w:t xml:space="preserve"/>
+            </w:r>
+          </w:p>
+        </w:tc>
+      </w:tr>
+      <w:tr>
+        <w:trPr>
+          <w:cantSplit/>
+        </w:trPr>
+        <w:tc>
+          <w:tcPr>
+            <w:tcW w:type="dxa" w:w="1901"/>
+            <w:tcBorders>
+              <w:top w:val="single" w:color="CCCCCC" w:sz="4"/>
+              <w:left w:val="single" w:color="CCCCCC" w:sz="4"/>
+              <w:bottom w:val="single" w:color="CCCCCC" w:sz="4"/>
+              <w:right w:val="single" w:color="CCCCCC" w:sz="4"/>
+            </w:tcBorders>
+            <w:shd w:fill="FFFFFF" w:val="clear"/>
+            <w:tcMar>
+              <w:top w:type="dxa" w:w="80"/>
+              <w:left w:type="dxa" w:w="120"/>
+              <w:bottom w:type="dxa" w:w="80"/>
+              <w:right w:type="dxa" w:w="120"/>
+            </w:tcMar>
+          </w:tcPr>
+          <w:p>
+            <w:pPr>
+              <w:spacing w:before="0" w:after="0"/>
+            </w:pPr>
+            <w:r>
+              <w:rPr>
+                <w:rFonts w:ascii="BIZ UDPGothic" w:cs="BIZ UDPGothic" w:eastAsia="BIZ UDPGothic" w:hAnsi="BIZ UDPGothic"/>
+                <w:color w:val="404040"/>
+                <w:sz w:val="18"/>
+                <w:szCs w:val="18"/>
+              </w:rPr>
+              <w:t xml:space="preserve">4</w:t>
+            </w:r>
+          </w:p>
+        </w:tc>
+        <w:tc>
+          <w:tcPr>
+            <w:tcW w:type="dxa" w:w="1901"/>
+            <w:tcBorders>
+              <w:top w:val="single" w:color="CCCCCC" w:sz="4"/>
+              <w:left w:val="single" w:color="CCCCCC" w:sz="4"/>
+              <w:bottom w:val="single" w:color="CCCCCC" w:sz="4"/>
+              <w:right w:val="single" w:color="CCCCCC" w:sz="4"/>
+            </w:tcBorders>
+            <w:shd w:fill="FFFFFF" w:val="clear"/>
+            <w:tcMar>
+              <w:top w:type="dxa" w:w="80"/>
+              <w:left w:type="dxa" w:w="120"/>
+              <w:bottom w:type="dxa" w:w="80"/>
+              <w:right w:type="dxa" w:w="120"/>
+            </w:tcMar>
+          </w:tcPr>
+          <w:p>
+            <w:pPr>
+              <w:spacing w:before="0" w:after="0"/>
+            </w:pPr>
+            <w:r>
+              <w:rPr>
+                <w:rFonts w:ascii="BIZ UDPGothic" w:cs="BIZ UDPGothic" w:eastAsia="BIZ UDPGothic" w:hAnsi="BIZ UDPGothic"/>
+                <w:color w:val="404040"/>
+                <w:sz w:val="18"/>
+                <w:szCs w:val="18"/>
+              </w:rPr>
+              <w:t xml:space="preserve">web-beへのAPIリクエストが正常に通ることを確認</w:t>
+            </w:r>
+          </w:p>
+          <w:p>
+            <w:pPr>
+              <w:spacing w:before="0" w:after="0"/>
+            </w:pPr>
+            <w:r>
+              <w:rPr>
+                <w:rFonts w:ascii="BIZ UDPGothic" w:cs="BIZ UDPGothic" w:eastAsia="BIZ UDPGothic" w:hAnsi="BIZ UDPGothic"/>
+                <w:color w:val="404040"/>
+                <w:sz w:val="18"/>
+                <w:szCs w:val="18"/>
+              </w:rPr>
+              <w:t xml:space="preserve">（Web画面ログイン操作を実施）</w:t>
+            </w:r>
+          </w:p>
+          <w:p>
+            <w:pPr>
+              <w:spacing w:before="0" w:after="0"/>
+            </w:pPr>
+            <w:r>
+              <w:rPr>
+                <w:rFonts w:ascii="BIZ UDPGothic" w:cs="BIZ UDPGothic" w:eastAsia="BIZ UDPGothic" w:hAnsi="BIZ UDPGothic"/>
+                <w:color w:val="404040"/>
+                <w:sz w:val="18"/>
+                <w:szCs w:val="18"/>
+              </w:rPr>
+              <w:t xml:space="preserve">Xác nhận API request đến web-be hoạt động bình thường</w:t>
+            </w:r>
+          </w:p>
+          <w:p>
+            <w:pPr>
+              <w:spacing w:before="0" w:after="0"/>
+            </w:pPr>
+            <w:r>
+              <w:rPr>
+                <w:rFonts w:ascii="BIZ UDPGothic" w:cs="BIZ UDPGothic" w:eastAsia="BIZ UDPGothic" w:hAnsi="BIZ UDPGothic"/>
+                <w:color w:val="404040"/>
+                <w:sz w:val="18"/>
+                <w:szCs w:val="18"/>
+              </w:rPr>
+              <w:t xml:space="preserve">(Thực hiện thao tác đăng nhập trên Web)</w:t>
+            </w:r>
+          </w:p>
+        </w:tc>
+        <w:tc>
+          <w:tcPr>
+            <w:tcW w:type="dxa" w:w="1901"/>
+            <w:tcBorders>
+              <w:top w:val="single" w:color="CCCCCC" w:sz="4"/>
+              <w:left w:val="single" w:color="CCCCCC" w:sz="4"/>
+              <w:bottom w:val="single" w:color="CCCCCC" w:sz="4"/>
+              <w:right w:val="single" w:color="CCCCCC" w:sz="4"/>
+            </w:tcBorders>
+            <w:shd w:fill="FFFFFF" w:val="clear"/>
+            <w:tcMar>
+              <w:top w:type="dxa" w:w="80"/>
+              <w:left w:type="dxa" w:w="120"/>
+              <w:bottom w:type="dxa" w:w="80"/>
+              <w:right w:type="dxa" w:w="120"/>
+            </w:tcMar>
+          </w:tcPr>
+          <w:p>
+            <w:pPr>
+              <w:spacing w:before="0" w:after="0"/>
+            </w:pPr>
+            <w:r>
+              <w:rPr>
+                <w:rFonts w:ascii="BIZ UDPGothic" w:cs="BIZ UDPGothic" w:eastAsia="BIZ UDPGothic" w:hAnsi="BIZ UDPGothic"/>
+                <w:color w:val="404040"/>
+                <w:sz w:val="18"/>
+                <w:szCs w:val="18"/>
+              </w:rPr>
+              <w:t xml:space="preserve">ログイン成功・画面遷移が正常なこと</w:t>
+            </w:r>
+          </w:p>
+          <w:p>
+            <w:pPr>
+              <w:spacing w:before="0" w:after="0"/>
+            </w:pPr>
+            <w:r>
+              <w:rPr>
+                <w:rFonts w:ascii="BIZ UDPGothic" w:cs="BIZ UDPGothic" w:eastAsia="BIZ UDPGothic" w:hAnsi="BIZ UDPGothic"/>
+                <w:color w:val="404040"/>
+                <w:sz w:val="18"/>
+                <w:szCs w:val="18"/>
+              </w:rPr>
+              <w:t xml:space="preserve">Đăng nhập thành công và điều hướng màn hình bình thường</w:t>
+            </w:r>
+          </w:p>
+        </w:tc>
+        <w:tc>
+          <w:tcPr>
+            <w:tcW w:type="dxa" w:w="1901"/>
+            <w:tcBorders>
+              <w:top w:val="single" w:color="CCCCCC" w:sz="4"/>
+              <w:left w:val="single" w:color="CCCCCC" w:sz="4"/>
+              <w:bottom w:val="single" w:color="CCCCCC" w:sz="4"/>
+              <w:right w:val="single" w:color="CCCCCC" w:sz="4"/>
+            </w:tcBorders>
+            <w:shd w:fill="FFFFFF" w:val="clear"/>
+            <w:tcMar>
+              <w:top w:type="dxa" w:w="80"/>
+              <w:left w:type="dxa" w:w="120"/>
+              <w:bottom w:type="dxa" w:w="80"/>
+              <w:right w:type="dxa" w:w="120"/>
+            </w:tcMar>
+          </w:tcPr>
+          <w:p>
+            <w:pPr>
+              <w:spacing w:before="0" w:after="0"/>
+            </w:pPr>
+            <w:r>
+              <w:rPr>
+                <w:rFonts w:ascii="BIZ UDPGothic" w:cs="BIZ UDPGothic" w:eastAsia="BIZ UDPGothic" w:hAnsi="BIZ UDPGothic"/>
+                <w:color w:val="404040"/>
+                <w:sz w:val="18"/>
+                <w:szCs w:val="18"/>
+              </w:rPr>
+              <w:t xml:space="preserve"/>
+            </w:r>
+          </w:p>
+        </w:tc>
+        <w:tc>
+          <w:tcPr>
+            <w:tcW w:type="dxa" w:w="1902"/>
+            <w:tcBorders>
+              <w:top w:val="single" w:color="CCCCCC" w:sz="4"/>
+              <w:left w:val="single" w:color="CCCCCC" w:sz="4"/>
+              <w:bottom w:val="single" w:color="CCCCCC" w:sz="4"/>
+              <w:right w:val="single" w:color="CCCCCC" w:sz="4"/>
+            </w:tcBorders>
+            <w:shd w:fill="FFFFFF" w:val="clear"/>
+            <w:tcMar>
+              <w:top w:type="dxa" w:w="80"/>
+              <w:left w:type="dxa" w:w="120"/>
+              <w:bottom w:type="dxa" w:w="80"/>
+              <w:right w:type="dxa" w:w="120"/>
+            </w:tcMar>
+          </w:tcPr>
+          <w:p>
+            <w:pPr>
+              <w:spacing w:before="0" w:after="0"/>
+            </w:pPr>
+            <w:r>
+              <w:rPr>
+                <w:rFonts w:ascii="BIZ UDPGothic" w:cs="BIZ UDPGothic" w:eastAsia="BIZ UDPGothic" w:hAnsi="BIZ UDPGothic"/>
+                <w:color w:val="404040"/>
+                <w:sz w:val="18"/>
+                <w:szCs w:val="18"/>
+              </w:rPr>
+              <w:t xml:space="preserve"/>
+            </w:r>
+          </w:p>
+        </w:tc>
+      </w:tr>
+    </w:tbl>
+    <w:p>
+      <w:pPr>
+        <w:pBdr>
+          <w:left w:val="thick" w:color="C8102E" w:sz="20" w:space="6"/>
+        </w:pBdr>
+        <w:spacing w:before="280" w:after="100"/>
+      </w:pPr>
+      <w:r>
+        <w:rPr>
+          <w:rFonts w:ascii="BIZ UDPGothic" w:cs="BIZ UDPGothic" w:eastAsia="BIZ UDPGothic" w:hAnsi="BIZ UDPGothic"/>
+          <w:b/>
+          <w:bCs/>
+          <w:color w:val="C8102E"/>
+          <w:sz w:val="24"/>
+          <w:szCs w:val="24"/>
+        </w:rPr>
+        <w:t xml:space="preserve">■ No.2 ECRリポジトリ削除</w:t>
+      </w:r>
+      <w:r>
+        <w:br/>
+      </w:r>
+      <w:r>
+        <w:rPr>
+          <w:rFonts w:ascii="BIZ UDPGothic" w:cs="BIZ UDPGothic" w:eastAsia="BIZ UDPGothic" w:hAnsi="BIZ UDPGothic"/>
+          <w:i/>
+          <w:iCs/>
+          <w:color w:val="AA3344"/>
+          <w:sz w:val="17"/>
+          <w:szCs w:val="17"/>
+        </w:rPr>
+        <w:t xml:space="preserve">　Xóa ECR repository</w:t>
+      </w:r>
+    </w:p>
+    <w:p>
+      <w:pPr>
+        <w:spacing w:before="100" w:after="100"/>
+      </w:pPr>
+      <w:r>
+        <w:rPr>
+          <w:rFonts w:ascii="BIZ UDPGothic" w:cs="BIZ UDPGothic" w:eastAsia="BIZ UDPGothic" w:hAnsi="BIZ UDPGothic"/>
+          <w:color w:val="404040"/>
+          <w:sz w:val="18"/>
+          <w:szCs w:val="18"/>
+        </w:rPr>
+        <w:t xml:space="preserve">根拠: KSM-AWS-004 Q5 回答「A: 削除してよい（現時点で利用予定なし）」</w:t>
+      </w:r>
+      <w:r>
+        <w:br/>
+      </w:r>
+      <w:r>
+        <w:rPr>
+          <w:rFonts w:ascii="BIZ UDPGothic" w:cs="BIZ UDPGothic" w:eastAsia="BIZ UDPGothic" w:hAnsi="BIZ UDPGothic"/>
+          <w:i/>
+          <w:iCs/>
+          <w:color w:val="777777"/>
+          <w:sz w:val="16"/>
+          <w:szCs w:val="16"/>
+        </w:rPr>
+        <w:t xml:space="preserve">/ Căn cứ: Phản hồi KSM-AWS-004 Q5「A: Có thể xóa (hiện tại không có kế hoạch sử dụng)」</w:t>
+      </w:r>
+    </w:p>
+    <w:p>
+      <w:pPr>
+        <w:pBdr>
+          <w:left w:val="thick" w:color="C8102E" w:sz="20" w:space="6"/>
+        </w:pBdr>
+        <w:spacing w:before="280" w:after="100"/>
+      </w:pPr>
+      <w:r>
+        <w:rPr>
+          <w:rFonts w:ascii="BIZ UDPGothic" w:cs="BIZ UDPGothic" w:eastAsia="BIZ UDPGothic" w:hAnsi="BIZ UDPGothic"/>
+          <w:b/>
+          <w:bCs/>
+          <w:color w:val="C8102E"/>
+          <w:sz w:val="24"/>
+          <w:szCs w:val="24"/>
+        </w:rPr>
+        <w:t xml:space="preserve">■ 対象リソース / Tài nguyên mục tiêu</w:t>
+      </w:r>
+      <w:r>
+        <w:br/>
+      </w:r>
+      <w:r>
+        <w:rPr>
+          <w:rFonts w:ascii="BIZ UDPGothic" w:cs="BIZ UDPGothic" w:eastAsia="BIZ UDPGothic" w:hAnsi="BIZ UDPGothic"/>
+          <w:i/>
+          <w:iCs/>
+          <w:color w:val="AA3344"/>
+          <w:sz w:val="17"/>
+          <w:szCs w:val="17"/>
+        </w:rPr>
+        <w:t xml:space="preserve">　</w:t>
+      </w:r>
+    </w:p>
+    <w:tbl>
+      <w:tblPr>
+        <w:tblW w:type="dxa" w:w="9506"/>
+        <w:tblBorders>
+          <w:top w:val="single" w:color="CCCCCC" w:sz="4"/>
+          <w:left w:val="single" w:color="CCCCCC" w:sz="4"/>
+          <w:bottom w:val="single" w:color="CCCCCC" w:sz="4"/>
+          <w:right w:val="single" w:color="CCCCCC" w:sz="4"/>
+          <w:insideH w:val="single" w:color="auto" w:sz="4"/>
+          <w:insideV w:val="single" w:color="auto" w:sz="4"/>
+        </w:tblBorders>
+      </w:tblPr>
+      <w:tblGrid>
+        <w:gridCol w:w="3168"/>
+        <w:gridCol w:w="3168"/>
+        <w:gridCol w:w="3170"/>
+      </w:tblGrid>
+      <w:tr>
+        <w:trPr>
+          <w:cantSplit/>
+          <w:tblHeader/>
+        </w:trPr>
+        <w:tc>
+          <w:tcPr>
+            <w:tcW w:type="dxa" w:w="3168"/>
+            <w:tcBorders>
+              <w:top w:val="single" w:color="CCCCCC" w:sz="4"/>
+              <w:left w:val="single" w:color="CCCCCC" w:sz="4"/>
+              <w:bottom w:val="single" w:color="CCCCCC" w:sz="4"/>
+              <w:right w:val="single" w:color="CCCCCC" w:sz="4"/>
+            </w:tcBorders>
+            <w:shd w:fill="E8E8E8" w:val="clear"/>
+            <w:tcMar>
+              <w:top w:type="dxa" w:w="80"/>
+              <w:left w:type="dxa" w:w="120"/>
+              <w:bottom w:type="dxa" w:w="80"/>
+              <w:right w:type="dxa" w:w="120"/>
+            </w:tcMar>
+          </w:tcPr>
+          <w:p>
+            <w:pPr>
+              <w:spacing w:before="0" w:after="0"/>
+            </w:pPr>
+            <w:r>
+              <w:rPr>
+                <w:rFonts w:ascii="BIZ UDPGothic" w:cs="BIZ UDPGothic" w:eastAsia="BIZ UDPGothic" w:hAnsi="BIZ UDPGothic"/>
+                <w:color w:val="404040"/>
+                <w:sz w:val="18"/>
+                <w:szCs w:val="18"/>
+              </w:rPr>
+              <w:t xml:space="preserve">リポジトリ名 / Tên repository</w:t>
+            </w:r>
+          </w:p>
+        </w:tc>
+        <w:tc>
+          <w:tcPr>
+            <w:tcW w:type="dxa" w:w="3168"/>
+            <w:tcBorders>
+              <w:top w:val="single" w:color="CCCCCC" w:sz="4"/>
+              <w:left w:val="single" w:color="CCCCCC" w:sz="4"/>
+              <w:bottom w:val="single" w:color="CCCCCC" w:sz="4"/>
+              <w:right w:val="single" w:color="CCCCCC" w:sz="4"/>
+            </w:tcBorders>
+            <w:shd w:fill="E8E8E8" w:val="clear"/>
+            <w:tcMar>
+              <w:top w:type="dxa" w:w="80"/>
+              <w:left w:type="dxa" w:w="120"/>
+              <w:bottom w:type="dxa" w:w="80"/>
+              <w:right w:type="dxa" w:w="120"/>
+            </w:tcMar>
+          </w:tcPr>
+          <w:p>
+            <w:pPr>
+              <w:spacing w:before="0" w:after="0"/>
+            </w:pPr>
+            <w:r>
+              <w:rPr>
+                <w:rFonts w:ascii="BIZ UDPGothic" w:cs="BIZ UDPGothic" w:eastAsia="BIZ UDPGothic" w:hAnsi="BIZ UDPGothic"/>
+                <w:color w:val="404040"/>
+                <w:sz w:val="18"/>
+                <w:szCs w:val="18"/>
+              </w:rPr>
+              <w:t xml:space="preserve">URI</w:t>
+            </w:r>
+          </w:p>
+        </w:tc>
+        <w:tc>
+          <w:tcPr>
+            <w:tcW w:type="dxa" w:w="3170"/>
+            <w:tcBorders>
+              <w:top w:val="single" w:color="CCCCCC" w:sz="4"/>
+              <w:left w:val="single" w:color="CCCCCC" w:sz="4"/>
+              <w:bottom w:val="single" w:color="CCCCCC" w:sz="4"/>
+              <w:right w:val="single" w:color="CCCCCC" w:sz="4"/>
+            </w:tcBorders>
+            <w:shd w:fill="E8E8E8" w:val="clear"/>
+            <w:tcMar>
+              <w:top w:type="dxa" w:w="80"/>
+              <w:left w:type="dxa" w:w="120"/>
+              <w:bottom w:type="dxa" w:w="80"/>
+              <w:right w:type="dxa" w:w="120"/>
+            </w:tcMar>
+          </w:tcPr>
+          <w:p>
+            <w:pPr>
+              <w:spacing w:before="0" w:after="0"/>
+            </w:pPr>
+            <w:r>
+              <w:rPr>
+                <w:rFonts w:ascii="BIZ UDPGothic" w:cs="BIZ UDPGothic" w:eastAsia="BIZ UDPGothic" w:hAnsi="BIZ UDPGothic"/>
+                <w:color w:val="404040"/>
+                <w:sz w:val="18"/>
+                <w:szCs w:val="18"/>
+              </w:rPr>
+              <w:t xml:space="preserve">状態 / Trạng thái</w:t>
+            </w:r>
+          </w:p>
+        </w:tc>
+      </w:tr>
+      <w:tr>
+        <w:trPr>
+          <w:cantSplit/>
+        </w:trPr>
+        <w:tc>
+          <w:tcPr>
+            <w:tcW w:type="dxa" w:w="3168"/>
+            <w:tcBorders>
+              <w:top w:val="single" w:color="CCCCCC" w:sz="4"/>
+              <w:left w:val="single" w:color="CCCCCC" w:sz="4"/>
+              <w:bottom w:val="single" w:color="CCCCCC" w:sz="4"/>
+              <w:right w:val="single" w:color="CCCCCC" w:sz="4"/>
+            </w:tcBorders>
+            <w:shd w:fill="FFFFFF" w:val="clear"/>
+            <w:tcMar>
+              <w:top w:type="dxa" w:w="80"/>
+              <w:left w:type="dxa" w:w="120"/>
+              <w:bottom w:type="dxa" w:w="80"/>
+              <w:right w:type="dxa" w:w="120"/>
+            </w:tcMar>
+          </w:tcPr>
+          <w:p>
+            <w:pPr>
+              <w:spacing w:before="0" w:after="0"/>
+            </w:pPr>
+            <w:r>
+              <w:rPr>
+                <w:rFonts w:ascii="BIZ UDPGothic" w:cs="BIZ UDPGothic" w:eastAsia="BIZ UDPGothic" w:hAnsi="BIZ UDPGothic"/>
+                <w:color w:val="404040"/>
+                <w:sz w:val="18"/>
+                <w:szCs w:val="18"/>
+              </w:rPr>
+              <w:t xml:space="preserve">ksm-posstg-ecr-web-fe</w:t>
+            </w:r>
+          </w:p>
+        </w:tc>
+        <w:tc>
+          <w:tcPr>
+            <w:tcW w:type="dxa" w:w="3168"/>
+            <w:tcBorders>
+              <w:top w:val="single" w:color="CCCCCC" w:sz="4"/>
+              <w:left w:val="single" w:color="CCCCCC" w:sz="4"/>
+              <w:bottom w:val="single" w:color="CCCCCC" w:sz="4"/>
+              <w:right w:val="single" w:color="CCCCCC" w:sz="4"/>
+            </w:tcBorders>
+            <w:shd w:fill="FFFFFF" w:val="clear"/>
+            <w:tcMar>
+              <w:top w:type="dxa" w:w="80"/>
+              <w:left w:type="dxa" w:w="120"/>
+              <w:bottom w:type="dxa" w:w="80"/>
+              <w:right w:type="dxa" w:w="120"/>
+            </w:tcMar>
+          </w:tcPr>
+          <w:p>
+            <w:pPr>
+              <w:spacing w:before="0" w:after="0"/>
+            </w:pPr>
+            <w:r>
+              <w:rPr>
+                <w:rFonts w:ascii="BIZ UDPGothic" w:cs="BIZ UDPGothic" w:eastAsia="BIZ UDPGothic" w:hAnsi="BIZ UDPGothic"/>
+                <w:color w:val="404040"/>
+                <w:sz w:val="18"/>
+                <w:szCs w:val="18"/>
+              </w:rPr>
+              <w:t xml:space="preserve">750735758916.dkr.ecr.ap-northeast-1.amazonaws.com/ksm-posstg-ecr-web-fe</w:t>
+            </w:r>
+          </w:p>
+        </w:tc>
+        <w:tc>
+          <w:tcPr>
+            <w:tcW w:type="dxa" w:w="3170"/>
+            <w:tcBorders>
+              <w:top w:val="single" w:color="CCCCCC" w:sz="4"/>
+              <w:left w:val="single" w:color="CCCCCC" w:sz="4"/>
+              <w:bottom w:val="single" w:color="CCCCCC" w:sz="4"/>
+              <w:right w:val="single" w:color="CCCCCC" w:sz="4"/>
+            </w:tcBorders>
+            <w:shd w:fill="FFFFFF" w:val="clear"/>
+            <w:tcMar>
+              <w:top w:type="dxa" w:w="80"/>
+              <w:left w:type="dxa" w:w="120"/>
+              <w:bottom w:type="dxa" w:w="80"/>
+              <w:right w:type="dxa" w:w="120"/>
+            </w:tcMar>
+          </w:tcPr>
+          <w:p>
+            <w:pPr>
+              <w:spacing w:before="0" w:after="0"/>
+            </w:pPr>
+            <w:r>
+              <w:rPr>
+                <w:rFonts w:ascii="BIZ UDPGothic" w:cs="BIZ UDPGothic" w:eastAsia="BIZ UDPGothic" w:hAnsi="BIZ UDPGothic"/>
+                <w:color w:val="404040"/>
+                <w:sz w:val="18"/>
+                <w:szCs w:val="18"/>
+              </w:rPr>
+              <w:t xml:space="preserve">空（イメージ0件）/ Trống (0 image)</w:t>
+            </w:r>
+          </w:p>
+        </w:tc>
+      </w:tr>
+      <w:tr>
+        <w:trPr>
+          <w:cantSplit/>
+        </w:trPr>
+        <w:tc>
+          <w:tcPr>
+            <w:tcW w:type="dxa" w:w="3168"/>
+            <w:tcBorders>
+              <w:top w:val="single" w:color="CCCCCC" w:sz="4"/>
+              <w:left w:val="single" w:color="CCCCCC" w:sz="4"/>
+              <w:bottom w:val="single" w:color="CCCCCC" w:sz="4"/>
+              <w:right w:val="single" w:color="CCCCCC" w:sz="4"/>
+            </w:tcBorders>
+            <w:shd w:fill="FFFFFF" w:val="clear"/>
+            <w:tcMar>
+              <w:top w:type="dxa" w:w="80"/>
+              <w:left w:type="dxa" w:w="120"/>
+              <w:bottom w:type="dxa" w:w="80"/>
+              <w:right w:type="dxa" w:w="120"/>
+            </w:tcMar>
+          </w:tcPr>
+          <w:p>
+            <w:pPr>
+              <w:spacing w:before="0" w:after="0"/>
+            </w:pPr>
+            <w:r>
+              <w:rPr>
+                <w:rFonts w:ascii="BIZ UDPGothic" w:cs="BIZ UDPGothic" w:eastAsia="BIZ UDPGothic" w:hAnsi="BIZ UDPGothic"/>
+                <w:color w:val="404040"/>
+                <w:sz w:val="18"/>
+                <w:szCs w:val="18"/>
+              </w:rPr>
+              <w:t xml:space="preserve">ksm-posstg-ecr-web-be</w:t>
+            </w:r>
+          </w:p>
+        </w:tc>
+        <w:tc>
+          <w:tcPr>
+            <w:tcW w:type="dxa" w:w="3168"/>
+            <w:tcBorders>
+              <w:top w:val="single" w:color="CCCCCC" w:sz="4"/>
+              <w:left w:val="single" w:color="CCCCCC" w:sz="4"/>
+              <w:bottom w:val="single" w:color="CCCCCC" w:sz="4"/>
+              <w:right w:val="single" w:color="CCCCCC" w:sz="4"/>
+            </w:tcBorders>
+            <w:shd w:fill="FFFFFF" w:val="clear"/>
+            <w:tcMar>
+              <w:top w:type="dxa" w:w="80"/>
+              <w:left w:type="dxa" w:w="120"/>
+              <w:bottom w:type="dxa" w:w="80"/>
+              <w:right w:type="dxa" w:w="120"/>
+            </w:tcMar>
+          </w:tcPr>
+          <w:p>
+            <w:pPr>
+              <w:spacing w:before="0" w:after="0"/>
+            </w:pPr>
+            <w:r>
+              <w:rPr>
+                <w:rFonts w:ascii="BIZ UDPGothic" w:cs="BIZ UDPGothic" w:eastAsia="BIZ UDPGothic" w:hAnsi="BIZ UDPGothic"/>
+                <w:color w:val="404040"/>
+                <w:sz w:val="18"/>
+                <w:szCs w:val="18"/>
+              </w:rPr>
+              <w:t xml:space="preserve">750735758916.dkr.ecr.ap-northeast-1.amazonaws.com/ksm-posstg-ecr-web-be</w:t>
+            </w:r>
+          </w:p>
+        </w:tc>
+        <w:tc>
+          <w:tcPr>
+            <w:tcW w:type="dxa" w:w="3170"/>
+            <w:tcBorders>
+              <w:top w:val="single" w:color="CCCCCC" w:sz="4"/>
+              <w:left w:val="single" w:color="CCCCCC" w:sz="4"/>
+              <w:bottom w:val="single" w:color="CCCCCC" w:sz="4"/>
+              <w:right w:val="single" w:color="CCCCCC" w:sz="4"/>
+            </w:tcBorders>
+            <w:shd w:fill="FFFFFF" w:val="clear"/>
+            <w:tcMar>
+              <w:top w:type="dxa" w:w="80"/>
+              <w:left w:type="dxa" w:w="120"/>
+              <w:bottom w:type="dxa" w:w="80"/>
+              <w:right w:type="dxa" w:w="120"/>
+            </w:tcMar>
+          </w:tcPr>
+          <w:p>
+            <w:pPr>
+              <w:spacing w:before="0" w:after="0"/>
+            </w:pPr>
+            <w:r>
+              <w:rPr>
+                <w:rFonts w:ascii="BIZ UDPGothic" w:cs="BIZ UDPGothic" w:eastAsia="BIZ UDPGothic" w:hAnsi="BIZ UDPGothic"/>
+                <w:color w:val="404040"/>
+                <w:sz w:val="18"/>
+                <w:szCs w:val="18"/>
+              </w:rPr>
+              <w:t xml:space="preserve">空（イメージ0件）/ Trống (0 image)</w:t>
+            </w:r>
+          </w:p>
+        </w:tc>
+      </w:tr>
+    </w:tbl>
+    <w:p>
+      <w:pPr>
+        <w:pBdr>
+          <w:left w:val="thick" w:color="C8102E" w:sz="20" w:space="6"/>
+        </w:pBdr>
+        <w:spacing w:before="280" w:after="100"/>
+      </w:pPr>
+      <w:r>
+        <w:rPr>
+          <w:rFonts w:ascii="BIZ UDPGothic" w:cs="BIZ UDPGothic" w:eastAsia="BIZ UDPGothic" w:hAnsi="BIZ UDPGothic"/>
+          <w:b/>
+          <w:bCs/>
+          <w:color w:val="C8102E"/>
+          <w:sz w:val="24"/>
+          <w:szCs w:val="24"/>
+        </w:rPr>
+        <w:t xml:space="preserve">■ 背景・理由 / Bối cảnh・Lý do</w:t>
+      </w:r>
+      <w:r>
+        <w:br/>
+      </w:r>
+      <w:r>
+        <w:rPr>
+          <w:rFonts w:ascii="BIZ UDPGothic" w:cs="BIZ UDPGothic" w:eastAsia="BIZ UDPGothic" w:hAnsi="BIZ UDPGothic"/>
+          <w:i/>
+          <w:iCs/>
+          <w:color w:val="AA3344"/>
+          <w:sz w:val="17"/>
+          <w:szCs w:val="17"/>
+        </w:rPr>
+        <w:t xml:space="preserve">　</w:t>
+      </w:r>
+    </w:p>
+    <w:p>
+      <w:pPr>
+        <w:spacing w:before="100" w:after="100"/>
+      </w:pPr>
+      <w:r>
+        <w:rPr>
+          <w:rFonts w:ascii="BIZ UDPGothic" w:cs="BIZ UDPGothic" w:eastAsia="BIZ UDPGothic" w:hAnsi="BIZ UDPGothic"/>
+          <w:color w:val="404040"/>
+          <w:sz w:val="18"/>
+          <w:szCs w:val="18"/>
+        </w:rPr>
+        <w:t xml:space="preserve">以下2つのECRリポジトリはイメージ0件（未使用）の状態で存在しています。顧客確認の結果、利用予定がないため削除します。現在ECSサービス・タスクは0件稼働のため、削除による影響はありません。</w:t>
+      </w:r>
+      <w:r>
+        <w:br/>
+      </w:r>
+      <w:r>
+        <w:rPr>
+          <w:rFonts w:ascii="BIZ UDPGothic" w:cs="BIZ UDPGothic" w:eastAsia="BIZ UDPGothic" w:hAnsi="BIZ UDPGothic"/>
+          <w:i/>
+          <w:iCs/>
+          <w:color w:val="777777"/>
+          <w:sz w:val="16"/>
+          <w:szCs w:val="16"/>
+        </w:rPr>
+        <w:t xml:space="preserve">/ 2 ECR repository sau đây tồn tại ở trạng thái không có image (chưa sử dụng). Qua xác nhận với khách hàng, vì không có kế hoạch sử dụng nên sẽ xóa. Hiện tại ECS service・task đều 0 nên việc xóa không gây ảnh hưởng.</w:t>
+      </w:r>
+    </w:p>
+    <w:p>
+      <w:pPr>
+        <w:pBdr>
+          <w:left w:val="thick" w:color="C8102E" w:sz="20" w:space="6"/>
+        </w:pBdr>
+        <w:spacing w:before="280" w:after="100"/>
+      </w:pPr>
+      <w:r>
+        <w:rPr>
+          <w:rFonts w:ascii="BIZ UDPGothic" w:cs="BIZ UDPGothic" w:eastAsia="BIZ UDPGothic" w:hAnsi="BIZ UDPGothic"/>
+          <w:b/>
+          <w:bCs/>
+          <w:color w:val="C8102E"/>
+          <w:sz w:val="24"/>
+          <w:szCs w:val="24"/>
+        </w:rPr>
+        <w:t xml:space="preserve">■ 作業手順 / Quy trình thực hiện</w:t>
+      </w:r>
+      <w:r>
+        <w:br/>
+      </w:r>
+      <w:r>
+        <w:rPr>
+          <w:rFonts w:ascii="BIZ UDPGothic" w:cs="BIZ UDPGothic" w:eastAsia="BIZ UDPGothic" w:hAnsi="BIZ UDPGothic"/>
+          <w:i/>
+          <w:iCs/>
+          <w:color w:val="AA3344"/>
+          <w:sz w:val="17"/>
+          <w:szCs w:val="17"/>
+        </w:rPr>
+        <w:t xml:space="preserve">　</w:t>
+      </w:r>
+    </w:p>
+    <w:p>
+      <w:pPr>
+        <w:pBdr>
+          <w:left w:val="thick" w:color="C8102E" w:sz="20" w:space="6"/>
+        </w:pBdr>
+        <w:spacing w:before="280" w:after="100"/>
+      </w:pPr>
+      <w:r>
+        <w:rPr>
+          <w:rFonts w:ascii="BIZ UDPGothic" w:cs="BIZ UDPGothic" w:eastAsia="BIZ UDPGothic" w:hAnsi="BIZ UDPGothic"/>
+          <w:b/>
+          <w:bCs/>
+          <w:color w:val="C8102E"/>
+          <w:sz w:val="24"/>
+          <w:szCs w:val="24"/>
+        </w:rPr>
+        <w:t xml:space="preserve">■ テスト手順・報告 / Quy trình kiểm thử・Báo cáo</w:t>
+      </w:r>
+      <w:r>
+        <w:br/>
+      </w:r>
+      <w:r>
+        <w:rPr>
+          <w:rFonts w:ascii="BIZ UDPGothic" w:cs="BIZ UDPGothic" w:eastAsia="BIZ UDPGothic" w:hAnsi="BIZ UDPGothic"/>
+          <w:i/>
+          <w:iCs/>
+          <w:color w:val="AA3344"/>
+          <w:sz w:val="17"/>
+          <w:szCs w:val="17"/>
+        </w:rPr>
+        <w:t xml:space="preserve">　</w:t>
+      </w:r>
+    </w:p>
+    <w:tbl>
+      <w:tblPr>
+        <w:tblW w:type="dxa" w:w="9506"/>
+        <w:tblBorders>
+          <w:top w:val="single" w:color="CCCCCC" w:sz="4"/>
+          <w:left w:val="single" w:color="CCCCCC" w:sz="4"/>
+          <w:bottom w:val="single" w:color="CCCCCC" w:sz="4"/>
+          <w:right w:val="single" w:color="CCCCCC" w:sz="4"/>
+          <w:insideH w:val="single" w:color="auto" w:sz="4"/>
+          <w:insideV w:val="single" w:color="auto" w:sz="4"/>
+        </w:tblBorders>
+      </w:tblPr>
+      <w:tblGrid>
+        <w:gridCol w:w="1901"/>
+        <w:gridCol w:w="1901"/>
+        <w:gridCol w:w="1901"/>
+        <w:gridCol w:w="1901"/>
+        <w:gridCol w:w="1902"/>
+      </w:tblGrid>
+      <w:tr>
+        <w:trPr>
+          <w:cantSplit/>
+          <w:tblHeader/>
+        </w:trPr>
+        <w:tc>
+          <w:tcPr>
+            <w:tcW w:type="dxa" w:w="1901"/>
+            <w:tcBorders>
+              <w:top w:val="single" w:color="CCCCCC" w:sz="4"/>
+              <w:left w:val="single" w:color="CCCCCC" w:sz="4"/>
+              <w:bottom w:val="single" w:color="CCCCCC" w:sz="4"/>
+              <w:right w:val="single" w:color="CCCCCC" w:sz="4"/>
+            </w:tcBorders>
+            <w:shd w:fill="E8E8E8" w:val="clear"/>
+            <w:tcMar>
+              <w:top w:type="dxa" w:w="80"/>
+              <w:left w:type="dxa" w:w="120"/>
+              <w:bottom w:type="dxa" w:w="80"/>
+              <w:right w:type="dxa" w:w="120"/>
+            </w:tcMar>
+          </w:tcPr>
+          <w:p>
+            <w:pPr>
+              <w:spacing w:before="0" w:after="0"/>
+            </w:pPr>
+            <w:r>
+              <w:rPr>
+                <w:rFonts w:ascii="BIZ UDPGothic" w:cs="BIZ UDPGothic" w:eastAsia="BIZ UDPGothic" w:hAnsi="BIZ UDPGothic"/>
+                <w:color w:val="404040"/>
+                <w:sz w:val="18"/>
+                <w:szCs w:val="18"/>
+              </w:rPr>
+              <w:t xml:space="preserve">No.</w:t>
+            </w:r>
+          </w:p>
+        </w:tc>
+        <w:tc>
+          <w:tcPr>
+            <w:tcW w:type="dxa" w:w="1901"/>
+            <w:tcBorders>
+              <w:top w:val="single" w:color="CCCCCC" w:sz="4"/>
+              <w:left w:val="single" w:color="CCCCCC" w:sz="4"/>
+              <w:bottom w:val="single" w:color="CCCCCC" w:sz="4"/>
+              <w:right w:val="single" w:color="CCCCCC" w:sz="4"/>
+            </w:tcBorders>
+            <w:shd w:fill="E8E8E8" w:val="clear"/>
+            <w:tcMar>
+              <w:top w:type="dxa" w:w="80"/>
+              <w:left w:type="dxa" w:w="120"/>
+              <w:bottom w:type="dxa" w:w="80"/>
+              <w:right w:type="dxa" w:w="120"/>
+            </w:tcMar>
+          </w:tcPr>
+          <w:p>
+            <w:pPr>
+              <w:spacing w:before="0" w:after="0"/>
+            </w:pPr>
+            <w:r>
+              <w:rPr>
+                <w:rFonts w:ascii="BIZ UDPGothic" w:cs="BIZ UDPGothic" w:eastAsia="BIZ UDPGothic" w:hAnsi="BIZ UDPGothic"/>
+                <w:color w:val="404040"/>
+                <w:sz w:val="18"/>
+                <w:szCs w:val="18"/>
+              </w:rPr>
+              <w:t xml:space="preserve">テスト手順・確認内容 / Nội dung xác nhận</w:t>
+            </w:r>
+          </w:p>
+        </w:tc>
+        <w:tc>
+          <w:tcPr>
+            <w:tcW w:type="dxa" w:w="1901"/>
+            <w:tcBorders>
+              <w:top w:val="single" w:color="CCCCCC" w:sz="4"/>
+              <w:left w:val="single" w:color="CCCCCC" w:sz="4"/>
+              <w:bottom w:val="single" w:color="CCCCCC" w:sz="4"/>
+              <w:right w:val="single" w:color="CCCCCC" w:sz="4"/>
+            </w:tcBorders>
+            <w:shd w:fill="E8E8E8" w:val="clear"/>
+            <w:tcMar>
+              <w:top w:type="dxa" w:w="80"/>
+              <w:left w:type="dxa" w:w="120"/>
+              <w:bottom w:type="dxa" w:w="80"/>
+              <w:right w:type="dxa" w:w="120"/>
+            </w:tcMar>
+          </w:tcPr>
+          <w:p>
+            <w:pPr>
+              <w:spacing w:before="0" w:after="0"/>
+            </w:pPr>
+            <w:r>
+              <w:rPr>
+                <w:rFonts w:ascii="BIZ UDPGothic" w:cs="BIZ UDPGothic" w:eastAsia="BIZ UDPGothic" w:hAnsi="BIZ UDPGothic"/>
+                <w:color w:val="404040"/>
+                <w:sz w:val="18"/>
+                <w:szCs w:val="18"/>
+              </w:rPr>
+              <w:t xml:space="preserve">期待結果 / Kết quả mong đợi</w:t>
+            </w:r>
+          </w:p>
+        </w:tc>
+        <w:tc>
+          <w:tcPr>
+            <w:tcW w:type="dxa" w:w="1901"/>
+            <w:tcBorders>
+              <w:top w:val="single" w:color="CCCCCC" w:sz="4"/>
+              <w:left w:val="single" w:color="CCCCCC" w:sz="4"/>
+              <w:bottom w:val="single" w:color="CCCCCC" w:sz="4"/>
+              <w:right w:val="single" w:color="CCCCCC" w:sz="4"/>
+            </w:tcBorders>
+            <w:shd w:fill="E8E8E8" w:val="clear"/>
+            <w:tcMar>
+              <w:top w:type="dxa" w:w="80"/>
+              <w:left w:type="dxa" w:w="120"/>
+              <w:bottom w:type="dxa" w:w="80"/>
+              <w:right w:type="dxa" w:w="120"/>
+            </w:tcMar>
+          </w:tcPr>
+          <w:p>
+            <w:pPr>
+              <w:spacing w:before="0" w:after="0"/>
+            </w:pPr>
+            <w:r>
+              <w:rPr>
+                <w:rFonts w:ascii="BIZ UDPGothic" w:cs="BIZ UDPGothic" w:eastAsia="BIZ UDPGothic" w:hAnsi="BIZ UDPGothic"/>
+                <w:color w:val="404040"/>
+                <w:sz w:val="18"/>
+                <w:szCs w:val="18"/>
+              </w:rPr>
+              <w:t xml:space="preserve">結果 / KQ</w:t>
+            </w:r>
+          </w:p>
+        </w:tc>
+        <w:tc>
+          <w:tcPr>
+            <w:tcW w:type="dxa" w:w="1902"/>
+            <w:tcBorders>
+              <w:top w:val="single" w:color="CCCCCC" w:sz="4"/>
+              <w:left w:val="single" w:color="CCCCCC" w:sz="4"/>
+              <w:bottom w:val="single" w:color="CCCCCC" w:sz="4"/>
+              <w:right w:val="single" w:color="CCCCCC" w:sz="4"/>
+            </w:tcBorders>
+            <w:shd w:fill="E8E8E8" w:val="clear"/>
+            <w:tcMar>
+              <w:top w:type="dxa" w:w="80"/>
+              <w:left w:type="dxa" w:w="120"/>
+              <w:bottom w:type="dxa" w:w="80"/>
+              <w:right w:type="dxa" w:w="120"/>
+            </w:tcMar>
+          </w:tcPr>
+          <w:p>
+            <w:pPr>
+              <w:spacing w:before="0" w:after="0"/>
+            </w:pPr>
+            <w:r>
+              <w:rPr>
+                <w:rFonts w:ascii="BIZ UDPGothic" w:cs="BIZ UDPGothic" w:eastAsia="BIZ UDPGothic" w:hAnsi="BIZ UDPGothic"/>
+                <w:color w:val="404040"/>
+                <w:sz w:val="18"/>
+                <w:szCs w:val="18"/>
+              </w:rPr>
+              <w:t xml:space="preserve">備考 / Ghi chú</w:t>
+            </w:r>
+          </w:p>
+        </w:tc>
+      </w:tr>
+      <w:tr>
+        <w:trPr>
+          <w:cantSplit/>
+        </w:trPr>
+        <w:tc>
+          <w:tcPr>
+            <w:tcW w:type="dxa" w:w="1901"/>
+            <w:tcBorders>
+              <w:top w:val="single" w:color="CCCCCC" w:sz="4"/>
+              <w:left w:val="single" w:color="CCCCCC" w:sz="4"/>
+              <w:bottom w:val="single" w:color="CCCCCC" w:sz="4"/>
+              <w:right w:val="single" w:color="CCCCCC" w:sz="4"/>
+            </w:tcBorders>
+            <w:shd w:fill="FFFFFF" w:val="clear"/>
+            <w:tcMar>
+              <w:top w:type="dxa" w:w="80"/>
+              <w:left w:type="dxa" w:w="120"/>
+              <w:bottom w:type="dxa" w:w="80"/>
+              <w:right w:type="dxa" w:w="120"/>
+            </w:tcMar>
+          </w:tcPr>
+          <w:p>
+            <w:pPr>
+              <w:spacing w:before="0" w:after="0"/>
+            </w:pPr>
+            <w:r>
+              <w:rPr>
+                <w:rFonts w:ascii="BIZ UDPGothic" w:cs="BIZ UDPGothic" w:eastAsia="BIZ UDPGothic" w:hAnsi="BIZ UDPGothic"/>
+                <w:color w:val="404040"/>
+                <w:sz w:val="18"/>
+                <w:szCs w:val="18"/>
+              </w:rPr>
+              <w:t xml:space="preserve">1</w:t>
+            </w:r>
+          </w:p>
+        </w:tc>
+        <w:tc>
+          <w:tcPr>
+            <w:tcW w:type="dxa" w:w="1901"/>
+            <w:tcBorders>
+              <w:top w:val="single" w:color="CCCCCC" w:sz="4"/>
+              <w:left w:val="single" w:color="CCCCCC" w:sz="4"/>
+              <w:bottom w:val="single" w:color="CCCCCC" w:sz="4"/>
+              <w:right w:val="single" w:color="CCCCCC" w:sz="4"/>
+            </w:tcBorders>
+            <w:shd w:fill="FFFFFF" w:val="clear"/>
+            <w:tcMar>
+              <w:top w:type="dxa" w:w="80"/>
+              <w:left w:type="dxa" w:w="120"/>
+              <w:bottom w:type="dxa" w:w="80"/>
+              <w:right w:type="dxa" w:w="120"/>
+            </w:tcMar>
+          </w:tcPr>
+          <w:p>
+            <w:pPr>
+              <w:spacing w:before="0" w:after="0"/>
+            </w:pPr>
+            <w:r>
+              <w:rPr>
+                <w:rFonts w:ascii="BIZ UDPGothic" w:cs="BIZ UDPGothic" w:eastAsia="BIZ UDPGothic" w:hAnsi="BIZ UDPGothic"/>
+                <w:color w:val="404040"/>
+                <w:sz w:val="18"/>
+                <w:szCs w:val="18"/>
+              </w:rPr>
+              <w:t xml:space="preserve">削除前確認</w:t>
+            </w:r>
+          </w:p>
+          <w:p>
+            <w:pPr>
+              <w:spacing w:before="0" w:after="0"/>
+            </w:pPr>
+            <w:r>
+              <w:rPr>
+                <w:rFonts w:ascii="BIZ UDPGothic" w:cs="BIZ UDPGothic" w:eastAsia="BIZ UDPGothic" w:hAnsi="BIZ UDPGothic"/>
+                <w:color w:val="404040"/>
+                <w:sz w:val="18"/>
+                <w:szCs w:val="18"/>
+              </w:rPr>
+              <w:t xml:space="preserve">AWSコンソール → ECR → リポジトリ一覧</w:t>
+            </w:r>
+          </w:p>
+          <w:p>
+            <w:pPr>
+              <w:spacing w:before="0" w:after="0"/>
+            </w:pPr>
+            <w:r>
+              <w:rPr>
+                <w:rFonts w:ascii="BIZ UDPGothic" w:cs="BIZ UDPGothic" w:eastAsia="BIZ UDPGothic" w:hAnsi="BIZ UDPGothic"/>
+                <w:color w:val="404040"/>
+                <w:sz w:val="18"/>
+                <w:szCs w:val="18"/>
+              </w:rPr>
+              <w:t xml:space="preserve">対象2リポジトリのイメージ数を確認</w:t>
+            </w:r>
+          </w:p>
+          <w:p>
+            <w:pPr>
+              <w:spacing w:before="0" w:after="0"/>
+            </w:pPr>
+            <w:r>
+              <w:rPr>
+                <w:rFonts w:ascii="BIZ UDPGothic" w:cs="BIZ UDPGothic" w:eastAsia="BIZ UDPGothic" w:hAnsi="BIZ UDPGothic"/>
+                <w:color w:val="404040"/>
+                <w:sz w:val="18"/>
+                <w:szCs w:val="18"/>
+              </w:rPr>
+              <w:t xml:space="preserve">Xác nhận trước khi xóa</w:t>
+            </w:r>
+          </w:p>
+          <w:p>
+            <w:pPr>
+              <w:spacing w:before="0" w:after="0"/>
+            </w:pPr>
+            <w:r>
+              <w:rPr>
+                <w:rFonts w:ascii="BIZ UDPGothic" w:cs="BIZ UDPGothic" w:eastAsia="BIZ UDPGothic" w:hAnsi="BIZ UDPGothic"/>
+                <w:color w:val="404040"/>
+                <w:sz w:val="18"/>
+                <w:szCs w:val="18"/>
+              </w:rPr>
+              <w:t xml:space="preserve">AWS Console → ECR → Danh sách repository</w:t>
+            </w:r>
+          </w:p>
+          <w:p>
+            <w:pPr>
+              <w:spacing w:before="0" w:after="0"/>
+            </w:pPr>
+            <w:r>
+              <w:rPr>
+                <w:rFonts w:ascii="BIZ UDPGothic" w:cs="BIZ UDPGothic" w:eastAsia="BIZ UDPGothic" w:hAnsi="BIZ UDPGothic"/>
+                <w:color w:val="404040"/>
+                <w:sz w:val="18"/>
+                <w:szCs w:val="18"/>
+              </w:rPr>
+              <w:t xml:space="preserve">Kiểm tra số lượng image của 2 repository</w:t>
+            </w:r>
+          </w:p>
+        </w:tc>
+        <w:tc>
+          <w:tcPr>
+            <w:tcW w:type="dxa" w:w="1901"/>
+            <w:tcBorders>
+              <w:top w:val="single" w:color="CCCCCC" w:sz="4"/>
+              <w:left w:val="single" w:color="CCCCCC" w:sz="4"/>
+              <w:bottom w:val="single" w:color="CCCCCC" w:sz="4"/>
+              <w:right w:val="single" w:color="CCCCCC" w:sz="4"/>
+            </w:tcBorders>
+            <w:shd w:fill="FFFFFF" w:val="clear"/>
+            <w:tcMar>
+              <w:top w:type="dxa" w:w="80"/>
+              <w:left w:type="dxa" w:w="120"/>
+              <w:bottom w:type="dxa" w:w="80"/>
+              <w:right w:type="dxa" w:w="120"/>
+            </w:tcMar>
+          </w:tcPr>
+          <w:p>
+            <w:pPr>
+              <w:spacing w:before="0" w:after="0"/>
+            </w:pPr>
+            <w:r>
+              <w:rPr>
+                <w:rFonts w:ascii="BIZ UDPGothic" w:cs="BIZ UDPGothic" w:eastAsia="BIZ UDPGothic" w:hAnsi="BIZ UDPGothic"/>
+                <w:color w:val="404040"/>
+                <w:sz w:val="18"/>
+                <w:szCs w:val="18"/>
+              </w:rPr>
+              <w:t xml:space="preserve">両リポジトリともイメージ数 = 0 であること</w:t>
+            </w:r>
+          </w:p>
+          <w:p>
+            <w:pPr>
+              <w:spacing w:before="0" w:after="0"/>
+            </w:pPr>
+            <w:r>
+              <w:rPr>
+                <w:rFonts w:ascii="BIZ UDPGothic" w:cs="BIZ UDPGothic" w:eastAsia="BIZ UDPGothic" w:hAnsi="BIZ UDPGothic"/>
+                <w:color w:val="404040"/>
+                <w:sz w:val="18"/>
+                <w:szCs w:val="18"/>
+              </w:rPr>
+              <w:t xml:space="preserve">Cả 2 repository đều có số image = 0</w:t>
+            </w:r>
+          </w:p>
+        </w:tc>
+        <w:tc>
+          <w:tcPr>
+            <w:tcW w:type="dxa" w:w="1901"/>
+            <w:tcBorders>
+              <w:top w:val="single" w:color="CCCCCC" w:sz="4"/>
+              <w:left w:val="single" w:color="CCCCCC" w:sz="4"/>
+              <w:bottom w:val="single" w:color="CCCCCC" w:sz="4"/>
+              <w:right w:val="single" w:color="CCCCCC" w:sz="4"/>
+            </w:tcBorders>
+            <w:shd w:fill="FFFFFF" w:val="clear"/>
+            <w:tcMar>
+              <w:top w:type="dxa" w:w="80"/>
+              <w:left w:type="dxa" w:w="120"/>
+              <w:bottom w:type="dxa" w:w="80"/>
+              <w:right w:type="dxa" w:w="120"/>
+            </w:tcMar>
+          </w:tcPr>
+          <w:p>
+            <w:pPr>
+              <w:spacing w:before="0" w:after="0"/>
+            </w:pPr>
+            <w:r>
+              <w:rPr>
+                <w:rFonts w:ascii="BIZ UDPGothic" w:cs="BIZ UDPGothic" w:eastAsia="BIZ UDPGothic" w:hAnsi="BIZ UDPGothic"/>
+                <w:color w:val="404040"/>
+                <w:sz w:val="18"/>
+                <w:szCs w:val="18"/>
+              </w:rPr>
+              <w:t xml:space="preserve"/>
+            </w:r>
+          </w:p>
+        </w:tc>
+        <w:tc>
+          <w:tcPr>
+            <w:tcW w:type="dxa" w:w="1902"/>
+            <w:tcBorders>
+              <w:top w:val="single" w:color="CCCCCC" w:sz="4"/>
+              <w:left w:val="single" w:color="CCCCCC" w:sz="4"/>
+              <w:bottom w:val="single" w:color="CCCCCC" w:sz="4"/>
+              <w:right w:val="single" w:color="CCCCCC" w:sz="4"/>
+            </w:tcBorders>
+            <w:shd w:fill="FFFFFF" w:val="clear"/>
+            <w:tcMar>
+              <w:top w:type="dxa" w:w="80"/>
+              <w:left w:type="dxa" w:w="120"/>
+              <w:bottom w:type="dxa" w:w="80"/>
+              <w:right w:type="dxa" w:w="120"/>
+            </w:tcMar>
+          </w:tcPr>
+          <w:p>
+            <w:pPr>
+              <w:spacing w:before="0" w:after="0"/>
+            </w:pPr>
+            <w:r>
+              <w:rPr>
+                <w:rFonts w:ascii="BIZ UDPGothic" w:cs="BIZ UDPGothic" w:eastAsia="BIZ UDPGothic" w:hAnsi="BIZ UDPGothic"/>
+                <w:color w:val="404040"/>
+                <w:sz w:val="18"/>
+                <w:szCs w:val="18"/>
+              </w:rPr>
+              <w:t xml:space="preserve"/>
+            </w:r>
+          </w:p>
+        </w:tc>
+      </w:tr>
+      <w:tr>
+        <w:trPr>
+          <w:cantSplit/>
+        </w:trPr>
+        <w:tc>
+          <w:tcPr>
+            <w:tcW w:type="dxa" w:w="1901"/>
+            <w:tcBorders>
+              <w:top w:val="single" w:color="CCCCCC" w:sz="4"/>
+              <w:left w:val="single" w:color="CCCCCC" w:sz="4"/>
+              <w:bottom w:val="single" w:color="CCCCCC" w:sz="4"/>
+              <w:right w:val="single" w:color="CCCCCC" w:sz="4"/>
+            </w:tcBorders>
+            <w:shd w:fill="FFFFFF" w:val="clear"/>
+            <w:tcMar>
+              <w:top w:type="dxa" w:w="80"/>
+              <w:left w:type="dxa" w:w="120"/>
+              <w:bottom w:type="dxa" w:w="80"/>
+              <w:right w:type="dxa" w:w="120"/>
+            </w:tcMar>
+          </w:tcPr>
+          <w:p>
+            <w:pPr>
+              <w:spacing w:before="0" w:after="0"/>
+            </w:pPr>
+            <w:r>
+              <w:rPr>
+                <w:rFonts w:ascii="BIZ UDPGothic" w:cs="BIZ UDPGothic" w:eastAsia="BIZ UDPGothic" w:hAnsi="BIZ UDPGothic"/>
+                <w:color w:val="404040"/>
+                <w:sz w:val="18"/>
+                <w:szCs w:val="18"/>
+              </w:rPr>
+              <w:t xml:space="preserve">2</w:t>
+            </w:r>
+          </w:p>
+        </w:tc>
+        <w:tc>
+          <w:tcPr>
+            <w:tcW w:type="dxa" w:w="1901"/>
+            <w:tcBorders>
+              <w:top w:val="single" w:color="CCCCCC" w:sz="4"/>
+              <w:left w:val="single" w:color="CCCCCC" w:sz="4"/>
+              <w:bottom w:val="single" w:color="CCCCCC" w:sz="4"/>
+              <w:right w:val="single" w:color="CCCCCC" w:sz="4"/>
+            </w:tcBorders>
+            <w:shd w:fill="FFFFFF" w:val="clear"/>
+            <w:tcMar>
+              <w:top w:type="dxa" w:w="80"/>
+              <w:left w:type="dxa" w:w="120"/>
+              <w:bottom w:type="dxa" w:w="80"/>
+              <w:right w:type="dxa" w:w="120"/>
+            </w:tcMar>
+          </w:tcPr>
+          <w:p>
+            <w:pPr>
+              <w:spacing w:before="0" w:after="0"/>
+            </w:pPr>
+            <w:r>
+              <w:rPr>
+                <w:rFonts w:ascii="BIZ UDPGothic" w:cs="BIZ UDPGothic" w:eastAsia="BIZ UDPGothic" w:hAnsi="BIZ UDPGothic"/>
+                <w:color w:val="404040"/>
+                <w:sz w:val="18"/>
+                <w:szCs w:val="18"/>
+              </w:rPr>
+              <w:t xml:space="preserve">ksm-posstg-ecr-web-fe を選択 → 「削除」</w:t>
+            </w:r>
+          </w:p>
+          <w:p>
+            <w:pPr>
+              <w:spacing w:before="0" w:after="0"/>
+            </w:pPr>
+            <w:r>
+              <w:rPr>
+                <w:rFonts w:ascii="BIZ UDPGothic" w:cs="BIZ UDPGothic" w:eastAsia="BIZ UDPGothic" w:hAnsi="BIZ UDPGothic"/>
+                <w:color w:val="404040"/>
+                <w:sz w:val="18"/>
+                <w:szCs w:val="18"/>
+              </w:rPr>
+              <w:t xml:space="preserve">確認ダイアログで「削除」を実行</w:t>
+            </w:r>
+          </w:p>
+          <w:p>
+            <w:pPr>
+              <w:spacing w:before="0" w:after="0"/>
+            </w:pPr>
+            <w:r>
+              <w:rPr>
+                <w:rFonts w:ascii="BIZ UDPGothic" w:cs="BIZ UDPGothic" w:eastAsia="BIZ UDPGothic" w:hAnsi="BIZ UDPGothic"/>
+                <w:color w:val="404040"/>
+                <w:sz w:val="18"/>
+                <w:szCs w:val="18"/>
+              </w:rPr>
+              <w:t xml:space="preserve">Chọn ksm-posstg-ecr-web-fe → 「削除」</w:t>
+            </w:r>
+          </w:p>
+          <w:p>
+            <w:pPr>
+              <w:spacing w:before="0" w:after="0"/>
+            </w:pPr>
+            <w:r>
+              <w:rPr>
+                <w:rFonts w:ascii="BIZ UDPGothic" w:cs="BIZ UDPGothic" w:eastAsia="BIZ UDPGothic" w:hAnsi="BIZ UDPGothic"/>
+                <w:color w:val="404040"/>
+                <w:sz w:val="18"/>
+                <w:szCs w:val="18"/>
+              </w:rPr>
+              <w:t xml:space="preserve">Thực hiện「削除」trên hộp thoại xác nhận</w:t>
+            </w:r>
+          </w:p>
+        </w:tc>
+        <w:tc>
+          <w:tcPr>
+            <w:tcW w:type="dxa" w:w="1901"/>
+            <w:tcBorders>
+              <w:top w:val="single" w:color="CCCCCC" w:sz="4"/>
+              <w:left w:val="single" w:color="CCCCCC" w:sz="4"/>
+              <w:bottom w:val="single" w:color="CCCCCC" w:sz="4"/>
+              <w:right w:val="single" w:color="CCCCCC" w:sz="4"/>
+            </w:tcBorders>
+            <w:shd w:fill="FFFFFF" w:val="clear"/>
+            <w:tcMar>
+              <w:top w:type="dxa" w:w="80"/>
+              <w:left w:type="dxa" w:w="120"/>
+              <w:bottom w:type="dxa" w:w="80"/>
+              <w:right w:type="dxa" w:w="120"/>
+            </w:tcMar>
+          </w:tcPr>
+          <w:p>
+            <w:pPr>
+              <w:spacing w:before="0" w:after="0"/>
+            </w:pPr>
+            <w:r>
+              <w:rPr>
+                <w:rFonts w:ascii="BIZ UDPGothic" w:cs="BIZ UDPGothic" w:eastAsia="BIZ UDPGothic" w:hAnsi="BIZ UDPGothic"/>
+                <w:color w:val="404040"/>
+                <w:sz w:val="18"/>
+                <w:szCs w:val="18"/>
+              </w:rPr>
+              <w:t xml:space="preserve">リポジトリ一覧から消えること</w:t>
+            </w:r>
+          </w:p>
+          <w:p>
+            <w:pPr>
+              <w:spacing w:before="0" w:after="0"/>
+            </w:pPr>
+            <w:r>
+              <w:rPr>
+                <w:rFonts w:ascii="BIZ UDPGothic" w:cs="BIZ UDPGothic" w:eastAsia="BIZ UDPGothic" w:hAnsi="BIZ UDPGothic"/>
+                <w:color w:val="404040"/>
+                <w:sz w:val="18"/>
+                <w:szCs w:val="18"/>
+              </w:rPr>
+              <w:t xml:space="preserve">Biến mất khỏi danh sách repository</w:t>
+            </w:r>
+          </w:p>
+        </w:tc>
+        <w:tc>
+          <w:tcPr>
+            <w:tcW w:type="dxa" w:w="1901"/>
+            <w:tcBorders>
+              <w:top w:val="single" w:color="CCCCCC" w:sz="4"/>
+              <w:left w:val="single" w:color="CCCCCC" w:sz="4"/>
+              <w:bottom w:val="single" w:color="CCCCCC" w:sz="4"/>
+              <w:right w:val="single" w:color="CCCCCC" w:sz="4"/>
+            </w:tcBorders>
+            <w:shd w:fill="FFFFFF" w:val="clear"/>
+            <w:tcMar>
+              <w:top w:type="dxa" w:w="80"/>
+              <w:left w:type="dxa" w:w="120"/>
+              <w:bottom w:type="dxa" w:w="80"/>
+              <w:right w:type="dxa" w:w="120"/>
+            </w:tcMar>
+          </w:tcPr>
+          <w:p>
+            <w:pPr>
+              <w:spacing w:before="0" w:after="0"/>
+            </w:pPr>
+            <w:r>
+              <w:rPr>
+                <w:rFonts w:ascii="BIZ UDPGothic" w:cs="BIZ UDPGothic" w:eastAsia="BIZ UDPGothic" w:hAnsi="BIZ UDPGothic"/>
+                <w:color w:val="404040"/>
+                <w:sz w:val="18"/>
+                <w:szCs w:val="18"/>
+              </w:rPr>
+              <w:t xml:space="preserve"/>
+            </w:r>
+          </w:p>
+        </w:tc>
+        <w:tc>
+          <w:tcPr>
+            <w:tcW w:type="dxa" w:w="1902"/>
+            <w:tcBorders>
+              <w:top w:val="single" w:color="CCCCCC" w:sz="4"/>
+              <w:left w:val="single" w:color="CCCCCC" w:sz="4"/>
+              <w:bottom w:val="single" w:color="CCCCCC" w:sz="4"/>
+              <w:right w:val="single" w:color="CCCCCC" w:sz="4"/>
+            </w:tcBorders>
+            <w:shd w:fill="FFFFFF" w:val="clear"/>
+            <w:tcMar>
+              <w:top w:type="dxa" w:w="80"/>
+              <w:left w:type="dxa" w:w="120"/>
+              <w:bottom w:type="dxa" w:w="80"/>
+              <w:right w:type="dxa" w:w="120"/>
+            </w:tcMar>
+          </w:tcPr>
+          <w:p>
+            <w:pPr>
+              <w:spacing w:before="0" w:after="0"/>
+            </w:pPr>
+            <w:r>
+              <w:rPr>
+                <w:rFonts w:ascii="BIZ UDPGothic" w:cs="BIZ UDPGothic" w:eastAsia="BIZ UDPGothic" w:hAnsi="BIZ UDPGothic"/>
+                <w:color w:val="404040"/>
+                <w:sz w:val="18"/>
+                <w:szCs w:val="18"/>
+              </w:rPr>
+              <w:t xml:space="preserve"/>
+            </w:r>
+          </w:p>
+        </w:tc>
+      </w:tr>
+      <w:tr>
+        <w:trPr>
+          <w:cantSplit/>
+        </w:trPr>
+        <w:tc>
+          <w:tcPr>
+            <w:tcW w:type="dxa" w:w="1901"/>
+            <w:tcBorders>
+              <w:top w:val="single" w:color="CCCCCC" w:sz="4"/>
+              <w:left w:val="single" w:color="CCCCCC" w:sz="4"/>
+              <w:bottom w:val="single" w:color="CCCCCC" w:sz="4"/>
+              <w:right w:val="single" w:color="CCCCCC" w:sz="4"/>
+            </w:tcBorders>
+            <w:shd w:fill="FFFFFF" w:val="clear"/>
+            <w:tcMar>
+              <w:top w:type="dxa" w:w="80"/>
+              <w:left w:type="dxa" w:w="120"/>
+              <w:bottom w:type="dxa" w:w="80"/>
+              <w:right w:type="dxa" w:w="120"/>
+            </w:tcMar>
+          </w:tcPr>
+          <w:p>
+            <w:pPr>
+              <w:spacing w:before="0" w:after="0"/>
+            </w:pPr>
+            <w:r>
+              <w:rPr>
+                <w:rFonts w:ascii="BIZ UDPGothic" w:cs="BIZ UDPGothic" w:eastAsia="BIZ UDPGothic" w:hAnsi="BIZ UDPGothic"/>
+                <w:color w:val="404040"/>
+                <w:sz w:val="18"/>
+                <w:szCs w:val="18"/>
+              </w:rPr>
+              <w:t xml:space="preserve">3</w:t>
+            </w:r>
+          </w:p>
+        </w:tc>
+        <w:tc>
+          <w:tcPr>
+            <w:tcW w:type="dxa" w:w="1901"/>
+            <w:tcBorders>
+              <w:top w:val="single" w:color="CCCCCC" w:sz="4"/>
+              <w:left w:val="single" w:color="CCCCCC" w:sz="4"/>
+              <w:bottom w:val="single" w:color="CCCCCC" w:sz="4"/>
+              <w:right w:val="single" w:color="CCCCCC" w:sz="4"/>
+            </w:tcBorders>
+            <w:shd w:fill="FFFFFF" w:val="clear"/>
+            <w:tcMar>
+              <w:top w:type="dxa" w:w="80"/>
+              <w:left w:type="dxa" w:w="120"/>
+              <w:bottom w:type="dxa" w:w="80"/>
+              <w:right w:type="dxa" w:w="120"/>
+            </w:tcMar>
+          </w:tcPr>
+          <w:p>
+            <w:pPr>
+              <w:spacing w:before="0" w:after="0"/>
+            </w:pPr>
+            <w:r>
+              <w:rPr>
+                <w:rFonts w:ascii="BIZ UDPGothic" w:cs="BIZ UDPGothic" w:eastAsia="BIZ UDPGothic" w:hAnsi="BIZ UDPGothic"/>
+                <w:color w:val="404040"/>
+                <w:sz w:val="18"/>
+                <w:szCs w:val="18"/>
+              </w:rPr>
+              <w:t xml:space="preserve">ksm-posstg-ecr-web-be を選択 → 「削除」</w:t>
+            </w:r>
+          </w:p>
+          <w:p>
+            <w:pPr>
+              <w:spacing w:before="0" w:after="0"/>
+            </w:pPr>
+            <w:r>
+              <w:rPr>
+                <w:rFonts w:ascii="BIZ UDPGothic" w:cs="BIZ UDPGothic" w:eastAsia="BIZ UDPGothic" w:hAnsi="BIZ UDPGothic"/>
+                <w:color w:val="404040"/>
+                <w:sz w:val="18"/>
+                <w:szCs w:val="18"/>
+              </w:rPr>
+              <w:t xml:space="preserve">確認ダイアログで「削除」を実行</w:t>
+            </w:r>
+          </w:p>
+          <w:p>
+            <w:pPr>
+              <w:spacing w:before="0" w:after="0"/>
+            </w:pPr>
+            <w:r>
+              <w:rPr>
+                <w:rFonts w:ascii="BIZ UDPGothic" w:cs="BIZ UDPGothic" w:eastAsia="BIZ UDPGothic" w:hAnsi="BIZ UDPGothic"/>
+                <w:color w:val="404040"/>
+                <w:sz w:val="18"/>
+                <w:szCs w:val="18"/>
+              </w:rPr>
+              <w:t xml:space="preserve">Chọn ksm-posstg-ecr-web-be → 「削除」</w:t>
+            </w:r>
+          </w:p>
+          <w:p>
+            <w:pPr>
+              <w:spacing w:before="0" w:after="0"/>
+            </w:pPr>
+            <w:r>
+              <w:rPr>
+                <w:rFonts w:ascii="BIZ UDPGothic" w:cs="BIZ UDPGothic" w:eastAsia="BIZ UDPGothic" w:hAnsi="BIZ UDPGothic"/>
+                <w:color w:val="404040"/>
+                <w:sz w:val="18"/>
+                <w:szCs w:val="18"/>
+              </w:rPr>
+              <w:t xml:space="preserve">Thực hiện「削除」trên hộp thoại xác nhận</w:t>
+            </w:r>
+          </w:p>
+        </w:tc>
+        <w:tc>
+          <w:tcPr>
+            <w:tcW w:type="dxa" w:w="1901"/>
+            <w:tcBorders>
+              <w:top w:val="single" w:color="CCCCCC" w:sz="4"/>
+              <w:left w:val="single" w:color="CCCCCC" w:sz="4"/>
+              <w:bottom w:val="single" w:color="CCCCCC" w:sz="4"/>
+              <w:right w:val="single" w:color="CCCCCC" w:sz="4"/>
+            </w:tcBorders>
+            <w:shd w:fill="FFFFFF" w:val="clear"/>
+            <w:tcMar>
+              <w:top w:type="dxa" w:w="80"/>
+              <w:left w:type="dxa" w:w="120"/>
+              <w:bottom w:type="dxa" w:w="80"/>
+              <w:right w:type="dxa" w:w="120"/>
+            </w:tcMar>
+          </w:tcPr>
+          <w:p>
+            <w:pPr>
+              <w:spacing w:before="0" w:after="0"/>
+            </w:pPr>
+            <w:r>
+              <w:rPr>
+                <w:rFonts w:ascii="BIZ UDPGothic" w:cs="BIZ UDPGothic" w:eastAsia="BIZ UDPGothic" w:hAnsi="BIZ UDPGothic"/>
+                <w:color w:val="404040"/>
+                <w:sz w:val="18"/>
+                <w:szCs w:val="18"/>
+              </w:rPr>
+              <w:t xml:space="preserve">リポジトリ一覧から消えること</w:t>
+            </w:r>
+          </w:p>
+          <w:p>
+            <w:pPr>
+              <w:spacing w:before="0" w:after="0"/>
+            </w:pPr>
+            <w:r>
+              <w:rPr>
+                <w:rFonts w:ascii="BIZ UDPGothic" w:cs="BIZ UDPGothic" w:eastAsia="BIZ UDPGothic" w:hAnsi="BIZ UDPGothic"/>
+                <w:color w:val="404040"/>
+                <w:sz w:val="18"/>
+                <w:szCs w:val="18"/>
+              </w:rPr>
+              <w:t xml:space="preserve">Biến mất khỏi danh sách repository</w:t>
+            </w:r>
+          </w:p>
+        </w:tc>
+        <w:tc>
+          <w:tcPr>
+            <w:tcW w:type="dxa" w:w="1901"/>
+            <w:tcBorders>
+              <w:top w:val="single" w:color="CCCCCC" w:sz="4"/>
+              <w:left w:val="single" w:color="CCCCCC" w:sz="4"/>
+              <w:bottom w:val="single" w:color="CCCCCC" w:sz="4"/>
+              <w:right w:val="single" w:color="CCCCCC" w:sz="4"/>
+            </w:tcBorders>
+            <w:shd w:fill="FFFFFF" w:val="clear"/>
+            <w:tcMar>
+              <w:top w:type="dxa" w:w="80"/>
+              <w:left w:type="dxa" w:w="120"/>
+              <w:bottom w:type="dxa" w:w="80"/>
+              <w:right w:type="dxa" w:w="120"/>
+            </w:tcMar>
+          </w:tcPr>
+          <w:p>
+            <w:pPr>
+              <w:spacing w:before="0" w:after="0"/>
+            </w:pPr>
+            <w:r>
+              <w:rPr>
+                <w:rFonts w:ascii="BIZ UDPGothic" w:cs="BIZ UDPGothic" w:eastAsia="BIZ UDPGothic" w:hAnsi="BIZ UDPGothic"/>
+                <w:color w:val="404040"/>
+                <w:sz w:val="18"/>
+                <w:szCs w:val="18"/>
+              </w:rPr>
+              <w:t xml:space="preserve"/>
+            </w:r>
+          </w:p>
+        </w:tc>
+        <w:tc>
+          <w:tcPr>
+            <w:tcW w:type="dxa" w:w="1902"/>
+            <w:tcBorders>
+              <w:top w:val="single" w:color="CCCCCC" w:sz="4"/>
+              <w:left w:val="single" w:color="CCCCCC" w:sz="4"/>
+              <w:bottom w:val="single" w:color="CCCCCC" w:sz="4"/>
+              <w:right w:val="single" w:color="CCCCCC" w:sz="4"/>
+            </w:tcBorders>
+            <w:shd w:fill="FFFFFF" w:val="clear"/>
+            <w:tcMar>
+              <w:top w:type="dxa" w:w="80"/>
+              <w:left w:type="dxa" w:w="120"/>
+              <w:bottom w:type="dxa" w:w="80"/>
+              <w:right w:type="dxa" w:w="120"/>
+            </w:tcMar>
+          </w:tcPr>
+          <w:p>
+            <w:pPr>
+              <w:spacing w:before="0" w:after="0"/>
+            </w:pPr>
+            <w:r>
+              <w:rPr>
+                <w:rFonts w:ascii="BIZ UDPGothic" w:cs="BIZ UDPGothic" w:eastAsia="BIZ UDPGothic" w:hAnsi="BIZ UDPGothic"/>
+                <w:color w:val="404040"/>
+                <w:sz w:val="18"/>
+                <w:szCs w:val="18"/>
+              </w:rPr>
+              <w:t xml:space="preserve"/>
+            </w:r>
+          </w:p>
+        </w:tc>
+      </w:tr>
+      <w:tr>
+        <w:trPr>
+          <w:cantSplit/>
+        </w:trPr>
+        <w:tc>
+          <w:tcPr>
+            <w:tcW w:type="dxa" w:w="1901"/>
+            <w:tcBorders>
+              <w:top w:val="single" w:color="CCCCCC" w:sz="4"/>
+              <w:left w:val="single" w:color="CCCCCC" w:sz="4"/>
+              <w:bottom w:val="single" w:color="CCCCCC" w:sz="4"/>
+              <w:right w:val="single" w:color="CCCCCC" w:sz="4"/>
+            </w:tcBorders>
+            <w:shd w:fill="FFFFFF" w:val="clear"/>
+            <w:tcMar>
+              <w:top w:type="dxa" w:w="80"/>
+              <w:left w:type="dxa" w:w="120"/>
+              <w:bottom w:type="dxa" w:w="80"/>
+              <w:right w:type="dxa" w:w="120"/>
+            </w:tcMar>
+          </w:tcPr>
+          <w:p>
+            <w:pPr>
+              <w:spacing w:before="0" w:after="0"/>
+            </w:pPr>
+            <w:r>
+              <w:rPr>
+                <w:rFonts w:ascii="BIZ UDPGothic" w:cs="BIZ UDPGothic" w:eastAsia="BIZ UDPGothic" w:hAnsi="BIZ UDPGothic"/>
+                <w:color w:val="404040"/>
+                <w:sz w:val="18"/>
+                <w:szCs w:val="18"/>
+              </w:rPr>
+              <w:t xml:space="preserve">4</w:t>
+            </w:r>
+          </w:p>
+        </w:tc>
+        <w:tc>
+          <w:tcPr>
+            <w:tcW w:type="dxa" w:w="1901"/>
+            <w:tcBorders>
+              <w:top w:val="single" w:color="CCCCCC" w:sz="4"/>
+              <w:left w:val="single" w:color="CCCCCC" w:sz="4"/>
+              <w:bottom w:val="single" w:color="CCCCCC" w:sz="4"/>
+              <w:right w:val="single" w:color="CCCCCC" w:sz="4"/>
+            </w:tcBorders>
+            <w:shd w:fill="FFFFFF" w:val="clear"/>
+            <w:tcMar>
+              <w:top w:type="dxa" w:w="80"/>
+              <w:left w:type="dxa" w:w="120"/>
+              <w:bottom w:type="dxa" w:w="80"/>
+              <w:right w:type="dxa" w:w="120"/>
+            </w:tcMar>
+          </w:tcPr>
+          <w:p>
+            <w:pPr>
+              <w:spacing w:before="0" w:after="0"/>
+            </w:pPr>
+            <w:r>
+              <w:rPr>
+                <w:rFonts w:ascii="BIZ UDPGothic" w:cs="BIZ UDPGothic" w:eastAsia="BIZ UDPGothic" w:hAnsi="BIZ UDPGothic"/>
+                <w:color w:val="404040"/>
+                <w:sz w:val="18"/>
+                <w:szCs w:val="18"/>
+              </w:rPr>
+              <w:t xml:space="preserve">ECRリポジトリ一覧で対象2件が存在しないことを確認</w:t>
+            </w:r>
+          </w:p>
+          <w:p>
+            <w:pPr>
+              <w:spacing w:before="0" w:after="0"/>
+            </w:pPr>
+            <w:r>
+              <w:rPr>
+                <w:rFonts w:ascii="BIZ UDPGothic" w:cs="BIZ UDPGothic" w:eastAsia="BIZ UDPGothic" w:hAnsi="BIZ UDPGothic"/>
+                <w:color w:val="404040"/>
+                <w:sz w:val="18"/>
+                <w:szCs w:val="18"/>
+              </w:rPr>
+              <w:t xml:space="preserve">スクリーンショットを取得して記録</w:t>
+            </w:r>
+          </w:p>
+          <w:p>
+            <w:pPr>
+              <w:spacing w:before="0" w:after="0"/>
+            </w:pPr>
+            <w:r>
+              <w:rPr>
+                <w:rFonts w:ascii="BIZ UDPGothic" w:cs="BIZ UDPGothic" w:eastAsia="BIZ UDPGothic" w:hAnsi="BIZ UDPGothic"/>
+                <w:color w:val="404040"/>
+                <w:sz w:val="18"/>
+                <w:szCs w:val="18"/>
+              </w:rPr>
+              <w:t xml:space="preserve">Xác nhận 2 repository không còn tồn tại</w:t>
+            </w:r>
+          </w:p>
+          <w:p>
+            <w:pPr>
+              <w:spacing w:before="0" w:after="0"/>
+            </w:pPr>
+            <w:r>
+              <w:rPr>
+                <w:rFonts w:ascii="BIZ UDPGothic" w:cs="BIZ UDPGothic" w:eastAsia="BIZ UDPGothic" w:hAnsi="BIZ UDPGothic"/>
+                <w:color w:val="404040"/>
+                <w:sz w:val="18"/>
+                <w:szCs w:val="18"/>
+              </w:rPr>
+              <w:t xml:space="preserve">Chụp màn hình để lưu lại</w:t>
+            </w:r>
+          </w:p>
+        </w:tc>
+        <w:tc>
+          <w:tcPr>
+            <w:tcW w:type="dxa" w:w="1901"/>
+            <w:tcBorders>
+              <w:top w:val="single" w:color="CCCCCC" w:sz="4"/>
+              <w:left w:val="single" w:color="CCCCCC" w:sz="4"/>
+              <w:bottom w:val="single" w:color="CCCCCC" w:sz="4"/>
+              <w:right w:val="single" w:color="CCCCCC" w:sz="4"/>
+            </w:tcBorders>
+            <w:shd w:fill="FFFFFF" w:val="clear"/>
+            <w:tcMar>
+              <w:top w:type="dxa" w:w="80"/>
+              <w:left w:type="dxa" w:w="120"/>
+              <w:bottom w:type="dxa" w:w="80"/>
+              <w:right w:type="dxa" w:w="120"/>
+            </w:tcMar>
+          </w:tcPr>
+          <w:p>
+            <w:pPr>
+              <w:spacing w:before="0" w:after="0"/>
+            </w:pPr>
+            <w:r>
+              <w:rPr>
+                <w:rFonts w:ascii="BIZ UDPGothic" w:cs="BIZ UDPGothic" w:eastAsia="BIZ UDPGothic" w:hAnsi="BIZ UDPGothic"/>
+                <w:color w:val="404040"/>
+                <w:sz w:val="18"/>
+                <w:szCs w:val="18"/>
+              </w:rPr>
+              <w:t xml:space="preserve">2件が完全に削除されていること</w:t>
+            </w:r>
+          </w:p>
+          <w:p>
+            <w:pPr>
+              <w:spacing w:before="0" w:after="0"/>
+            </w:pPr>
+            <w:r>
+              <w:rPr>
+                <w:rFonts w:ascii="BIZ UDPGothic" w:cs="BIZ UDPGothic" w:eastAsia="BIZ UDPGothic" w:hAnsi="BIZ UDPGothic"/>
+                <w:color w:val="404040"/>
+                <w:sz w:val="18"/>
+                <w:szCs w:val="18"/>
+              </w:rPr>
+              <w:t xml:space="preserve">2 repository đã được xóa hoàn toàn</w:t>
+            </w:r>
+          </w:p>
+        </w:tc>
+        <w:tc>
+          <w:tcPr>
+            <w:tcW w:type="dxa" w:w="1901"/>
+            <w:tcBorders>
+              <w:top w:val="single" w:color="CCCCCC" w:sz="4"/>
+              <w:left w:val="single" w:color="CCCCCC" w:sz="4"/>
+              <w:bottom w:val="single" w:color="CCCCCC" w:sz="4"/>
+              <w:right w:val="single" w:color="CCCCCC" w:sz="4"/>
+            </w:tcBorders>
+            <w:shd w:fill="FFFFFF" w:val="clear"/>
+            <w:tcMar>
+              <w:top w:type="dxa" w:w="80"/>
+              <w:left w:type="dxa" w:w="120"/>
+              <w:bottom w:type="dxa" w:w="80"/>
+              <w:right w:type="dxa" w:w="120"/>
+            </w:tcMar>
+          </w:tcPr>
+          <w:p>
+            <w:pPr>
+              <w:spacing w:before="0" w:after="0"/>
+            </w:pPr>
+            <w:r>
+              <w:rPr>
+                <w:rFonts w:ascii="BIZ UDPGothic" w:cs="BIZ UDPGothic" w:eastAsia="BIZ UDPGothic" w:hAnsi="BIZ UDPGothic"/>
+                <w:color w:val="404040"/>
+                <w:sz w:val="18"/>
+                <w:szCs w:val="18"/>
+              </w:rPr>
+              <w:t xml:space="preserve"/>
+            </w:r>
+          </w:p>
+        </w:tc>
+        <w:tc>
+          <w:tcPr>
+            <w:tcW w:type="dxa" w:w="1902"/>
+            <w:tcBorders>
+              <w:top w:val="single" w:color="CCCCCC" w:sz="4"/>
+              <w:left w:val="single" w:color="CCCCCC" w:sz="4"/>
+              <w:bottom w:val="single" w:color="CCCCCC" w:sz="4"/>
+              <w:right w:val="single" w:color="CCCCCC" w:sz="4"/>
+            </w:tcBorders>
+            <w:shd w:fill="FFFFFF" w:val="clear"/>
+            <w:tcMar>
+              <w:top w:type="dxa" w:w="80"/>
+              <w:left w:type="dxa" w:w="120"/>
+              <w:bottom w:type="dxa" w:w="80"/>
+              <w:right w:type="dxa" w:w="120"/>
+            </w:tcMar>
+          </w:tcPr>
+          <w:p>
+            <w:pPr>
+              <w:spacing w:before="0" w:after="0"/>
+            </w:pPr>
+            <w:r>
+              <w:rPr>
+                <w:rFonts w:ascii="BIZ UDPGothic" w:cs="BIZ UDPGothic" w:eastAsia="BIZ UDPGothic" w:hAnsi="BIZ UDPGothic"/>
+                <w:color w:val="404040"/>
+                <w:sz w:val="18"/>
+                <w:szCs w:val="18"/>
+              </w:rPr>
+              <w:t xml:space="preserve"/>
+            </w:r>
+          </w:p>
+        </w:tc>
+      </w:tr>
+    </w:tbl>
+    <w:p>
+      <w:pPr>
+        <w:pBdr>
+          <w:left w:val="thick" w:color="C8102E" w:sz="20" w:space="6"/>
+        </w:pBdr>
+        <w:spacing w:before="280" w:after="100"/>
+      </w:pPr>
+      <w:r>
+        <w:rPr>
+          <w:rFonts w:ascii="BIZ UDPGothic" w:cs="BIZ UDPGothic" w:eastAsia="BIZ UDPGothic" w:hAnsi="BIZ UDPGothic"/>
+          <w:b/>
+          <w:bCs/>
+          <w:color w:val="C8102E"/>
+          <w:sz w:val="24"/>
+          <w:szCs w:val="24"/>
+        </w:rPr>
+        <w:t xml:space="preserve">■ 報告方法</w:t>
+      </w:r>
+      <w:r>
+        <w:br/>
+      </w:r>
+      <w:r>
+        <w:rPr>
+          <w:rFonts w:ascii="BIZ UDPGothic" w:cs="BIZ UDPGothic" w:eastAsia="BIZ UDPGothic" w:hAnsi="BIZ UDPGothic"/>
+          <w:i/>
+          <w:iCs/>
+          <w:color w:val="AA3344"/>
+          <w:sz w:val="17"/>
+          <w:szCs w:val="17"/>
+        </w:rPr>
+        <w:t xml:space="preserve">　Phương thức báo cáo</w:t>
+      </w:r>
+    </w:p>
+    <w:p>
+      <w:pPr>
+        <w:spacing w:before="100" w:after="100"/>
+      </w:pPr>
+      <w:r>
+        <w:rPr>
+          <w:rFonts w:ascii="BIZ UDPGothic" w:cs="BIZ UDPGothic" w:eastAsia="BIZ UDPGothic" w:hAnsi="BIZ UDPGothic"/>
+          <w:color w:val="404040"/>
+          <w:sz w:val="18"/>
+          <w:szCs w:val="18"/>
+        </w:rPr>
+        <w:t xml:space="preserve">作業完了後、本ドキュメントのテスト手順表に結果（OK</w:t>
+      </w:r>
+      <w:r>
+        <w:br/>
+      </w:r>
+      <w:r>
+        <w:rPr>
+          <w:rFonts w:ascii="BIZ UDPGothic" w:cs="BIZ UDPGothic" w:eastAsia="BIZ UDPGothic" w:hAnsi="BIZ UDPGothic"/>
+          <w:i/>
+          <w:iCs/>
+          <w:color w:val="777777"/>
+          <w:sz w:val="16"/>
+          <w:szCs w:val="16"/>
+        </w:rPr>
+        <w:t xml:space="preserve">/ NG）を記入し、以下の担当者へ報告してください。 / Sau khi hoàn thành, điền kết quả (OK/NG) vào bảng kiểm thử trong tài liệu này và báo cáo cho người phụ trách bên dưới.</w:t>
+      </w:r>
+    </w:p>
+    <w:tbl>
+      <w:tblPr>
+        <w:tblW w:type="dxa" w:w="9506"/>
+        <w:tblBorders>
+          <w:top w:val="single" w:color="CCCCCC" w:sz="4"/>
+          <w:left w:val="single" w:color="CCCCCC" w:sz="4"/>
+          <w:bottom w:val="single" w:color="CCCCCC" w:sz="4"/>
+          <w:right w:val="single" w:color="CCCCCC" w:sz="4"/>
+          <w:insideH w:val="single" w:color="auto" w:sz="4"/>
+          <w:insideV w:val="single" w:color="auto" w:sz="4"/>
+        </w:tblBorders>
+      </w:tblPr>
+      <w:tblGrid>
+        <w:gridCol w:w="4753"/>
+        <w:gridCol w:w="4753"/>
+      </w:tblGrid>
+      <w:tr>
+        <w:trPr>
+          <w:cantSplit/>
+          <w:tblHeader/>
+        </w:trPr>
+        <w:tc>
+          <w:tcPr>
+            <w:tcW w:type="dxa" w:w="4753"/>
+            <w:tcBorders>
+              <w:top w:val="single" w:color="CCCCCC" w:sz="4"/>
+              <w:left w:val="single" w:color="CCCCCC" w:sz="4"/>
+              <w:bottom w:val="single" w:color="CCCCCC" w:sz="4"/>
+              <w:right w:val="single" w:color="CCCCCC" w:sz="4"/>
+            </w:tcBorders>
+            <w:shd w:fill="E8E8E8" w:val="clear"/>
+            <w:tcMar>
+              <w:top w:type="dxa" w:w="80"/>
+              <w:left w:type="dxa" w:w="120"/>
+              <w:bottom w:type="dxa" w:w="80"/>
+              <w:right w:type="dxa" w:w="120"/>
+            </w:tcMar>
+          </w:tcPr>
+          <w:p>
+            <w:pPr>
+              <w:spacing w:before="0" w:after="0"/>
+            </w:pPr>
+            <w:r>
+              <w:rPr>
+                <w:rFonts w:ascii="BIZ UDPGothic" w:cs="BIZ UDPGothic" w:eastAsia="BIZ UDPGothic" w:hAnsi="BIZ UDPGothic"/>
+                <w:color w:val="404040"/>
+                <w:sz w:val="18"/>
+                <w:szCs w:val="18"/>
+              </w:rPr>
+              <w:t xml:space="preserve">項目 / Mục</w:t>
+            </w:r>
+          </w:p>
+        </w:tc>
+        <w:tc>
+          <w:tcPr>
+            <w:tcW w:type="dxa" w:w="4753"/>
+            <w:tcBorders>
+              <w:top w:val="single" w:color="CCCCCC" w:sz="4"/>
+              <w:left w:val="single" w:color="CCCCCC" w:sz="4"/>
+              <w:bottom w:val="single" w:color="CCCCCC" w:sz="4"/>
+              <w:right w:val="single" w:color="CCCCCC" w:sz="4"/>
+            </w:tcBorders>
+            <w:shd w:fill="E8E8E8" w:val="clear"/>
+            <w:tcMar>
+              <w:top w:type="dxa" w:w="80"/>
+              <w:left w:type="dxa" w:w="120"/>
+              <w:bottom w:type="dxa" w:w="80"/>
+              <w:right w:type="dxa" w:w="120"/>
+            </w:tcMar>
+          </w:tcPr>
+          <w:p>
+            <w:pPr>
+              <w:spacing w:before="0" w:after="0"/>
+            </w:pPr>
+            <w:r>
+              <w:rPr>
+                <w:rFonts w:ascii="BIZ UDPGothic" w:cs="BIZ UDPGothic" w:eastAsia="BIZ UDPGothic" w:hAnsi="BIZ UDPGothic"/>
+                <w:color w:val="404040"/>
+                <w:sz w:val="18"/>
+                <w:szCs w:val="18"/>
+              </w:rPr>
+              <w:t xml:space="preserve">内容 / Nội dung</w:t>
+            </w:r>
+          </w:p>
+        </w:tc>
+      </w:tr>
+      <w:tr>
+        <w:trPr>
+          <w:cantSplit/>
+        </w:trPr>
+        <w:tc>
+          <w:tcPr>
+            <w:tcW w:type="dxa" w:w="4753"/>
+            <w:tcBorders>
+              <w:top w:val="single" w:color="CCCCCC" w:sz="4"/>
+              <w:left w:val="single" w:color="CCCCCC" w:sz="4"/>
+              <w:bottom w:val="single" w:color="CCCCCC" w:sz="4"/>
+              <w:right w:val="single" w:color="CCCCCC" w:sz="4"/>
+            </w:tcBorders>
+            <w:shd w:fill="FFFFFF" w:val="clear"/>
+            <w:tcMar>
+              <w:top w:type="dxa" w:w="80"/>
+              <w:left w:type="dxa" w:w="120"/>
+              <w:bottom w:type="dxa" w:w="80"/>
+              <w:right w:type="dxa" w:w="120"/>
+            </w:tcMar>
+          </w:tcPr>
+          <w:p>
+            <w:pPr>
+              <w:spacing w:before="0" w:after="0"/>
+            </w:pPr>
+            <w:r>
+              <w:rPr>
+                <w:rFonts w:ascii="BIZ UDPGothic" w:cs="BIZ UDPGothic" w:eastAsia="BIZ UDPGothic" w:hAnsi="BIZ UDPGothic"/>
+                <w:color w:val="404040"/>
+                <w:sz w:val="18"/>
+                <w:szCs w:val="18"/>
+              </w:rPr>
+              <w:t xml:space="preserve">報告先 / Báo cáo cho</w:t>
+            </w:r>
+          </w:p>
+        </w:tc>
+        <w:tc>
+          <w:tcPr>
+            <w:tcW w:type="dxa" w:w="4753"/>
+            <w:tcBorders>
+              <w:top w:val="single" w:color="CCCCCC" w:sz="4"/>
+              <w:left w:val="single" w:color="CCCCCC" w:sz="4"/>
+              <w:bottom w:val="single" w:color="CCCCCC" w:sz="4"/>
+              <w:right w:val="single" w:color="CCCCCC" w:sz="4"/>
+            </w:tcBorders>
+            <w:shd w:fill="FFFFFF" w:val="clear"/>
+            <w:tcMar>
+              <w:top w:type="dxa" w:w="80"/>
+              <w:left w:type="dxa" w:w="120"/>
+              <w:bottom w:type="dxa" w:w="80"/>
+              <w:right w:type="dxa" w:w="120"/>
+            </w:tcMar>
+          </w:tcPr>
+          <w:p>
+            <w:pPr>
+              <w:spacing w:before="0" w:after="0"/>
+            </w:pPr>
+            <w:r>
+              <w:rPr>
+                <w:rFonts w:ascii="BIZ UDPGothic" w:cs="BIZ UDPGothic" w:eastAsia="BIZ UDPGothic" w:hAnsi="BIZ UDPGothic"/>
+                <w:color w:val="404040"/>
+                <w:sz w:val="18"/>
+                <w:szCs w:val="18"/>
+              </w:rPr>
+              <w:t xml:space="preserve">清原（PJ管理者）</w:t>
+            </w:r>
+          </w:p>
+        </w:tc>
+      </w:tr>
+      <w:tr>
+        <w:trPr>
+          <w:cantSplit/>
+        </w:trPr>
+        <w:tc>
+          <w:tcPr>
+            <w:tcW w:type="dxa" w:w="4753"/>
+            <w:tcBorders>
+              <w:top w:val="single" w:color="CCCCCC" w:sz="4"/>
+              <w:left w:val="single" w:color="CCCCCC" w:sz="4"/>
+              <w:bottom w:val="single" w:color="CCCCCC" w:sz="4"/>
+              <w:right w:val="single" w:color="CCCCCC" w:sz="4"/>
+            </w:tcBorders>
+            <w:shd w:fill="FFFFFF" w:val="clear"/>
+            <w:tcMar>
+              <w:top w:type="dxa" w:w="80"/>
+              <w:left w:type="dxa" w:w="120"/>
+              <w:bottom w:type="dxa" w:w="80"/>
+              <w:right w:type="dxa" w:w="120"/>
+            </w:tcMar>
+          </w:tcPr>
+          <w:p>
+            <w:pPr>
+              <w:spacing w:before="0" w:after="0"/>
+            </w:pPr>
+            <w:r>
+              <w:rPr>
+                <w:rFonts w:ascii="BIZ UDPGothic" w:cs="BIZ UDPGothic" w:eastAsia="BIZ UDPGothic" w:hAnsi="BIZ UDPGothic"/>
+                <w:color w:val="404040"/>
+                <w:sz w:val="18"/>
+                <w:szCs w:val="18"/>
+              </w:rPr>
+              <w:t xml:space="preserve">報告方法 / Cách báo cáo</w:t>
+            </w:r>
+          </w:p>
+        </w:tc>
+        <w:tc>
+          <w:tcPr>
+            <w:tcW w:type="dxa" w:w="4753"/>
+            <w:tcBorders>
+              <w:top w:val="single" w:color="CCCCCC" w:sz="4"/>
+              <w:left w:val="single" w:color="CCCCCC" w:sz="4"/>
+              <w:bottom w:val="single" w:color="CCCCCC" w:sz="4"/>
+              <w:right w:val="single" w:color="CCCCCC" w:sz="4"/>
+            </w:tcBorders>
+            <w:shd w:fill="FFFFFF" w:val="clear"/>
+            <w:tcMar>
+              <w:top w:type="dxa" w:w="80"/>
+              <w:left w:type="dxa" w:w="120"/>
+              <w:bottom w:type="dxa" w:w="80"/>
+              <w:right w:type="dxa" w:w="120"/>
+            </w:tcMar>
+          </w:tcPr>
+          <w:p>
+            <w:pPr>
+              <w:spacing w:before="0" w:after="0"/>
+            </w:pPr>
+            <w:r>
+              <w:rPr>
+                <w:rFonts w:ascii="BIZ UDPGothic" w:cs="BIZ UDPGothic" w:eastAsia="BIZ UDPGothic" w:hAnsi="BIZ UDPGothic"/>
+                <w:color w:val="404040"/>
+                <w:sz w:val="18"/>
+                <w:szCs w:val="18"/>
+              </w:rPr>
+              <w:t xml:space="preserve">本ドキュメントにテスト結果を記入後、GitHubリポジトリにpush</w:t>
+            </w:r>
+          </w:p>
+          <w:p>
+            <w:pPr>
+              <w:spacing w:before="0" w:after="0"/>
+            </w:pPr>
+            <w:r>
+              <w:rPr>
+                <w:rFonts w:ascii="BIZ UDPGothic" w:cs="BIZ UDPGothic" w:eastAsia="BIZ UDPGothic" w:hAnsi="BIZ UDPGothic"/>
+                <w:color w:val="404040"/>
+                <w:sz w:val="18"/>
+                <w:szCs w:val="18"/>
+              </w:rPr>
+              <w:t xml:space="preserve">Điền kết quả kiểm thử vào tài liệu này rồi push lên GitHub repository</w:t>
+            </w:r>
+          </w:p>
+        </w:tc>
+      </w:tr>
+      <w:tr>
+        <w:trPr>
+          <w:cantSplit/>
+        </w:trPr>
+        <w:tc>
+          <w:tcPr>
+            <w:tcW w:type="dxa" w:w="4753"/>
+            <w:tcBorders>
+              <w:top w:val="single" w:color="CCCCCC" w:sz="4"/>
+              <w:left w:val="single" w:color="CCCCCC" w:sz="4"/>
+              <w:bottom w:val="single" w:color="CCCCCC" w:sz="4"/>
+              <w:right w:val="single" w:color="CCCCCC" w:sz="4"/>
+            </w:tcBorders>
+            <w:shd w:fill="FFFFFF" w:val="clear"/>
+            <w:tcMar>
+              <w:top w:type="dxa" w:w="80"/>
+              <w:left w:type="dxa" w:w="120"/>
+              <w:bottom w:type="dxa" w:w="80"/>
+              <w:right w:type="dxa" w:w="120"/>
+            </w:tcMar>
+          </w:tcPr>
+          <w:p>
+            <w:pPr>
+              <w:spacing w:before="0" w:after="0"/>
+            </w:pPr>
+            <w:r>
+              <w:rPr>
+                <w:rFonts w:ascii="BIZ UDPGothic" w:cs="BIZ UDPGothic" w:eastAsia="BIZ UDPGothic" w:hAnsi="BIZ UDPGothic"/>
+                <w:color w:val="404040"/>
+                <w:sz w:val="18"/>
+                <w:szCs w:val="18"/>
+              </w:rPr>
+              <w:t xml:space="preserve">完了基準 / Tiêu chí hoàn thành</w:t>
+            </w:r>
+          </w:p>
+        </w:tc>
+        <w:tc>
+          <w:tcPr>
+            <w:tcW w:type="dxa" w:w="4753"/>
+            <w:tcBorders>
+              <w:top w:val="single" w:color="CCCCCC" w:sz="4"/>
+              <w:left w:val="single" w:color="CCCCCC" w:sz="4"/>
+              <w:bottom w:val="single" w:color="CCCCCC" w:sz="4"/>
+              <w:right w:val="single" w:color="CCCCCC" w:sz="4"/>
+            </w:tcBorders>
+            <w:shd w:fill="FFFFFF" w:val="clear"/>
+            <w:tcMar>
+              <w:top w:type="dxa" w:w="80"/>
+              <w:left w:type="dxa" w:w="120"/>
+              <w:bottom w:type="dxa" w:w="80"/>
+              <w:right w:type="dxa" w:w="120"/>
+            </w:tcMar>
+          </w:tcPr>
+          <w:p>
+            <w:pPr>
+              <w:spacing w:before="0" w:after="0"/>
+            </w:pPr>
+            <w:r>
+              <w:rPr>
+                <w:rFonts w:ascii="BIZ UDPGothic" w:cs="BIZ UDPGothic" w:eastAsia="BIZ UDPGothic" w:hAnsi="BIZ UDPGothic"/>
+                <w:color w:val="404040"/>
+                <w:sz w:val="18"/>
+                <w:szCs w:val="18"/>
+              </w:rPr>
+              <w:t xml:space="preserve">テスト全件OK かつ STG Web画面の正常動作確認済み</w:t>
+            </w:r>
+          </w:p>
+          <w:p>
+            <w:pPr>
+              <w:spacing w:before="0" w:after="0"/>
+            </w:pPr>
+            <w:r>
+              <w:rPr>
+                <w:rFonts w:ascii="BIZ UDPGothic" w:cs="BIZ UDPGothic" w:eastAsia="BIZ UDPGothic" w:hAnsi="BIZ UDPGothic"/>
+                <w:color w:val="404040"/>
+                <w:sz w:val="18"/>
+                <w:szCs w:val="18"/>
+              </w:rPr>
+              <w:t xml:space="preserve">Tất cả test OK và đã xác nhận Web STG hoạt động bình thường</w:t>
+            </w:r>
+          </w:p>
+        </w:tc>
+      </w:tr>
+    </w:tbl>
     <w:p>
       <w:pPr>
         <w:spacing w:before="100" w:after="100"/>

--- a/40_AWS/05_改修資料/KSM_AWS_MOD_024_改修指示書_SGセキュリティ強化_ECR削除_ja_vi.docx
+++ b/40_AWS/05_改修資料/KSM_AWS_MOD_024_改修指示書_SGセキュリティ強化_ECR削除_ja_vi.docx
@@ -6497,6 +6497,1450 @@
                 <w:szCs w:val="18"/>
               </w:rPr>
               <w:t xml:space="preserve">Tất cả test OK và đã xác nhận Web STG hoạt động bình thường</w:t>
+            </w:r>
+          </w:p>
+        </w:tc>
+      </w:tr>
+    </w:tbl>
+    <w:p>
+      <w:pPr>
+        <w:pBdr>
+          <w:left w:val="thick" w:color="C8102E" w:sz="20" w:space="6"/>
+        </w:pBdr>
+        <w:spacing w:before="280" w:after="100"/>
+      </w:pPr>
+      <w:r>
+        <w:rPr>
+          <w:rFonts w:ascii="BIZ UDPGothic" w:cs="BIZ UDPGothic" w:eastAsia="BIZ UDPGothic" w:hAnsi="BIZ UDPGothic"/>
+          <w:b/>
+          <w:bCs/>
+          <w:color w:val="C8102E"/>
+          <w:sz w:val="24"/>
+          <w:szCs w:val="24"/>
+        </w:rPr>
+        <w:t xml:space="preserve">■ デプロイ時確認・注意事項</w:t>
+      </w:r>
+      <w:r>
+        <w:br/>
+      </w:r>
+      <w:r>
+        <w:rPr>
+          <w:rFonts w:ascii="BIZ UDPGothic" w:cs="BIZ UDPGothic" w:eastAsia="BIZ UDPGothic" w:hAnsi="BIZ UDPGothic"/>
+          <w:i/>
+          <w:iCs/>
+          <w:color w:val="AA3344"/>
+          <w:sz w:val="17"/>
+          <w:szCs w:val="17"/>
+        </w:rPr>
+        <w:t xml:space="preserve">　Lưu Ý &amp; Xác Nhận Khi Triển Khai</w:t>
+      </w:r>
+    </w:p>
+    <w:p>
+      <w:pPr>
+        <w:spacing w:before="100" w:after="100"/>
+      </w:pPr>
+      <w:r>
+        <w:rPr>
+          <w:rFonts w:ascii="BIZ UDPGothic" w:cs="BIZ UDPGothic" w:eastAsia="BIZ UDPGothic" w:hAnsi="BIZ UDPGothic"/>
+          <w:color w:val="404040"/>
+          <w:sz w:val="18"/>
+          <w:szCs w:val="18"/>
+        </w:rPr>
+        <w:t xml:space="preserve">本改修のデプロイにあたり、以下の8項目を事前・事後に確認すること。</w:t>
+      </w:r>
+      <w:r>
+        <w:br/>
+      </w:r>
+      <w:r>
+        <w:rPr>
+          <w:rFonts w:ascii="BIZ UDPGothic" w:cs="BIZ UDPGothic" w:eastAsia="BIZ UDPGothic" w:hAnsi="BIZ UDPGothic"/>
+          <w:i/>
+          <w:iCs/>
+          <w:color w:val="777777"/>
+          <w:sz w:val="16"/>
+          <w:szCs w:val="16"/>
+        </w:rPr>
+        <w:t xml:space="preserve">/ Khi triển khai sửa đổi này, cần xác nhận 8 hạng mục dưới đây trước và sau khi deploy.</w:t>
+      </w:r>
+    </w:p>
+    <w:tbl>
+      <w:tblPr>
+        <w:tblW w:type="dxa" w:w="9506"/>
+        <w:tblBorders>
+          <w:top w:val="single" w:color="CCCCCC" w:sz="4"/>
+          <w:left w:val="single" w:color="CCCCCC" w:sz="4"/>
+          <w:bottom w:val="single" w:color="CCCCCC" w:sz="4"/>
+          <w:right w:val="single" w:color="CCCCCC" w:sz="4"/>
+          <w:insideH w:val="single" w:color="auto" w:sz="4"/>
+          <w:insideV w:val="single" w:color="auto" w:sz="4"/>
+        </w:tblBorders>
+      </w:tblPr>
+      <w:tblGrid>
+        <w:gridCol w:w="400"/>
+        <w:gridCol w:w="2200"/>
+        <w:gridCol w:w="6906"/>
+      </w:tblGrid>
+      <w:tr>
+        <w:trPr>
+          <w:cantSplit/>
+          <w:tblHeader/>
+        </w:trPr>
+        <w:tc>
+          <w:tcPr>
+            <w:tcW w:type="dxa" w:w="400"/>
+            <w:tcBorders>
+              <w:top w:val="single" w:color="CCCCCC" w:sz="4"/>
+              <w:left w:val="single" w:color="CCCCCC" w:sz="4"/>
+              <w:bottom w:val="single" w:color="CCCCCC" w:sz="4"/>
+              <w:right w:val="single" w:color="CCCCCC" w:sz="4"/>
+            </w:tcBorders>
+            <w:shd w:fill="E8E8E8" w:val="clear"/>
+            <w:tcMar>
+              <w:top w:type="dxa" w:w="80"/>
+              <w:left w:type="dxa" w:w="120"/>
+              <w:bottom w:type="dxa" w:w="80"/>
+              <w:right w:type="dxa" w:w="120"/>
+            </w:tcMar>
+            <w:vAlign w:val="center"/>
+          </w:tcPr>
+          <w:p>
+            <w:pPr>
+              <w:jc w:val="center"/>
+            </w:pPr>
+            <w:r>
+              <w:rPr>
+                <w:rFonts w:ascii="BIZ UDPGothic" w:cs="BIZ UDPGothic" w:eastAsia="BIZ UDPGothic" w:hAnsi="BIZ UDPGothic"/>
+                <w:b/>
+                <w:bCs/>
+                <w:color w:val="000000"/>
+                <w:sz w:val="18"/>
+                <w:szCs w:val="18"/>
+              </w:rPr>
+              <w:t xml:space="preserve">No.</w:t>
+            </w:r>
+          </w:p>
+        </w:tc>
+        <w:tc>
+          <w:tcPr>
+            <w:tcW w:type="dxa" w:w="2200"/>
+            <w:tcBorders>
+              <w:top w:val="single" w:color="CCCCCC" w:sz="4"/>
+              <w:left w:val="single" w:color="CCCCCC" w:sz="4"/>
+              <w:bottom w:val="single" w:color="CCCCCC" w:sz="4"/>
+              <w:right w:val="single" w:color="CCCCCC" w:sz="4"/>
+            </w:tcBorders>
+            <w:shd w:fill="E8E8E8" w:val="clear"/>
+            <w:tcMar>
+              <w:top w:type="dxa" w:w="80"/>
+              <w:left w:type="dxa" w:w="120"/>
+              <w:bottom w:type="dxa" w:w="80"/>
+              <w:right w:type="dxa" w:w="120"/>
+            </w:tcMar>
+            <w:vAlign w:val="center"/>
+          </w:tcPr>
+          <w:p>
+            <w:pPr>
+              <w:jc w:val="left"/>
+            </w:pPr>
+            <w:r>
+              <w:rPr>
+                <w:rFonts w:ascii="BIZ UDPGothic" w:cs="BIZ UDPGothic" w:eastAsia="BIZ UDPGothic" w:hAnsi="BIZ UDPGothic"/>
+                <w:b/>
+                <w:bCs/>
+                <w:color w:val="000000"/>
+                <w:sz w:val="18"/>
+                <w:szCs w:val="18"/>
+              </w:rPr>
+              <w:t xml:space="preserve">項目</w:t>
+            </w:r>
+            <w:r>
+              <w:rPr>
+                <w:rFonts w:ascii="BIZ UDPGothic" w:cs="BIZ UDPGothic" w:eastAsia="BIZ UDPGothic" w:hAnsi="BIZ UDPGothic"/>
+                <w:i/>
+                <w:iCs/>
+                <w:color w:val="888888"/>
+                <w:sz w:val="16"/>
+                <w:szCs w:val="16"/>
+              </w:rPr>
+              <w:t xml:space="preserve"> / </w:t>
+            </w:r>
+            <w:r>
+              <w:rPr>
+                <w:rFonts w:ascii="BIZ UDPGothic" w:cs="BIZ UDPGothic" w:eastAsia="BIZ UDPGothic" w:hAnsi="BIZ UDPGothic"/>
+                <w:i/>
+                <w:iCs/>
+                <w:color w:val="888888"/>
+                <w:sz w:val="16"/>
+                <w:szCs w:val="16"/>
+              </w:rPr>
+              <w:t xml:space="preserve">Hạng mục</w:t>
+            </w:r>
+          </w:p>
+        </w:tc>
+        <w:tc>
+          <w:tcPr>
+            <w:tcW w:type="dxa" w:w="6906"/>
+            <w:tcBorders>
+              <w:top w:val="single" w:color="CCCCCC" w:sz="4"/>
+              <w:left w:val="single" w:color="CCCCCC" w:sz="4"/>
+              <w:bottom w:val="single" w:color="CCCCCC" w:sz="4"/>
+              <w:right w:val="single" w:color="CCCCCC" w:sz="4"/>
+            </w:tcBorders>
+            <w:shd w:fill="E8E8E8" w:val="clear"/>
+            <w:tcMar>
+              <w:top w:type="dxa" w:w="80"/>
+              <w:left w:type="dxa" w:w="120"/>
+              <w:bottom w:type="dxa" w:w="80"/>
+              <w:right w:type="dxa" w:w="120"/>
+            </w:tcMar>
+            <w:vAlign w:val="center"/>
+          </w:tcPr>
+          <w:p>
+            <w:pPr>
+              <w:jc w:val="left"/>
+            </w:pPr>
+            <w:r>
+              <w:rPr>
+                <w:rFonts w:ascii="BIZ UDPGothic" w:cs="BIZ UDPGothic" w:eastAsia="BIZ UDPGothic" w:hAnsi="BIZ UDPGothic"/>
+                <w:b/>
+                <w:bCs/>
+                <w:color w:val="000000"/>
+                <w:sz w:val="18"/>
+                <w:szCs w:val="18"/>
+              </w:rPr>
+              <w:t xml:space="preserve">確認・注意事項</w:t>
+            </w:r>
+            <w:r>
+              <w:rPr>
+                <w:rFonts w:ascii="BIZ UDPGothic" w:cs="BIZ UDPGothic" w:eastAsia="BIZ UDPGothic" w:hAnsi="BIZ UDPGothic"/>
+                <w:i/>
+                <w:iCs/>
+                <w:color w:val="888888"/>
+                <w:sz w:val="16"/>
+                <w:szCs w:val="16"/>
+              </w:rPr>
+              <w:t xml:space="preserve"> / </w:t>
+            </w:r>
+            <w:r>
+              <w:rPr>
+                <w:rFonts w:ascii="BIZ UDPGothic" w:cs="BIZ UDPGothic" w:eastAsia="BIZ UDPGothic" w:hAnsi="BIZ UDPGothic"/>
+                <w:i/>
+                <w:iCs/>
+                <w:color w:val="888888"/>
+                <w:sz w:val="16"/>
+                <w:szCs w:val="16"/>
+              </w:rPr>
+              <w:t xml:space="preserve">Xác nhận &amp; Lưu ý</w:t>
+            </w:r>
+          </w:p>
+        </w:tc>
+      </w:tr>
+      <w:tr>
+        <w:trPr>
+          <w:cantSplit/>
+        </w:trPr>
+        <w:tc>
+          <w:tcPr>
+            <w:tcW w:type="dxa" w:w="400"/>
+            <w:tcBorders>
+              <w:top w:val="single" w:color="CCCCCC" w:sz="4"/>
+              <w:left w:val="single" w:color="CCCCCC" w:sz="4"/>
+              <w:bottom w:val="single" w:color="CCCCCC" w:sz="4"/>
+              <w:right w:val="single" w:color="CCCCCC" w:sz="4"/>
+            </w:tcBorders>
+            <w:shd w:fill="FFFFFF" w:val="clear"/>
+            <w:tcMar>
+              <w:top w:type="dxa" w:w="80"/>
+              <w:left w:type="dxa" w:w="120"/>
+              <w:bottom w:type="dxa" w:w="80"/>
+              <w:right w:type="dxa" w:w="120"/>
+            </w:tcMar>
+            <w:vAlign w:val="center"/>
+          </w:tcPr>
+          <w:p>
+            <w:pPr>
+              <w:jc w:val="center"/>
+            </w:pPr>
+            <w:r>
+              <w:rPr>
+                <w:rFonts w:ascii="BIZ UDPGothic" w:cs="BIZ UDPGothic" w:eastAsia="BIZ UDPGothic" w:hAnsi="BIZ UDPGothic"/>
+                <w:b w:val="false"/>
+                <w:bCs w:val="false"/>
+                <w:color w:val="404040"/>
+                <w:sz w:val="18"/>
+                <w:szCs w:val="18"/>
+              </w:rPr>
+              <w:t xml:space="preserve">1</w:t>
+            </w:r>
+          </w:p>
+        </w:tc>
+        <w:tc>
+          <w:tcPr>
+            <w:tcW w:type="dxa" w:w="2200"/>
+            <w:tcBorders>
+              <w:top w:val="single" w:color="CCCCCC" w:sz="4"/>
+              <w:left w:val="single" w:color="CCCCCC" w:sz="4"/>
+              <w:bottom w:val="single" w:color="CCCCCC" w:sz="4"/>
+              <w:right w:val="single" w:color="CCCCCC" w:sz="4"/>
+            </w:tcBorders>
+            <w:shd w:fill="FFFFFF" w:val="clear"/>
+            <w:tcMar>
+              <w:top w:type="dxa" w:w="80"/>
+              <w:left w:type="dxa" w:w="120"/>
+              <w:bottom w:type="dxa" w:w="80"/>
+              <w:right w:type="dxa" w:w="120"/>
+            </w:tcMar>
+          </w:tcPr>
+          <w:p>
+            <w:pPr>
+              <w:spacing w:before="0" w:after="0"/>
+            </w:pPr>
+            <w:r>
+              <w:rPr>
+                <w:rFonts w:ascii="BIZ UDPGothic" w:cs="BIZ UDPGothic" w:eastAsia="BIZ UDPGothic" w:hAnsi="BIZ UDPGothic"/>
+                <w:color w:val="404040"/>
+                <w:sz w:val="18"/>
+                <w:szCs w:val="18"/>
+              </w:rPr>
+              <w:t xml:space="preserve">[事前] ロールバック計画</w:t>
+            </w:r>
+          </w:p>
+          <w:p>
+            <w:pPr>
+              <w:spacing w:before="0" w:after="0"/>
+            </w:pPr>
+            <w:r>
+              <w:rPr>
+                <w:rFonts w:ascii="BIZ UDPGothic" w:cs="BIZ UDPGothic" w:eastAsia="BIZ UDPGothic" w:hAnsi="BIZ UDPGothic"/>
+                <w:color w:val="404040"/>
+                <w:sz w:val="18"/>
+                <w:szCs w:val="18"/>
+              </w:rPr>
+              <w:t xml:space="preserve">/ Kế hoạch rollback</w:t>
+            </w:r>
+          </w:p>
+        </w:tc>
+        <w:tc>
+          <w:tcPr>
+            <w:tcW w:type="dxa" w:w="6906"/>
+            <w:tcBorders>
+              <w:top w:val="single" w:color="CCCCCC" w:sz="4"/>
+              <w:left w:val="single" w:color="CCCCCC" w:sz="4"/>
+              <w:bottom w:val="single" w:color="CCCCCC" w:sz="4"/>
+              <w:right w:val="single" w:color="CCCCCC" w:sz="4"/>
+            </w:tcBorders>
+            <w:shd w:fill="FFFFFF" w:val="clear"/>
+            <w:tcMar>
+              <w:top w:type="dxa" w:w="80"/>
+              <w:left w:type="dxa" w:w="120"/>
+              <w:bottom w:type="dxa" w:w="80"/>
+              <w:right w:type="dxa" w:w="120"/>
+            </w:tcMar>
+          </w:tcPr>
+          <w:p>
+            <w:pPr>
+              <w:spacing w:before="0" w:after="0"/>
+            </w:pPr>
+            <w:r>
+              <w:rPr>
+                <w:rFonts w:ascii="BIZ UDPGothic" w:cs="BIZ UDPGothic" w:eastAsia="BIZ UDPGothic" w:hAnsi="BIZ UDPGothic"/>
+                <w:color w:val="404040"/>
+                <w:sz w:val="18"/>
+                <w:szCs w:val="18"/>
+              </w:rPr>
+              <w:t xml:space="preserve">SGルールを元に戻す / ECRリポジトリを再作成</w:t>
+            </w:r>
+          </w:p>
+          <w:p>
+            <w:pPr>
+              <w:spacing w:before="0" w:after="0"/>
+            </w:pPr>
+            <w:r>
+              <w:rPr>
+                <w:rFonts w:ascii="BIZ UDPGothic" w:cs="BIZ UDPGothic" w:eastAsia="BIZ UDPGothic" w:hAnsi="BIZ UDPGothic"/>
+                <w:color w:val="404040"/>
+                <w:sz w:val="18"/>
+                <w:szCs w:val="18"/>
+              </w:rPr>
+              <w:t xml:space="preserve">aws ec2 authorize-security-group-ingress でルール再追加</w:t>
+            </w:r>
+          </w:p>
+          <w:p>
+            <w:pPr>
+              <w:spacing w:before="0" w:after="0"/>
+            </w:pPr>
+            <w:r>
+              <w:rPr>
+                <w:rFonts w:ascii="BIZ UDPGothic" w:cs="BIZ UDPGothic" w:eastAsia="BIZ UDPGothic" w:hAnsi="BIZ UDPGothic"/>
+                <w:color w:val="404040"/>
+                <w:sz w:val="18"/>
+                <w:szCs w:val="18"/>
+              </w:rPr>
+              <w:t xml:space="preserve">aws ecr create-repository でリポジトリ再作成</w:t>
+            </w:r>
+          </w:p>
+        </w:tc>
+      </w:tr>
+      <w:tr>
+        <w:trPr>
+          <w:cantSplit/>
+        </w:trPr>
+        <w:tc>
+          <w:tcPr>
+            <w:tcW w:type="dxa" w:w="400"/>
+            <w:tcBorders>
+              <w:top w:val="single" w:color="CCCCCC" w:sz="4"/>
+              <w:left w:val="single" w:color="CCCCCC" w:sz="4"/>
+              <w:bottom w:val="single" w:color="CCCCCC" w:sz="4"/>
+              <w:right w:val="single" w:color="CCCCCC" w:sz="4"/>
+            </w:tcBorders>
+            <w:shd w:fill="FFFFFF" w:val="clear"/>
+            <w:tcMar>
+              <w:top w:type="dxa" w:w="80"/>
+              <w:left w:type="dxa" w:w="120"/>
+              <w:bottom w:type="dxa" w:w="80"/>
+              <w:right w:type="dxa" w:w="120"/>
+            </w:tcMar>
+            <w:vAlign w:val="center"/>
+          </w:tcPr>
+          <w:p>
+            <w:pPr>
+              <w:jc w:val="center"/>
+            </w:pPr>
+            <w:r>
+              <w:rPr>
+                <w:rFonts w:ascii="BIZ UDPGothic" w:cs="BIZ UDPGothic" w:eastAsia="BIZ UDPGothic" w:hAnsi="BIZ UDPGothic"/>
+                <w:b w:val="false"/>
+                <w:bCs w:val="false"/>
+                <w:color w:val="404040"/>
+                <w:sz w:val="18"/>
+                <w:szCs w:val="18"/>
+              </w:rPr>
+              <w:t xml:space="preserve">2</w:t>
+            </w:r>
+          </w:p>
+        </w:tc>
+        <w:tc>
+          <w:tcPr>
+            <w:tcW w:type="dxa" w:w="2200"/>
+            <w:tcBorders>
+              <w:top w:val="single" w:color="CCCCCC" w:sz="4"/>
+              <w:left w:val="single" w:color="CCCCCC" w:sz="4"/>
+              <w:bottom w:val="single" w:color="CCCCCC" w:sz="4"/>
+              <w:right w:val="single" w:color="CCCCCC" w:sz="4"/>
+            </w:tcBorders>
+            <w:shd w:fill="FFFFFF" w:val="clear"/>
+            <w:tcMar>
+              <w:top w:type="dxa" w:w="80"/>
+              <w:left w:type="dxa" w:w="120"/>
+              <w:bottom w:type="dxa" w:w="80"/>
+              <w:right w:type="dxa" w:w="120"/>
+            </w:tcMar>
+          </w:tcPr>
+          <w:p>
+            <w:pPr>
+              <w:spacing w:before="0" w:after="0"/>
+            </w:pPr>
+            <w:r>
+              <w:rPr>
+                <w:rFonts w:ascii="BIZ UDPGothic" w:cs="BIZ UDPGothic" w:eastAsia="BIZ UDPGothic" w:hAnsi="BIZ UDPGothic"/>
+                <w:color w:val="404040"/>
+                <w:sz w:val="18"/>
+                <w:szCs w:val="18"/>
+              </w:rPr>
+              <w:t xml:space="preserve">[事前] データバックアップ</w:t>
+            </w:r>
+          </w:p>
+          <w:p>
+            <w:pPr>
+              <w:spacing w:before="0" w:after="0"/>
+            </w:pPr>
+            <w:r>
+              <w:rPr>
+                <w:rFonts w:ascii="BIZ UDPGothic" w:cs="BIZ UDPGothic" w:eastAsia="BIZ UDPGothic" w:hAnsi="BIZ UDPGothic"/>
+                <w:color w:val="404040"/>
+                <w:sz w:val="18"/>
+                <w:szCs w:val="18"/>
+              </w:rPr>
+              <w:t xml:space="preserve">/ Sao lưu dữ liệu</w:t>
+            </w:r>
+          </w:p>
+        </w:tc>
+        <w:tc>
+          <w:tcPr>
+            <w:tcW w:type="dxa" w:w="6906"/>
+            <w:tcBorders>
+              <w:top w:val="single" w:color="CCCCCC" w:sz="4"/>
+              <w:left w:val="single" w:color="CCCCCC" w:sz="4"/>
+              <w:bottom w:val="single" w:color="CCCCCC" w:sz="4"/>
+              <w:right w:val="single" w:color="CCCCCC" w:sz="4"/>
+            </w:tcBorders>
+            <w:shd w:fill="FFFFFF" w:val="clear"/>
+            <w:tcMar>
+              <w:top w:type="dxa" w:w="80"/>
+              <w:left w:type="dxa" w:w="120"/>
+              <w:bottom w:type="dxa" w:w="80"/>
+              <w:right w:type="dxa" w:w="120"/>
+            </w:tcMar>
+          </w:tcPr>
+          <w:p>
+            <w:pPr>
+              <w:spacing w:before="0" w:after="0"/>
+            </w:pPr>
+            <w:r>
+              <w:rPr>
+                <w:rFonts w:ascii="BIZ UDPGothic" w:cs="BIZ UDPGothic" w:eastAsia="BIZ UDPGothic" w:hAnsi="BIZ UDPGothic"/>
+                <w:color w:val="404040"/>
+                <w:sz w:val="18"/>
+                <w:szCs w:val="18"/>
+              </w:rPr>
+              <w:t xml:space="preserve">変更前のSGルールを記録</w:t>
+            </w:r>
+          </w:p>
+          <w:p>
+            <w:pPr>
+              <w:spacing w:before="0" w:after="0"/>
+            </w:pPr>
+            <w:r>
+              <w:rPr>
+                <w:rFonts w:ascii="BIZ UDPGothic" w:cs="BIZ UDPGothic" w:eastAsia="BIZ UDPGothic" w:hAnsi="BIZ UDPGothic"/>
+                <w:color w:val="404040"/>
+                <w:sz w:val="18"/>
+                <w:szCs w:val="18"/>
+              </w:rPr>
+              <w:t xml:space="preserve">aws ec2 describe-security-groups --group-ids sg-06153ac3ff38765ab</w:t>
+            </w:r>
+          </w:p>
+          <w:p>
+            <w:pPr>
+              <w:spacing w:before="0" w:after="0"/>
+            </w:pPr>
+            <w:r>
+              <w:rPr>
+                <w:rFonts w:ascii="BIZ UDPGothic" w:cs="BIZ UDPGothic" w:eastAsia="BIZ UDPGothic" w:hAnsi="BIZ UDPGothic"/>
+                <w:color w:val="404040"/>
+                <w:sz w:val="18"/>
+                <w:szCs w:val="18"/>
+              </w:rPr>
+              <w:t xml:space="preserve">ECRリポジトリ情報を記録</w:t>
+            </w:r>
+          </w:p>
+          <w:p>
+            <w:pPr>
+              <w:spacing w:before="0" w:after="0"/>
+            </w:pPr>
+            <w:r>
+              <w:rPr>
+                <w:rFonts w:ascii="BIZ UDPGothic" w:cs="BIZ UDPGothic" w:eastAsia="BIZ UDPGothic" w:hAnsi="BIZ UDPGothic"/>
+                <w:color w:val="404040"/>
+                <w:sz w:val="18"/>
+                <w:szCs w:val="18"/>
+              </w:rPr>
+              <w:t xml:space="preserve">aws ecr describe-repositories</w:t>
+            </w:r>
+          </w:p>
+        </w:tc>
+      </w:tr>
+      <w:tr>
+        <w:trPr>
+          <w:cantSplit/>
+        </w:trPr>
+        <w:tc>
+          <w:tcPr>
+            <w:tcW w:type="dxa" w:w="400"/>
+            <w:tcBorders>
+              <w:top w:val="single" w:color="CCCCCC" w:sz="4"/>
+              <w:left w:val="single" w:color="CCCCCC" w:sz="4"/>
+              <w:bottom w:val="single" w:color="CCCCCC" w:sz="4"/>
+              <w:right w:val="single" w:color="CCCCCC" w:sz="4"/>
+            </w:tcBorders>
+            <w:shd w:fill="FFFFFF" w:val="clear"/>
+            <w:tcMar>
+              <w:top w:type="dxa" w:w="80"/>
+              <w:left w:type="dxa" w:w="120"/>
+              <w:bottom w:type="dxa" w:w="80"/>
+              <w:right w:type="dxa" w:w="120"/>
+            </w:tcMar>
+            <w:vAlign w:val="center"/>
+          </w:tcPr>
+          <w:p>
+            <w:pPr>
+              <w:jc w:val="center"/>
+            </w:pPr>
+            <w:r>
+              <w:rPr>
+                <w:rFonts w:ascii="BIZ UDPGothic" w:cs="BIZ UDPGothic" w:eastAsia="BIZ UDPGothic" w:hAnsi="BIZ UDPGothic"/>
+                <w:b w:val="false"/>
+                <w:bCs w:val="false"/>
+                <w:color w:val="404040"/>
+                <w:sz w:val="18"/>
+                <w:szCs w:val="18"/>
+              </w:rPr>
+              <w:t xml:space="preserve">3</w:t>
+            </w:r>
+          </w:p>
+        </w:tc>
+        <w:tc>
+          <w:tcPr>
+            <w:tcW w:type="dxa" w:w="2200"/>
+            <w:tcBorders>
+              <w:top w:val="single" w:color="CCCCCC" w:sz="4"/>
+              <w:left w:val="single" w:color="CCCCCC" w:sz="4"/>
+              <w:bottom w:val="single" w:color="CCCCCC" w:sz="4"/>
+              <w:right w:val="single" w:color="CCCCCC" w:sz="4"/>
+            </w:tcBorders>
+            <w:shd w:fill="FFFFFF" w:val="clear"/>
+            <w:tcMar>
+              <w:top w:type="dxa" w:w="80"/>
+              <w:left w:type="dxa" w:w="120"/>
+              <w:bottom w:type="dxa" w:w="80"/>
+              <w:right w:type="dxa" w:w="120"/>
+            </w:tcMar>
+          </w:tcPr>
+          <w:p>
+            <w:pPr>
+              <w:spacing w:before="0" w:after="0"/>
+            </w:pPr>
+            <w:r>
+              <w:rPr>
+                <w:rFonts w:ascii="BIZ UDPGothic" w:cs="BIZ UDPGothic" w:eastAsia="BIZ UDPGothic" w:hAnsi="BIZ UDPGothic"/>
+                <w:color w:val="404040"/>
+                <w:sz w:val="18"/>
+                <w:szCs w:val="18"/>
+              </w:rPr>
+              <w:t xml:space="preserve">[事前] AWS事前作業確認</w:t>
+            </w:r>
+          </w:p>
+          <w:p>
+            <w:pPr>
+              <w:spacing w:before="0" w:after="0"/>
+            </w:pPr>
+            <w:r>
+              <w:rPr>
+                <w:rFonts w:ascii="BIZ UDPGothic" w:cs="BIZ UDPGothic" w:eastAsia="BIZ UDPGothic" w:hAnsi="BIZ UDPGothic"/>
+                <w:color w:val="404040"/>
+                <w:sz w:val="18"/>
+                <w:szCs w:val="18"/>
+              </w:rPr>
+              <w:t xml:space="preserve">/ Xác nhận công việc AWS</w:t>
+            </w:r>
+          </w:p>
+        </w:tc>
+        <w:tc>
+          <w:tcPr>
+            <w:tcW w:type="dxa" w:w="6906"/>
+            <w:tcBorders>
+              <w:top w:val="single" w:color="CCCCCC" w:sz="4"/>
+              <w:left w:val="single" w:color="CCCCCC" w:sz="4"/>
+              <w:bottom w:val="single" w:color="CCCCCC" w:sz="4"/>
+              <w:right w:val="single" w:color="CCCCCC" w:sz="4"/>
+            </w:tcBorders>
+            <w:shd w:fill="FFFFFF" w:val="clear"/>
+            <w:tcMar>
+              <w:top w:type="dxa" w:w="80"/>
+              <w:left w:type="dxa" w:w="120"/>
+              <w:bottom w:type="dxa" w:w="80"/>
+              <w:right w:type="dxa" w:w="120"/>
+            </w:tcMar>
+          </w:tcPr>
+          <w:p>
+            <w:pPr>
+              <w:spacing w:before="0" w:after="0"/>
+            </w:pPr>
+            <w:r>
+              <w:rPr>
+                <w:rFonts w:ascii="BIZ UDPGothic" w:cs="BIZ UDPGothic" w:eastAsia="BIZ UDPGothic" w:hAnsi="BIZ UDPGothic"/>
+                <w:color w:val="404040"/>
+                <w:sz w:val="18"/>
+                <w:szCs w:val="18"/>
+              </w:rPr>
+              <w:t xml:space="preserve">STGアカウント（750735758916）CloudShellアクセス確認</w:t>
+            </w:r>
+          </w:p>
+          <w:p>
+            <w:pPr>
+              <w:spacing w:before="0" w:after="0"/>
+            </w:pPr>
+            <w:r>
+              <w:rPr>
+                <w:rFonts w:ascii="BIZ UDPGothic" w:cs="BIZ UDPGothic" w:eastAsia="BIZ UDPGothic" w:hAnsi="BIZ UDPGothic"/>
+                <w:color w:val="404040"/>
+                <w:sz w:val="18"/>
+                <w:szCs w:val="18"/>
+              </w:rPr>
+              <w:t xml:space="preserve">SG ID確認: ksm-posstg-vpc-sg-ec2-web-be</w:t>
+            </w:r>
+          </w:p>
+          <w:p>
+            <w:pPr>
+              <w:spacing w:before="0" w:after="0"/>
+            </w:pPr>
+            <w:r>
+              <w:rPr>
+                <w:rFonts w:ascii="BIZ UDPGothic" w:cs="BIZ UDPGothic" w:eastAsia="BIZ UDPGothic" w:hAnsi="BIZ UDPGothic"/>
+                <w:color w:val="404040"/>
+                <w:sz w:val="18"/>
+                <w:szCs w:val="18"/>
+              </w:rPr>
+              <w:t xml:space="preserve">ECRリポジトリ一覧確認</w:t>
+            </w:r>
+          </w:p>
+        </w:tc>
+      </w:tr>
+      <w:tr>
+        <w:trPr>
+          <w:cantSplit/>
+        </w:trPr>
+        <w:tc>
+          <w:tcPr>
+            <w:tcW w:type="dxa" w:w="400"/>
+            <w:tcBorders>
+              <w:top w:val="single" w:color="CCCCCC" w:sz="4"/>
+              <w:left w:val="single" w:color="CCCCCC" w:sz="4"/>
+              <w:bottom w:val="single" w:color="CCCCCC" w:sz="4"/>
+              <w:right w:val="single" w:color="CCCCCC" w:sz="4"/>
+            </w:tcBorders>
+            <w:shd w:fill="FFFFFF" w:val="clear"/>
+            <w:tcMar>
+              <w:top w:type="dxa" w:w="80"/>
+              <w:left w:type="dxa" w:w="120"/>
+              <w:bottom w:type="dxa" w:w="80"/>
+              <w:right w:type="dxa" w:w="120"/>
+            </w:tcMar>
+            <w:vAlign w:val="center"/>
+          </w:tcPr>
+          <w:p>
+            <w:pPr>
+              <w:jc w:val="center"/>
+            </w:pPr>
+            <w:r>
+              <w:rPr>
+                <w:rFonts w:ascii="BIZ UDPGothic" w:cs="BIZ UDPGothic" w:eastAsia="BIZ UDPGothic" w:hAnsi="BIZ UDPGothic"/>
+                <w:b w:val="false"/>
+                <w:bCs w:val="false"/>
+                <w:color w:val="404040"/>
+                <w:sz w:val="18"/>
+                <w:szCs w:val="18"/>
+              </w:rPr>
+              <w:t xml:space="preserve">4</w:t>
+            </w:r>
+          </w:p>
+        </w:tc>
+        <w:tc>
+          <w:tcPr>
+            <w:tcW w:type="dxa" w:w="2200"/>
+            <w:tcBorders>
+              <w:top w:val="single" w:color="CCCCCC" w:sz="4"/>
+              <w:left w:val="single" w:color="CCCCCC" w:sz="4"/>
+              <w:bottom w:val="single" w:color="CCCCCC" w:sz="4"/>
+              <w:right w:val="single" w:color="CCCCCC" w:sz="4"/>
+            </w:tcBorders>
+            <w:shd w:fill="FFFFFF" w:val="clear"/>
+            <w:tcMar>
+              <w:top w:type="dxa" w:w="80"/>
+              <w:left w:type="dxa" w:w="120"/>
+              <w:bottom w:type="dxa" w:w="80"/>
+              <w:right w:type="dxa" w:w="120"/>
+            </w:tcMar>
+          </w:tcPr>
+          <w:p>
+            <w:pPr>
+              <w:spacing w:before="0" w:after="0"/>
+            </w:pPr>
+            <w:r>
+              <w:rPr>
+                <w:rFonts w:ascii="BIZ UDPGothic" w:cs="BIZ UDPGothic" w:eastAsia="BIZ UDPGothic" w:hAnsi="BIZ UDPGothic"/>
+                <w:color w:val="404040"/>
+                <w:sz w:val="18"/>
+                <w:szCs w:val="18"/>
+              </w:rPr>
+              <w:t xml:space="preserve">[事前] デプロイタイムライン</w:t>
+            </w:r>
+          </w:p>
+          <w:p>
+            <w:pPr>
+              <w:spacing w:before="0" w:after="0"/>
+            </w:pPr>
+            <w:r>
+              <w:rPr>
+                <w:rFonts w:ascii="BIZ UDPGothic" w:cs="BIZ UDPGothic" w:eastAsia="BIZ UDPGothic" w:hAnsi="BIZ UDPGothic"/>
+                <w:color w:val="404040"/>
+                <w:sz w:val="18"/>
+                <w:szCs w:val="18"/>
+              </w:rPr>
+              <w:t xml:space="preserve">/ Timeline triển khai</w:t>
+            </w:r>
+          </w:p>
+        </w:tc>
+        <w:tc>
+          <w:tcPr>
+            <w:tcW w:type="dxa" w:w="6906"/>
+            <w:tcBorders>
+              <w:top w:val="single" w:color="CCCCCC" w:sz="4"/>
+              <w:left w:val="single" w:color="CCCCCC" w:sz="4"/>
+              <w:bottom w:val="single" w:color="CCCCCC" w:sz="4"/>
+              <w:right w:val="single" w:color="CCCCCC" w:sz="4"/>
+            </w:tcBorders>
+            <w:shd w:fill="FFFFFF" w:val="clear"/>
+            <w:tcMar>
+              <w:top w:type="dxa" w:w="80"/>
+              <w:left w:type="dxa" w:w="120"/>
+              <w:bottom w:type="dxa" w:w="80"/>
+              <w:right w:type="dxa" w:w="120"/>
+            </w:tcMar>
+          </w:tcPr>
+          <w:p>
+            <w:pPr>
+              <w:spacing w:before="0" w:after="0"/>
+            </w:pPr>
+            <w:r>
+              <w:rPr>
+                <w:rFonts w:ascii="BIZ UDPGothic" w:cs="BIZ UDPGothic" w:eastAsia="BIZ UDPGothic" w:hAnsi="BIZ UDPGothic"/>
+                <w:color w:val="404040"/>
+                <w:sz w:val="18"/>
+                <w:szCs w:val="18"/>
+              </w:rPr>
+              <w:t xml:space="preserve">① SGルール修正: 20分</w:t>
+            </w:r>
+          </w:p>
+          <w:p>
+            <w:pPr>
+              <w:spacing w:before="0" w:after="0"/>
+            </w:pPr>
+            <w:r>
+              <w:rPr>
+                <w:rFonts w:ascii="BIZ UDPGothic" w:cs="BIZ UDPGothic" w:eastAsia="BIZ UDPGothic" w:hAnsi="BIZ UDPGothic"/>
+                <w:color w:val="404040"/>
+                <w:sz w:val="18"/>
+                <w:szCs w:val="18"/>
+              </w:rPr>
+              <w:t xml:space="preserve">② ECRリポジトリ削除: 10分</w:t>
+            </w:r>
+          </w:p>
+          <w:p>
+            <w:pPr>
+              <w:spacing w:before="0" w:after="0"/>
+            </w:pPr>
+            <w:r>
+              <w:rPr>
+                <w:rFonts w:ascii="BIZ UDPGothic" w:cs="BIZ UDPGothic" w:eastAsia="BIZ UDPGothic" w:hAnsi="BIZ UDPGothic"/>
+                <w:color w:val="404040"/>
+                <w:sz w:val="18"/>
+                <w:szCs w:val="18"/>
+              </w:rPr>
+              <w:t xml:space="preserve">③ 確認: 15分</w:t>
+            </w:r>
+          </w:p>
+          <w:p>
+            <w:pPr>
+              <w:spacing w:before="0" w:after="0"/>
+            </w:pPr>
+            <w:r>
+              <w:rPr>
+                <w:rFonts w:ascii="BIZ UDPGothic" w:cs="BIZ UDPGothic" w:eastAsia="BIZ UDPGothic" w:hAnsi="BIZ UDPGothic"/>
+                <w:color w:val="404040"/>
+                <w:sz w:val="18"/>
+                <w:szCs w:val="18"/>
+              </w:rPr>
+              <w:t xml:space="preserve">合計: 約45分</w:t>
+            </w:r>
+          </w:p>
+        </w:tc>
+      </w:tr>
+      <w:tr>
+        <w:trPr>
+          <w:cantSplit/>
+        </w:trPr>
+        <w:tc>
+          <w:tcPr>
+            <w:tcW w:type="dxa" w:w="400"/>
+            <w:tcBorders>
+              <w:top w:val="single" w:color="CCCCCC" w:sz="4"/>
+              <w:left w:val="single" w:color="CCCCCC" w:sz="4"/>
+              <w:bottom w:val="single" w:color="CCCCCC" w:sz="4"/>
+              <w:right w:val="single" w:color="CCCCCC" w:sz="4"/>
+            </w:tcBorders>
+            <w:shd w:fill="FFFFFF" w:val="clear"/>
+            <w:tcMar>
+              <w:top w:type="dxa" w:w="80"/>
+              <w:left w:type="dxa" w:w="120"/>
+              <w:bottom w:type="dxa" w:w="80"/>
+              <w:right w:type="dxa" w:w="120"/>
+            </w:tcMar>
+            <w:vAlign w:val="center"/>
+          </w:tcPr>
+          <w:p>
+            <w:pPr>
+              <w:jc w:val="center"/>
+            </w:pPr>
+            <w:r>
+              <w:rPr>
+                <w:rFonts w:ascii="BIZ UDPGothic" w:cs="BIZ UDPGothic" w:eastAsia="BIZ UDPGothic" w:hAnsi="BIZ UDPGothic"/>
+                <w:b w:val="false"/>
+                <w:bCs w:val="false"/>
+                <w:color w:val="404040"/>
+                <w:sz w:val="18"/>
+                <w:szCs w:val="18"/>
+              </w:rPr>
+              <w:t xml:space="preserve">5</w:t>
+            </w:r>
+          </w:p>
+        </w:tc>
+        <w:tc>
+          <w:tcPr>
+            <w:tcW w:type="dxa" w:w="2200"/>
+            <w:tcBorders>
+              <w:top w:val="single" w:color="CCCCCC" w:sz="4"/>
+              <w:left w:val="single" w:color="CCCCCC" w:sz="4"/>
+              <w:bottom w:val="single" w:color="CCCCCC" w:sz="4"/>
+              <w:right w:val="single" w:color="CCCCCC" w:sz="4"/>
+            </w:tcBorders>
+            <w:shd w:fill="FFFFFF" w:val="clear"/>
+            <w:tcMar>
+              <w:top w:type="dxa" w:w="80"/>
+              <w:left w:type="dxa" w:w="120"/>
+              <w:bottom w:type="dxa" w:w="80"/>
+              <w:right w:type="dxa" w:w="120"/>
+            </w:tcMar>
+          </w:tcPr>
+          <w:p>
+            <w:pPr>
+              <w:spacing w:before="0" w:after="0"/>
+            </w:pPr>
+            <w:r>
+              <w:rPr>
+                <w:rFonts w:ascii="BIZ UDPGothic" w:cs="BIZ UDPGothic" w:eastAsia="BIZ UDPGothic" w:hAnsi="BIZ UDPGothic"/>
+                <w:color w:val="404040"/>
+                <w:sz w:val="18"/>
+                <w:szCs w:val="18"/>
+              </w:rPr>
+              <w:t xml:space="preserve">[事前] 担当者確認</w:t>
+            </w:r>
+          </w:p>
+          <w:p>
+            <w:pPr>
+              <w:spacing w:before="0" w:after="0"/>
+            </w:pPr>
+            <w:r>
+              <w:rPr>
+                <w:rFonts w:ascii="BIZ UDPGothic" w:cs="BIZ UDPGothic" w:eastAsia="BIZ UDPGothic" w:hAnsi="BIZ UDPGothic"/>
+                <w:color w:val="404040"/>
+                <w:sz w:val="18"/>
+                <w:szCs w:val="18"/>
+              </w:rPr>
+              <w:t xml:space="preserve">/ Xác nhận người phụ trách</w:t>
+            </w:r>
+          </w:p>
+        </w:tc>
+        <w:tc>
+          <w:tcPr>
+            <w:tcW w:type="dxa" w:w="6906"/>
+            <w:tcBorders>
+              <w:top w:val="single" w:color="CCCCCC" w:sz="4"/>
+              <w:left w:val="single" w:color="CCCCCC" w:sz="4"/>
+              <w:bottom w:val="single" w:color="CCCCCC" w:sz="4"/>
+              <w:right w:val="single" w:color="CCCCCC" w:sz="4"/>
+            </w:tcBorders>
+            <w:shd w:fill="FFFFFF" w:val="clear"/>
+            <w:tcMar>
+              <w:top w:type="dxa" w:w="80"/>
+              <w:left w:type="dxa" w:w="120"/>
+              <w:bottom w:type="dxa" w:w="80"/>
+              <w:right w:type="dxa" w:w="120"/>
+            </w:tcMar>
+          </w:tcPr>
+          <w:p>
+            <w:pPr>
+              <w:spacing w:before="0" w:after="0"/>
+            </w:pPr>
+            <w:r>
+              <w:rPr>
+                <w:rFonts w:ascii="BIZ UDPGothic" w:cs="BIZ UDPGothic" w:eastAsia="BIZ UDPGothic" w:hAnsi="BIZ UDPGothic"/>
+                <w:color w:val="404040"/>
+                <w:sz w:val="18"/>
+                <w:szCs w:val="18"/>
+              </w:rPr>
+              <w:t xml:space="preserve">作業: Thanh Nguyên</w:t>
+            </w:r>
+          </w:p>
+          <w:p>
+            <w:pPr>
+              <w:spacing w:before="0" w:after="0"/>
+            </w:pPr>
+            <w:r>
+              <w:rPr>
+                <w:rFonts w:ascii="BIZ UDPGothic" w:cs="BIZ UDPGothic" w:eastAsia="BIZ UDPGothic" w:hAnsi="BIZ UDPGothic"/>
+                <w:color w:val="404040"/>
+                <w:sz w:val="18"/>
+                <w:szCs w:val="18"/>
+              </w:rPr>
+              <w:t xml:space="preserve">レビュー: きよはら</w:t>
+            </w:r>
+          </w:p>
+          <w:p>
+            <w:pPr>
+              <w:spacing w:before="0" w:after="0"/>
+            </w:pPr>
+            <w:r>
+              <w:rPr>
+                <w:rFonts w:ascii="BIZ UDPGothic" w:cs="BIZ UDPGothic" w:eastAsia="BIZ UDPGothic" w:hAnsi="BIZ UDPGothic"/>
+                <w:color w:val="404040"/>
+                <w:sz w:val="18"/>
+                <w:szCs w:val="18"/>
+              </w:rPr>
+              <w:t xml:space="preserve">立会: きよはら（セキュリティ変更のため）</w:t>
+            </w:r>
+          </w:p>
+        </w:tc>
+      </w:tr>
+      <w:tr>
+        <w:trPr>
+          <w:cantSplit/>
+        </w:trPr>
+        <w:tc>
+          <w:tcPr>
+            <w:tcW w:type="dxa" w:w="400"/>
+            <w:tcBorders>
+              <w:top w:val="single" w:color="CCCCCC" w:sz="4"/>
+              <w:left w:val="single" w:color="CCCCCC" w:sz="4"/>
+              <w:bottom w:val="single" w:color="CCCCCC" w:sz="4"/>
+              <w:right w:val="single" w:color="CCCCCC" w:sz="4"/>
+            </w:tcBorders>
+            <w:shd w:fill="FFFFFF" w:val="clear"/>
+            <w:tcMar>
+              <w:top w:type="dxa" w:w="80"/>
+              <w:left w:type="dxa" w:w="120"/>
+              <w:bottom w:type="dxa" w:w="80"/>
+              <w:right w:type="dxa" w:w="120"/>
+            </w:tcMar>
+            <w:vAlign w:val="center"/>
+          </w:tcPr>
+          <w:p>
+            <w:pPr>
+              <w:jc w:val="center"/>
+            </w:pPr>
+            <w:r>
+              <w:rPr>
+                <w:rFonts w:ascii="BIZ UDPGothic" w:cs="BIZ UDPGothic" w:eastAsia="BIZ UDPGothic" w:hAnsi="BIZ UDPGothic"/>
+                <w:b w:val="false"/>
+                <w:bCs w:val="false"/>
+                <w:color w:val="404040"/>
+                <w:sz w:val="18"/>
+                <w:szCs w:val="18"/>
+              </w:rPr>
+              <w:t xml:space="preserve">6</w:t>
+            </w:r>
+          </w:p>
+        </w:tc>
+        <w:tc>
+          <w:tcPr>
+            <w:tcW w:type="dxa" w:w="2200"/>
+            <w:tcBorders>
+              <w:top w:val="single" w:color="CCCCCC" w:sz="4"/>
+              <w:left w:val="single" w:color="CCCCCC" w:sz="4"/>
+              <w:bottom w:val="single" w:color="CCCCCC" w:sz="4"/>
+              <w:right w:val="single" w:color="CCCCCC" w:sz="4"/>
+            </w:tcBorders>
+            <w:shd w:fill="FFFFFF" w:val="clear"/>
+            <w:tcMar>
+              <w:top w:type="dxa" w:w="80"/>
+              <w:left w:type="dxa" w:w="120"/>
+              <w:bottom w:type="dxa" w:w="80"/>
+              <w:right w:type="dxa" w:w="120"/>
+            </w:tcMar>
+          </w:tcPr>
+          <w:p>
+            <w:pPr>
+              <w:spacing w:before="0" w:after="0"/>
+            </w:pPr>
+            <w:r>
+              <w:rPr>
+                <w:rFonts w:ascii="BIZ UDPGothic" w:cs="BIZ UDPGothic" w:eastAsia="BIZ UDPGothic" w:hAnsi="BIZ UDPGothic"/>
+                <w:color w:val="404040"/>
+                <w:sz w:val="18"/>
+                <w:szCs w:val="18"/>
+              </w:rPr>
+              <w:t xml:space="preserve">[事後] デプロイ後確認</w:t>
+            </w:r>
+          </w:p>
+          <w:p>
+            <w:pPr>
+              <w:spacing w:before="0" w:after="0"/>
+            </w:pPr>
+            <w:r>
+              <w:rPr>
+                <w:rFonts w:ascii="BIZ UDPGothic" w:cs="BIZ UDPGothic" w:eastAsia="BIZ UDPGothic" w:hAnsi="BIZ UDPGothic"/>
+                <w:color w:val="404040"/>
+                <w:sz w:val="18"/>
+                <w:szCs w:val="18"/>
+              </w:rPr>
+              <w:t xml:space="preserve">/ Kiểm tra sau deploy</w:t>
+            </w:r>
+          </w:p>
+        </w:tc>
+        <w:tc>
+          <w:tcPr>
+            <w:tcW w:type="dxa" w:w="6906"/>
+            <w:tcBorders>
+              <w:top w:val="single" w:color="CCCCCC" w:sz="4"/>
+              <w:left w:val="single" w:color="CCCCCC" w:sz="4"/>
+              <w:bottom w:val="single" w:color="CCCCCC" w:sz="4"/>
+              <w:right w:val="single" w:color="CCCCCC" w:sz="4"/>
+            </w:tcBorders>
+            <w:shd w:fill="FFFFFF" w:val="clear"/>
+            <w:tcMar>
+              <w:top w:type="dxa" w:w="80"/>
+              <w:left w:type="dxa" w:w="120"/>
+              <w:bottom w:type="dxa" w:w="80"/>
+              <w:right w:type="dxa" w:w="120"/>
+            </w:tcMar>
+          </w:tcPr>
+          <w:p>
+            <w:pPr>
+              <w:spacing w:before="0" w:after="0"/>
+            </w:pPr>
+            <w:r>
+              <w:rPr>
+                <w:rFonts w:ascii="BIZ UDPGothic" w:cs="BIZ UDPGothic" w:eastAsia="BIZ UDPGothic" w:hAnsi="BIZ UDPGothic"/>
+                <w:color w:val="404040"/>
+                <w:sz w:val="18"/>
+                <w:szCs w:val="18"/>
+              </w:rPr>
+              <w:t xml:space="preserve">□ web-be SGの不要ルールが削除されていること</w:t>
+            </w:r>
+          </w:p>
+          <w:p>
+            <w:pPr>
+              <w:spacing w:before="0" w:after="0"/>
+            </w:pPr>
+            <w:r>
+              <w:rPr>
+                <w:rFonts w:ascii="BIZ UDPGothic" w:cs="BIZ UDPGothic" w:eastAsia="BIZ UDPGothic" w:hAnsi="BIZ UDPGothic"/>
+                <w:color w:val="404040"/>
+                <w:sz w:val="18"/>
+                <w:szCs w:val="18"/>
+              </w:rPr>
+              <w:t xml:space="preserve">□ 必要なルールのみ残っていること</w:t>
+            </w:r>
+          </w:p>
+          <w:p>
+            <w:pPr>
+              <w:spacing w:before="0" w:after="0"/>
+            </w:pPr>
+            <w:r>
+              <w:rPr>
+                <w:rFonts w:ascii="BIZ UDPGothic" w:cs="BIZ UDPGothic" w:eastAsia="BIZ UDPGothic" w:hAnsi="BIZ UDPGothic"/>
+                <w:color w:val="404040"/>
+                <w:sz w:val="18"/>
+                <w:szCs w:val="18"/>
+              </w:rPr>
+              <w:t xml:space="preserve">□ ECR空リポジトリが削除されていること</w:t>
+            </w:r>
+          </w:p>
+          <w:p>
+            <w:pPr>
+              <w:spacing w:before="0" w:after="0"/>
+            </w:pPr>
+            <w:r>
+              <w:rPr>
+                <w:rFonts w:ascii="BIZ UDPGothic" w:cs="BIZ UDPGothic" w:eastAsia="BIZ UDPGothic" w:hAnsi="BIZ UDPGothic"/>
+                <w:color w:val="404040"/>
+                <w:sz w:val="18"/>
+                <w:szCs w:val="18"/>
+              </w:rPr>
+              <w:t xml:space="preserve">□ STG環境が正常動作していること</w:t>
+            </w:r>
+          </w:p>
+        </w:tc>
+      </w:tr>
+      <w:tr>
+        <w:trPr>
+          <w:cantSplit/>
+        </w:trPr>
+        <w:tc>
+          <w:tcPr>
+            <w:tcW w:type="dxa" w:w="400"/>
+            <w:tcBorders>
+              <w:top w:val="single" w:color="CCCCCC" w:sz="4"/>
+              <w:left w:val="single" w:color="CCCCCC" w:sz="4"/>
+              <w:bottom w:val="single" w:color="CCCCCC" w:sz="4"/>
+              <w:right w:val="single" w:color="CCCCCC" w:sz="4"/>
+            </w:tcBorders>
+            <w:shd w:fill="FFFFFF" w:val="clear"/>
+            <w:tcMar>
+              <w:top w:type="dxa" w:w="80"/>
+              <w:left w:type="dxa" w:w="120"/>
+              <w:bottom w:type="dxa" w:w="80"/>
+              <w:right w:type="dxa" w:w="120"/>
+            </w:tcMar>
+            <w:vAlign w:val="center"/>
+          </w:tcPr>
+          <w:p>
+            <w:pPr>
+              <w:jc w:val="center"/>
+            </w:pPr>
+            <w:r>
+              <w:rPr>
+                <w:rFonts w:ascii="BIZ UDPGothic" w:cs="BIZ UDPGothic" w:eastAsia="BIZ UDPGothic" w:hAnsi="BIZ UDPGothic"/>
+                <w:b w:val="false"/>
+                <w:bCs w:val="false"/>
+                <w:color w:val="404040"/>
+                <w:sz w:val="18"/>
+                <w:szCs w:val="18"/>
+              </w:rPr>
+              <w:t xml:space="preserve">7</w:t>
+            </w:r>
+          </w:p>
+        </w:tc>
+        <w:tc>
+          <w:tcPr>
+            <w:tcW w:type="dxa" w:w="2200"/>
+            <w:tcBorders>
+              <w:top w:val="single" w:color="CCCCCC" w:sz="4"/>
+              <w:left w:val="single" w:color="CCCCCC" w:sz="4"/>
+              <w:bottom w:val="single" w:color="CCCCCC" w:sz="4"/>
+              <w:right w:val="single" w:color="CCCCCC" w:sz="4"/>
+            </w:tcBorders>
+            <w:shd w:fill="FFFFFF" w:val="clear"/>
+            <w:tcMar>
+              <w:top w:type="dxa" w:w="80"/>
+              <w:left w:type="dxa" w:w="120"/>
+              <w:bottom w:type="dxa" w:w="80"/>
+              <w:right w:type="dxa" w:w="120"/>
+            </w:tcMar>
+          </w:tcPr>
+          <w:p>
+            <w:pPr>
+              <w:spacing w:before="0" w:after="0"/>
+            </w:pPr>
+            <w:r>
+              <w:rPr>
+                <w:rFonts w:ascii="BIZ UDPGothic" w:cs="BIZ UDPGothic" w:eastAsia="BIZ UDPGothic" w:hAnsi="BIZ UDPGothic"/>
+                <w:color w:val="404040"/>
+                <w:sz w:val="18"/>
+                <w:szCs w:val="18"/>
+              </w:rPr>
+              <w:t xml:space="preserve">[事後] Go-Live後の監視</w:t>
+            </w:r>
+          </w:p>
+          <w:p>
+            <w:pPr>
+              <w:spacing w:before="0" w:after="0"/>
+            </w:pPr>
+            <w:r>
+              <w:rPr>
+                <w:rFonts w:ascii="BIZ UDPGothic" w:cs="BIZ UDPGothic" w:eastAsia="BIZ UDPGothic" w:hAnsi="BIZ UDPGothic"/>
+                <w:color w:val="404040"/>
+                <w:sz w:val="18"/>
+                <w:szCs w:val="18"/>
+              </w:rPr>
+              <w:t xml:space="preserve">/ Giám sát sau Go-Live</w:t>
+            </w:r>
+          </w:p>
+        </w:tc>
+        <w:tc>
+          <w:tcPr>
+            <w:tcW w:type="dxa" w:w="6906"/>
+            <w:tcBorders>
+              <w:top w:val="single" w:color="CCCCCC" w:sz="4"/>
+              <w:left w:val="single" w:color="CCCCCC" w:sz="4"/>
+              <w:bottom w:val="single" w:color="CCCCCC" w:sz="4"/>
+              <w:right w:val="single" w:color="CCCCCC" w:sz="4"/>
+            </w:tcBorders>
+            <w:shd w:fill="FFFFFF" w:val="clear"/>
+            <w:tcMar>
+              <w:top w:type="dxa" w:w="80"/>
+              <w:left w:type="dxa" w:w="120"/>
+              <w:bottom w:type="dxa" w:w="80"/>
+              <w:right w:type="dxa" w:w="120"/>
+            </w:tcMar>
+          </w:tcPr>
+          <w:p>
+            <w:pPr>
+              <w:spacing w:before="0" w:after="0"/>
+            </w:pPr>
+            <w:r>
+              <w:rPr>
+                <w:rFonts w:ascii="BIZ UDPGothic" w:cs="BIZ UDPGothic" w:eastAsia="BIZ UDPGothic" w:hAnsi="BIZ UDPGothic"/>
+                <w:color w:val="404040"/>
+                <w:sz w:val="18"/>
+                <w:szCs w:val="18"/>
+              </w:rPr>
+              <w:t xml:space="preserve">監視期間: 作業後1週間</w:t>
+            </w:r>
+          </w:p>
+          <w:p>
+            <w:pPr>
+              <w:spacing w:before="0" w:after="0"/>
+            </w:pPr>
+            <w:r>
+              <w:rPr>
+                <w:rFonts w:ascii="BIZ UDPGothic" w:cs="BIZ UDPGothic" w:eastAsia="BIZ UDPGothic" w:hAnsi="BIZ UDPGothic"/>
+                <w:color w:val="404040"/>
+                <w:sz w:val="18"/>
+                <w:szCs w:val="18"/>
+              </w:rPr>
+              <w:t xml:space="preserve">確認方法: STG環境動作確認 + SGルール確認</w:t>
+            </w:r>
+          </w:p>
+          <w:p>
+            <w:pPr>
+              <w:spacing w:before="0" w:after="0"/>
+            </w:pPr>
+            <w:r>
+              <w:rPr>
+                <w:rFonts w:ascii="BIZ UDPGothic" w:cs="BIZ UDPGothic" w:eastAsia="BIZ UDPGothic" w:hAnsi="BIZ UDPGothic"/>
+                <w:color w:val="404040"/>
+                <w:sz w:val="18"/>
+                <w:szCs w:val="18"/>
+              </w:rPr>
+              <w:t xml:space="preserve">異常時: SGルール再追加 / ECR再作成</w:t>
+            </w:r>
+          </w:p>
+        </w:tc>
+      </w:tr>
+      <w:tr>
+        <w:trPr>
+          <w:cantSplit/>
+        </w:trPr>
+        <w:tc>
+          <w:tcPr>
+            <w:tcW w:type="dxa" w:w="400"/>
+            <w:tcBorders>
+              <w:top w:val="single" w:color="CCCCCC" w:sz="4"/>
+              <w:left w:val="single" w:color="CCCCCC" w:sz="4"/>
+              <w:bottom w:val="single" w:color="CCCCCC" w:sz="4"/>
+              <w:right w:val="single" w:color="CCCCCC" w:sz="4"/>
+            </w:tcBorders>
+            <w:shd w:fill="FFFFFF" w:val="clear"/>
+            <w:tcMar>
+              <w:top w:type="dxa" w:w="80"/>
+              <w:left w:type="dxa" w:w="120"/>
+              <w:bottom w:type="dxa" w:w="80"/>
+              <w:right w:type="dxa" w:w="120"/>
+            </w:tcMar>
+            <w:vAlign w:val="center"/>
+          </w:tcPr>
+          <w:p>
+            <w:pPr>
+              <w:jc w:val="center"/>
+            </w:pPr>
+            <w:r>
+              <w:rPr>
+                <w:rFonts w:ascii="BIZ UDPGothic" w:cs="BIZ UDPGothic" w:eastAsia="BIZ UDPGothic" w:hAnsi="BIZ UDPGothic"/>
+                <w:b w:val="false"/>
+                <w:bCs w:val="false"/>
+                <w:color w:val="404040"/>
+                <w:sz w:val="18"/>
+                <w:szCs w:val="18"/>
+              </w:rPr>
+              <w:t xml:space="preserve">8</w:t>
+            </w:r>
+          </w:p>
+        </w:tc>
+        <w:tc>
+          <w:tcPr>
+            <w:tcW w:type="dxa" w:w="2200"/>
+            <w:tcBorders>
+              <w:top w:val="single" w:color="CCCCCC" w:sz="4"/>
+              <w:left w:val="single" w:color="CCCCCC" w:sz="4"/>
+              <w:bottom w:val="single" w:color="CCCCCC" w:sz="4"/>
+              <w:right w:val="single" w:color="CCCCCC" w:sz="4"/>
+            </w:tcBorders>
+            <w:shd w:fill="FFFFFF" w:val="clear"/>
+            <w:tcMar>
+              <w:top w:type="dxa" w:w="80"/>
+              <w:left w:type="dxa" w:w="120"/>
+              <w:bottom w:type="dxa" w:w="80"/>
+              <w:right w:type="dxa" w:w="120"/>
+            </w:tcMar>
+          </w:tcPr>
+          <w:p>
+            <w:pPr>
+              <w:spacing w:before="0" w:after="0"/>
+            </w:pPr>
+            <w:r>
+              <w:rPr>
+                <w:rFonts w:ascii="BIZ UDPGothic" w:cs="BIZ UDPGothic" w:eastAsia="BIZ UDPGothic" w:hAnsi="BIZ UDPGothic"/>
+                <w:color w:val="404040"/>
+                <w:sz w:val="18"/>
+                <w:szCs w:val="18"/>
+              </w:rPr>
+              <w:t xml:space="preserve">[参考] テストシナリオ</w:t>
+            </w:r>
+          </w:p>
+          <w:p>
+            <w:pPr>
+              <w:spacing w:before="0" w:after="0"/>
+            </w:pPr>
+            <w:r>
+              <w:rPr>
+                <w:rFonts w:ascii="BIZ UDPGothic" w:cs="BIZ UDPGothic" w:eastAsia="BIZ UDPGothic" w:hAnsi="BIZ UDPGothic"/>
+                <w:color w:val="404040"/>
+                <w:sz w:val="18"/>
+                <w:szCs w:val="18"/>
+              </w:rPr>
+              <w:t xml:space="preserve">/ Kịch bản kiểm thử</w:t>
+            </w:r>
+          </w:p>
+        </w:tc>
+        <w:tc>
+          <w:tcPr>
+            <w:tcW w:type="dxa" w:w="6906"/>
+            <w:tcBorders>
+              <w:top w:val="single" w:color="CCCCCC" w:sz="4"/>
+              <w:left w:val="single" w:color="CCCCCC" w:sz="4"/>
+              <w:bottom w:val="single" w:color="CCCCCC" w:sz="4"/>
+              <w:right w:val="single" w:color="CCCCCC" w:sz="4"/>
+            </w:tcBorders>
+            <w:shd w:fill="FFFFFF" w:val="clear"/>
+            <w:tcMar>
+              <w:top w:type="dxa" w:w="80"/>
+              <w:left w:type="dxa" w:w="120"/>
+              <w:bottom w:type="dxa" w:w="80"/>
+              <w:right w:type="dxa" w:w="120"/>
+            </w:tcMar>
+          </w:tcPr>
+          <w:p>
+            <w:pPr>
+              <w:spacing w:before="0" w:after="0"/>
+            </w:pPr>
+            <w:r>
+              <w:rPr>
+                <w:rFonts w:ascii="BIZ UDPGothic" w:cs="BIZ UDPGothic" w:eastAsia="BIZ UDPGothic" w:hAnsi="BIZ UDPGothic"/>
+                <w:color w:val="404040"/>
+                <w:sz w:val="18"/>
+                <w:szCs w:val="18"/>
+              </w:rPr>
+              <w:t xml:space="preserve">T1: SGルール変更確認（PRD/STG比較）</w:t>
+            </w:r>
+          </w:p>
+          <w:p>
+            <w:pPr>
+              <w:spacing w:before="0" w:after="0"/>
+            </w:pPr>
+            <w:r>
+              <w:rPr>
+                <w:rFonts w:ascii="BIZ UDPGothic" w:cs="BIZ UDPGothic" w:eastAsia="BIZ UDPGothic" w:hAnsi="BIZ UDPGothic"/>
+                <w:color w:val="404040"/>
+                <w:sz w:val="18"/>
+                <w:szCs w:val="18"/>
+              </w:rPr>
+              <w:t xml:space="preserve">T2: ECRリポジトリ削除確認</w:t>
+            </w:r>
+          </w:p>
+          <w:p>
+            <w:pPr>
+              <w:spacing w:before="0" w:after="0"/>
+            </w:pPr>
+            <w:r>
+              <w:rPr>
+                <w:rFonts w:ascii="BIZ UDPGothic" w:cs="BIZ UDPGothic" w:eastAsia="BIZ UDPGothic" w:hAnsi="BIZ UDPGothic"/>
+                <w:color w:val="404040"/>
+                <w:sz w:val="18"/>
+                <w:szCs w:val="18"/>
+              </w:rPr>
+              <w:t xml:space="preserve">T3: STG環境動作確認</w:t>
             </w:r>
           </w:p>
         </w:tc>
